--- a/docs/[OutdoorRMP]설치메뉴얼.docx
+++ b/docs/[OutdoorRMP]설치메뉴얼.docx
@@ -53,23 +53,7 @@
           <w:szCs w:val="56"/>
         </w:rPr>
         <w:t xml:space="preserve">Radio Map Prediction 기반</w:t>
-      </w:r>
-      <w:r>
-        <w:rPr>
-          <w:rFonts w:ascii="맑은 고딕" w:eastAsia="맑은 고딕" w:hAnsi="맑은 고딕" w:cs="Arial"/>
-          <w:b/>
-          <w:sz w:val="56"/>
-          <w:szCs w:val="56"/>
-        </w:rPr>
         <w:br/>
-      </w:r>
-      <w:r>
-        <w:rPr>
-          <w:rFonts w:ascii="맑은 고딕" w:eastAsia="맑은 고딕" w:hAnsi="맑은 고딕" w:cs="Arial"/>
-          <w:b/>
-          <w:sz w:val="56"/>
-          <w:szCs w:val="56"/>
-        </w:rPr>
         <w:t xml:space="preserve">음영 영역 검출 설치 매뉴얼</w:t>
       </w:r>
     </w:p>
@@ -346,6 +330,28 @@
           <w:rFonts w:ascii="맑은 고딕" w:eastAsia="맑은 고딕" w:hAnsi="맑은 고딕" w:hint="eastAsia"/>
           <w:color w:val="000000"/>
         </w:rPr>
+        <w:t xml:space="preserve">TESTED Windows: Windows 11 25H2 (빌드 26200), WSL 2 Ubuntu 26.04 LTS, Docker Desktop (Docker 29.4.3, Docker Compose 5.1.3), NVIDIA GeForce GTX 1050 (드라이버 560.94) - 2.3 참고, 40샘플 테스트 데이터로 학습과 평가 확인</w:t>
+      </w:r>
+    </w:p>
+    <w:p>
+      <w:pPr>
+        <w:pStyle w:val="aa"/>
+        <w:numPr>
+          <w:ilvl w:val="0"/>
+          <w:numId w:val="6"/>
+        </w:numPr>
+        <w:ind w:leftChars="0"/>
+        <w:jc w:val="left"/>
+        <w:rPr>
+          <w:rFonts w:ascii="맑은 고딕" w:eastAsia="맑은 고딕" w:hAnsi="맑은 고딕"/>
+          <w:color w:val="000000"/>
+        </w:rPr>
+      </w:pPr>
+      <w:r>
+        <w:rPr>
+          <w:rFonts w:ascii="맑은 고딕" w:eastAsia="맑은 고딕" w:hAnsi="맑은 고딕" w:hint="eastAsia"/>
+          <w:color w:val="000000"/>
+        </w:rPr>
         <w:t xml:space="preserve">디스크 여유 공간: 데이터셋 13 GB, 체크포인트 17 GB, Docker 이미지 (베이스 이미지 다운로드 약 4 GB)</w:t>
       </w:r>
     </w:p>
@@ -409,6 +415,24 @@
           <w:color w:val="000000"/>
         </w:rPr>
         <w:t xml:space="preserve">(다른 Linux 배포판도 Docker와 NVIDIA Container Toolkit을 설치하면 같은 방법으로 사용 가능)</w:t>
+      </w:r>
+    </w:p>
+    <w:p>
+      <w:pPr>
+        <w:pStyle w:val="aa"/>
+        <w:ind w:leftChars="0"/>
+        <w:jc w:val="left"/>
+        <w:rPr>
+          <w:rFonts w:ascii="맑은 고딕" w:eastAsia="맑은 고딕" w:hAnsi="맑은 고딕"/>
+          <w:color w:val="000000"/>
+        </w:rPr>
+      </w:pPr>
+      <w:r>
+        <w:rPr>
+          <w:rFonts w:ascii="맑은 고딕" w:eastAsia="맑은 고딕" w:hAnsi="맑은 고딕" w:hint="eastAsia"/>
+          <w:color w:val="000000"/>
+        </w:rPr>
+        <w:t xml:space="preserve">Windows PC는 2.3과 같이 WSL 2와 Docker Desktop을 구성한 뒤 3.0부터 Ubuntu 터미널에서 같은 방법으로 진행한다.</w:t>
       </w:r>
     </w:p>
     <w:p>
@@ -1061,23 +1085,76 @@
     </w:p>
     <w:p>
       <w:pPr>
-        <w:pStyle w:val="10"/>
+        <w:pStyle w:val="21"/>
+        <w:spacing w:before="120"/>
+        <w:ind w:left="236"/>
+        <w:rPr>
+          <w:rFonts w:ascii="맑은 고딕" w:eastAsia="맑은 고딕" w:hAnsi="맑은 고딕"/>
+          <w:color w:val="000000"/>
+        </w:rPr>
+      </w:pPr>
+      <w:r>
+        <w:rPr>
+          <w:rFonts w:ascii="맑은 고딕" w:eastAsia="맑은 고딕" w:hAnsi="맑은 고딕" w:hint="eastAsia"/>
+          <w:color w:val="000000"/>
+        </w:rPr>
+        <w:t xml:space="preserve">2.3 Windows 환경 구축 (WSL 2 + Docker Desktop)</w:t>
+      </w:r>
+    </w:p>
+    <w:p>
+      <w:pPr>
+        <w:pStyle w:val="aa"/>
         <w:numPr>
           <w:ilvl w:val="0"/>
-          <w:numId w:val="8"/>
+          <w:numId w:val="6"/>
         </w:numPr>
+        <w:ind w:leftChars="0"/>
+        <w:jc w:val="left"/>
         <w:rPr>
           <w:rFonts w:ascii="맑은 고딕" w:eastAsia="맑은 고딕" w:hAnsi="맑은 고딕"/>
-          <w:szCs w:val="28"/>
+          <w:color w:val="000000"/>
         </w:rPr>
       </w:pPr>
       <w:r>
         <w:rPr>
           <w:rFonts w:ascii="맑은 고딕" w:eastAsia="맑은 고딕" w:hAnsi="맑은 고딕" w:hint="eastAsia"/>
-          <w:szCs w:val="28"/>
-        </w:rPr>
-        <w:t xml:space="preserve"> 설치 STEP 1 - 소스 코드 다운로드 및 Docker 이미지 생성</w:t>
+          <w:color w:val="000000"/>
+        </w:rPr>
+        <w:t xml:space="preserve">Windows에서는 Docker Engine 대신 Docker Desktop을 설치하고, WSL 2의 Ubuntu 터미널에서 모든 명령을 실행한다.</w:t>
       </w:r>
+    </w:p>
+    <w:p>
+      <w:pPr>
+        <w:pStyle w:val="aa"/>
+        <w:numPr>
+          <w:ilvl w:val="0"/>
+          <w:numId w:val="6"/>
+        </w:numPr>
+        <w:ind w:leftChars="0"/>
+        <w:jc w:val="left"/>
+        <w:rPr>
+          <w:rFonts w:ascii="맑은 고딕" w:eastAsia="맑은 고딕" w:hAnsi="맑은 고딕"/>
+          <w:color w:val="000000"/>
+        </w:rPr>
+      </w:pPr>
+      <w:r>
+        <w:rPr>
+          <w:rFonts w:ascii="맑은 고딕" w:eastAsia="맑은 고딕" w:hAnsi="맑은 고딕" w:hint="eastAsia"/>
+          <w:color w:val="000000"/>
+        </w:rPr>
+        <w:t xml:space="preserve">NVIDIA Container Toolkit은 Docker Desktop에 포함되어 있으므로 별도로 설치하지 않는다. 2.2의 docker 그룹 추가도 필요 없다.</w:t>
+      </w:r>
+    </w:p>
+    <w:p>
+      <w:pPr>
+        <w:pStyle w:val="aa"/>
+        <w:ind w:leftChars="0"/>
+        <w:jc w:val="left"/>
+        <w:rPr>
+          <w:rFonts w:ascii="맑은 고딕" w:eastAsia="맑은 고딕" w:hAnsi="맑은 고딕"/>
+          <w:color w:val="000000"/>
+        </w:rPr>
+      </w:pPr>
     </w:p>
     <w:p>
       <w:pPr>
@@ -1085,7 +1162,7 @@
         <w:keepNext/>
         <w:numPr>
           <w:ilvl w:val="0"/>
-          <w:numId w:val="104"/>
+          <w:numId w:val="110"/>
         </w:numPr>
         <w:ind w:leftChars="0"/>
         <w:jc w:val="left"/>
@@ -1099,7 +1176,7 @@
           <w:rFonts w:ascii="맑은 고딕" w:eastAsia="맑은 고딕" w:hAnsi="맑은 고딕" w:hint="eastAsia"/>
           <w:color w:val="000000"/>
         </w:rPr>
-        <w:t xml:space="preserve">소스 코드 다운로드</w:t>
+        <w:t xml:space="preserve">WSL 2와 Ubuntu 설치</w:t>
       </w:r>
     </w:p>
     <w:tbl>
@@ -1136,7 +1213,7 @@
                 <w:rFonts w:ascii="맑은 고딕" w:eastAsia="맑은 고딕" w:hAnsi="맑은 고딕" w:hint="eastAsia"/>
                 <w:color w:val="000000"/>
               </w:rPr>
-              <w:t xml:space="preserve">// 설치 위치로 이동 (e.g., $ cd ~) 후 아래 수행</w:t>
+              <w:t xml:space="preserve">// PowerShell(관리자 권한)에서 실행</w:t>
             </w:r>
           </w:p>
           <w:p>
@@ -1145,7 +1222,43 @@
               <w:jc w:val="left"/>
             </w:pPr>
             <w:r>
-              <w:t xml:space="preserve">$ git clone https://github.com/james4510/OutdoorRMP.git</w:t>
+              <w:t xml:space="preserve">&gt; wsl --install -d Ubuntu</w:t>
+            </w:r>
+          </w:p>
+          <w:p>
+            <w:pPr>
+              <w:pStyle w:val="aa"/>
+              <w:ind w:leftChars="0" w:left="0"/>
+              <w:jc w:val="left"/>
+              <w:rPr>
+                <w:rFonts w:ascii="맑은 고딕" w:eastAsia="맑은 고딕" w:hAnsi="맑은 고딕"/>
+                <w:color w:val="000000"/>
+              </w:rPr>
+            </w:pPr>
+            <w:r>
+              <w:rPr>
+                <w:rFonts w:ascii="맑은 고딕" w:eastAsia="맑은 고딕" w:hAnsi="맑은 고딕" w:hint="eastAsia"/>
+                <w:color w:val="000000"/>
+              </w:rPr>
+              <w:t xml:space="preserve">// 재부팅 후 Ubuntu 창이 열리면 사용자 이름과 비밀번호를 설정함</w:t>
+            </w:r>
+          </w:p>
+          <w:p>
+            <w:pPr>
+              <w:pStyle w:val="aa"/>
+              <w:ind w:leftChars="0" w:left="0"/>
+              <w:jc w:val="left"/>
+              <w:rPr>
+                <w:rFonts w:ascii="맑은 고딕" w:eastAsia="맑은 고딕" w:hAnsi="맑은 고딕"/>
+                <w:color w:val="000000"/>
+              </w:rPr>
+            </w:pPr>
+            <w:r>
+              <w:rPr>
+                <w:rFonts w:ascii="맑은 고딕" w:eastAsia="맑은 고딕" w:hAnsi="맑은 고딕" w:hint="eastAsia"/>
+                <w:color w:val="000000"/>
+              </w:rPr>
+              <w:t xml:space="preserve">// WSL 버전 확인 (VERSION 열이 2 이어야 함)</w:t>
             </w:r>
           </w:p>
           <w:p>
@@ -1154,7 +1267,7 @@
               <w:jc w:val="left"/>
             </w:pPr>
             <w:r>
-              <w:t xml:space="preserve">$ cd OutdoorRMP</w:t>
+              <w:t xml:space="preserve">&gt; wsl -l -v</w:t>
             </w:r>
           </w:p>
         </w:tc>
@@ -1164,6 +1277,7 @@
       <w:pPr>
         <w:pStyle w:val="aa"/>
         <w:ind w:leftChars="0"/>
+        <w:jc w:val="left"/>
         <w:rPr>
           <w:rFonts w:ascii="맑은 고딕" w:eastAsia="맑은 고딕" w:hAnsi="맑은 고딕"/>
           <w:color w:val="000000"/>
@@ -1176,7 +1290,7 @@
         <w:keepNext/>
         <w:numPr>
           <w:ilvl w:val="0"/>
-          <w:numId w:val="12"/>
+          <w:numId w:val="110"/>
         </w:numPr>
         <w:ind w:leftChars="0"/>
         <w:jc w:val="left"/>
@@ -1190,292 +1304,7 @@
           <w:rFonts w:ascii="맑은 고딕" w:eastAsia="맑은 고딕" w:hAnsi="맑은 고딕" w:hint="eastAsia"/>
           <w:color w:val="000000"/>
         </w:rPr>
-        <w:t xml:space="preserve">위와 같이 할 경우 아래의 모습으로 directory가 생성됨</w:t>
-      </w:r>
-    </w:p>
-    <w:tbl>
-      <w:tblPr>
-        <w:tblStyle w:val="af"/>
-        <w:tblW w:w="0" w:type="auto"/>
-        <w:tblInd w:w="400" w:type="dxa"/>
-        <w:tblLook w:val="04A0" w:firstRow="1" w:lastRow="0" w:firstColumn="1" w:lastColumn="0" w:noHBand="0" w:noVBand="1"/>
-      </w:tblPr>
-      <w:tblGrid>
-        <w:gridCol w:w="8546"/>
-      </w:tblGrid>
-      <w:tr>
-        <w:trPr>
-          <w:cantSplit/>
-        </w:trPr>
-        <w:tc>
-          <w:tcPr>
-            <w:tcW w:w="8928" w:type="dxa"/>
-          </w:tcPr>
-          <w:p>
-            <w:pPr>
-              <w:wordWrap/>
-              <w:adjustRightInd w:val="0"/>
-              <w:spacing w:line="240" w:lineRule="exact"/>
-              <w:jc w:val="left"/>
-              <w:rPr>
-                <w:rFonts w:ascii="Courier New" w:eastAsiaTheme="minorHAnsi" w:hAnsi="Courier New" w:cs="Courier New"/>
-                <w:kern w:val="0"/>
-                <w:szCs w:val="20"/>
-              </w:rPr>
-            </w:pPr>
-            <w:r>
-              <w:rPr>
-                <w:rFonts w:ascii="Courier New" w:eastAsiaTheme="minorHAnsi" w:hAnsi="Courier New" w:cs="Courier New"/>
-                <w:kern w:val="0"/>
-                <w:szCs w:val="20"/>
-              </w:rPr>
-              <w:t xml:space="preserve">OutdoorRMP                 설치 root directory</w:t>
-            </w:r>
-          </w:p>
-          <w:p>
-            <w:pPr>
-              <w:wordWrap/>
-              <w:adjustRightInd w:val="0"/>
-              <w:spacing w:line="240" w:lineRule="exact"/>
-              <w:jc w:val="left"/>
-              <w:rPr>
-                <w:rFonts w:ascii="Courier New" w:eastAsiaTheme="minorHAnsi" w:hAnsi="Courier New" w:cs="Courier New"/>
-                <w:kern w:val="0"/>
-                <w:szCs w:val="20"/>
-              </w:rPr>
-            </w:pPr>
-            <w:r>
-              <w:rPr>
-                <w:rFonts w:ascii="Courier New" w:eastAsiaTheme="minorHAnsi" w:hAnsi="Courier New" w:cs="Courier New"/>
-                <w:kern w:val="0"/>
-                <w:szCs w:val="20"/>
-              </w:rPr>
-              <w:t xml:space="preserve">|-- Dockerfile             Docker 이미지 정의</w:t>
-            </w:r>
-          </w:p>
-          <w:p>
-            <w:pPr>
-              <w:wordWrap/>
-              <w:adjustRightInd w:val="0"/>
-              <w:spacing w:line="240" w:lineRule="exact"/>
-              <w:jc w:val="left"/>
-              <w:rPr>
-                <w:rFonts w:ascii="Courier New" w:eastAsiaTheme="minorHAnsi" w:hAnsi="Courier New" w:cs="Courier New"/>
-                <w:kern w:val="0"/>
-                <w:szCs w:val="20"/>
-              </w:rPr>
-            </w:pPr>
-            <w:r>
-              <w:rPr>
-                <w:rFonts w:ascii="Courier New" w:eastAsiaTheme="minorHAnsi" w:hAnsi="Courier New" w:cs="Courier New"/>
-                <w:kern w:val="0"/>
-                <w:szCs w:val="20"/>
-              </w:rPr>
-              <w:t xml:space="preserve">|-- docker-compose.yml     컨테이너 실행 설정 (GPU: rmp, CPU: rmp-cpu)</w:t>
-            </w:r>
-          </w:p>
-          <w:p>
-            <w:pPr>
-              <w:wordWrap/>
-              <w:adjustRightInd w:val="0"/>
-              <w:spacing w:line="240" w:lineRule="exact"/>
-              <w:jc w:val="left"/>
-              <w:rPr>
-                <w:rFonts w:ascii="Courier New" w:eastAsiaTheme="minorHAnsi" w:hAnsi="Courier New" w:cs="Courier New"/>
-                <w:kern w:val="0"/>
-                <w:szCs w:val="20"/>
-              </w:rPr>
-            </w:pPr>
-            <w:r>
-              <w:rPr>
-                <w:rFonts w:ascii="Courier New" w:eastAsiaTheme="minorHAnsi" w:hAnsi="Courier New" w:cs="Courier New"/>
-                <w:kern w:val="0"/>
-                <w:szCs w:val="20"/>
-              </w:rPr>
-              <w:t xml:space="preserve">|-- docker</w:t>
-            </w:r>
-          </w:p>
-          <w:p>
-            <w:pPr>
-              <w:wordWrap/>
-              <w:adjustRightInd w:val="0"/>
-              <w:spacing w:line="240" w:lineRule="exact"/>
-              <w:jc w:val="left"/>
-              <w:rPr>
-                <w:rFonts w:ascii="Courier New" w:eastAsiaTheme="minorHAnsi" w:hAnsi="Courier New" w:cs="Courier New"/>
-                <w:kern w:val="0"/>
-                <w:szCs w:val="20"/>
-              </w:rPr>
-            </w:pPr>
-            <w:r>
-              <w:rPr>
-                <w:rFonts w:ascii="Courier New" w:eastAsiaTheme="minorHAnsi" w:hAnsi="Courier New" w:cs="Courier New"/>
-                <w:kern w:val="0"/>
-                <w:szCs w:val="20"/>
-              </w:rPr>
-              <w:t xml:space="preserve">|   |-- requirements.txt   이미지에 추가로 설치되는 Python 패키지</w:t>
-            </w:r>
-          </w:p>
-          <w:p>
-            <w:pPr>
-              <w:wordWrap/>
-              <w:adjustRightInd w:val="0"/>
-              <w:spacing w:line="240" w:lineRule="exact"/>
-              <w:jc w:val="left"/>
-              <w:rPr>
-                <w:rFonts w:ascii="Courier New" w:eastAsiaTheme="minorHAnsi" w:hAnsi="Courier New" w:cs="Courier New"/>
-                <w:kern w:val="0"/>
-                <w:szCs w:val="20"/>
-              </w:rPr>
-            </w:pPr>
-            <w:r>
-              <w:rPr>
-                <w:rFonts w:ascii="Courier New" w:eastAsiaTheme="minorHAnsi" w:hAnsi="Courier New" w:cs="Courier New"/>
-                <w:kern w:val="0"/>
-                <w:szCs w:val="20"/>
-              </w:rPr>
-              <w:t xml:space="preserve">|   |-- setup_env.sh       실행 환경 설정 파일(.env) 생성</w:t>
-            </w:r>
-          </w:p>
-          <w:p>
-            <w:pPr>
-              <w:wordWrap/>
-              <w:adjustRightInd w:val="0"/>
-              <w:spacing w:line="240" w:lineRule="exact"/>
-              <w:jc w:val="left"/>
-              <w:rPr>
-                <w:rFonts w:ascii="Courier New" w:eastAsiaTheme="minorHAnsi" w:hAnsi="Courier New" w:cs="Courier New"/>
-                <w:kern w:val="0"/>
-                <w:szCs w:val="20"/>
-              </w:rPr>
-            </w:pPr>
-            <w:r>
-              <w:rPr>
-                <w:rFonts w:ascii="Courier New" w:eastAsiaTheme="minorHAnsi" w:hAnsi="Courier New" w:cs="Courier New"/>
-                <w:kern w:val="0"/>
-                <w:szCs w:val="20"/>
-              </w:rPr>
-              <w:t xml:space="preserve">|-- docs                   설치 매뉴얼</w:t>
-            </w:r>
-          </w:p>
-          <w:p>
-            <w:pPr>
-              <w:wordWrap/>
-              <w:adjustRightInd w:val="0"/>
-              <w:spacing w:line="240" w:lineRule="exact"/>
-              <w:jc w:val="left"/>
-              <w:rPr>
-                <w:rFonts w:ascii="Courier New" w:eastAsiaTheme="minorHAnsi" w:hAnsi="Courier New" w:cs="Courier New"/>
-                <w:kern w:val="0"/>
-                <w:szCs w:val="20"/>
-              </w:rPr>
-            </w:pPr>
-            <w:r>
-              <w:rPr>
-                <w:rFonts w:ascii="Courier New" w:eastAsiaTheme="minorHAnsi" w:hAnsi="Courier New" w:cs="Courier New"/>
-                <w:kern w:val="0"/>
-                <w:szCs w:val="20"/>
-              </w:rPr>
-              <w:t xml:space="preserve">|-- ikeee                  데이터셋, 모델, 학습 코드</w:t>
-            </w:r>
-          </w:p>
-          <w:p>
-            <w:pPr>
-              <w:wordWrap/>
-              <w:adjustRightInd w:val="0"/>
-              <w:spacing w:line="240" w:lineRule="exact"/>
-              <w:jc w:val="left"/>
-              <w:rPr>
-                <w:rFonts w:ascii="Courier New" w:eastAsiaTheme="minorHAnsi" w:hAnsi="Courier New" w:cs="Courier New"/>
-                <w:kern w:val="0"/>
-                <w:szCs w:val="20"/>
-              </w:rPr>
-            </w:pPr>
-            <w:r>
-              <w:rPr>
-                <w:rFonts w:ascii="Courier New" w:eastAsiaTheme="minorHAnsi" w:hAnsi="Courier New" w:cs="Courier New"/>
-                <w:kern w:val="0"/>
-                <w:szCs w:val="20"/>
-              </w:rPr>
-              <w:t xml:space="preserve">|-- scripts                평가, 그림 생성, 설치 확인(check_setup.py) 스크립트</w:t>
-            </w:r>
-          </w:p>
-          <w:p>
-            <w:pPr>
-              <w:wordWrap/>
-              <w:adjustRightInd w:val="0"/>
-              <w:spacing w:line="240" w:lineRule="exact"/>
-              <w:jc w:val="left"/>
-              <w:rPr>
-                <w:rFonts w:ascii="Courier New" w:eastAsiaTheme="minorHAnsi" w:hAnsi="Courier New" w:cs="Courier New"/>
-                <w:kern w:val="0"/>
-                <w:szCs w:val="20"/>
-              </w:rPr>
-            </w:pPr>
-            <w:r>
-              <w:rPr>
-                <w:rFonts w:ascii="Courier New" w:eastAsiaTheme="minorHAnsi" w:hAnsi="Courier New" w:cs="Courier New"/>
-                <w:kern w:val="0"/>
-                <w:szCs w:val="20"/>
-              </w:rPr>
-              <w:t xml:space="preserve">|-- results                논문 결과 (CSV, 그림)</w:t>
-            </w:r>
-          </w:p>
-          <w:p>
-            <w:pPr>
-              <w:wordWrap/>
-              <w:adjustRightInd w:val="0"/>
-              <w:spacing w:line="240" w:lineRule="exact"/>
-              <w:jc w:val="left"/>
-              <w:rPr>
-                <w:rFonts w:ascii="Courier New" w:eastAsiaTheme="minorHAnsi" w:hAnsi="Courier New" w:cs="Courier New"/>
-                <w:kern w:val="0"/>
-                <w:szCs w:val="20"/>
-              </w:rPr>
-            </w:pPr>
-            <w:r>
-              <w:rPr>
-                <w:rFonts w:ascii="Courier New" w:eastAsiaTheme="minorHAnsi" w:hAnsi="Courier New" w:cs="Courier New"/>
-                <w:kern w:val="0"/>
-                <w:szCs w:val="20"/>
-              </w:rPr>
-              <w:t xml:space="preserve">|-- README.md, README.ko.md</w:t>
-            </w:r>
-          </w:p>
-        </w:tc>
-      </w:tr>
-    </w:tbl>
-    <w:p>
-      <w:pPr>
-        <w:pStyle w:val="aa"/>
-        <w:ind w:leftChars="0"/>
-        <w:rPr>
-          <w:rFonts w:ascii="맑은 고딕" w:eastAsia="맑은 고딕" w:hAnsi="맑은 고딕"/>
-          <w:color w:val="000000"/>
-        </w:rPr>
-      </w:pPr>
-    </w:p>
-    <w:p>
-      <w:pPr>
-        <w:pStyle w:val="aa"/>
-        <w:keepNext/>
-        <w:numPr>
-          <w:ilvl w:val="0"/>
-          <w:numId w:val="104"/>
-        </w:numPr>
-        <w:ind w:leftChars="0"/>
-        <w:jc w:val="left"/>
-        <w:rPr>
-          <w:rFonts w:ascii="맑은 고딕" w:eastAsia="맑은 고딕" w:hAnsi="맑은 고딕"/>
-          <w:color w:val="000000"/>
-        </w:rPr>
-      </w:pPr>
-      <w:r>
-        <w:rPr>
-          <w:rFonts w:ascii="맑은 고딕" w:eastAsia="맑은 고딕" w:hAnsi="맑은 고딕" w:hint="eastAsia"/>
-          <w:color w:val="000000"/>
-        </w:rPr>
-        <w:t xml:space="preserve">Docker 이미지 생성</w:t>
+        <w:t xml:space="preserve">NVIDIA 드라이버 확인</w:t>
       </w:r>
     </w:p>
     <w:tbl>
@@ -1512,7 +1341,7 @@
                 <w:rFonts w:ascii="맑은 고딕" w:eastAsia="맑은 고딕" w:hAnsi="맑은 고딕" w:hint="eastAsia"/>
                 <w:color w:val="000000"/>
               </w:rPr>
-              <w:t xml:space="preserve">// OutdoorRMP directory에서 실행</w:t>
+              <w:t xml:space="preserve">// Windows용 NVIDIA 드라이버만 설치하며, WSL 안에는 드라이버를 설치하지 않음</w:t>
             </w:r>
           </w:p>
           <w:p>
@@ -1530,7 +1359,7 @@
                 <w:rFonts w:ascii="맑은 고딕" w:eastAsia="맑은 고딕" w:hAnsi="맑은 고딕" w:hint="eastAsia"/>
                 <w:color w:val="000000"/>
               </w:rPr>
-              <w:t xml:space="preserve">// 처음 실행 시 베이스 이미지(약 4 GB)를 다운로드하므로 시간이 소요됨</w:t>
+              <w:t xml:space="preserve">// PowerShell에서 실행</w:t>
             </w:r>
           </w:p>
           <w:p>
@@ -1539,34 +1368,7 @@
               <w:jc w:val="left"/>
             </w:pPr>
             <w:r>
-              <w:t xml:space="preserve">$ docker compose build</w:t>
-            </w:r>
-          </w:p>
-          <w:p>
-            <w:pPr>
-              <w:pStyle w:val="aa"/>
-              <w:ind w:leftChars="0" w:left="0"/>
-              <w:jc w:val="left"/>
-              <w:rPr>
-                <w:rFonts w:ascii="맑은 고딕" w:eastAsia="맑은 고딕" w:hAnsi="맑은 고딕"/>
-                <w:color w:val="000000"/>
-              </w:rPr>
-            </w:pPr>
-            <w:r>
-              <w:rPr>
-                <w:rFonts w:ascii="맑은 고딕" w:eastAsia="맑은 고딕" w:hAnsi="맑은 고딕" w:hint="eastAsia"/>
-                <w:color w:val="000000"/>
-              </w:rPr>
-              <w:t xml:space="preserve">// 생성된 이미지 확인 (REPOSITORY outdoor-rmp, TAG latest 이미지가 출력되면 성공)</w:t>
-            </w:r>
-          </w:p>
-          <w:p>
-            <w:pPr>
-              <w:pStyle w:val="12"/>
-              <w:jc w:val="left"/>
-            </w:pPr>
-            <w:r>
-              <w:t xml:space="preserve">$ docker images outdoor-rmp</w:t>
+              <w:t xml:space="preserve">&gt; nvidia-smi</w:t>
             </w:r>
           </w:p>
         </w:tc>
@@ -1576,31 +1378,12 @@
       <w:pPr>
         <w:pStyle w:val="aa"/>
         <w:ind w:leftChars="0"/>
+        <w:jc w:val="left"/>
         <w:rPr>
           <w:rFonts w:ascii="맑은 고딕" w:eastAsia="맑은 고딕" w:hAnsi="맑은 고딕"/>
           <w:color w:val="000000"/>
         </w:rPr>
       </w:pPr>
-    </w:p>
-    <w:p>
-      <w:pPr>
-        <w:pStyle w:val="10"/>
-        <w:numPr>
-          <w:ilvl w:val="0"/>
-          <w:numId w:val="8"/>
-        </w:numPr>
-        <w:rPr>
-          <w:rFonts w:ascii="맑은 고딕" w:eastAsia="맑은 고딕" w:hAnsi="맑은 고딕"/>
-          <w:szCs w:val="28"/>
-        </w:rPr>
-      </w:pPr>
-      <w:r>
-        <w:rPr>
-          <w:rFonts w:ascii="맑은 고딕" w:eastAsia="맑은 고딕" w:hAnsi="맑은 고딕" w:hint="eastAsia"/>
-          <w:szCs w:val="28"/>
-        </w:rPr>
-        <w:t xml:space="preserve"> 설치 STEP 2 - 데이터셋 및 체크포인트 배치</w:t>
-      </w:r>
     </w:p>
     <w:p>
       <w:pPr>
@@ -1608,7 +1391,7 @@
         <w:keepNext/>
         <w:numPr>
           <w:ilvl w:val="0"/>
-          <w:numId w:val="105"/>
+          <w:numId w:val="110"/>
         </w:numPr>
         <w:ind w:leftChars="0"/>
         <w:jc w:val="left"/>
@@ -1622,602 +1405,7 @@
           <w:rFonts w:ascii="맑은 고딕" w:eastAsia="맑은 고딕" w:hAnsi="맑은 고딕" w:hint="eastAsia"/>
           <w:color w:val="000000"/>
         </w:rPr>
-        <w:t xml:space="preserve">데이터셋 배치</w:t>
-      </w:r>
-    </w:p>
-    <w:p>
-      <w:pPr>
-        <w:pStyle w:val="aa"/>
-        <w:keepNext/>
-        <w:numPr>
-          <w:ilvl w:val="0"/>
-          <w:numId w:val="6"/>
-        </w:numPr>
-        <w:ind w:leftChars="0"/>
-        <w:jc w:val="left"/>
-        <w:rPr>
-          <w:rFonts w:ascii="맑은 고딕" w:eastAsia="맑은 고딕" w:hAnsi="맑은 고딕"/>
-          <w:color w:val="000000"/>
-        </w:rPr>
-      </w:pPr>
-      <w:r>
-        <w:rPr>
-          <w:rFonts w:ascii="맑은 고딕" w:eastAsia="맑은 고딕" w:hAnsi="맑은 고딕" w:hint="eastAsia"/>
-          <w:color w:val="000000"/>
-        </w:rPr>
-        <w:t xml:space="preserve">데이터셋은 저장소에 포함되지 않으므로 별도로 전달받아 OutdoorRMP/data 에 둔다.</w:t>
-      </w:r>
-    </w:p>
-    <w:tbl>
-      <w:tblPr>
-        <w:tblStyle w:val="af"/>
-        <w:tblW w:w="0" w:type="auto"/>
-        <w:tblInd w:w="400" w:type="dxa"/>
-        <w:tblLook w:val="04A0" w:firstRow="1" w:lastRow="0" w:firstColumn="1" w:lastColumn="0" w:noHBand="0" w:noVBand="1"/>
-      </w:tblPr>
-      <w:tblGrid>
-        <w:gridCol w:w="8546"/>
-      </w:tblGrid>
-      <w:tr>
-        <w:trPr>
-          <w:cantSplit/>
-        </w:trPr>
-        <w:tc>
-          <w:tcPr>
-            <w:tcW w:w="8928" w:type="dxa"/>
-          </w:tcPr>
-          <w:p>
-            <w:pPr>
-              <w:wordWrap/>
-              <w:adjustRightInd w:val="0"/>
-              <w:spacing w:line="240" w:lineRule="exact"/>
-              <w:jc w:val="left"/>
-              <w:rPr>
-                <w:rFonts w:ascii="Courier New" w:eastAsiaTheme="minorHAnsi" w:hAnsi="Courier New" w:cs="Courier New"/>
-                <w:kern w:val="0"/>
-                <w:szCs w:val="20"/>
-              </w:rPr>
-            </w:pPr>
-            <w:r>
-              <w:rPr>
-                <w:rFonts w:ascii="Courier New" w:eastAsiaTheme="minorHAnsi" w:hAnsi="Courier New" w:cs="Courier New"/>
-                <w:kern w:val="0"/>
-                <w:szCs w:val="20"/>
-              </w:rPr>
-              <w:t xml:space="preserve">OutdoorRMP</w:t>
-            </w:r>
-          </w:p>
-          <w:p>
-            <w:pPr>
-              <w:wordWrap/>
-              <w:adjustRightInd w:val="0"/>
-              <w:spacing w:line="240" w:lineRule="exact"/>
-              <w:jc w:val="left"/>
-              <w:rPr>
-                <w:rFonts w:ascii="Courier New" w:eastAsiaTheme="minorHAnsi" w:hAnsi="Courier New" w:cs="Courier New"/>
-                <w:kern w:val="0"/>
-                <w:szCs w:val="20"/>
-              </w:rPr>
-            </w:pPr>
-            <w:r>
-              <w:rPr>
-                <w:rFonts w:ascii="Courier New" w:eastAsiaTheme="minorHAnsi" w:hAnsi="Courier New" w:cs="Courier New"/>
-                <w:kern w:val="0"/>
-                <w:szCs w:val="20"/>
-              </w:rPr>
-              <w:t xml:space="preserve">|-- data</w:t>
-            </w:r>
-          </w:p>
-          <w:p>
-            <w:pPr>
-              <w:wordWrap/>
-              <w:adjustRightInd w:val="0"/>
-              <w:spacing w:line="240" w:lineRule="exact"/>
-              <w:jc w:val="left"/>
-              <w:rPr>
-                <w:rFonts w:ascii="Courier New" w:eastAsiaTheme="minorHAnsi" w:hAnsi="Courier New" w:cs="Courier New"/>
-                <w:kern w:val="0"/>
-                <w:szCs w:val="20"/>
-              </w:rPr>
-            </w:pPr>
-            <w:r>
-              <w:rPr>
-                <w:rFonts w:ascii="Courier New" w:eastAsiaTheme="minorHAnsi" w:hAnsi="Courier New" w:cs="Courier New"/>
-                <w:kern w:val="0"/>
-                <w:szCs w:val="20"/>
-              </w:rPr>
-              <w:t xml:space="preserve">|   |-- stations_position.txt           샘플별 송신기 3개 위치 (2000줄)</w:t>
-            </w:r>
-          </w:p>
-          <w:p>
-            <w:pPr>
-              <w:wordWrap/>
-              <w:adjustRightInd w:val="0"/>
-              <w:spacing w:line="240" w:lineRule="exact"/>
-              <w:jc w:val="left"/>
-              <w:rPr>
-                <w:rFonts w:ascii="Courier New" w:eastAsiaTheme="minorHAnsi" w:hAnsi="Courier New" w:cs="Courier New"/>
-                <w:kern w:val="0"/>
-                <w:szCs w:val="20"/>
-              </w:rPr>
-            </w:pPr>
-            <w:r>
-              <w:rPr>
-                <w:rFonts w:ascii="Courier New" w:eastAsiaTheme="minorHAnsi" w:hAnsi="Courier New" w:cs="Courier New"/>
-                <w:kern w:val="0"/>
-                <w:szCs w:val="20"/>
-              </w:rPr>
-              <w:t xml:space="preserve">|   |-- buildings_position</w:t>
-            </w:r>
-          </w:p>
-          <w:p>
-            <w:pPr>
-              <w:wordWrap/>
-              <w:adjustRightInd w:val="0"/>
-              <w:spacing w:line="240" w:lineRule="exact"/>
-              <w:jc w:val="left"/>
-              <w:rPr>
-                <w:rFonts w:ascii="Courier New" w:eastAsiaTheme="minorHAnsi" w:hAnsi="Courier New" w:cs="Courier New"/>
-                <w:kern w:val="0"/>
-                <w:szCs w:val="20"/>
-              </w:rPr>
-            </w:pPr>
-            <w:r>
-              <w:rPr>
-                <w:rFonts w:ascii="Courier New" w:eastAsiaTheme="minorHAnsi" w:hAnsi="Courier New" w:cs="Courier New"/>
-                <w:kern w:val="0"/>
-                <w:szCs w:val="20"/>
-              </w:rPr>
-              <w:t xml:space="preserve">|   |   |-- buildings_{n}.mat           건물 배치 (n = 1 ~ 2000)</w:t>
-            </w:r>
-          </w:p>
-          <w:p>
-            <w:pPr>
-              <w:wordWrap/>
-              <w:adjustRightInd w:val="0"/>
-              <w:spacing w:line="240" w:lineRule="exact"/>
-              <w:jc w:val="left"/>
-              <w:rPr>
-                <w:rFonts w:ascii="Courier New" w:eastAsiaTheme="minorHAnsi" w:hAnsi="Courier New" w:cs="Courier New"/>
-                <w:kern w:val="0"/>
-                <w:szCs w:val="20"/>
-              </w:rPr>
-            </w:pPr>
-            <w:r>
-              <w:rPr>
-                <w:rFonts w:ascii="Courier New" w:eastAsiaTheme="minorHAnsi" w:hAnsi="Courier New" w:cs="Courier New"/>
-                <w:kern w:val="0"/>
-                <w:szCs w:val="20"/>
-              </w:rPr>
-              <w:t xml:space="preserve">|   |-- receivedpower_1750MHz_mat</w:t>
-            </w:r>
-          </w:p>
-          <w:p>
-            <w:pPr>
-              <w:wordWrap/>
-              <w:adjustRightInd w:val="0"/>
-              <w:spacing w:line="240" w:lineRule="exact"/>
-              <w:jc w:val="left"/>
-              <w:rPr>
-                <w:rFonts w:ascii="Courier New" w:eastAsiaTheme="minorHAnsi" w:hAnsi="Courier New" w:cs="Courier New"/>
-                <w:kern w:val="0"/>
-                <w:szCs w:val="20"/>
-              </w:rPr>
-            </w:pPr>
-            <w:r>
-              <w:rPr>
-                <w:rFonts w:ascii="Courier New" w:eastAsiaTheme="minorHAnsi" w:hAnsi="Courier New" w:cs="Courier New"/>
-                <w:kern w:val="0"/>
-                <w:szCs w:val="20"/>
-              </w:rPr>
-              <w:t xml:space="preserve">|   |   |-- TOTAL_REC_1750MHz_{n}.mat   수신 전력 맵</w:t>
-            </w:r>
-          </w:p>
-          <w:p>
-            <w:pPr>
-              <w:wordWrap/>
-              <w:adjustRightInd w:val="0"/>
-              <w:spacing w:line="240" w:lineRule="exact"/>
-              <w:jc w:val="left"/>
-              <w:rPr>
-                <w:rFonts w:ascii="Courier New" w:eastAsiaTheme="minorHAnsi" w:hAnsi="Courier New" w:cs="Courier New"/>
-                <w:kern w:val="0"/>
-                <w:szCs w:val="20"/>
-              </w:rPr>
-            </w:pPr>
-            <w:r>
-              <w:rPr>
-                <w:rFonts w:ascii="Courier New" w:eastAsiaTheme="minorHAnsi" w:hAnsi="Courier New" w:cs="Courier New"/>
-                <w:kern w:val="0"/>
-                <w:szCs w:val="20"/>
-              </w:rPr>
-              <w:t xml:space="preserve">|   |-- receivedpower_2750MHz_mat</w:t>
-            </w:r>
-          </w:p>
-          <w:p>
-            <w:pPr>
-              <w:wordWrap/>
-              <w:adjustRightInd w:val="0"/>
-              <w:spacing w:line="240" w:lineRule="exact"/>
-              <w:jc w:val="left"/>
-              <w:rPr>
-                <w:rFonts w:ascii="Courier New" w:eastAsiaTheme="minorHAnsi" w:hAnsi="Courier New" w:cs="Courier New"/>
-                <w:kern w:val="0"/>
-                <w:szCs w:val="20"/>
-              </w:rPr>
-            </w:pPr>
-            <w:r>
-              <w:rPr>
-                <w:rFonts w:ascii="Courier New" w:eastAsiaTheme="minorHAnsi" w:hAnsi="Courier New" w:cs="Courier New"/>
-                <w:kern w:val="0"/>
-                <w:szCs w:val="20"/>
-              </w:rPr>
-              <w:t xml:space="preserve">|   |-- receivedpower_3750MHz_mat</w:t>
-            </w:r>
-          </w:p>
-          <w:p>
-            <w:pPr>
-              <w:wordWrap/>
-              <w:adjustRightInd w:val="0"/>
-              <w:spacing w:line="240" w:lineRule="exact"/>
-              <w:jc w:val="left"/>
-              <w:rPr>
-                <w:rFonts w:ascii="Courier New" w:eastAsiaTheme="minorHAnsi" w:hAnsi="Courier New" w:cs="Courier New"/>
-                <w:kern w:val="0"/>
-                <w:szCs w:val="20"/>
-              </w:rPr>
-            </w:pPr>
-            <w:r>
-              <w:rPr>
-                <w:rFonts w:ascii="Courier New" w:eastAsiaTheme="minorHAnsi" w:hAnsi="Courier New" w:cs="Courier New"/>
-                <w:kern w:val="0"/>
-                <w:szCs w:val="20"/>
-              </w:rPr>
-              <w:t xml:space="preserve">|   |-- receivedpower_4750MHz_mat</w:t>
-            </w:r>
-          </w:p>
-          <w:p>
-            <w:pPr>
-              <w:wordWrap/>
-              <w:adjustRightInd w:val="0"/>
-              <w:spacing w:line="240" w:lineRule="exact"/>
-              <w:jc w:val="left"/>
-              <w:rPr>
-                <w:rFonts w:ascii="Courier New" w:eastAsiaTheme="minorHAnsi" w:hAnsi="Courier New" w:cs="Courier New"/>
-                <w:kern w:val="0"/>
-                <w:szCs w:val="20"/>
-              </w:rPr>
-            </w:pPr>
-            <w:r>
-              <w:rPr>
-                <w:rFonts w:ascii="Courier New" w:eastAsiaTheme="minorHAnsi" w:hAnsi="Courier New" w:cs="Courier New"/>
-                <w:kern w:val="0"/>
-                <w:szCs w:val="20"/>
-              </w:rPr>
-              <w:t xml:space="preserve">|   |-- receivedpower_5750MHz_mat</w:t>
-            </w:r>
-          </w:p>
-        </w:tc>
-      </w:tr>
-    </w:tbl>
-    <w:p>
-      <w:pPr>
-        <w:pStyle w:val="aa"/>
-        <w:keepNext/>
-        <w:numPr>
-          <w:ilvl w:val="0"/>
-          <w:numId w:val="12"/>
-        </w:numPr>
-        <w:ind w:leftChars="0"/>
-        <w:jc w:val="left"/>
-        <w:rPr>
-          <w:rFonts w:ascii="맑은 고딕" w:eastAsia="맑은 고딕" w:hAnsi="맑은 고딕"/>
-          <w:color w:val="000000"/>
-        </w:rPr>
-      </w:pPr>
-      <w:r>
-        <w:rPr>
-          <w:rFonts w:ascii="맑은 고딕" w:eastAsia="맑은 고딕" w:hAnsi="맑은 고딕" w:hint="eastAsia"/>
-          <w:color w:val="000000"/>
-        </w:rPr>
-        <w:t xml:space="preserve">다른 위치에 있는 데이터셋은 3)에서 경로를 지정한다.</w:t>
-      </w:r>
-    </w:p>
-    <w:p>
-      <w:pPr>
-        <w:pStyle w:val="aa"/>
-        <w:ind w:leftChars="0"/>
-        <w:rPr>
-          <w:rFonts w:ascii="맑은 고딕" w:eastAsia="맑은 고딕" w:hAnsi="맑은 고딕"/>
-          <w:color w:val="000000"/>
-        </w:rPr>
-      </w:pPr>
-    </w:p>
-    <w:p>
-      <w:pPr>
-        <w:pStyle w:val="aa"/>
-        <w:keepNext/>
-        <w:numPr>
-          <w:ilvl w:val="0"/>
-          <w:numId w:val="105"/>
-        </w:numPr>
-        <w:ind w:leftChars="0"/>
-        <w:jc w:val="left"/>
-        <w:rPr>
-          <w:rFonts w:ascii="맑은 고딕" w:eastAsia="맑은 고딕" w:hAnsi="맑은 고딕"/>
-          <w:color w:val="000000"/>
-        </w:rPr>
-      </w:pPr>
-      <w:r>
-        <w:rPr>
-          <w:rFonts w:ascii="맑은 고딕" w:eastAsia="맑은 고딕" w:hAnsi="맑은 고딕" w:hint="eastAsia"/>
-          <w:color w:val="000000"/>
-        </w:rPr>
-        <w:t xml:space="preserve">체크포인트 배치 (평가 시 필요, 학습만 할 경우 생략)</w:t>
-      </w:r>
-    </w:p>
-    <w:tbl>
-      <w:tblPr>
-        <w:tblStyle w:val="af"/>
-        <w:tblW w:w="0" w:type="auto"/>
-        <w:tblInd w:w="400" w:type="dxa"/>
-        <w:tblLook w:val="04A0" w:firstRow="1" w:lastRow="0" w:firstColumn="1" w:lastColumn="0" w:noHBand="0" w:noVBand="1"/>
-      </w:tblPr>
-      <w:tblGrid>
-        <w:gridCol w:w="8546"/>
-      </w:tblGrid>
-      <w:tr>
-        <w:trPr>
-          <w:cantSplit/>
-        </w:trPr>
-        <w:tc>
-          <w:tcPr>
-            <w:tcW w:w="8928" w:type="dxa"/>
-          </w:tcPr>
-          <w:p>
-            <w:pPr>
-              <w:wordWrap/>
-              <w:adjustRightInd w:val="0"/>
-              <w:spacing w:line="240" w:lineRule="exact"/>
-              <w:jc w:val="left"/>
-              <w:rPr>
-                <w:rFonts w:ascii="Courier New" w:eastAsiaTheme="minorHAnsi" w:hAnsi="Courier New" w:cs="Courier New"/>
-                <w:kern w:val="0"/>
-                <w:szCs w:val="20"/>
-              </w:rPr>
-            </w:pPr>
-            <w:r>
-              <w:rPr>
-                <w:rFonts w:ascii="Courier New" w:eastAsiaTheme="minorHAnsi" w:hAnsi="Courier New" w:cs="Courier New"/>
-                <w:kern w:val="0"/>
-                <w:szCs w:val="20"/>
-              </w:rPr>
-              <w:t xml:space="preserve">OutdoorRMP</w:t>
-            </w:r>
-          </w:p>
-          <w:p>
-            <w:pPr>
-              <w:wordWrap/>
-              <w:adjustRightInd w:val="0"/>
-              <w:spacing w:line="240" w:lineRule="exact"/>
-              <w:jc w:val="left"/>
-              <w:rPr>
-                <w:rFonts w:ascii="Courier New" w:eastAsiaTheme="minorHAnsi" w:hAnsi="Courier New" w:cs="Courier New"/>
-                <w:kern w:val="0"/>
-                <w:szCs w:val="20"/>
-              </w:rPr>
-            </w:pPr>
-            <w:r>
-              <w:rPr>
-                <w:rFonts w:ascii="Courier New" w:eastAsiaTheme="minorHAnsi" w:hAnsi="Courier New" w:cs="Courier New"/>
-                <w:kern w:val="0"/>
-                <w:szCs w:val="20"/>
-              </w:rPr>
-              <w:t xml:space="preserve">|-- model_checkpoints</w:t>
-            </w:r>
-          </w:p>
-          <w:p>
-            <w:pPr>
-              <w:wordWrap/>
-              <w:adjustRightInd w:val="0"/>
-              <w:spacing w:line="240" w:lineRule="exact"/>
-              <w:jc w:val="left"/>
-              <w:rPr>
-                <w:rFonts w:ascii="Courier New" w:eastAsiaTheme="minorHAnsi" w:hAnsi="Courier New" w:cs="Courier New"/>
-                <w:kern w:val="0"/>
-                <w:szCs w:val="20"/>
-              </w:rPr>
-            </w:pPr>
-            <w:r>
-              <w:rPr>
-                <w:rFonts w:ascii="Courier New" w:eastAsiaTheme="minorHAnsi" w:hAnsi="Courier New" w:cs="Courier New"/>
-                <w:kern w:val="0"/>
-                <w:szCs w:val="20"/>
-              </w:rPr>
-              <w:t xml:space="preserve">|   |-- checkpoints_radiounet_small_{freq}/best.pth</w:t>
-            </w:r>
-          </w:p>
-          <w:p>
-            <w:pPr>
-              <w:wordWrap/>
-              <w:adjustRightInd w:val="0"/>
-              <w:spacing w:line="240" w:lineRule="exact"/>
-              <w:jc w:val="left"/>
-              <w:rPr>
-                <w:rFonts w:ascii="Courier New" w:eastAsiaTheme="minorHAnsi" w:hAnsi="Courier New" w:cs="Courier New"/>
-                <w:kern w:val="0"/>
-                <w:szCs w:val="20"/>
-              </w:rPr>
-            </w:pPr>
-            <w:r>
-              <w:rPr>
-                <w:rFonts w:ascii="Courier New" w:eastAsiaTheme="minorHAnsi" w:hAnsi="Courier New" w:cs="Courier New"/>
-                <w:kern w:val="0"/>
-                <w:szCs w:val="20"/>
-              </w:rPr>
-              <w:t xml:space="preserve">|   |-- checkpoints_radiounet_medium_{freq}/best.pth</w:t>
-            </w:r>
-          </w:p>
-          <w:p>
-            <w:pPr>
-              <w:wordWrap/>
-              <w:adjustRightInd w:val="0"/>
-              <w:spacing w:line="240" w:lineRule="exact"/>
-              <w:jc w:val="left"/>
-              <w:rPr>
-                <w:rFonts w:ascii="Courier New" w:eastAsiaTheme="minorHAnsi" w:hAnsi="Courier New" w:cs="Courier New"/>
-                <w:kern w:val="0"/>
-                <w:szCs w:val="20"/>
-              </w:rPr>
-            </w:pPr>
-            <w:r>
-              <w:rPr>
-                <w:rFonts w:ascii="Courier New" w:eastAsiaTheme="minorHAnsi" w:hAnsi="Courier New" w:cs="Courier New"/>
-                <w:kern w:val="0"/>
-                <w:szCs w:val="20"/>
-              </w:rPr>
-              <w:t xml:space="preserve">|   |-- checkpoints_transpathnet_small_{freq}/best.pth</w:t>
-            </w:r>
-          </w:p>
-          <w:p>
-            <w:pPr>
-              <w:wordWrap/>
-              <w:adjustRightInd w:val="0"/>
-              <w:spacing w:line="240" w:lineRule="exact"/>
-              <w:jc w:val="left"/>
-              <w:rPr>
-                <w:rFonts w:ascii="Courier New" w:eastAsiaTheme="minorHAnsi" w:hAnsi="Courier New" w:cs="Courier New"/>
-                <w:kern w:val="0"/>
-                <w:szCs w:val="20"/>
-              </w:rPr>
-            </w:pPr>
-            <w:r>
-              <w:rPr>
-                <w:rFonts w:ascii="Courier New" w:eastAsiaTheme="minorHAnsi" w:hAnsi="Courier New" w:cs="Courier New"/>
-                <w:kern w:val="0"/>
-                <w:szCs w:val="20"/>
-              </w:rPr>
-              <w:t xml:space="preserve">|   |-- checkpoints_transpathnet_base_{freq}/best.pth</w:t>
-            </w:r>
-          </w:p>
-          <w:p>
-            <w:pPr>
-              <w:wordWrap/>
-              <w:adjustRightInd w:val="0"/>
-              <w:spacing w:line="240" w:lineRule="exact"/>
-              <w:jc w:val="left"/>
-              <w:rPr>
-                <w:rFonts w:ascii="Courier New" w:eastAsiaTheme="minorHAnsi" w:hAnsi="Courier New" w:cs="Courier New"/>
-                <w:kern w:val="0"/>
-                <w:szCs w:val="20"/>
-              </w:rPr>
-            </w:pPr>
-            <w:r>
-              <w:rPr>
-                <w:rFonts w:ascii="Courier New" w:eastAsiaTheme="minorHAnsi" w:hAnsi="Courier New" w:cs="Courier New"/>
-                <w:kern w:val="0"/>
-                <w:szCs w:val="20"/>
-              </w:rPr>
-              <w:t xml:space="preserve">|   |-- checkpoints_radiounet_small_4750_v2/best.pth</w:t>
-            </w:r>
-          </w:p>
-          <w:p>
-            <w:pPr>
-              <w:wordWrap/>
-              <w:adjustRightInd w:val="0"/>
-              <w:spacing w:line="240" w:lineRule="exact"/>
-              <w:jc w:val="left"/>
-              <w:rPr>
-                <w:rFonts w:ascii="Courier New" w:eastAsiaTheme="minorHAnsi" w:hAnsi="Courier New" w:cs="Courier New"/>
-                <w:kern w:val="0"/>
-                <w:szCs w:val="20"/>
-              </w:rPr>
-            </w:pPr>
-            <w:r>
-              <w:rPr>
-                <w:rFonts w:ascii="Courier New" w:eastAsiaTheme="minorHAnsi" w:hAnsi="Courier New" w:cs="Courier New"/>
-                <w:kern w:val="0"/>
-                <w:szCs w:val="20"/>
-              </w:rPr>
-              <w:t xml:space="preserve"/>
-            </w:r>
-          </w:p>
-          <w:p>
-            <w:pPr>
-              <w:wordWrap/>
-              <w:adjustRightInd w:val="0"/>
-              <w:spacing w:line="240" w:lineRule="exact"/>
-              <w:jc w:val="left"/>
-              <w:rPr>
-                <w:rFonts w:ascii="Courier New" w:eastAsiaTheme="minorHAnsi" w:hAnsi="Courier New" w:cs="Courier New"/>
-                <w:kern w:val="0"/>
-                <w:szCs w:val="20"/>
-              </w:rPr>
-            </w:pPr>
-            <w:r>
-              <w:rPr>
-                <w:rFonts w:ascii="Courier New" w:eastAsiaTheme="minorHAnsi" w:hAnsi="Courier New" w:cs="Courier New"/>
-                <w:kern w:val="0"/>
-                <w:szCs w:val="20"/>
-              </w:rPr>
-              <w:t xml:space="preserve">{freq}: 1750, 2750, 3750, 4750, 5750</w:t>
-            </w:r>
-          </w:p>
-          <w:p>
-            <w:pPr>
-              <w:wordWrap/>
-              <w:adjustRightInd w:val="0"/>
-              <w:spacing w:line="240" w:lineRule="exact"/>
-              <w:jc w:val="left"/>
-              <w:rPr>
-                <w:rFonts w:ascii="Courier New" w:eastAsiaTheme="minorHAnsi" w:hAnsi="Courier New" w:cs="Courier New"/>
-                <w:kern w:val="0"/>
-                <w:szCs w:val="20"/>
-              </w:rPr>
-            </w:pPr>
-            <w:r>
-              <w:rPr>
-                <w:rFonts w:ascii="Courier New" w:eastAsiaTheme="minorHAnsi" w:hAnsi="Courier New" w:cs="Courier New"/>
-                <w:kern w:val="0"/>
-                <w:szCs w:val="20"/>
-              </w:rPr>
-              <w:t xml:space="preserve">_v2: 있으면 4750 MHz RadioUNet-S 평가에 사용</w:t>
-            </w:r>
-          </w:p>
-        </w:tc>
-      </w:tr>
-    </w:tbl>
-    <w:p>
-      <w:pPr>
-        <w:pStyle w:val="aa"/>
-        <w:ind w:leftChars="0"/>
-        <w:rPr>
-          <w:rFonts w:ascii="맑은 고딕" w:eastAsia="맑은 고딕" w:hAnsi="맑은 고딕"/>
-          <w:color w:val="000000"/>
-        </w:rPr>
-      </w:pPr>
-    </w:p>
-    <w:p>
-      <w:pPr>
-        <w:pStyle w:val="aa"/>
-        <w:keepNext/>
-        <w:numPr>
-          <w:ilvl w:val="0"/>
-          <w:numId w:val="105"/>
-        </w:numPr>
-        <w:ind w:leftChars="0"/>
-        <w:jc w:val="left"/>
-        <w:rPr>
-          <w:rFonts w:ascii="맑은 고딕" w:eastAsia="맑은 고딕" w:hAnsi="맑은 고딕"/>
-          <w:color w:val="000000"/>
-        </w:rPr>
-      </w:pPr>
-      <w:r>
-        <w:rPr>
-          <w:rFonts w:ascii="맑은 고딕" w:eastAsia="맑은 고딕" w:hAnsi="맑은 고딕" w:hint="eastAsia"/>
-          <w:color w:val="000000"/>
-        </w:rPr>
-        <w:t xml:space="preserve">실행 환경 설정 파일(.env) 생성</w:t>
+        <w:t xml:space="preserve">Docker Desktop 설치 및 WSL 연동</w:t>
       </w:r>
     </w:p>
     <w:tbl>
@@ -2254,16 +1442,7 @@
                 <w:rFonts w:ascii="맑은 고딕" w:eastAsia="맑은 고딕" w:hAnsi="맑은 고딕" w:hint="eastAsia"/>
                 <w:color w:val="000000"/>
               </w:rPr>
-              <w:t xml:space="preserve">// 데이터셋과 체크포인트가 OutdoorRMP 안에 있는 경우</w:t>
-            </w:r>
-          </w:p>
-          <w:p>
-            <w:pPr>
-              <w:pStyle w:val="12"/>
-              <w:jc w:val="left"/>
-            </w:pPr>
-            <w:r>
-              <w:t xml:space="preserve">$ bash docker/setup_env.sh</w:t>
+              <w:t xml:space="preserve">// https://www.docker.com/products/docker-desktop 에서 설치 (WSL 2 backend 사용)</w:t>
             </w:r>
           </w:p>
           <w:p>
@@ -2281,16 +1460,7 @@
                 <w:rFonts w:ascii="맑은 고딕" w:eastAsia="맑은 고딕" w:hAnsi="맑은 고딕" w:hint="eastAsia"/>
                 <w:color w:val="000000"/>
               </w:rPr>
-              <w:t xml:space="preserve">// 다른 위치에 있는 경우 경로 지정</w:t>
-            </w:r>
-          </w:p>
-          <w:p>
-            <w:pPr>
-              <w:pStyle w:val="12"/>
-              <w:jc w:val="left"/>
-            </w:pPr>
-            <w:r>
-              <w:t xml:space="preserve">$ bash docker/setup_env.sh /path/to/data /path/to/model_checkpoints</w:t>
+              <w:t xml:space="preserve">// Docker Desktop 실행 후 Settings &gt; Resources &gt; WSL integration 에서 Ubuntu 를 켜고 Apply &amp; restart</w:t>
             </w:r>
           </w:p>
           <w:p>
@@ -2308,162 +1478,52 @@
                 <w:rFonts w:ascii="맑은 고딕" w:eastAsia="맑은 고딕" w:hAnsi="맑은 고딕" w:hint="eastAsia"/>
                 <w:color w:val="000000"/>
               </w:rPr>
-              <w:t xml:space="preserve">// 생성 결과 예시</w:t>
-            </w:r>
-          </w:p>
-          <w:p>
-            <w:pPr>
-              <w:pStyle w:val="HTML"/>
-              <w:pBdr>
-                <w:top w:val="single" w:sz="6" w:space="6" w:color="CCCCCC"/>
-                <w:left w:val="single" w:sz="6" w:space="6" w:color="CCCCCC"/>
-                <w:bottom w:val="single" w:sz="6" w:space="6" w:color="CCCCCC"/>
-                <w:right w:val="single" w:sz="6" w:space="6" w:color="CCCCCC"/>
-              </w:pBdr>
-              <w:shd w:val="clear" w:color="auto" w:fill="F8F8F8"/>
-              <w:spacing w:line="239" w:lineRule="atLeast"/>
-              <w:jc w:val="left"/>
-              <w:rPr>
-                <w:rFonts w:ascii="Consolas" w:hAnsi="Consolas" w:cs="Consolas"/>
-                <w:color w:val="000000"/>
-                <w:spacing w:val="4"/>
-                <w:sz w:val="20"/>
-                <w:szCs w:val="20"/>
-              </w:rPr>
-            </w:pPr>
-            <w:r>
-              <w:rPr>
-                <w:rFonts w:ascii="Consolas" w:hAnsi="Consolas" w:cs="Consolas"/>
-                <w:color w:val="000000"/>
-                <w:spacing w:val="4"/>
-                <w:sz w:val="20"/>
-                <w:szCs w:val="20"/>
-              </w:rPr>
-              <w:t xml:space="preserve">Created /home/user/OutdoorRMP/.env</w:t>
-            </w:r>
-          </w:p>
-          <w:p>
-            <w:pPr>
-              <w:pStyle w:val="HTML"/>
-              <w:pBdr>
-                <w:top w:val="single" w:sz="6" w:space="6" w:color="CCCCCC"/>
-                <w:left w:val="single" w:sz="6" w:space="6" w:color="CCCCCC"/>
-                <w:bottom w:val="single" w:sz="6" w:space="6" w:color="CCCCCC"/>
-                <w:right w:val="single" w:sz="6" w:space="6" w:color="CCCCCC"/>
-              </w:pBdr>
-              <w:shd w:val="clear" w:color="auto" w:fill="F8F8F8"/>
-              <w:spacing w:line="239" w:lineRule="atLeast"/>
-              <w:jc w:val="left"/>
-              <w:rPr>
-                <w:rFonts w:ascii="Consolas" w:hAnsi="Consolas" w:cs="Consolas"/>
-                <w:color w:val="000000"/>
-                <w:spacing w:val="4"/>
-                <w:sz w:val="20"/>
-                <w:szCs w:val="20"/>
-              </w:rPr>
-            </w:pPr>
-            <w:r>
-              <w:rPr>
-                <w:rFonts w:ascii="Consolas" w:hAnsi="Consolas" w:cs="Consolas"/>
-                <w:color w:val="000000"/>
-                <w:spacing w:val="4"/>
-                <w:sz w:val="20"/>
-                <w:szCs w:val="20"/>
-              </w:rPr>
-              <w:t xml:space="preserve">HOST_UID=1000</w:t>
-            </w:r>
-          </w:p>
-          <w:p>
-            <w:pPr>
-              <w:pStyle w:val="HTML"/>
-              <w:pBdr>
-                <w:top w:val="single" w:sz="6" w:space="6" w:color="CCCCCC"/>
-                <w:left w:val="single" w:sz="6" w:space="6" w:color="CCCCCC"/>
-                <w:bottom w:val="single" w:sz="6" w:space="6" w:color="CCCCCC"/>
-                <w:right w:val="single" w:sz="6" w:space="6" w:color="CCCCCC"/>
-              </w:pBdr>
-              <w:shd w:val="clear" w:color="auto" w:fill="F8F8F8"/>
-              <w:spacing w:line="239" w:lineRule="atLeast"/>
-              <w:jc w:val="left"/>
-              <w:rPr>
-                <w:rFonts w:ascii="Consolas" w:hAnsi="Consolas" w:cs="Consolas"/>
-                <w:color w:val="000000"/>
-                <w:spacing w:val="4"/>
-                <w:sz w:val="20"/>
-                <w:szCs w:val="20"/>
-              </w:rPr>
-            </w:pPr>
-            <w:r>
-              <w:rPr>
-                <w:rFonts w:ascii="Consolas" w:hAnsi="Consolas" w:cs="Consolas"/>
-                <w:color w:val="000000"/>
-                <w:spacing w:val="4"/>
-                <w:sz w:val="20"/>
-                <w:szCs w:val="20"/>
-              </w:rPr>
-              <w:t xml:space="preserve">HOST_GID=1000</w:t>
-            </w:r>
-          </w:p>
-          <w:p>
-            <w:pPr>
-              <w:pStyle w:val="HTML"/>
-              <w:pBdr>
-                <w:top w:val="single" w:sz="6" w:space="6" w:color="CCCCCC"/>
-                <w:left w:val="single" w:sz="6" w:space="6" w:color="CCCCCC"/>
-                <w:bottom w:val="single" w:sz="6" w:space="6" w:color="CCCCCC"/>
-                <w:right w:val="single" w:sz="6" w:space="6" w:color="CCCCCC"/>
-              </w:pBdr>
-              <w:shd w:val="clear" w:color="auto" w:fill="F8F8F8"/>
-              <w:spacing w:line="239" w:lineRule="atLeast"/>
-              <w:jc w:val="left"/>
-              <w:rPr>
-                <w:rFonts w:ascii="Consolas" w:hAnsi="Consolas" w:cs="Consolas"/>
-                <w:color w:val="000000"/>
-                <w:spacing w:val="4"/>
-                <w:sz w:val="20"/>
-                <w:szCs w:val="20"/>
-              </w:rPr>
-            </w:pPr>
-            <w:r>
-              <w:rPr>
-                <w:rFonts w:ascii="Consolas" w:hAnsi="Consolas" w:cs="Consolas"/>
-                <w:color w:val="000000"/>
-                <w:spacing w:val="4"/>
-                <w:sz w:val="20"/>
-                <w:szCs w:val="20"/>
-              </w:rPr>
-              <w:t xml:space="preserve">DATA_DIR=/home/user/OutdoorRMP/data</w:t>
-            </w:r>
-          </w:p>
-          <w:p>
-            <w:pPr>
-              <w:pStyle w:val="HTML"/>
-              <w:pBdr>
-                <w:top w:val="single" w:sz="6" w:space="6" w:color="CCCCCC"/>
-                <w:left w:val="single" w:sz="6" w:space="6" w:color="CCCCCC"/>
-                <w:bottom w:val="single" w:sz="6" w:space="6" w:color="CCCCCC"/>
-                <w:right w:val="single" w:sz="6" w:space="6" w:color="CCCCCC"/>
-              </w:pBdr>
-              <w:shd w:val="clear" w:color="auto" w:fill="F8F8F8"/>
-              <w:spacing w:line="239" w:lineRule="atLeast"/>
-              <w:jc w:val="left"/>
-              <w:rPr>
-                <w:rFonts w:ascii="Consolas" w:hAnsi="Consolas" w:cs="Consolas"/>
-                <w:color w:val="000000"/>
-                <w:spacing w:val="4"/>
-                <w:sz w:val="20"/>
-                <w:szCs w:val="20"/>
-              </w:rPr>
-            </w:pPr>
-            <w:r>
-              <w:rPr>
-                <w:rFonts w:ascii="Consolas" w:hAnsi="Consolas" w:cs="Consolas"/>
-                <w:color w:val="000000"/>
-                <w:spacing w:val="4"/>
-                <w:sz w:val="20"/>
-                <w:szCs w:val="20"/>
-              </w:rPr>
-              <w:t xml:space="preserve">CKPT_DIR=/home/user/OutdoorRMP/model_checkpoints</w:t>
+              <w:t xml:space="preserve">// Ubuntu 터미널에서 확인</w:t>
+            </w:r>
+          </w:p>
+          <w:p>
+            <w:pPr>
+              <w:pStyle w:val="12"/>
+              <w:jc w:val="left"/>
+            </w:pPr>
+            <w:r>
+              <w:t xml:space="preserve">$ docker --version</w:t>
+            </w:r>
+          </w:p>
+          <w:p>
+            <w:pPr>
+              <w:pStyle w:val="12"/>
+              <w:jc w:val="left"/>
+            </w:pPr>
+            <w:r>
+              <w:t xml:space="preserve">$ docker compose version</w:t>
+            </w:r>
+          </w:p>
+          <w:p>
+            <w:pPr>
+              <w:pStyle w:val="aa"/>
+              <w:ind w:leftChars="0" w:left="0"/>
+              <w:jc w:val="left"/>
+              <w:rPr>
+                <w:rFonts w:ascii="맑은 고딕" w:eastAsia="맑은 고딕" w:hAnsi="맑은 고딕"/>
+                <w:color w:val="000000"/>
+              </w:rPr>
+            </w:pPr>
+            <w:r>
+              <w:rPr>
+                <w:rFonts w:ascii="맑은 고딕" w:eastAsia="맑은 고딕" w:hAnsi="맑은 고딕" w:hint="eastAsia"/>
+                <w:color w:val="000000"/>
+              </w:rPr>
+              <w:t xml:space="preserve">// 컨테이너에서 GPU 확인</w:t>
+            </w:r>
+          </w:p>
+          <w:p>
+            <w:pPr>
+              <w:pStyle w:val="12"/>
+              <w:jc w:val="left"/>
+            </w:pPr>
+            <w:r>
+              <w:t xml:space="preserve">$ docker run --rm --gpus all nvidia/cuda:11.8.0-base-ubuntu22.04 nvidia-smi</w:t>
             </w:r>
           </w:p>
         </w:tc>
@@ -2484,13 +1544,14 @@
           <w:rFonts w:ascii="맑은 고딕" w:eastAsia="맑은 고딕" w:hAnsi="맑은 고딕" w:hint="eastAsia"/>
           <w:color w:val="000000"/>
         </w:rPr>
-        <w:t xml:space="preserve">※ HOST_UID, HOST_GID는 컨테이너가 만든 결과 파일의 소유자를 현재 사용자로 맞추는 값이다.</w:t>
+        <w:t xml:space="preserve">※ Ubuntu 터미널에서 The command 'docker' could not be found in this WSL 2 distro 가 출력되면 WSL integration이 꺼진 상태이다. Docker Desktop 설정에서 켠 뒤 Ubuntu 터미널을 다시 연다.</w:t>
       </w:r>
     </w:p>
     <w:p>
       <w:pPr>
         <w:pStyle w:val="aa"/>
         <w:ind w:leftChars="0"/>
+        <w:jc w:val="left"/>
         <w:rPr>
           <w:rFonts w:ascii="맑은 고딕" w:eastAsia="맑은 고딕" w:hAnsi="맑은 고딕"/>
           <w:color w:val="000000"/>
@@ -2503,7 +1564,7 @@
         <w:keepNext/>
         <w:numPr>
           <w:ilvl w:val="0"/>
-          <w:numId w:val="105"/>
+          <w:numId w:val="110"/>
         </w:numPr>
         <w:ind w:leftChars="0"/>
         <w:jc w:val="left"/>
@@ -2517,7 +1578,29 @@
           <w:rFonts w:ascii="맑은 고딕" w:eastAsia="맑은 고딕" w:hAnsi="맑은 고딕" w:hint="eastAsia"/>
           <w:color w:val="000000"/>
         </w:rPr>
-        <w:t xml:space="preserve">설치 확인</w:t>
+        <w:t xml:space="preserve">작업 위치와 파일 복사</w:t>
+      </w:r>
+    </w:p>
+    <w:p>
+      <w:pPr>
+        <w:pStyle w:val="aa"/>
+        <w:numPr>
+          <w:ilvl w:val="0"/>
+          <w:numId w:val="6"/>
+        </w:numPr>
+        <w:ind w:leftChars="0"/>
+        <w:jc w:val="left"/>
+        <w:rPr>
+          <w:rFonts w:ascii="맑은 고딕" w:eastAsia="맑은 고딕" w:hAnsi="맑은 고딕"/>
+          <w:color w:val="000000"/>
+        </w:rPr>
+      </w:pPr>
+      <w:r>
+        <w:rPr>
+          <w:rFonts w:ascii="맑은 고딕" w:eastAsia="맑은 고딕" w:hAnsi="맑은 고딕" w:hint="eastAsia"/>
+          <w:color w:val="000000"/>
+        </w:rPr>
+        <w:t xml:space="preserve">소스 코드, 데이터셋, 체크포인트는 WSL 홈 디렉토리(예: /home/&lt;user&gt;/OutdoorRMP) 아래에 둔다. /mnt/c 아래의 Windows 경로는 파일 접근이 느리다.</w:t>
       </w:r>
     </w:p>
     <w:tbl>
@@ -2541,11 +1624,1371 @@
           </w:tcPr>
           <w:p>
             <w:pPr>
+              <w:pStyle w:val="aa"/>
+              <w:ind w:leftChars="0" w:left="0"/>
+              <w:jc w:val="left"/>
+              <w:rPr>
+                <w:rFonts w:ascii="맑은 고딕" w:eastAsia="맑은 고딕" w:hAnsi="맑은 고딕"/>
+                <w:color w:val="000000"/>
+              </w:rPr>
+            </w:pPr>
+            <w:r>
+              <w:rPr>
+                <w:rFonts w:ascii="맑은 고딕" w:eastAsia="맑은 고딕" w:hAnsi="맑은 고딕" w:hint="eastAsia"/>
+                <w:color w:val="000000"/>
+              </w:rPr>
+              <w:t xml:space="preserve">// Windows에 내려받은 파일을 WSL 홈으로 복사</w:t>
+            </w:r>
+          </w:p>
+          <w:p>
+            <w:pPr>
               <w:pStyle w:val="12"/>
               <w:jc w:val="left"/>
             </w:pPr>
             <w:r>
-              <w:t xml:space="preserve">$ docker compose run --rm rmp python scripts/check_setup.py</w:t>
+              <w:t xml:space="preserve">$ cp /mnt/c/Users/&lt;Windows 사용자&gt;/Downloads/&lt;파일명&gt; ~/</w:t>
+            </w:r>
+          </w:p>
+          <w:p>
+            <w:pPr>
+              <w:pStyle w:val="aa"/>
+              <w:ind w:leftChars="0" w:left="0"/>
+              <w:jc w:val="left"/>
+              <w:rPr>
+                <w:rFonts w:ascii="맑은 고딕" w:eastAsia="맑은 고딕" w:hAnsi="맑은 고딕"/>
+                <w:color w:val="000000"/>
+              </w:rPr>
+            </w:pPr>
+            <w:r>
+              <w:rPr>
+                <w:rFonts w:ascii="맑은 고딕" w:eastAsia="맑은 고딕" w:hAnsi="맑은 고딕" w:hint="eastAsia"/>
+                <w:color w:val="000000"/>
+              </w:rPr>
+              <w:t xml:space="preserve">// 또는 Windows 탐색기 주소창에 \\wsl$\Ubuntu\home\&lt;user&gt; 를 입력하여 복사</w:t>
+            </w:r>
+          </w:p>
+          <w:p>
+            <w:pPr>
+              <w:pStyle w:val="aa"/>
+              <w:ind w:leftChars="0" w:left="0"/>
+              <w:jc w:val="left"/>
+              <w:rPr>
+                <w:rFonts w:ascii="맑은 고딕" w:eastAsia="맑은 고딕" w:hAnsi="맑은 고딕"/>
+                <w:color w:val="000000"/>
+              </w:rPr>
+            </w:pPr>
+            <w:r>
+              <w:rPr>
+                <w:rFonts w:ascii="맑은 고딕" w:eastAsia="맑은 고딕" w:hAnsi="맑은 고딕" w:hint="eastAsia"/>
+                <w:color w:val="000000"/>
+              </w:rPr>
+              <w:t xml:space="preserve">// Ubuntu 터미널을 닫았다가 다시 열 때 (PowerShell에서 wsl 입력 또는 시작 메뉴의 Ubuntu 실행)</w:t>
+            </w:r>
+          </w:p>
+          <w:p>
+            <w:pPr>
+              <w:pStyle w:val="12"/>
+              <w:jc w:val="left"/>
+            </w:pPr>
+            <w:r>
+              <w:t xml:space="preserve">&gt; wsl</w:t>
+            </w:r>
+          </w:p>
+          <w:p>
+            <w:pPr>
+              <w:pStyle w:val="12"/>
+              <w:jc w:val="left"/>
+            </w:pPr>
+            <w:r>
+              <w:t xml:space="preserve">$ cd ~/OutdoorRMP</w:t>
+            </w:r>
+          </w:p>
+        </w:tc>
+      </w:tr>
+    </w:tbl>
+    <w:p>
+      <w:pPr>
+        <w:pStyle w:val="aa"/>
+        <w:numPr>
+          <w:ilvl w:val="0"/>
+          <w:numId w:val="6"/>
+        </w:numPr>
+        <w:ind w:leftChars="0"/>
+        <w:jc w:val="left"/>
+        <w:rPr>
+          <w:rFonts w:ascii="맑은 고딕" w:eastAsia="맑은 고딕" w:hAnsi="맑은 고딕"/>
+          <w:color w:val="000000"/>
+        </w:rPr>
+      </w:pPr>
+      <w:r>
+        <w:rPr>
+          <w:rFonts w:ascii="맑은 고딕" w:eastAsia="맑은 고딕" w:hAnsi="맑은 고딕" w:hint="eastAsia"/>
+          <w:color w:val="000000"/>
+        </w:rPr>
+        <w:t xml:space="preserve">이후 3.0 설치 STEP 1부터 Ubuntu 터미널에서 같은 명령으로 진행한다.</w:t>
+      </w:r>
+    </w:p>
+    <w:p>
+      <w:pPr>
+        <w:pStyle w:val="aa"/>
+        <w:ind w:leftChars="0"/>
+        <w:jc w:val="left"/>
+        <w:rPr>
+          <w:rFonts w:ascii="맑은 고딕" w:eastAsia="맑은 고딕" w:hAnsi="맑은 고딕"/>
+          <w:color w:val="000000"/>
+        </w:rPr>
+      </w:pPr>
+    </w:p>
+    <w:p>
+      <w:pPr>
+        <w:pStyle w:val="10"/>
+        <w:numPr>
+          <w:ilvl w:val="0"/>
+          <w:numId w:val="8"/>
+        </w:numPr>
+        <w:rPr>
+          <w:rFonts w:ascii="맑은 고딕" w:eastAsia="맑은 고딕" w:hAnsi="맑은 고딕"/>
+          <w:szCs w:val="28"/>
+        </w:rPr>
+      </w:pPr>
+      <w:r>
+        <w:rPr>
+          <w:rFonts w:ascii="맑은 고딕" w:eastAsia="맑은 고딕" w:hAnsi="맑은 고딕" w:hint="eastAsia"/>
+          <w:szCs w:val="28"/>
+        </w:rPr>
+        <w:t xml:space="preserve"> 설치 STEP 1 - 소스 코드 다운로드 및 Docker 이미지 생성</w:t>
+      </w:r>
+    </w:p>
+    <w:p>
+      <w:pPr>
+        <w:pStyle w:val="aa"/>
+        <w:keepNext/>
+        <w:numPr>
+          <w:ilvl w:val="0"/>
+          <w:numId w:val="104"/>
+        </w:numPr>
+        <w:ind w:leftChars="0"/>
+        <w:jc w:val="left"/>
+        <w:rPr>
+          <w:rFonts w:ascii="맑은 고딕" w:eastAsia="맑은 고딕" w:hAnsi="맑은 고딕"/>
+          <w:color w:val="000000"/>
+        </w:rPr>
+      </w:pPr>
+      <w:r>
+        <w:rPr>
+          <w:rFonts w:ascii="맑은 고딕" w:eastAsia="맑은 고딕" w:hAnsi="맑은 고딕" w:hint="eastAsia"/>
+          <w:color w:val="000000"/>
+        </w:rPr>
+        <w:t xml:space="preserve">소스 코드 다운로드</w:t>
+      </w:r>
+    </w:p>
+    <w:tbl>
+      <w:tblPr>
+        <w:tblStyle w:val="af"/>
+        <w:tblW w:w="0" w:type="auto"/>
+        <w:tblInd w:w="400" w:type="dxa"/>
+        <w:tblLook w:val="04A0" w:firstRow="1" w:lastRow="0" w:firstColumn="1" w:lastColumn="0" w:noHBand="0" w:noVBand="1"/>
+      </w:tblPr>
+      <w:tblGrid>
+        <w:gridCol w:w="8546"/>
+      </w:tblGrid>
+      <w:tr>
+        <w:trPr>
+          <w:cantSplit/>
+        </w:trPr>
+        <w:tc>
+          <w:tcPr>
+            <w:tcW w:w="8928" w:type="dxa"/>
+            <w:shd w:val="clear" w:color="auto" w:fill="F2F2F2" w:themeFill="background1" w:themeFillShade="F2"/>
+          </w:tcPr>
+          <w:p>
+            <w:pPr>
+              <w:pStyle w:val="aa"/>
+              <w:ind w:leftChars="0" w:left="0"/>
+              <w:jc w:val="left"/>
+              <w:rPr>
+                <w:rFonts w:ascii="맑은 고딕" w:eastAsia="맑은 고딕" w:hAnsi="맑은 고딕"/>
+                <w:color w:val="000000"/>
+              </w:rPr>
+            </w:pPr>
+            <w:r>
+              <w:rPr>
+                <w:rFonts w:ascii="맑은 고딕" w:eastAsia="맑은 고딕" w:hAnsi="맑은 고딕" w:hint="eastAsia"/>
+                <w:color w:val="000000"/>
+              </w:rPr>
+              <w:t xml:space="preserve">// 설치 위치로 이동 (e.g., $ cd ~) 후 아래 수행</w:t>
+            </w:r>
+          </w:p>
+          <w:p>
+            <w:pPr>
+              <w:pStyle w:val="12"/>
+              <w:jc w:val="left"/>
+            </w:pPr>
+            <w:r>
+              <w:t xml:space="preserve">$ git clone https://github.com/james4510/OutdoorRMP.git</w:t>
+            </w:r>
+          </w:p>
+          <w:p>
+            <w:pPr>
+              <w:pStyle w:val="12"/>
+              <w:jc w:val="left"/>
+            </w:pPr>
+            <w:r>
+              <w:t xml:space="preserve">$ cd OutdoorRMP</w:t>
+            </w:r>
+          </w:p>
+        </w:tc>
+      </w:tr>
+    </w:tbl>
+    <w:p>
+      <w:pPr>
+        <w:pStyle w:val="aa"/>
+        <w:ind w:leftChars="0"/>
+        <w:rPr>
+          <w:rFonts w:ascii="맑은 고딕" w:eastAsia="맑은 고딕" w:hAnsi="맑은 고딕"/>
+          <w:color w:val="000000"/>
+        </w:rPr>
+      </w:pPr>
+    </w:p>
+    <w:p>
+      <w:pPr>
+        <w:pStyle w:val="aa"/>
+        <w:keepNext/>
+        <w:numPr>
+          <w:ilvl w:val="0"/>
+          <w:numId w:val="12"/>
+        </w:numPr>
+        <w:ind w:leftChars="0"/>
+        <w:jc w:val="left"/>
+        <w:rPr>
+          <w:rFonts w:ascii="맑은 고딕" w:eastAsia="맑은 고딕" w:hAnsi="맑은 고딕"/>
+          <w:color w:val="000000"/>
+        </w:rPr>
+      </w:pPr>
+      <w:r>
+        <w:rPr>
+          <w:rFonts w:ascii="맑은 고딕" w:eastAsia="맑은 고딕" w:hAnsi="맑은 고딕" w:hint="eastAsia"/>
+          <w:color w:val="000000"/>
+        </w:rPr>
+        <w:t xml:space="preserve">위와 같이 할 경우 아래의 모습으로 directory가 생성됨</w:t>
+      </w:r>
+    </w:p>
+    <w:tbl>
+      <w:tblPr>
+        <w:tblStyle w:val="af"/>
+        <w:tblW w:w="0" w:type="auto"/>
+        <w:tblInd w:w="400" w:type="dxa"/>
+        <w:tblLook w:val="04A0" w:firstRow="1" w:lastRow="0" w:firstColumn="1" w:lastColumn="0" w:noHBand="0" w:noVBand="1"/>
+      </w:tblPr>
+      <w:tblGrid>
+        <w:gridCol w:w="8546"/>
+      </w:tblGrid>
+      <w:tr>
+        <w:trPr>
+          <w:cantSplit/>
+        </w:trPr>
+        <w:tc>
+          <w:tcPr>
+            <w:tcW w:w="8928" w:type="dxa"/>
+          </w:tcPr>
+          <w:p>
+            <w:pPr>
+              <w:wordWrap/>
+              <w:adjustRightInd w:val="0"/>
+              <w:spacing w:line="240" w:lineRule="exact"/>
+              <w:jc w:val="left"/>
+              <w:rPr>
+                <w:rFonts w:ascii="Courier New" w:eastAsiaTheme="minorHAnsi" w:hAnsi="Courier New" w:cs="Courier New"/>
+                <w:kern w:val="0"/>
+                <w:szCs w:val="20"/>
+              </w:rPr>
+            </w:pPr>
+            <w:r>
+              <w:rPr>
+                <w:rFonts w:ascii="Courier New" w:eastAsiaTheme="minorHAnsi" w:hAnsi="Courier New" w:cs="Courier New"/>
+                <w:kern w:val="0"/>
+                <w:szCs w:val="20"/>
+              </w:rPr>
+              <w:t xml:space="preserve">OutdoorRMP                 설치 root directory</w:t>
+            </w:r>
+          </w:p>
+          <w:p>
+            <w:pPr>
+              <w:wordWrap/>
+              <w:adjustRightInd w:val="0"/>
+              <w:spacing w:line="240" w:lineRule="exact"/>
+              <w:jc w:val="left"/>
+              <w:rPr>
+                <w:rFonts w:ascii="Courier New" w:eastAsiaTheme="minorHAnsi" w:hAnsi="Courier New" w:cs="Courier New"/>
+                <w:kern w:val="0"/>
+                <w:szCs w:val="20"/>
+              </w:rPr>
+            </w:pPr>
+            <w:r>
+              <w:rPr>
+                <w:rFonts w:ascii="Courier New" w:eastAsiaTheme="minorHAnsi" w:hAnsi="Courier New" w:cs="Courier New"/>
+                <w:kern w:val="0"/>
+                <w:szCs w:val="20"/>
+              </w:rPr>
+              <w:t xml:space="preserve">|-- Dockerfile             Docker 이미지 정의</w:t>
+            </w:r>
+          </w:p>
+          <w:p>
+            <w:pPr>
+              <w:wordWrap/>
+              <w:adjustRightInd w:val="0"/>
+              <w:spacing w:line="240" w:lineRule="exact"/>
+              <w:jc w:val="left"/>
+              <w:rPr>
+                <w:rFonts w:ascii="Courier New" w:eastAsiaTheme="minorHAnsi" w:hAnsi="Courier New" w:cs="Courier New"/>
+                <w:kern w:val="0"/>
+                <w:szCs w:val="20"/>
+              </w:rPr>
+            </w:pPr>
+            <w:r>
+              <w:rPr>
+                <w:rFonts w:ascii="Courier New" w:eastAsiaTheme="minorHAnsi" w:hAnsi="Courier New" w:cs="Courier New"/>
+                <w:kern w:val="0"/>
+                <w:szCs w:val="20"/>
+              </w:rPr>
+              <w:t xml:space="preserve">|-- docker-compose.yml     컨테이너 실행 설정 (GPU: rmp, CPU: rmp-cpu)</w:t>
+            </w:r>
+          </w:p>
+          <w:p>
+            <w:pPr>
+              <w:wordWrap/>
+              <w:adjustRightInd w:val="0"/>
+              <w:spacing w:line="240" w:lineRule="exact"/>
+              <w:jc w:val="left"/>
+              <w:rPr>
+                <w:rFonts w:ascii="Courier New" w:eastAsiaTheme="minorHAnsi" w:hAnsi="Courier New" w:cs="Courier New"/>
+                <w:kern w:val="0"/>
+                <w:szCs w:val="20"/>
+              </w:rPr>
+            </w:pPr>
+            <w:r>
+              <w:rPr>
+                <w:rFonts w:ascii="Courier New" w:eastAsiaTheme="minorHAnsi" w:hAnsi="Courier New" w:cs="Courier New"/>
+                <w:kern w:val="0"/>
+                <w:szCs w:val="20"/>
+              </w:rPr>
+              <w:t xml:space="preserve">|-- docker</w:t>
+            </w:r>
+          </w:p>
+          <w:p>
+            <w:pPr>
+              <w:wordWrap/>
+              <w:adjustRightInd w:val="0"/>
+              <w:spacing w:line="240" w:lineRule="exact"/>
+              <w:jc w:val="left"/>
+              <w:rPr>
+                <w:rFonts w:ascii="Courier New" w:eastAsiaTheme="minorHAnsi" w:hAnsi="Courier New" w:cs="Courier New"/>
+                <w:kern w:val="0"/>
+                <w:szCs w:val="20"/>
+              </w:rPr>
+            </w:pPr>
+            <w:r>
+              <w:rPr>
+                <w:rFonts w:ascii="Courier New" w:eastAsiaTheme="minorHAnsi" w:hAnsi="Courier New" w:cs="Courier New"/>
+                <w:kern w:val="0"/>
+                <w:szCs w:val="20"/>
+              </w:rPr>
+              <w:t xml:space="preserve">|   |-- requirements.txt   이미지에 추가로 설치되는 Python 패키지</w:t>
+            </w:r>
+          </w:p>
+          <w:p>
+            <w:pPr>
+              <w:wordWrap/>
+              <w:adjustRightInd w:val="0"/>
+              <w:spacing w:line="240" w:lineRule="exact"/>
+              <w:jc w:val="left"/>
+              <w:rPr>
+                <w:rFonts w:ascii="Courier New" w:eastAsiaTheme="minorHAnsi" w:hAnsi="Courier New" w:cs="Courier New"/>
+                <w:kern w:val="0"/>
+                <w:szCs w:val="20"/>
+              </w:rPr>
+            </w:pPr>
+            <w:r>
+              <w:rPr>
+                <w:rFonts w:ascii="Courier New" w:eastAsiaTheme="minorHAnsi" w:hAnsi="Courier New" w:cs="Courier New"/>
+                <w:kern w:val="0"/>
+                <w:szCs w:val="20"/>
+              </w:rPr>
+              <w:t xml:space="preserve">|   |-- setup_env.sh       실행 환경 설정 파일(.env) 생성</w:t>
+            </w:r>
+          </w:p>
+          <w:p>
+            <w:pPr>
+              <w:wordWrap/>
+              <w:adjustRightInd w:val="0"/>
+              <w:spacing w:line="240" w:lineRule="exact"/>
+              <w:jc w:val="left"/>
+              <w:rPr>
+                <w:rFonts w:ascii="Courier New" w:eastAsiaTheme="minorHAnsi" w:hAnsi="Courier New" w:cs="Courier New"/>
+                <w:kern w:val="0"/>
+                <w:szCs w:val="20"/>
+              </w:rPr>
+            </w:pPr>
+            <w:r>
+              <w:rPr>
+                <w:rFonts w:ascii="Courier New" w:eastAsiaTheme="minorHAnsi" w:hAnsi="Courier New" w:cs="Courier New"/>
+                <w:kern w:val="0"/>
+                <w:szCs w:val="20"/>
+              </w:rPr>
+              <w:t xml:space="preserve">|-- docs                   설치 매뉴얼</w:t>
+            </w:r>
+          </w:p>
+          <w:p>
+            <w:pPr>
+              <w:wordWrap/>
+              <w:adjustRightInd w:val="0"/>
+              <w:spacing w:line="240" w:lineRule="exact"/>
+              <w:jc w:val="left"/>
+              <w:rPr>
+                <w:rFonts w:ascii="Courier New" w:eastAsiaTheme="minorHAnsi" w:hAnsi="Courier New" w:cs="Courier New"/>
+                <w:kern w:val="0"/>
+                <w:szCs w:val="20"/>
+              </w:rPr>
+            </w:pPr>
+            <w:r>
+              <w:rPr>
+                <w:rFonts w:ascii="Courier New" w:eastAsiaTheme="minorHAnsi" w:hAnsi="Courier New" w:cs="Courier New"/>
+                <w:kern w:val="0"/>
+                <w:szCs w:val="20"/>
+              </w:rPr>
+              <w:t xml:space="preserve">|-- ikeee                  데이터셋, 모델, 학습 코드</w:t>
+            </w:r>
+          </w:p>
+          <w:p>
+            <w:pPr>
+              <w:wordWrap/>
+              <w:adjustRightInd w:val="0"/>
+              <w:spacing w:line="240" w:lineRule="exact"/>
+              <w:jc w:val="left"/>
+              <w:rPr>
+                <w:rFonts w:ascii="Courier New" w:eastAsiaTheme="minorHAnsi" w:hAnsi="Courier New" w:cs="Courier New"/>
+                <w:kern w:val="0"/>
+                <w:szCs w:val="20"/>
+              </w:rPr>
+            </w:pPr>
+            <w:r>
+              <w:rPr>
+                <w:rFonts w:ascii="Courier New" w:eastAsiaTheme="minorHAnsi" w:hAnsi="Courier New" w:cs="Courier New"/>
+                <w:kern w:val="0"/>
+                <w:szCs w:val="20"/>
+              </w:rPr>
+              <w:t xml:space="preserve">|-- scripts                평가, 그림 생성, 설치 확인(check_setup.py) 스크립트</w:t>
+            </w:r>
+          </w:p>
+          <w:p>
+            <w:pPr>
+              <w:wordWrap/>
+              <w:adjustRightInd w:val="0"/>
+              <w:spacing w:line="240" w:lineRule="exact"/>
+              <w:jc w:val="left"/>
+              <w:rPr>
+                <w:rFonts w:ascii="Courier New" w:eastAsiaTheme="minorHAnsi" w:hAnsi="Courier New" w:cs="Courier New"/>
+                <w:kern w:val="0"/>
+                <w:szCs w:val="20"/>
+              </w:rPr>
+            </w:pPr>
+            <w:r>
+              <w:rPr>
+                <w:rFonts w:ascii="Courier New" w:eastAsiaTheme="minorHAnsi" w:hAnsi="Courier New" w:cs="Courier New"/>
+                <w:kern w:val="0"/>
+                <w:szCs w:val="20"/>
+              </w:rPr>
+              <w:t xml:space="preserve">|-- results                논문 결과 (CSV, 그림)</w:t>
+            </w:r>
+          </w:p>
+          <w:p>
+            <w:pPr>
+              <w:wordWrap/>
+              <w:adjustRightInd w:val="0"/>
+              <w:spacing w:line="240" w:lineRule="exact"/>
+              <w:jc w:val="left"/>
+              <w:rPr>
+                <w:rFonts w:ascii="Courier New" w:eastAsiaTheme="minorHAnsi" w:hAnsi="Courier New" w:cs="Courier New"/>
+                <w:kern w:val="0"/>
+                <w:szCs w:val="20"/>
+              </w:rPr>
+            </w:pPr>
+            <w:r>
+              <w:rPr>
+                <w:rFonts w:ascii="Courier New" w:eastAsiaTheme="minorHAnsi" w:hAnsi="Courier New" w:cs="Courier New"/>
+                <w:kern w:val="0"/>
+                <w:szCs w:val="20"/>
+              </w:rPr>
+              <w:t xml:space="preserve">|-- README.md, README.ko.md</w:t>
+            </w:r>
+          </w:p>
+        </w:tc>
+      </w:tr>
+    </w:tbl>
+    <w:p>
+      <w:pPr>
+        <w:pStyle w:val="aa"/>
+        <w:ind w:leftChars="0"/>
+        <w:rPr>
+          <w:rFonts w:ascii="맑은 고딕" w:eastAsia="맑은 고딕" w:hAnsi="맑은 고딕"/>
+          <w:color w:val="000000"/>
+        </w:rPr>
+      </w:pPr>
+    </w:p>
+    <w:p>
+      <w:pPr>
+        <w:pStyle w:val="aa"/>
+        <w:keepNext/>
+        <w:numPr>
+          <w:ilvl w:val="0"/>
+          <w:numId w:val="104"/>
+        </w:numPr>
+        <w:ind w:leftChars="0"/>
+        <w:jc w:val="left"/>
+        <w:rPr>
+          <w:rFonts w:ascii="맑은 고딕" w:eastAsia="맑은 고딕" w:hAnsi="맑은 고딕"/>
+          <w:color w:val="000000"/>
+        </w:rPr>
+      </w:pPr>
+      <w:r>
+        <w:rPr>
+          <w:rFonts w:ascii="맑은 고딕" w:eastAsia="맑은 고딕" w:hAnsi="맑은 고딕" w:hint="eastAsia"/>
+          <w:color w:val="000000"/>
+        </w:rPr>
+        <w:t xml:space="preserve">Docker 이미지 생성</w:t>
+      </w:r>
+    </w:p>
+    <w:tbl>
+      <w:tblPr>
+        <w:tblStyle w:val="af"/>
+        <w:tblW w:w="0" w:type="auto"/>
+        <w:tblInd w:w="400" w:type="dxa"/>
+        <w:tblLook w:val="04A0" w:firstRow="1" w:lastRow="0" w:firstColumn="1" w:lastColumn="0" w:noHBand="0" w:noVBand="1"/>
+      </w:tblPr>
+      <w:tblGrid>
+        <w:gridCol w:w="8546"/>
+      </w:tblGrid>
+      <w:tr>
+        <w:trPr>
+          <w:cantSplit/>
+        </w:trPr>
+        <w:tc>
+          <w:tcPr>
+            <w:tcW w:w="8928" w:type="dxa"/>
+            <w:shd w:val="clear" w:color="auto" w:fill="F2F2F2" w:themeFill="background1" w:themeFillShade="F2"/>
+          </w:tcPr>
+          <w:p>
+            <w:pPr>
+              <w:pStyle w:val="aa"/>
+              <w:ind w:leftChars="0" w:left="0"/>
+              <w:jc w:val="left"/>
+              <w:rPr>
+                <w:rFonts w:ascii="맑은 고딕" w:eastAsia="맑은 고딕" w:hAnsi="맑은 고딕"/>
+                <w:color w:val="000000"/>
+              </w:rPr>
+            </w:pPr>
+            <w:r>
+              <w:rPr>
+                <w:rFonts w:ascii="맑은 고딕" w:eastAsia="맑은 고딕" w:hAnsi="맑은 고딕" w:hint="eastAsia"/>
+                <w:color w:val="000000"/>
+              </w:rPr>
+              <w:t xml:space="preserve">// OutdoorRMP directory에서 실행</w:t>
+            </w:r>
+          </w:p>
+          <w:p>
+            <w:pPr>
+              <w:pStyle w:val="aa"/>
+              <w:ind w:leftChars="0" w:left="0"/>
+              <w:jc w:val="left"/>
+              <w:rPr>
+                <w:rFonts w:ascii="맑은 고딕" w:eastAsia="맑은 고딕" w:hAnsi="맑은 고딕"/>
+                <w:color w:val="000000"/>
+              </w:rPr>
+            </w:pPr>
+            <w:r>
+              <w:rPr>
+                <w:rFonts w:ascii="맑은 고딕" w:eastAsia="맑은 고딕" w:hAnsi="맑은 고딕" w:hint="eastAsia"/>
+                <w:color w:val="000000"/>
+              </w:rPr>
+              <w:t xml:space="preserve">// 처음 실행 시 베이스 이미지(약 4 GB)를 다운로드하므로 시간이 소요됨</w:t>
+            </w:r>
+          </w:p>
+          <w:p>
+            <w:pPr>
+              <w:pStyle w:val="12"/>
+              <w:jc w:val="left"/>
+            </w:pPr>
+            <w:r>
+              <w:t xml:space="preserve">$ docker compose build</w:t>
+            </w:r>
+          </w:p>
+          <w:p>
+            <w:pPr>
+              <w:pStyle w:val="aa"/>
+              <w:ind w:leftChars="0" w:left="0"/>
+              <w:jc w:val="left"/>
+              <w:rPr>
+                <w:rFonts w:ascii="맑은 고딕" w:eastAsia="맑은 고딕" w:hAnsi="맑은 고딕"/>
+                <w:color w:val="000000"/>
+              </w:rPr>
+            </w:pPr>
+            <w:r>
+              <w:rPr>
+                <w:rFonts w:ascii="맑은 고딕" w:eastAsia="맑은 고딕" w:hAnsi="맑은 고딕" w:hint="eastAsia"/>
+                <w:color w:val="000000"/>
+              </w:rPr>
+              <w:t xml:space="preserve">// 생성된 이미지 확인 (REPOSITORY outdoor-rmp, TAG latest 이미지가 출력되면 성공)</w:t>
+            </w:r>
+          </w:p>
+          <w:p>
+            <w:pPr>
+              <w:pStyle w:val="12"/>
+              <w:jc w:val="left"/>
+            </w:pPr>
+            <w:r>
+              <w:t xml:space="preserve">$ docker images outdoor-rmp</w:t>
+            </w:r>
+          </w:p>
+        </w:tc>
+      </w:tr>
+    </w:tbl>
+    <w:p>
+      <w:pPr>
+        <w:pStyle w:val="aa"/>
+        <w:ind w:leftChars="0"/>
+        <w:rPr>
+          <w:rFonts w:ascii="맑은 고딕" w:eastAsia="맑은 고딕" w:hAnsi="맑은 고딕"/>
+          <w:color w:val="000000"/>
+        </w:rPr>
+      </w:pPr>
+    </w:p>
+    <w:p>
+      <w:pPr>
+        <w:pStyle w:val="10"/>
+        <w:numPr>
+          <w:ilvl w:val="0"/>
+          <w:numId w:val="8"/>
+        </w:numPr>
+        <w:rPr>
+          <w:rFonts w:ascii="맑은 고딕" w:eastAsia="맑은 고딕" w:hAnsi="맑은 고딕"/>
+          <w:szCs w:val="28"/>
+        </w:rPr>
+      </w:pPr>
+      <w:r>
+        <w:rPr>
+          <w:rFonts w:ascii="맑은 고딕" w:eastAsia="맑은 고딕" w:hAnsi="맑은 고딕" w:hint="eastAsia"/>
+          <w:szCs w:val="28"/>
+        </w:rPr>
+        <w:t xml:space="preserve"> 설치 STEP 2 - 데이터셋 및 체크포인트 배치</w:t>
+      </w:r>
+    </w:p>
+    <w:p>
+      <w:pPr>
+        <w:pStyle w:val="aa"/>
+        <w:keepNext/>
+        <w:numPr>
+          <w:ilvl w:val="0"/>
+          <w:numId w:val="105"/>
+        </w:numPr>
+        <w:ind w:leftChars="0"/>
+        <w:jc w:val="left"/>
+        <w:rPr>
+          <w:rFonts w:ascii="맑은 고딕" w:eastAsia="맑은 고딕" w:hAnsi="맑은 고딕"/>
+          <w:color w:val="000000"/>
+        </w:rPr>
+      </w:pPr>
+      <w:r>
+        <w:rPr>
+          <w:rFonts w:ascii="맑은 고딕" w:eastAsia="맑은 고딕" w:hAnsi="맑은 고딕" w:hint="eastAsia"/>
+          <w:color w:val="000000"/>
+        </w:rPr>
+        <w:t xml:space="preserve">데이터셋 배치</w:t>
+      </w:r>
+    </w:p>
+    <w:p>
+      <w:pPr>
+        <w:pStyle w:val="aa"/>
+        <w:keepNext/>
+        <w:numPr>
+          <w:ilvl w:val="0"/>
+          <w:numId w:val="6"/>
+        </w:numPr>
+        <w:ind w:leftChars="0"/>
+        <w:jc w:val="left"/>
+        <w:rPr>
+          <w:rFonts w:ascii="맑은 고딕" w:eastAsia="맑은 고딕" w:hAnsi="맑은 고딕"/>
+          <w:color w:val="000000"/>
+        </w:rPr>
+      </w:pPr>
+      <w:r>
+        <w:rPr>
+          <w:rFonts w:ascii="맑은 고딕" w:eastAsia="맑은 고딕" w:hAnsi="맑은 고딕" w:hint="eastAsia"/>
+          <w:color w:val="000000"/>
+        </w:rPr>
+        <w:t xml:space="preserve">데이터셋은 저장소에 포함되지 않으므로 별도로 전달받아 OutdoorRMP/data 에 둔다.</w:t>
+      </w:r>
+    </w:p>
+    <w:tbl>
+      <w:tblPr>
+        <w:tblStyle w:val="af"/>
+        <w:tblW w:w="0" w:type="auto"/>
+        <w:tblInd w:w="400" w:type="dxa"/>
+        <w:tblLook w:val="04A0" w:firstRow="1" w:lastRow="0" w:firstColumn="1" w:lastColumn="0" w:noHBand="0" w:noVBand="1"/>
+      </w:tblPr>
+      <w:tblGrid>
+        <w:gridCol w:w="8546"/>
+      </w:tblGrid>
+      <w:tr>
+        <w:trPr>
+          <w:cantSplit/>
+        </w:trPr>
+        <w:tc>
+          <w:tcPr>
+            <w:tcW w:w="8928" w:type="dxa"/>
+          </w:tcPr>
+          <w:p>
+            <w:pPr>
+              <w:wordWrap/>
+              <w:adjustRightInd w:val="0"/>
+              <w:spacing w:line="240" w:lineRule="exact"/>
+              <w:jc w:val="left"/>
+              <w:rPr>
+                <w:rFonts w:ascii="Courier New" w:eastAsiaTheme="minorHAnsi" w:hAnsi="Courier New" w:cs="Courier New"/>
+                <w:kern w:val="0"/>
+                <w:szCs w:val="20"/>
+              </w:rPr>
+            </w:pPr>
+            <w:r>
+              <w:rPr>
+                <w:rFonts w:ascii="Courier New" w:eastAsiaTheme="minorHAnsi" w:hAnsi="Courier New" w:cs="Courier New"/>
+                <w:kern w:val="0"/>
+                <w:szCs w:val="20"/>
+              </w:rPr>
+              <w:t xml:space="preserve">OutdoorRMP</w:t>
+            </w:r>
+          </w:p>
+          <w:p>
+            <w:pPr>
+              <w:wordWrap/>
+              <w:adjustRightInd w:val="0"/>
+              <w:spacing w:line="240" w:lineRule="exact"/>
+              <w:jc w:val="left"/>
+              <w:rPr>
+                <w:rFonts w:ascii="Courier New" w:eastAsiaTheme="minorHAnsi" w:hAnsi="Courier New" w:cs="Courier New"/>
+                <w:kern w:val="0"/>
+                <w:szCs w:val="20"/>
+              </w:rPr>
+            </w:pPr>
+            <w:r>
+              <w:rPr>
+                <w:rFonts w:ascii="Courier New" w:eastAsiaTheme="minorHAnsi" w:hAnsi="Courier New" w:cs="Courier New"/>
+                <w:kern w:val="0"/>
+                <w:szCs w:val="20"/>
+              </w:rPr>
+              <w:t xml:space="preserve">|-- data</w:t>
+            </w:r>
+          </w:p>
+          <w:p>
+            <w:pPr>
+              <w:wordWrap/>
+              <w:adjustRightInd w:val="0"/>
+              <w:spacing w:line="240" w:lineRule="exact"/>
+              <w:jc w:val="left"/>
+              <w:rPr>
+                <w:rFonts w:ascii="Courier New" w:eastAsiaTheme="minorHAnsi" w:hAnsi="Courier New" w:cs="Courier New"/>
+                <w:kern w:val="0"/>
+                <w:szCs w:val="20"/>
+              </w:rPr>
+            </w:pPr>
+            <w:r>
+              <w:rPr>
+                <w:rFonts w:ascii="Courier New" w:eastAsiaTheme="minorHAnsi" w:hAnsi="Courier New" w:cs="Courier New"/>
+                <w:kern w:val="0"/>
+                <w:szCs w:val="20"/>
+              </w:rPr>
+              <w:t xml:space="preserve">|   |-- stations_position.txt           샘플별 송신기 3개 위치 (2000줄)</w:t>
+            </w:r>
+          </w:p>
+          <w:p>
+            <w:pPr>
+              <w:wordWrap/>
+              <w:adjustRightInd w:val="0"/>
+              <w:spacing w:line="240" w:lineRule="exact"/>
+              <w:jc w:val="left"/>
+              <w:rPr>
+                <w:rFonts w:ascii="Courier New" w:eastAsiaTheme="minorHAnsi" w:hAnsi="Courier New" w:cs="Courier New"/>
+                <w:kern w:val="0"/>
+                <w:szCs w:val="20"/>
+              </w:rPr>
+            </w:pPr>
+            <w:r>
+              <w:rPr>
+                <w:rFonts w:ascii="Courier New" w:eastAsiaTheme="minorHAnsi" w:hAnsi="Courier New" w:cs="Courier New"/>
+                <w:kern w:val="0"/>
+                <w:szCs w:val="20"/>
+              </w:rPr>
+              <w:t xml:space="preserve">|   |-- buildings_position</w:t>
+            </w:r>
+          </w:p>
+          <w:p>
+            <w:pPr>
+              <w:wordWrap/>
+              <w:adjustRightInd w:val="0"/>
+              <w:spacing w:line="240" w:lineRule="exact"/>
+              <w:jc w:val="left"/>
+              <w:rPr>
+                <w:rFonts w:ascii="Courier New" w:eastAsiaTheme="minorHAnsi" w:hAnsi="Courier New" w:cs="Courier New"/>
+                <w:kern w:val="0"/>
+                <w:szCs w:val="20"/>
+              </w:rPr>
+            </w:pPr>
+            <w:r>
+              <w:rPr>
+                <w:rFonts w:ascii="Courier New" w:eastAsiaTheme="minorHAnsi" w:hAnsi="Courier New" w:cs="Courier New"/>
+                <w:kern w:val="0"/>
+                <w:szCs w:val="20"/>
+              </w:rPr>
+              <w:t xml:space="preserve">|   |   |-- buildings_{n}.mat           건물 배치 (n = 1 ~ 2000)</w:t>
+            </w:r>
+          </w:p>
+          <w:p>
+            <w:pPr>
+              <w:wordWrap/>
+              <w:adjustRightInd w:val="0"/>
+              <w:spacing w:line="240" w:lineRule="exact"/>
+              <w:jc w:val="left"/>
+              <w:rPr>
+                <w:rFonts w:ascii="Courier New" w:eastAsiaTheme="minorHAnsi" w:hAnsi="Courier New" w:cs="Courier New"/>
+                <w:kern w:val="0"/>
+                <w:szCs w:val="20"/>
+              </w:rPr>
+            </w:pPr>
+            <w:r>
+              <w:rPr>
+                <w:rFonts w:ascii="Courier New" w:eastAsiaTheme="minorHAnsi" w:hAnsi="Courier New" w:cs="Courier New"/>
+                <w:kern w:val="0"/>
+                <w:szCs w:val="20"/>
+              </w:rPr>
+              <w:t xml:space="preserve">|   |-- receivedpower_1750MHz_mat</w:t>
+            </w:r>
+          </w:p>
+          <w:p>
+            <w:pPr>
+              <w:wordWrap/>
+              <w:adjustRightInd w:val="0"/>
+              <w:spacing w:line="240" w:lineRule="exact"/>
+              <w:jc w:val="left"/>
+              <w:rPr>
+                <w:rFonts w:ascii="Courier New" w:eastAsiaTheme="minorHAnsi" w:hAnsi="Courier New" w:cs="Courier New"/>
+                <w:kern w:val="0"/>
+                <w:szCs w:val="20"/>
+              </w:rPr>
+            </w:pPr>
+            <w:r>
+              <w:rPr>
+                <w:rFonts w:ascii="Courier New" w:eastAsiaTheme="minorHAnsi" w:hAnsi="Courier New" w:cs="Courier New"/>
+                <w:kern w:val="0"/>
+                <w:szCs w:val="20"/>
+              </w:rPr>
+              <w:t xml:space="preserve">|   |   |-- TOTAL_REC_1750MHz_{n}.mat   수신 전력 맵</w:t>
+            </w:r>
+          </w:p>
+          <w:p>
+            <w:pPr>
+              <w:wordWrap/>
+              <w:adjustRightInd w:val="0"/>
+              <w:spacing w:line="240" w:lineRule="exact"/>
+              <w:jc w:val="left"/>
+              <w:rPr>
+                <w:rFonts w:ascii="Courier New" w:eastAsiaTheme="minorHAnsi" w:hAnsi="Courier New" w:cs="Courier New"/>
+                <w:kern w:val="0"/>
+                <w:szCs w:val="20"/>
+              </w:rPr>
+            </w:pPr>
+            <w:r>
+              <w:rPr>
+                <w:rFonts w:ascii="Courier New" w:eastAsiaTheme="minorHAnsi" w:hAnsi="Courier New" w:cs="Courier New"/>
+                <w:kern w:val="0"/>
+                <w:szCs w:val="20"/>
+              </w:rPr>
+              <w:t xml:space="preserve">|   |-- receivedpower_2750MHz_mat</w:t>
+            </w:r>
+          </w:p>
+          <w:p>
+            <w:pPr>
+              <w:wordWrap/>
+              <w:adjustRightInd w:val="0"/>
+              <w:spacing w:line="240" w:lineRule="exact"/>
+              <w:jc w:val="left"/>
+              <w:rPr>
+                <w:rFonts w:ascii="Courier New" w:eastAsiaTheme="minorHAnsi" w:hAnsi="Courier New" w:cs="Courier New"/>
+                <w:kern w:val="0"/>
+                <w:szCs w:val="20"/>
+              </w:rPr>
+            </w:pPr>
+            <w:r>
+              <w:rPr>
+                <w:rFonts w:ascii="Courier New" w:eastAsiaTheme="minorHAnsi" w:hAnsi="Courier New" w:cs="Courier New"/>
+                <w:kern w:val="0"/>
+                <w:szCs w:val="20"/>
+              </w:rPr>
+              <w:t xml:space="preserve">|   |-- receivedpower_3750MHz_mat</w:t>
+            </w:r>
+          </w:p>
+          <w:p>
+            <w:pPr>
+              <w:wordWrap/>
+              <w:adjustRightInd w:val="0"/>
+              <w:spacing w:line="240" w:lineRule="exact"/>
+              <w:jc w:val="left"/>
+              <w:rPr>
+                <w:rFonts w:ascii="Courier New" w:eastAsiaTheme="minorHAnsi" w:hAnsi="Courier New" w:cs="Courier New"/>
+                <w:kern w:val="0"/>
+                <w:szCs w:val="20"/>
+              </w:rPr>
+            </w:pPr>
+            <w:r>
+              <w:rPr>
+                <w:rFonts w:ascii="Courier New" w:eastAsiaTheme="minorHAnsi" w:hAnsi="Courier New" w:cs="Courier New"/>
+                <w:kern w:val="0"/>
+                <w:szCs w:val="20"/>
+              </w:rPr>
+              <w:t xml:space="preserve">|   |-- receivedpower_4750MHz_mat</w:t>
+            </w:r>
+          </w:p>
+          <w:p>
+            <w:pPr>
+              <w:wordWrap/>
+              <w:adjustRightInd w:val="0"/>
+              <w:spacing w:line="240" w:lineRule="exact"/>
+              <w:jc w:val="left"/>
+              <w:rPr>
+                <w:rFonts w:ascii="Courier New" w:eastAsiaTheme="minorHAnsi" w:hAnsi="Courier New" w:cs="Courier New"/>
+                <w:kern w:val="0"/>
+                <w:szCs w:val="20"/>
+              </w:rPr>
+            </w:pPr>
+            <w:r>
+              <w:rPr>
+                <w:rFonts w:ascii="Courier New" w:eastAsiaTheme="minorHAnsi" w:hAnsi="Courier New" w:cs="Courier New"/>
+                <w:kern w:val="0"/>
+                <w:szCs w:val="20"/>
+              </w:rPr>
+              <w:t xml:space="preserve">|   |-- receivedpower_5750MHz_mat</w:t>
+            </w:r>
+          </w:p>
+        </w:tc>
+      </w:tr>
+    </w:tbl>
+    <w:p>
+      <w:pPr>
+        <w:pStyle w:val="aa"/>
+        <w:keepNext/>
+        <w:numPr>
+          <w:ilvl w:val="0"/>
+          <w:numId w:val="12"/>
+        </w:numPr>
+        <w:ind w:leftChars="0"/>
+        <w:jc w:val="left"/>
+        <w:rPr>
+          <w:rFonts w:ascii="맑은 고딕" w:eastAsia="맑은 고딕" w:hAnsi="맑은 고딕"/>
+          <w:color w:val="000000"/>
+        </w:rPr>
+      </w:pPr>
+      <w:r>
+        <w:rPr>
+          <w:rFonts w:ascii="맑은 고딕" w:eastAsia="맑은 고딕" w:hAnsi="맑은 고딕" w:hint="eastAsia"/>
+          <w:color w:val="000000"/>
+        </w:rPr>
+        <w:t xml:space="preserve">다른 위치에 있는 데이터셋은 3)에서 경로를 지정한다.</w:t>
+      </w:r>
+    </w:p>
+    <w:p>
+      <w:pPr>
+        <w:pStyle w:val="aa"/>
+        <w:ind w:leftChars="0"/>
+        <w:rPr>
+          <w:rFonts w:ascii="맑은 고딕" w:eastAsia="맑은 고딕" w:hAnsi="맑은 고딕"/>
+          <w:color w:val="000000"/>
+        </w:rPr>
+      </w:pPr>
+    </w:p>
+    <w:p>
+      <w:pPr>
+        <w:pStyle w:val="aa"/>
+        <w:keepNext/>
+        <w:numPr>
+          <w:ilvl w:val="0"/>
+          <w:numId w:val="105"/>
+        </w:numPr>
+        <w:ind w:leftChars="0"/>
+        <w:jc w:val="left"/>
+        <w:rPr>
+          <w:rFonts w:ascii="맑은 고딕" w:eastAsia="맑은 고딕" w:hAnsi="맑은 고딕"/>
+          <w:color w:val="000000"/>
+        </w:rPr>
+      </w:pPr>
+      <w:r>
+        <w:rPr>
+          <w:rFonts w:ascii="맑은 고딕" w:eastAsia="맑은 고딕" w:hAnsi="맑은 고딕" w:hint="eastAsia"/>
+          <w:color w:val="000000"/>
+        </w:rPr>
+        <w:t xml:space="preserve">체크포인트 배치 (평가 시 필요, 학습만 할 경우 생략)</w:t>
+      </w:r>
+    </w:p>
+    <w:tbl>
+      <w:tblPr>
+        <w:tblStyle w:val="af"/>
+        <w:tblW w:w="0" w:type="auto"/>
+        <w:tblInd w:w="400" w:type="dxa"/>
+        <w:tblLook w:val="04A0" w:firstRow="1" w:lastRow="0" w:firstColumn="1" w:lastColumn="0" w:noHBand="0" w:noVBand="1"/>
+      </w:tblPr>
+      <w:tblGrid>
+        <w:gridCol w:w="8546"/>
+      </w:tblGrid>
+      <w:tr>
+        <w:trPr>
+          <w:cantSplit/>
+        </w:trPr>
+        <w:tc>
+          <w:tcPr>
+            <w:tcW w:w="8928" w:type="dxa"/>
+          </w:tcPr>
+          <w:p>
+            <w:pPr>
+              <w:wordWrap/>
+              <w:adjustRightInd w:val="0"/>
+              <w:spacing w:line="240" w:lineRule="exact"/>
+              <w:jc w:val="left"/>
+              <w:rPr>
+                <w:rFonts w:ascii="Courier New" w:eastAsiaTheme="minorHAnsi" w:hAnsi="Courier New" w:cs="Courier New"/>
+                <w:kern w:val="0"/>
+                <w:szCs w:val="20"/>
+              </w:rPr>
+            </w:pPr>
+            <w:r>
+              <w:rPr>
+                <w:rFonts w:ascii="Courier New" w:eastAsiaTheme="minorHAnsi" w:hAnsi="Courier New" w:cs="Courier New"/>
+                <w:kern w:val="0"/>
+                <w:szCs w:val="20"/>
+              </w:rPr>
+              <w:t xml:space="preserve">OutdoorRMP</w:t>
+            </w:r>
+          </w:p>
+          <w:p>
+            <w:pPr>
+              <w:wordWrap/>
+              <w:adjustRightInd w:val="0"/>
+              <w:spacing w:line="240" w:lineRule="exact"/>
+              <w:jc w:val="left"/>
+              <w:rPr>
+                <w:rFonts w:ascii="Courier New" w:eastAsiaTheme="minorHAnsi" w:hAnsi="Courier New" w:cs="Courier New"/>
+                <w:kern w:val="0"/>
+                <w:szCs w:val="20"/>
+              </w:rPr>
+            </w:pPr>
+            <w:r>
+              <w:rPr>
+                <w:rFonts w:ascii="Courier New" w:eastAsiaTheme="minorHAnsi" w:hAnsi="Courier New" w:cs="Courier New"/>
+                <w:kern w:val="0"/>
+                <w:szCs w:val="20"/>
+              </w:rPr>
+              <w:t xml:space="preserve">|-- model_checkpoints</w:t>
+            </w:r>
+          </w:p>
+          <w:p>
+            <w:pPr>
+              <w:wordWrap/>
+              <w:adjustRightInd w:val="0"/>
+              <w:spacing w:line="240" w:lineRule="exact"/>
+              <w:jc w:val="left"/>
+              <w:rPr>
+                <w:rFonts w:ascii="Courier New" w:eastAsiaTheme="minorHAnsi" w:hAnsi="Courier New" w:cs="Courier New"/>
+                <w:kern w:val="0"/>
+                <w:szCs w:val="20"/>
+              </w:rPr>
+            </w:pPr>
+            <w:r>
+              <w:rPr>
+                <w:rFonts w:ascii="Courier New" w:eastAsiaTheme="minorHAnsi" w:hAnsi="Courier New" w:cs="Courier New"/>
+                <w:kern w:val="0"/>
+                <w:szCs w:val="20"/>
+              </w:rPr>
+              <w:t xml:space="preserve">|   |-- checkpoints_radiounet_small_{freq}/best.pth</w:t>
+            </w:r>
+          </w:p>
+          <w:p>
+            <w:pPr>
+              <w:wordWrap/>
+              <w:adjustRightInd w:val="0"/>
+              <w:spacing w:line="240" w:lineRule="exact"/>
+              <w:jc w:val="left"/>
+              <w:rPr>
+                <w:rFonts w:ascii="Courier New" w:eastAsiaTheme="minorHAnsi" w:hAnsi="Courier New" w:cs="Courier New"/>
+                <w:kern w:val="0"/>
+                <w:szCs w:val="20"/>
+              </w:rPr>
+            </w:pPr>
+            <w:r>
+              <w:rPr>
+                <w:rFonts w:ascii="Courier New" w:eastAsiaTheme="minorHAnsi" w:hAnsi="Courier New" w:cs="Courier New"/>
+                <w:kern w:val="0"/>
+                <w:szCs w:val="20"/>
+              </w:rPr>
+              <w:t xml:space="preserve">|   |-- checkpoints_radiounet_medium_{freq}/best.pth</w:t>
+            </w:r>
+          </w:p>
+          <w:p>
+            <w:pPr>
+              <w:wordWrap/>
+              <w:adjustRightInd w:val="0"/>
+              <w:spacing w:line="240" w:lineRule="exact"/>
+              <w:jc w:val="left"/>
+              <w:rPr>
+                <w:rFonts w:ascii="Courier New" w:eastAsiaTheme="minorHAnsi" w:hAnsi="Courier New" w:cs="Courier New"/>
+                <w:kern w:val="0"/>
+                <w:szCs w:val="20"/>
+              </w:rPr>
+            </w:pPr>
+            <w:r>
+              <w:rPr>
+                <w:rFonts w:ascii="Courier New" w:eastAsiaTheme="minorHAnsi" w:hAnsi="Courier New" w:cs="Courier New"/>
+                <w:kern w:val="0"/>
+                <w:szCs w:val="20"/>
+              </w:rPr>
+              <w:t xml:space="preserve">|   |-- checkpoints_transpathnet_small_{freq}/best.pth</w:t>
+            </w:r>
+          </w:p>
+          <w:p>
+            <w:pPr>
+              <w:wordWrap/>
+              <w:adjustRightInd w:val="0"/>
+              <w:spacing w:line="240" w:lineRule="exact"/>
+              <w:jc w:val="left"/>
+              <w:rPr>
+                <w:rFonts w:ascii="Courier New" w:eastAsiaTheme="minorHAnsi" w:hAnsi="Courier New" w:cs="Courier New"/>
+                <w:kern w:val="0"/>
+                <w:szCs w:val="20"/>
+              </w:rPr>
+            </w:pPr>
+            <w:r>
+              <w:rPr>
+                <w:rFonts w:ascii="Courier New" w:eastAsiaTheme="minorHAnsi" w:hAnsi="Courier New" w:cs="Courier New"/>
+                <w:kern w:val="0"/>
+                <w:szCs w:val="20"/>
+              </w:rPr>
+              <w:t xml:space="preserve">|   |-- checkpoints_transpathnet_base_{freq}/best.pth</w:t>
+            </w:r>
+          </w:p>
+          <w:p>
+            <w:pPr>
+              <w:wordWrap/>
+              <w:adjustRightInd w:val="0"/>
+              <w:spacing w:line="240" w:lineRule="exact"/>
+              <w:jc w:val="left"/>
+              <w:rPr>
+                <w:rFonts w:ascii="Courier New" w:eastAsiaTheme="minorHAnsi" w:hAnsi="Courier New" w:cs="Courier New"/>
+                <w:kern w:val="0"/>
+                <w:szCs w:val="20"/>
+              </w:rPr>
+            </w:pPr>
+            <w:r>
+              <w:rPr>
+                <w:rFonts w:ascii="Courier New" w:eastAsiaTheme="minorHAnsi" w:hAnsi="Courier New" w:cs="Courier New"/>
+                <w:kern w:val="0"/>
+                <w:szCs w:val="20"/>
+              </w:rPr>
+              <w:t xml:space="preserve">|   |-- checkpoints_radiounet_small_4750_v2/best.pth</w:t>
+            </w:r>
+          </w:p>
+          <w:p>
+            <w:pPr>
+              <w:wordWrap/>
+              <w:adjustRightInd w:val="0"/>
+              <w:spacing w:line="240" w:lineRule="exact"/>
+              <w:jc w:val="left"/>
+              <w:rPr>
+                <w:rFonts w:ascii="Courier New" w:eastAsiaTheme="minorHAnsi" w:hAnsi="Courier New" w:cs="Courier New"/>
+                <w:kern w:val="0"/>
+                <w:szCs w:val="20"/>
+              </w:rPr>
+            </w:pPr>
+            <w:r>
+              <w:rPr>
+                <w:rFonts w:ascii="Courier New" w:eastAsiaTheme="minorHAnsi" w:hAnsi="Courier New" w:cs="Courier New"/>
+                <w:kern w:val="0"/>
+                <w:szCs w:val="20"/>
+              </w:rPr>
+              <w:t xml:space="preserve"/>
+            </w:r>
+          </w:p>
+          <w:p>
+            <w:pPr>
+              <w:wordWrap/>
+              <w:adjustRightInd w:val="0"/>
+              <w:spacing w:line="240" w:lineRule="exact"/>
+              <w:jc w:val="left"/>
+              <w:rPr>
+                <w:rFonts w:ascii="Courier New" w:eastAsiaTheme="minorHAnsi" w:hAnsi="Courier New" w:cs="Courier New"/>
+                <w:kern w:val="0"/>
+                <w:szCs w:val="20"/>
+              </w:rPr>
+            </w:pPr>
+            <w:r>
+              <w:rPr>
+                <w:rFonts w:ascii="Courier New" w:eastAsiaTheme="minorHAnsi" w:hAnsi="Courier New" w:cs="Courier New"/>
+                <w:kern w:val="0"/>
+                <w:szCs w:val="20"/>
+              </w:rPr>
+              <w:t xml:space="preserve">{freq}: 1750, 2750, 3750, 4750, 5750</w:t>
+            </w:r>
+          </w:p>
+          <w:p>
+            <w:pPr>
+              <w:wordWrap/>
+              <w:adjustRightInd w:val="0"/>
+              <w:spacing w:line="240" w:lineRule="exact"/>
+              <w:jc w:val="left"/>
+              <w:rPr>
+                <w:rFonts w:ascii="Courier New" w:eastAsiaTheme="minorHAnsi" w:hAnsi="Courier New" w:cs="Courier New"/>
+                <w:kern w:val="0"/>
+                <w:szCs w:val="20"/>
+              </w:rPr>
+            </w:pPr>
+            <w:r>
+              <w:rPr>
+                <w:rFonts w:ascii="Courier New" w:eastAsiaTheme="minorHAnsi" w:hAnsi="Courier New" w:cs="Courier New"/>
+                <w:kern w:val="0"/>
+                <w:szCs w:val="20"/>
+              </w:rPr>
+              <w:t xml:space="preserve">_v2: 있으면 4750 MHz RadioUNet-S 평가에 사용</w:t>
+            </w:r>
+          </w:p>
+        </w:tc>
+      </w:tr>
+    </w:tbl>
+    <w:p>
+      <w:pPr>
+        <w:pStyle w:val="aa"/>
+        <w:ind w:leftChars="0"/>
+        <w:rPr>
+          <w:rFonts w:ascii="맑은 고딕" w:eastAsia="맑은 고딕" w:hAnsi="맑은 고딕"/>
+          <w:color w:val="000000"/>
+        </w:rPr>
+      </w:pPr>
+    </w:p>
+    <w:p>
+      <w:pPr>
+        <w:pStyle w:val="aa"/>
+        <w:keepNext/>
+        <w:numPr>
+          <w:ilvl w:val="0"/>
+          <w:numId w:val="105"/>
+        </w:numPr>
+        <w:ind w:leftChars="0"/>
+        <w:jc w:val="left"/>
+        <w:rPr>
+          <w:rFonts w:ascii="맑은 고딕" w:eastAsia="맑은 고딕" w:hAnsi="맑은 고딕"/>
+          <w:color w:val="000000"/>
+        </w:rPr>
+      </w:pPr>
+      <w:r>
+        <w:rPr>
+          <w:rFonts w:ascii="맑은 고딕" w:eastAsia="맑은 고딕" w:hAnsi="맑은 고딕" w:hint="eastAsia"/>
+          <w:color w:val="000000"/>
+        </w:rPr>
+        <w:t xml:space="preserve">실행 환경 설정 파일(.env) 생성</w:t>
+      </w:r>
+    </w:p>
+    <w:tbl>
+      <w:tblPr>
+        <w:tblStyle w:val="af"/>
+        <w:tblW w:w="0" w:type="auto"/>
+        <w:tblInd w:w="400" w:type="dxa"/>
+        <w:tblLook w:val="04A0" w:firstRow="1" w:lastRow="0" w:firstColumn="1" w:lastColumn="0" w:noHBand="0" w:noVBand="1"/>
+      </w:tblPr>
+      <w:tblGrid>
+        <w:gridCol w:w="8546"/>
+      </w:tblGrid>
+      <w:tr>
+        <w:trPr>
+          <w:cantSplit/>
+        </w:trPr>
+        <w:tc>
+          <w:tcPr>
+            <w:tcW w:w="8928" w:type="dxa"/>
+            <w:shd w:val="clear" w:color="auto" w:fill="F2F2F2" w:themeFill="background1" w:themeFillShade="F2"/>
+          </w:tcPr>
+          <w:p>
+            <w:pPr>
+              <w:pStyle w:val="aa"/>
+              <w:ind w:leftChars="0" w:left="0"/>
+              <w:jc w:val="left"/>
+              <w:rPr>
+                <w:rFonts w:ascii="맑은 고딕" w:eastAsia="맑은 고딕" w:hAnsi="맑은 고딕"/>
+                <w:color w:val="000000"/>
+              </w:rPr>
+            </w:pPr>
+            <w:r>
+              <w:rPr>
+                <w:rFonts w:ascii="맑은 고딕" w:eastAsia="맑은 고딕" w:hAnsi="맑은 고딕" w:hint="eastAsia"/>
+                <w:color w:val="000000"/>
+              </w:rPr>
+              <w:t xml:space="preserve">// 데이터셋과 체크포인트가 OutdoorRMP 안에 있는 경우</w:t>
+            </w:r>
+          </w:p>
+          <w:p>
+            <w:pPr>
+              <w:pStyle w:val="12"/>
+              <w:jc w:val="left"/>
+            </w:pPr>
+            <w:r>
+              <w:t xml:space="preserve">$ bash docker/setup_env.sh</w:t>
+            </w:r>
+          </w:p>
+          <w:p>
+            <w:pPr>
+              <w:pStyle w:val="aa"/>
+              <w:ind w:leftChars="0" w:left="0"/>
+              <w:jc w:val="left"/>
+              <w:rPr>
+                <w:rFonts w:ascii="맑은 고딕" w:eastAsia="맑은 고딕" w:hAnsi="맑은 고딕"/>
+                <w:color w:val="000000"/>
+              </w:rPr>
+            </w:pPr>
+            <w:r>
+              <w:rPr>
+                <w:rFonts w:ascii="맑은 고딕" w:eastAsia="맑은 고딕" w:hAnsi="맑은 고딕" w:hint="eastAsia"/>
+                <w:color w:val="000000"/>
+              </w:rPr>
+              <w:t xml:space="preserve">// 다른 위치에 있는 경우 경로 지정</w:t>
+            </w:r>
+          </w:p>
+          <w:p>
+            <w:pPr>
+              <w:pStyle w:val="12"/>
+              <w:jc w:val="left"/>
+            </w:pPr>
+            <w:r>
+              <w:t xml:space="preserve">$ bash docker/setup_env.sh /path/to/data /path/to/model_checkpoints</w:t>
+            </w:r>
+          </w:p>
+          <w:p>
+            <w:pPr>
+              <w:pStyle w:val="aa"/>
+              <w:ind w:leftChars="0" w:left="0"/>
+              <w:jc w:val="left"/>
+              <w:rPr>
+                <w:rFonts w:ascii="맑은 고딕" w:eastAsia="맑은 고딕" w:hAnsi="맑은 고딕"/>
+                <w:color w:val="000000"/>
+              </w:rPr>
+            </w:pPr>
+            <w:r>
+              <w:rPr>
+                <w:rFonts w:ascii="맑은 고딕" w:eastAsia="맑은 고딕" w:hAnsi="맑은 고딕" w:hint="eastAsia"/>
+                <w:color w:val="000000"/>
+              </w:rPr>
+              <w:t xml:space="preserve">// 생성 결과 예시</w:t>
             </w:r>
           </w:p>
           <w:p>
@@ -2576,7 +3019,7 @@
                 <w:sz w:val="20"/>
                 <w:szCs w:val="20"/>
               </w:rPr>
-              <w:t xml:space="preserve">[1/5] Python packages</w:t>
+              <w:t xml:space="preserve">Created /home/user/OutdoorRMP/.env</w:t>
             </w:r>
           </w:p>
           <w:p>
@@ -2607,7 +3050,7 @@
                 <w:sz w:val="20"/>
                 <w:szCs w:val="20"/>
               </w:rPr>
-              <w:t xml:space="preserve">  OK       torch ...</w:t>
+              <w:t xml:space="preserve">HOST_UID=1000</w:t>
             </w:r>
           </w:p>
           <w:p>
@@ -2638,7 +3081,7 @@
                 <w:sz w:val="20"/>
                 <w:szCs w:val="20"/>
               </w:rPr>
-              <w:t xml:space="preserve">...</w:t>
+              <w:t xml:space="preserve">HOST_GID=1000</w:t>
             </w:r>
           </w:p>
           <w:p>
@@ -2669,7 +3112,7 @@
                 <w:sz w:val="20"/>
                 <w:szCs w:val="20"/>
               </w:rPr>
-              <w:t xml:space="preserve">[2/5] GPU</w:t>
+              <w:t xml:space="preserve">DATA_DIR=/home/user/OutdoorRMP/data</w:t>
             </w:r>
           </w:p>
           <w:p>
@@ -2700,7 +3143,89 @@
                 <w:sz w:val="20"/>
                 <w:szCs w:val="20"/>
               </w:rPr>
-              <w:t xml:space="preserve">  OK       cuda:0  NVIDIA GeForce RTX 2080 Ti</w:t>
+              <w:t xml:space="preserve">CKPT_DIR=/home/user/OutdoorRMP/model_checkpoints</w:t>
+            </w:r>
+          </w:p>
+        </w:tc>
+      </w:tr>
+    </w:tbl>
+    <w:p>
+      <w:pPr>
+        <w:pStyle w:val="aa"/>
+        <w:ind w:leftChars="0"/>
+        <w:jc w:val="left"/>
+        <w:rPr>
+          <w:rFonts w:ascii="맑은 고딕" w:eastAsia="맑은 고딕" w:hAnsi="맑은 고딕"/>
+          <w:color w:val="000000"/>
+        </w:rPr>
+      </w:pPr>
+      <w:r>
+        <w:rPr>
+          <w:rFonts w:ascii="맑은 고딕" w:eastAsia="맑은 고딕" w:hAnsi="맑은 고딕" w:hint="eastAsia"/>
+          <w:color w:val="000000"/>
+        </w:rPr>
+        <w:t xml:space="preserve">※ HOST_UID, HOST_GID는 컨테이너가 만든 결과 파일의 소유자를 현재 사용자로 맞추는 값이다.</w:t>
+      </w:r>
+    </w:p>
+    <w:p>
+      <w:pPr>
+        <w:pStyle w:val="aa"/>
+        <w:ind w:leftChars="0"/>
+        <w:rPr>
+          <w:rFonts w:ascii="맑은 고딕" w:eastAsia="맑은 고딕" w:hAnsi="맑은 고딕"/>
+          <w:color w:val="000000"/>
+        </w:rPr>
+      </w:pPr>
+    </w:p>
+    <w:p>
+      <w:pPr>
+        <w:pStyle w:val="aa"/>
+        <w:keepNext/>
+        <w:numPr>
+          <w:ilvl w:val="0"/>
+          <w:numId w:val="105"/>
+        </w:numPr>
+        <w:ind w:leftChars="0"/>
+        <w:jc w:val="left"/>
+        <w:rPr>
+          <w:rFonts w:ascii="맑은 고딕" w:eastAsia="맑은 고딕" w:hAnsi="맑은 고딕"/>
+          <w:color w:val="000000"/>
+        </w:rPr>
+      </w:pPr>
+      <w:r>
+        <w:rPr>
+          <w:rFonts w:ascii="맑은 고딕" w:eastAsia="맑은 고딕" w:hAnsi="맑은 고딕" w:hint="eastAsia"/>
+          <w:color w:val="000000"/>
+        </w:rPr>
+        <w:t xml:space="preserve">설치 확인</w:t>
+      </w:r>
+    </w:p>
+    <w:tbl>
+      <w:tblPr>
+        <w:tblStyle w:val="af"/>
+        <w:tblW w:w="0" w:type="auto"/>
+        <w:tblInd w:w="400" w:type="dxa"/>
+        <w:tblLook w:val="04A0" w:firstRow="1" w:lastRow="0" w:firstColumn="1" w:lastColumn="0" w:noHBand="0" w:noVBand="1"/>
+      </w:tblPr>
+      <w:tblGrid>
+        <w:gridCol w:w="8546"/>
+      </w:tblGrid>
+      <w:tr>
+        <w:trPr>
+          <w:cantSplit/>
+        </w:trPr>
+        <w:tc>
+          <w:tcPr>
+            <w:tcW w:w="8928" w:type="dxa"/>
+            <w:shd w:val="clear" w:color="auto" w:fill="F2F2F2" w:themeFill="background1" w:themeFillShade="F2"/>
+          </w:tcPr>
+          <w:p>
+            <w:pPr>
+              <w:pStyle w:val="12"/>
+              <w:jc w:val="left"/>
+            </w:pPr>
+            <w:r>
+              <w:t xml:space="preserve">$ docker compose run --rm rmp python scripts/check_setup.py</w:t>
             </w:r>
           </w:p>
           <w:p>
@@ -2731,7 +3256,7 @@
                 <w:sz w:val="20"/>
                 <w:szCs w:val="20"/>
               </w:rPr>
-              <w:t xml:space="preserve">[3/5] Project code (ikeee)</w:t>
+              <w:t xml:space="preserve">[1/5] Python packages</w:t>
             </w:r>
           </w:p>
           <w:p>
@@ -2762,7 +3287,7 @@
                 <w:sz w:val="20"/>
                 <w:szCs w:val="20"/>
               </w:rPr>
-              <w:t xml:space="preserve">  OK       ikeee.bratlab_dataset, ikeee.model</w:t>
+              <w:t xml:space="preserve">  OK       torch ...</w:t>
             </w:r>
           </w:p>
           <w:p>
@@ -2793,7 +3318,7 @@
                 <w:sz w:val="20"/>
                 <w:szCs w:val="20"/>
               </w:rPr>
-              <w:t xml:space="preserve">[4/5] Dataset: /workspace/data</w:t>
+              <w:t xml:space="preserve">...</w:t>
             </w:r>
           </w:p>
           <w:p>
@@ -2824,7 +3349,7 @@
                 <w:sz w:val="20"/>
                 <w:szCs w:val="20"/>
               </w:rPr>
-              <w:t xml:space="preserve">  OK       stations_position.txt (2000 samples)</w:t>
+              <w:t xml:space="preserve">[2/5] GPU</w:t>
             </w:r>
           </w:p>
           <w:p>
@@ -2855,7 +3380,7 @@
                 <w:sz w:val="20"/>
                 <w:szCs w:val="20"/>
               </w:rPr>
-              <w:t xml:space="preserve">  OK       buildings_position (2000 files)</w:t>
+              <w:t xml:space="preserve">  OK       cuda:0  NVIDIA GeForce RTX 2080 Ti</w:t>
             </w:r>
           </w:p>
           <w:p>
@@ -2886,7 +3411,7 @@
                 <w:sz w:val="20"/>
                 <w:szCs w:val="20"/>
               </w:rPr>
-              <w:t xml:space="preserve">  OK       receivedpower_1750MHz_mat (2000 files)</w:t>
+              <w:t xml:space="preserve">[3/5] Project code (ikeee)</w:t>
             </w:r>
           </w:p>
           <w:p>
@@ -2917,7 +3442,7 @@
                 <w:sz w:val="20"/>
                 <w:szCs w:val="20"/>
               </w:rPr>
-              <w:t xml:space="preserve">...</w:t>
+              <w:t xml:space="preserve">  OK       ikeee.bratlab_dataset, ikeee.model</w:t>
             </w:r>
           </w:p>
           <w:p>
@@ -2948,7 +3473,7 @@
                 <w:sz w:val="20"/>
                 <w:szCs w:val="20"/>
               </w:rPr>
-              <w:t xml:space="preserve">[5/5] Checkpoints: /workspace/model_checkpoints</w:t>
+              <w:t xml:space="preserve">[4/5] Dataset: /workspace/data</w:t>
             </w:r>
           </w:p>
           <w:p>
@@ -2979,7 +3504,7 @@
                 <w:sz w:val="20"/>
                 <w:szCs w:val="20"/>
               </w:rPr>
-              <w:t xml:space="preserve">  model                    1750   2750   3750   4750   5750</w:t>
+              <w:t xml:space="preserve">  OK       stations_position.txt (2000 samples)</w:t>
             </w:r>
           </w:p>
           <w:p>
@@ -3010,7 +3535,7 @@
                 <w:sz w:val="20"/>
                 <w:szCs w:val="20"/>
               </w:rPr>
-              <w:t xml:space="preserve">  radiounet_small             O      O      O      O      O</w:t>
+              <w:t xml:space="preserve">  OK       buildings_position (2000 files)</w:t>
             </w:r>
           </w:p>
           <w:p>
@@ -3041,7 +3566,7 @@
                 <w:sz w:val="20"/>
                 <w:szCs w:val="20"/>
               </w:rPr>
-              <w:t xml:space="preserve">...</w:t>
+              <w:t xml:space="preserve">  OK       receivedpower_1750MHz_mat (2000 files)</w:t>
             </w:r>
           </w:p>
           <w:p>
@@ -3072,7 +3597,7 @@
                 <w:sz w:val="20"/>
                 <w:szCs w:val="20"/>
               </w:rPr>
-              <w:t xml:space="preserve"/>
+              <w:t xml:space="preserve">...</w:t>
             </w:r>
           </w:p>
           <w:p>
@@ -3103,6 +3628,161 @@
                 <w:sz w:val="20"/>
                 <w:szCs w:val="20"/>
               </w:rPr>
+              <w:t xml:space="preserve">[5/5] Checkpoints: /workspace/model_checkpoints</w:t>
+            </w:r>
+          </w:p>
+          <w:p>
+            <w:pPr>
+              <w:pStyle w:val="HTML"/>
+              <w:pBdr>
+                <w:top w:val="single" w:sz="6" w:space="6" w:color="CCCCCC"/>
+                <w:left w:val="single" w:sz="6" w:space="6" w:color="CCCCCC"/>
+                <w:bottom w:val="single" w:sz="6" w:space="6" w:color="CCCCCC"/>
+                <w:right w:val="single" w:sz="6" w:space="6" w:color="CCCCCC"/>
+              </w:pBdr>
+              <w:shd w:val="clear" w:color="auto" w:fill="F8F8F8"/>
+              <w:spacing w:line="239" w:lineRule="atLeast"/>
+              <w:jc w:val="left"/>
+              <w:rPr>
+                <w:rFonts w:ascii="Consolas" w:hAnsi="Consolas" w:cs="Consolas"/>
+                <w:color w:val="000000"/>
+                <w:spacing w:val="4"/>
+                <w:sz w:val="20"/>
+                <w:szCs w:val="20"/>
+              </w:rPr>
+            </w:pPr>
+            <w:r>
+              <w:rPr>
+                <w:rFonts w:ascii="Consolas" w:hAnsi="Consolas" w:cs="Consolas"/>
+                <w:color w:val="000000"/>
+                <w:spacing w:val="4"/>
+                <w:sz w:val="20"/>
+                <w:szCs w:val="20"/>
+              </w:rPr>
+              <w:t xml:space="preserve">  model                    1750   2750   3750   4750   5750</w:t>
+            </w:r>
+          </w:p>
+          <w:p>
+            <w:pPr>
+              <w:pStyle w:val="HTML"/>
+              <w:pBdr>
+                <w:top w:val="single" w:sz="6" w:space="6" w:color="CCCCCC"/>
+                <w:left w:val="single" w:sz="6" w:space="6" w:color="CCCCCC"/>
+                <w:bottom w:val="single" w:sz="6" w:space="6" w:color="CCCCCC"/>
+                <w:right w:val="single" w:sz="6" w:space="6" w:color="CCCCCC"/>
+              </w:pBdr>
+              <w:shd w:val="clear" w:color="auto" w:fill="F8F8F8"/>
+              <w:spacing w:line="239" w:lineRule="atLeast"/>
+              <w:jc w:val="left"/>
+              <w:rPr>
+                <w:rFonts w:ascii="Consolas" w:hAnsi="Consolas" w:cs="Consolas"/>
+                <w:color w:val="000000"/>
+                <w:spacing w:val="4"/>
+                <w:sz w:val="20"/>
+                <w:szCs w:val="20"/>
+              </w:rPr>
+            </w:pPr>
+            <w:r>
+              <w:rPr>
+                <w:rFonts w:ascii="Consolas" w:hAnsi="Consolas" w:cs="Consolas"/>
+                <w:color w:val="000000"/>
+                <w:spacing w:val="4"/>
+                <w:sz w:val="20"/>
+                <w:szCs w:val="20"/>
+              </w:rPr>
+              <w:t xml:space="preserve">  radiounet_small             O      O      O      O      O</w:t>
+            </w:r>
+          </w:p>
+          <w:p>
+            <w:pPr>
+              <w:pStyle w:val="HTML"/>
+              <w:pBdr>
+                <w:top w:val="single" w:sz="6" w:space="6" w:color="CCCCCC"/>
+                <w:left w:val="single" w:sz="6" w:space="6" w:color="CCCCCC"/>
+                <w:bottom w:val="single" w:sz="6" w:space="6" w:color="CCCCCC"/>
+                <w:right w:val="single" w:sz="6" w:space="6" w:color="CCCCCC"/>
+              </w:pBdr>
+              <w:shd w:val="clear" w:color="auto" w:fill="F8F8F8"/>
+              <w:spacing w:line="239" w:lineRule="atLeast"/>
+              <w:jc w:val="left"/>
+              <w:rPr>
+                <w:rFonts w:ascii="Consolas" w:hAnsi="Consolas" w:cs="Consolas"/>
+                <w:color w:val="000000"/>
+                <w:spacing w:val="4"/>
+                <w:sz w:val="20"/>
+                <w:szCs w:val="20"/>
+              </w:rPr>
+            </w:pPr>
+            <w:r>
+              <w:rPr>
+                <w:rFonts w:ascii="Consolas" w:hAnsi="Consolas" w:cs="Consolas"/>
+                <w:color w:val="000000"/>
+                <w:spacing w:val="4"/>
+                <w:sz w:val="20"/>
+                <w:szCs w:val="20"/>
+              </w:rPr>
+              <w:t xml:space="preserve">...</w:t>
+            </w:r>
+          </w:p>
+          <w:p>
+            <w:pPr>
+              <w:pStyle w:val="HTML"/>
+              <w:pBdr>
+                <w:top w:val="single" w:sz="6" w:space="6" w:color="CCCCCC"/>
+                <w:left w:val="single" w:sz="6" w:space="6" w:color="CCCCCC"/>
+                <w:bottom w:val="single" w:sz="6" w:space="6" w:color="CCCCCC"/>
+                <w:right w:val="single" w:sz="6" w:space="6" w:color="CCCCCC"/>
+              </w:pBdr>
+              <w:shd w:val="clear" w:color="auto" w:fill="F8F8F8"/>
+              <w:spacing w:line="239" w:lineRule="atLeast"/>
+              <w:jc w:val="left"/>
+              <w:rPr>
+                <w:rFonts w:ascii="Consolas" w:hAnsi="Consolas" w:cs="Consolas"/>
+                <w:color w:val="000000"/>
+                <w:spacing w:val="4"/>
+                <w:sz w:val="20"/>
+                <w:szCs w:val="20"/>
+              </w:rPr>
+            </w:pPr>
+            <w:r>
+              <w:rPr>
+                <w:rFonts w:ascii="Consolas" w:hAnsi="Consolas" w:cs="Consolas"/>
+                <w:color w:val="000000"/>
+                <w:spacing w:val="4"/>
+                <w:sz w:val="20"/>
+                <w:szCs w:val="20"/>
+              </w:rPr>
+              <w:t xml:space="preserve"/>
+            </w:r>
+          </w:p>
+          <w:p>
+            <w:pPr>
+              <w:pStyle w:val="HTML"/>
+              <w:pBdr>
+                <w:top w:val="single" w:sz="6" w:space="6" w:color="CCCCCC"/>
+                <w:left w:val="single" w:sz="6" w:space="6" w:color="CCCCCC"/>
+                <w:bottom w:val="single" w:sz="6" w:space="6" w:color="CCCCCC"/>
+                <w:right w:val="single" w:sz="6" w:space="6" w:color="CCCCCC"/>
+              </w:pBdr>
+              <w:shd w:val="clear" w:color="auto" w:fill="F8F8F8"/>
+              <w:spacing w:line="239" w:lineRule="atLeast"/>
+              <w:jc w:val="left"/>
+              <w:rPr>
+                <w:rFonts w:ascii="Consolas" w:hAnsi="Consolas" w:cs="Consolas"/>
+                <w:color w:val="000000"/>
+                <w:spacing w:val="4"/>
+                <w:sz w:val="20"/>
+                <w:szCs w:val="20"/>
+              </w:rPr>
+            </w:pPr>
+            <w:r>
+              <w:rPr>
+                <w:rFonts w:ascii="Consolas" w:hAnsi="Consolas" w:cs="Consolas"/>
+                <w:color w:val="000000"/>
+                <w:spacing w:val="4"/>
+                <w:sz w:val="20"/>
+                <w:szCs w:val="20"/>
+              </w:rPr>
               <w:t xml:space="preserve">Result: OK</w:t>
             </w:r>
           </w:p>
@@ -3160,6 +3840,291 @@
         </w:tc>
       </w:tr>
     </w:tbl>
+    <w:p>
+      <w:pPr>
+        <w:pStyle w:val="aa"/>
+        <w:ind w:leftChars="0"/>
+        <w:jc w:val="left"/>
+        <w:rPr>
+          <w:rFonts w:ascii="맑은 고딕" w:eastAsia="맑은 고딕" w:hAnsi="맑은 고딕"/>
+          <w:color w:val="000000"/>
+        </w:rPr>
+      </w:pPr>
+    </w:p>
+    <w:p>
+      <w:pPr>
+        <w:pStyle w:val="aa"/>
+        <w:keepNext/>
+        <w:numPr>
+          <w:ilvl w:val="0"/>
+          <w:numId w:val="105"/>
+        </w:numPr>
+        <w:ind w:leftChars="0"/>
+        <w:jc w:val="left"/>
+        <w:rPr>
+          <w:rFonts w:ascii="맑은 고딕" w:eastAsia="맑은 고딕" w:hAnsi="맑은 고딕"/>
+          <w:color w:val="000000"/>
+        </w:rPr>
+      </w:pPr>
+      <w:r>
+        <w:rPr>
+          <w:rFonts w:ascii="맑은 고딕" w:eastAsia="맑은 고딕" w:hAnsi="맑은 고딕" w:hint="eastAsia"/>
+          <w:color w:val="000000"/>
+        </w:rPr>
+        <w:t xml:space="preserve">테스트 데이터로 동작 확인 (선택)</w:t>
+      </w:r>
+    </w:p>
+    <w:p>
+      <w:pPr>
+        <w:pStyle w:val="aa"/>
+        <w:numPr>
+          <w:ilvl w:val="0"/>
+          <w:numId w:val="6"/>
+        </w:numPr>
+        <w:ind w:leftChars="0"/>
+        <w:jc w:val="left"/>
+        <w:rPr>
+          <w:rFonts w:ascii="맑은 고딕" w:eastAsia="맑은 고딕" w:hAnsi="맑은 고딕"/>
+          <w:color w:val="000000"/>
+        </w:rPr>
+      </w:pPr>
+      <w:r>
+        <w:rPr>
+          <w:rFonts w:ascii="맑은 고딕" w:eastAsia="맑은 고딕" w:hAnsi="맑은 고딕" w:hint="eastAsia"/>
+          <w:color w:val="000000"/>
+        </w:rPr>
+        <w:t xml:space="preserve">전체 데이터셋을 받기 전에 40샘플 테스트 데이터(docker_test_data_40samples.tar.gz)로 학습과 평가가 동작하는지 확인할 수 있다.</w:t>
+      </w:r>
+    </w:p>
+    <w:tbl>
+      <w:tblPr>
+        <w:tblStyle w:val="af"/>
+        <w:tblW w:w="0" w:type="auto"/>
+        <w:tblInd w:w="400" w:type="dxa"/>
+        <w:tblLook w:val="04A0" w:firstRow="1" w:lastRow="0" w:firstColumn="1" w:lastColumn="0" w:noHBand="0" w:noVBand="1"/>
+      </w:tblPr>
+      <w:tblGrid>
+        <w:gridCol w:w="8546"/>
+      </w:tblGrid>
+      <w:tr>
+        <w:trPr>
+          <w:cantSplit/>
+        </w:trPr>
+        <w:tc>
+          <w:tcPr>
+            <w:tcW w:w="8928" w:type="dxa"/>
+            <w:shd w:val="clear" w:color="auto" w:fill="F2F2F2" w:themeFill="background1" w:themeFillShade="F2"/>
+          </w:tcPr>
+          <w:p>
+            <w:pPr>
+              <w:pStyle w:val="aa"/>
+              <w:ind w:leftChars="0" w:left="0"/>
+              <w:jc w:val="left"/>
+              <w:rPr>
+                <w:rFonts w:ascii="맑은 고딕" w:eastAsia="맑은 고딕" w:hAnsi="맑은 고딕"/>
+                <w:color w:val="000000"/>
+              </w:rPr>
+            </w:pPr>
+            <w:r>
+              <w:rPr>
+                <w:rFonts w:ascii="맑은 고딕" w:eastAsia="맑은 고딕" w:hAnsi="맑은 고딕" w:hint="eastAsia"/>
+                <w:color w:val="000000"/>
+              </w:rPr>
+              <w:t xml:space="preserve">// 테스트 데이터 압축 해제 (OutdoorRMP/data 가 생성됨) 후 .env 생성</w:t>
+            </w:r>
+          </w:p>
+          <w:p>
+            <w:pPr>
+              <w:pStyle w:val="12"/>
+              <w:jc w:val="left"/>
+            </w:pPr>
+            <w:r>
+              <w:t xml:space="preserve">$ tar -xzf docker_test_data_40samples.tar.gz -C ~/OutdoorRMP</w:t>
+            </w:r>
+          </w:p>
+          <w:p>
+            <w:pPr>
+              <w:pStyle w:val="12"/>
+              <w:jc w:val="left"/>
+            </w:pPr>
+            <w:r>
+              <w:t xml:space="preserve">$ bash docker/setup_env.sh</w:t>
+            </w:r>
+          </w:p>
+          <w:p>
+            <w:pPr>
+              <w:pStyle w:val="aa"/>
+              <w:ind w:leftChars="0" w:left="0"/>
+              <w:jc w:val="left"/>
+              <w:rPr>
+                <w:rFonts w:ascii="맑은 고딕" w:eastAsia="맑은 고딕" w:hAnsi="맑은 고딕"/>
+                <w:color w:val="000000"/>
+              </w:rPr>
+            </w:pPr>
+            <w:r>
+              <w:rPr>
+                <w:rFonts w:ascii="맑은 고딕" w:eastAsia="맑은 고딕" w:hAnsi="맑은 고딕" w:hint="eastAsia"/>
+                <w:color w:val="000000"/>
+              </w:rPr>
+              <w:t xml:space="preserve">// 설치 확인: 폴더마다 (40 files), 체크포인트는 모두 - 로 표시되면 정상</w:t>
+            </w:r>
+          </w:p>
+          <w:p>
+            <w:pPr>
+              <w:pStyle w:val="12"/>
+              <w:jc w:val="left"/>
+            </w:pPr>
+            <w:r>
+              <w:t xml:space="preserve">$ docker compose run --rm rmp python scripts/check_setup.py</w:t>
+            </w:r>
+          </w:p>
+          <w:p>
+            <w:pPr>
+              <w:pStyle w:val="aa"/>
+              <w:ind w:leftChars="0" w:left="0"/>
+              <w:jc w:val="left"/>
+              <w:rPr>
+                <w:rFonts w:ascii="맑은 고딕" w:eastAsia="맑은 고딕" w:hAnsi="맑은 고딕"/>
+                <w:color w:val="000000"/>
+              </w:rPr>
+            </w:pPr>
+            <w:r>
+              <w:rPr>
+                <w:rFonts w:ascii="맑은 고딕" w:eastAsia="맑은 고딕" w:hAnsi="맑은 고딕" w:hint="eastAsia"/>
+                <w:color w:val="000000"/>
+              </w:rPr>
+              <w:t xml:space="preserve">// 1 epoch 학습 (GPU 메모리가 작은 경우 --batch_size 2)</w:t>
+            </w:r>
+          </w:p>
+          <w:p>
+            <w:pPr>
+              <w:pStyle w:val="12"/>
+              <w:jc w:val="left"/>
+            </w:pPr>
+            <w:r>
+              <w:t xml:space="preserve">$ docker compose run --rm rmp python -m ikeee.bratlab_train --mode train \</w:t>
+            </w:r>
+          </w:p>
+          <w:p>
+            <w:pPr>
+              <w:pStyle w:val="12"/>
+              <w:jc w:val="left"/>
+            </w:pPr>
+            <w:r>
+              <w:t xml:space="preserve">    --root data --freq 4750 --model radiounet --size small \</w:t>
+            </w:r>
+          </w:p>
+          <w:p>
+            <w:pPr>
+              <w:pStyle w:val="12"/>
+              <w:jc w:val="left"/>
+            </w:pPr>
+            <w:r>
+              <w:t xml:space="preserve">    --batch_size 4 --amp --epochs 1 --num_workers 2 \</w:t>
+            </w:r>
+          </w:p>
+          <w:p>
+            <w:pPr>
+              <w:pStyle w:val="12"/>
+              <w:jc w:val="left"/>
+            </w:pPr>
+            <w:r>
+              <w:t xml:space="preserve">    --save_dir model_checkpoints/checkpoints_test_radiounet_small_4750</w:t>
+            </w:r>
+          </w:p>
+          <w:p>
+            <w:pPr>
+              <w:pStyle w:val="aa"/>
+              <w:ind w:leftChars="0" w:left="0"/>
+              <w:jc w:val="left"/>
+              <w:rPr>
+                <w:rFonts w:ascii="맑은 고딕" w:eastAsia="맑은 고딕" w:hAnsi="맑은 고딕"/>
+                <w:color w:val="000000"/>
+              </w:rPr>
+            </w:pPr>
+            <w:r>
+              <w:rPr>
+                <w:rFonts w:ascii="맑은 고딕" w:eastAsia="맑은 고딕" w:hAnsi="맑은 고딕" w:hint="eastAsia"/>
+                <w:color w:val="000000"/>
+              </w:rPr>
+              <w:t xml:space="preserve">// 학습한 체크포인트로 평가</w:t>
+            </w:r>
+          </w:p>
+          <w:p>
+            <w:pPr>
+              <w:pStyle w:val="12"/>
+              <w:jc w:val="left"/>
+            </w:pPr>
+            <w:r>
+              <w:t xml:space="preserve">$ docker compose run --rm rmp python -m ikeee.bratlab_train --mode eval \</w:t>
+            </w:r>
+          </w:p>
+          <w:p>
+            <w:pPr>
+              <w:pStyle w:val="12"/>
+              <w:jc w:val="left"/>
+            </w:pPr>
+            <w:r>
+              <w:t xml:space="preserve">    --root data --freq 4750 --model radiounet --size small \</w:t>
+            </w:r>
+          </w:p>
+          <w:p>
+            <w:pPr>
+              <w:pStyle w:val="12"/>
+              <w:jc w:val="left"/>
+            </w:pPr>
+            <w:r>
+              <w:t xml:space="preserve">    --ckpt model_checkpoints/checkpoints_test_radiounet_small_4750/best.pth \</w:t>
+            </w:r>
+          </w:p>
+          <w:p>
+            <w:pPr>
+              <w:pStyle w:val="12"/>
+              <w:jc w:val="left"/>
+            </w:pPr>
+            <w:r>
+              <w:t xml:space="preserve">    --result_dir runs/eval_test_radiounet_small_4750</w:t>
+            </w:r>
+          </w:p>
+          <w:p>
+            <w:pPr>
+              <w:pStyle w:val="aa"/>
+              <w:ind w:leftChars="0" w:left="0"/>
+              <w:jc w:val="left"/>
+              <w:rPr>
+                <w:rFonts w:ascii="맑은 고딕" w:eastAsia="맑은 고딕" w:hAnsi="맑은 고딕"/>
+                <w:color w:val="000000"/>
+              </w:rPr>
+            </w:pPr>
+            <w:r>
+              <w:rPr>
+                <w:rFonts w:ascii="맑은 고딕" w:eastAsia="맑은 고딕" w:hAnsi="맑은 고딕" w:hint="eastAsia"/>
+                <w:color w:val="000000"/>
+              </w:rPr>
+              <w:t xml:space="preserve">// 끝에 Test RMSE, MAE, Bias, SSIM 표가 출력되면 정상 (1 epoch 학습이므로 오차 값은 큼)</w:t>
+            </w:r>
+          </w:p>
+        </w:tc>
+      </w:tr>
+    </w:tbl>
+    <w:p>
+      <w:pPr>
+        <w:pStyle w:val="aa"/>
+        <w:ind w:leftChars="0"/>
+        <w:jc w:val="left"/>
+        <w:rPr>
+          <w:rFonts w:ascii="맑은 고딕" w:eastAsia="맑은 고딕" w:hAnsi="맑은 고딕"/>
+          <w:color w:val="000000"/>
+        </w:rPr>
+      </w:pPr>
+      <w:r>
+        <w:rPr>
+          <w:rFonts w:ascii="맑은 고딕" w:eastAsia="맑은 고딕" w:hAnsi="맑은 고딕" w:hint="eastAsia"/>
+          <w:color w:val="000000"/>
+        </w:rPr>
+        <w:t xml:space="preserve">※ 확인이 끝나면 data 폴더를 전체 데이터셋으로 교체하고 .env를 다시 생성한다. 테스트용 체크포인트(checkpoints_test_*)와 runs/ 폴더는 삭제해도 된다.</w:t>
+      </w:r>
+    </w:p>
     <w:p>
       <w:pPr>
         <w:pStyle w:val="aa"/>
@@ -5779,7 +6744,7 @@
                 <w:color w:val="000000"/>
                 <w:sz w:val="18"/>
               </w:rPr>
-              <w:t xml:space="preserve">[ERROR] Dataset folder not found</w:t>
+              <w:t xml:space="preserve">[ERROR] Dataset folder not found: ...</w:t>
             </w:r>
           </w:p>
         </w:tc>
@@ -5832,6 +6797,178 @@
                 <w:sz w:val="18"/>
               </w:rPr>
               <w:t xml:space="preserve">경로 확인 후 setup_env.sh 다시 실행</w:t>
+            </w:r>
+          </w:p>
+        </w:tc>
+      </w:tr>
+      <w:tr>
+        <w:trPr>
+          <w:cantSplit/>
+        </w:trPr>
+        <w:tc>
+          <w:tcPr>
+            <w:tcW w:w="3000" w:type="dxa"/>
+            <w:vAlign w:val="center"/>
+          </w:tcPr>
+          <w:p>
+            <w:pPr>
+              <w:pStyle w:val="aa"/>
+              <w:keepNext/>
+              <w:ind w:leftChars="0" w:left="0"/>
+              <w:jc w:val="left"/>
+              <w:rPr>
+                <w:rFonts w:ascii="맑은 고딕" w:eastAsia="맑은 고딕" w:hAnsi="맑은 고딕"/>
+                <w:color w:val="000000"/>
+                <w:sz w:val="18"/>
+              </w:rPr>
+            </w:pPr>
+            <w:r>
+              <w:rPr>
+                <w:rFonts w:ascii="맑은 고딕" w:eastAsia="맑은 고딕" w:hAnsi="맑은 고딕" w:hint="eastAsia"/>
+                <w:color w:val="000000"/>
+                <w:sz w:val="18"/>
+              </w:rPr>
+              <w:t xml:space="preserve">The command 'docker' could not be found in this WSL 2 distro</w:t>
+            </w:r>
+          </w:p>
+        </w:tc>
+        <w:tc>
+          <w:tcPr>
+            <w:tcW w:w="2500" w:type="dxa"/>
+            <w:vAlign w:val="center"/>
+          </w:tcPr>
+          <w:p>
+            <w:pPr>
+              <w:pStyle w:val="aa"/>
+              <w:keepNext/>
+              <w:ind w:leftChars="0" w:left="0"/>
+              <w:jc w:val="left"/>
+              <w:rPr>
+                <w:rFonts w:ascii="맑은 고딕" w:eastAsia="맑은 고딕" w:hAnsi="맑은 고딕"/>
+                <w:color w:val="000000"/>
+                <w:sz w:val="18"/>
+              </w:rPr>
+            </w:pPr>
+            <w:r>
+              <w:rPr>
+                <w:rFonts w:ascii="맑은 고딕" w:eastAsia="맑은 고딕" w:hAnsi="맑은 고딕" w:hint="eastAsia"/>
+                <w:color w:val="000000"/>
+                <w:sz w:val="18"/>
+              </w:rPr>
+              <w:t xml:space="preserve">Docker Desktop의 WSL integration 꺼짐 (Windows)</w:t>
+            </w:r>
+          </w:p>
+        </w:tc>
+        <w:tc>
+          <w:tcPr>
+            <w:tcW w:w="3046" w:type="dxa"/>
+            <w:vAlign w:val="center"/>
+          </w:tcPr>
+          <w:p>
+            <w:pPr>
+              <w:pStyle w:val="aa"/>
+              <w:keepNext/>
+              <w:ind w:leftChars="0" w:left="0"/>
+              <w:jc w:val="left"/>
+              <w:rPr>
+                <w:rFonts w:ascii="맑은 고딕" w:eastAsia="맑은 고딕" w:hAnsi="맑은 고딕"/>
+                <w:color w:val="000000"/>
+                <w:sz w:val="18"/>
+              </w:rPr>
+            </w:pPr>
+            <w:r>
+              <w:rPr>
+                <w:rFonts w:ascii="맑은 고딕" w:eastAsia="맑은 고딕" w:hAnsi="맑은 고딕" w:hint="eastAsia"/>
+                <w:color w:val="000000"/>
+                <w:sz w:val="18"/>
+              </w:rPr>
+              <w:t xml:space="preserve">2.3의 3) 수행 후 Ubuntu 터미널 다시 열기</w:t>
+            </w:r>
+          </w:p>
+        </w:tc>
+      </w:tr>
+      <w:tr>
+        <w:trPr>
+          <w:cantSplit/>
+        </w:trPr>
+        <w:tc>
+          <w:tcPr>
+            <w:tcW w:w="3000" w:type="dxa"/>
+            <w:vAlign w:val="center"/>
+          </w:tcPr>
+          <w:p>
+            <w:pPr>
+              <w:pStyle w:val="aa"/>
+              <w:keepNext/>
+              <w:ind w:leftChars="0" w:left="0"/>
+              <w:jc w:val="left"/>
+              <w:rPr>
+                <w:rFonts w:ascii="맑은 고딕" w:eastAsia="맑은 고딕" w:hAnsi="맑은 고딕"/>
+                <w:color w:val="000000"/>
+                <w:sz w:val="18"/>
+              </w:rPr>
+            </w:pPr>
+            <w:r>
+              <w:rPr>
+                <w:rFonts w:ascii="맑은 고딕" w:eastAsia="맑은 고딕" w:hAnsi="맑은 고딕" w:hint="eastAsia"/>
+                <w:color w:val="000000"/>
+                <w:sz w:val="18"/>
+              </w:rPr>
+              <w:t xml:space="preserve">UserWarning: Applied workaround for CuDNN issue, install nvrtc.so</w:t>
+            </w:r>
+          </w:p>
+        </w:tc>
+        <w:tc>
+          <w:tcPr>
+            <w:tcW w:w="2500" w:type="dxa"/>
+            <w:vAlign w:val="center"/>
+          </w:tcPr>
+          <w:p>
+            <w:pPr>
+              <w:pStyle w:val="aa"/>
+              <w:keepNext/>
+              <w:ind w:leftChars="0" w:left="0"/>
+              <w:jc w:val="left"/>
+              <w:rPr>
+                <w:rFonts w:ascii="맑은 고딕" w:eastAsia="맑은 고딕" w:hAnsi="맑은 고딕"/>
+                <w:color w:val="000000"/>
+                <w:sz w:val="18"/>
+              </w:rPr>
+            </w:pPr>
+            <w:r>
+              <w:rPr>
+                <w:rFonts w:ascii="맑은 고딕" w:eastAsia="맑은 고딕" w:hAnsi="맑은 고딕" w:hint="eastAsia"/>
+                <w:color w:val="000000"/>
+                <w:sz w:val="18"/>
+              </w:rPr>
+              <w:t xml:space="preserve">PyTorch 2.2 CUDA 라이브러리 경고</w:t>
+            </w:r>
+          </w:p>
+        </w:tc>
+        <w:tc>
+          <w:tcPr>
+            <w:tcW w:w="3046" w:type="dxa"/>
+            <w:vAlign w:val="center"/>
+          </w:tcPr>
+          <w:p>
+            <w:pPr>
+              <w:pStyle w:val="aa"/>
+              <w:keepNext/>
+              <w:ind w:leftChars="0" w:left="0"/>
+              <w:jc w:val="left"/>
+              <w:rPr>
+                <w:rFonts w:ascii="맑은 고딕" w:eastAsia="맑은 고딕" w:hAnsi="맑은 고딕"/>
+                <w:color w:val="000000"/>
+                <w:sz w:val="18"/>
+              </w:rPr>
+            </w:pPr>
+            <w:r>
+              <w:rPr>
+                <w:rFonts w:ascii="맑은 고딕" w:eastAsia="맑은 고딕" w:hAnsi="맑은 고딕" w:hint="eastAsia"/>
+                <w:color w:val="000000"/>
+                <w:sz w:val="18"/>
+              </w:rPr>
+              <w:t xml:space="preserve">무시 가능, 결과에 영향 없음</w:t>
             </w:r>
           </w:p>
         </w:tc>
@@ -8440,6 +9577,12 @@
     </w:lvlOverride>
   </w:num>
   <w:num w:numId="109">
+    <w:abstractNumId w:val="11"/>
+    <w:lvlOverride w:ilvl="0">
+      <w:startOverride w:val="1"/>
+    </w:lvlOverride>
+  </w:num>
+  <w:num w:numId="110">
     <w:abstractNumId w:val="11"/>
     <w:lvlOverride w:ilvl="0">
       <w:startOverride w:val="1"/>

--- a/docs/[OutdoorRMP]설치메뉴얼.docx
+++ b/docs/[OutdoorRMP]설치메뉴얼.docx
@@ -157,49 +157,12 @@
       <w:pPr>
         <w:pStyle w:val="aa"/>
         <w:ind w:leftChars="0"/>
+        <w:jc w:val="left"/>
         <w:rPr>
           <w:rFonts w:ascii="맑은 고딕" w:eastAsia="맑은 고딕" w:hAnsi="맑은 고딕"/>
           <w:color w:val="000000"/>
         </w:rPr>
       </w:pPr>
-    </w:p>
-    <w:p>
-      <w:pPr>
-        <w:pStyle w:val="10"/>
-        <w:numPr>
-          <w:ilvl w:val="0"/>
-          <w:numId w:val="8"/>
-        </w:numPr>
-        <w:rPr>
-          <w:rFonts w:ascii="맑은 고딕" w:eastAsia="맑은 고딕" w:hAnsi="맑은 고딕"/>
-          <w:szCs w:val="28"/>
-        </w:rPr>
-      </w:pPr>
-      <w:r>
-        <w:rPr>
-          <w:rFonts w:ascii="맑은 고딕" w:eastAsia="맑은 고딕" w:hAnsi="맑은 고딕" w:hint="eastAsia"/>
-          <w:szCs w:val="28"/>
-        </w:rPr>
-        <w:t xml:space="preserve"> 기본 요구 사항</w:t>
-      </w:r>
-    </w:p>
-    <w:p>
-      <w:pPr>
-        <w:pStyle w:val="21"/>
-        <w:spacing w:before="120"/>
-        <w:ind w:left="236"/>
-        <w:rPr>
-          <w:rFonts w:ascii="맑은 고딕" w:eastAsia="맑은 고딕" w:hAnsi="맑은 고딕"/>
-          <w:color w:val="000000"/>
-        </w:rPr>
-      </w:pPr>
-      <w:r>
-        <w:rPr>
-          <w:rFonts w:ascii="맑은 고딕" w:eastAsia="맑은 고딕" w:hAnsi="맑은 고딕" w:hint="eastAsia"/>
-          <w:color w:val="000000"/>
-        </w:rPr>
-        <w:t xml:space="preserve">2.1 설치 환경</w:t>
-      </w:r>
     </w:p>
     <w:p>
       <w:pPr>
@@ -220,324 +183,7 @@
           <w:rFonts w:ascii="맑은 고딕" w:eastAsia="맑은 고딕" w:hAnsi="맑은 고딕" w:hint="eastAsia"/>
           <w:color w:val="000000"/>
         </w:rPr>
-        <w:t xml:space="preserve">Linux OS (x86_64), NVIDIA GPU 및 NVIDIA 드라이버</w:t>
-      </w:r>
-    </w:p>
-    <w:p>
-      <w:pPr>
-        <w:pStyle w:val="aa"/>
-        <w:numPr>
-          <w:ilvl w:val="0"/>
-          <w:numId w:val="6"/>
-        </w:numPr>
-        <w:ind w:leftChars="0"/>
-        <w:jc w:val="left"/>
-        <w:rPr>
-          <w:rFonts w:ascii="맑은 고딕" w:eastAsia="맑은 고딕" w:hAnsi="맑은 고딕"/>
-          <w:color w:val="000000"/>
-        </w:rPr>
-      </w:pPr>
-      <w:r>
-        <w:rPr>
-          <w:rFonts w:ascii="맑은 고딕" w:eastAsia="맑은 고딕" w:hAnsi="맑은 고딕" w:hint="eastAsia"/>
-          <w:color w:val="000000"/>
-        </w:rPr>
-        <w:t xml:space="preserve">Docker Engine, Docker Compose v2, NVIDIA Container Toolkit</w:t>
-      </w:r>
-    </w:p>
-    <w:p>
-      <w:pPr>
-        <w:pStyle w:val="aa"/>
-        <w:numPr>
-          <w:ilvl w:val="0"/>
-          <w:numId w:val="6"/>
-        </w:numPr>
-        <w:ind w:leftChars="0"/>
-        <w:jc w:val="left"/>
-        <w:rPr>
-          <w:rFonts w:ascii="맑은 고딕" w:eastAsia="맑은 고딕" w:hAnsi="맑은 고딕"/>
-          <w:color w:val="000000"/>
-        </w:rPr>
-      </w:pPr>
-      <w:r>
-        <w:rPr>
-          <w:rFonts w:ascii="맑은 고딕" w:eastAsia="맑은 고딕" w:hAnsi="맑은 고딕" w:hint="eastAsia"/>
-          <w:color w:val="000000"/>
-        </w:rPr>
-        <w:t xml:space="preserve">TESTED OS: Ubuntu 20.04 LTS (Linux kernel 5.15)</w:t>
-      </w:r>
-    </w:p>
-    <w:p>
-      <w:pPr>
-        <w:pStyle w:val="aa"/>
-        <w:numPr>
-          <w:ilvl w:val="0"/>
-          <w:numId w:val="6"/>
-        </w:numPr>
-        <w:ind w:leftChars="0"/>
-        <w:jc w:val="left"/>
-        <w:rPr>
-          <w:rFonts w:ascii="맑은 고딕" w:eastAsia="맑은 고딕" w:hAnsi="맑은 고딕"/>
-          <w:color w:val="000000"/>
-        </w:rPr>
-      </w:pPr>
-      <w:r>
-        <w:rPr>
-          <w:rFonts w:ascii="맑은 고딕" w:eastAsia="맑은 고딕" w:hAnsi="맑은 고딕" w:hint="eastAsia"/>
-          <w:color w:val="000000"/>
-        </w:rPr>
-        <w:t xml:space="preserve">TESTED GPU: NVIDIA GeForce RTX 2080 Ti 11 GB (드라이버 570.172.08)</w:t>
-      </w:r>
-    </w:p>
-    <w:p>
-      <w:pPr>
-        <w:pStyle w:val="aa"/>
-        <w:numPr>
-          <w:ilvl w:val="0"/>
-          <w:numId w:val="6"/>
-        </w:numPr>
-        <w:ind w:leftChars="0"/>
-        <w:jc w:val="left"/>
-        <w:rPr>
-          <w:rFonts w:ascii="맑은 고딕" w:eastAsia="맑은 고딕" w:hAnsi="맑은 고딕"/>
-          <w:color w:val="000000"/>
-        </w:rPr>
-      </w:pPr>
-      <w:r>
-        <w:rPr>
-          <w:rFonts w:ascii="맑은 고딕" w:eastAsia="맑은 고딕" w:hAnsi="맑은 고딕" w:hint="eastAsia"/>
-          <w:color w:val="000000"/>
-        </w:rPr>
-        <w:t xml:space="preserve">TESTED Docker: Docker Engine 28.1.1, Docker Compose 2.35.1, NVIDIA Container Toolkit 1.18.0</w:t>
-      </w:r>
-    </w:p>
-    <w:p>
-      <w:pPr>
-        <w:pStyle w:val="aa"/>
-        <w:numPr>
-          <w:ilvl w:val="0"/>
-          <w:numId w:val="6"/>
-        </w:numPr>
-        <w:ind w:leftChars="0"/>
-        <w:jc w:val="left"/>
-        <w:rPr>
-          <w:rFonts w:ascii="맑은 고딕" w:eastAsia="맑은 고딕" w:hAnsi="맑은 고딕"/>
-          <w:color w:val="000000"/>
-        </w:rPr>
-      </w:pPr>
-      <w:r>
-        <w:rPr>
-          <w:rFonts w:ascii="맑은 고딕" w:eastAsia="맑은 고딕" w:hAnsi="맑은 고딕" w:hint="eastAsia"/>
-          <w:color w:val="000000"/>
-        </w:rPr>
-        <w:t xml:space="preserve">TESTED Windows: Windows 11 25H2 (빌드 26200), WSL 2 Ubuntu 26.04 LTS, Docker Desktop (Docker 29.4.3, Docker Compose 5.1.3), NVIDIA GeForce GTX 1050 (드라이버 560.94) - 2.3 참고, 40샘플 테스트 데이터로 학습과 평가 확인</w:t>
-      </w:r>
-    </w:p>
-    <w:p>
-      <w:pPr>
-        <w:pStyle w:val="aa"/>
-        <w:numPr>
-          <w:ilvl w:val="0"/>
-          <w:numId w:val="6"/>
-        </w:numPr>
-        <w:ind w:leftChars="0"/>
-        <w:jc w:val="left"/>
-        <w:rPr>
-          <w:rFonts w:ascii="맑은 고딕" w:eastAsia="맑은 고딕" w:hAnsi="맑은 고딕"/>
-          <w:color w:val="000000"/>
-        </w:rPr>
-      </w:pPr>
-      <w:r>
-        <w:rPr>
-          <w:rFonts w:ascii="맑은 고딕" w:eastAsia="맑은 고딕" w:hAnsi="맑은 고딕" w:hint="eastAsia"/>
-          <w:color w:val="000000"/>
-        </w:rPr>
-        <w:t xml:space="preserve">디스크 여유 공간: 데이터셋 13 GB, 체크포인트 17 GB, Docker 이미지 (베이스 이미지 다운로드 약 4 GB)</w:t>
-      </w:r>
-    </w:p>
-    <w:p>
-      <w:pPr>
-        <w:pStyle w:val="aa"/>
-        <w:ind w:leftChars="0"/>
-        <w:rPr>
-          <w:rFonts w:ascii="맑은 고딕" w:eastAsia="맑은 고딕" w:hAnsi="맑은 고딕"/>
-          <w:color w:val="000000"/>
-        </w:rPr>
-      </w:pPr>
-    </w:p>
-    <w:p>
-      <w:pPr>
-        <w:pStyle w:val="aa"/>
-        <w:ind w:leftChars="0"/>
-        <w:jc w:val="left"/>
-        <w:rPr>
-          <w:rFonts w:ascii="맑은 고딕" w:eastAsia="맑은 고딕" w:hAnsi="맑은 고딕"/>
-          <w:color w:val="000000"/>
-        </w:rPr>
-      </w:pPr>
-      <w:r>
-        <w:rPr>
-          <w:rFonts w:ascii="맑은 고딕" w:eastAsia="맑은 고딕" w:hAnsi="맑은 고딕" w:hint="eastAsia"/>
-          <w:color w:val="000000"/>
-        </w:rPr>
-        <w:t xml:space="preserve">※ 아래부터는 </w:t>
-      </w:r>
-      <w:r>
-        <w:rPr>
-          <w:rFonts w:ascii="맑은 고딕" w:eastAsia="맑은 고딕" w:hAnsi="맑은 고딕" w:hint="eastAsia"/>
-          <w:color w:val="000000"/>
-          <w:b/>
-          <w:bCs/>
-        </w:rPr>
-        <w:t xml:space="preserve">Ubuntu 20.04 LTS 기준</w:t>
-      </w:r>
-      <w:r>
-        <w:rPr>
-          <w:rFonts w:ascii="맑은 고딕" w:eastAsia="맑은 고딕" w:hAnsi="맑은 고딕" w:hint="eastAsia"/>
-          <w:color w:val="000000"/>
-        </w:rPr>
-        <w:t xml:space="preserve">에서 정리함</w:t>
-      </w:r>
-    </w:p>
-    <w:p>
-      <w:pPr>
-        <w:pStyle w:val="aa"/>
-        <w:ind w:leftChars="0"/>
-        <w:jc w:val="left"/>
-        <w:rPr>
-          <w:rFonts w:ascii="맑은 고딕" w:eastAsia="맑은 고딕" w:hAnsi="맑은 고딕"/>
-          <w:color w:val="000000"/>
-        </w:rPr>
-      </w:pPr>
-      <w:r>
-        <w:rPr>
-          <w:rFonts w:ascii="맑은 고딕" w:eastAsia="맑은 고딕" w:hAnsi="맑은 고딕" w:hint="eastAsia"/>
-          <w:color w:val="000000"/>
-        </w:rPr>
-        <w:t xml:space="preserve">(다른 Linux 배포판도 Docker와 NVIDIA Container Toolkit을 설치하면 같은 방법으로 사용 가능)</w:t>
-      </w:r>
-    </w:p>
-    <w:p>
-      <w:pPr>
-        <w:pStyle w:val="aa"/>
-        <w:ind w:leftChars="0"/>
-        <w:jc w:val="left"/>
-        <w:rPr>
-          <w:rFonts w:ascii="맑은 고딕" w:eastAsia="맑은 고딕" w:hAnsi="맑은 고딕"/>
-          <w:color w:val="000000"/>
-        </w:rPr>
-      </w:pPr>
-      <w:r>
-        <w:rPr>
-          <w:rFonts w:ascii="맑은 고딕" w:eastAsia="맑은 고딕" w:hAnsi="맑은 고딕" w:hint="eastAsia"/>
-          <w:color w:val="000000"/>
-        </w:rPr>
-        <w:t xml:space="preserve">Windows PC는 2.3과 같이 WSL 2와 Docker Desktop을 구성한 뒤 3.0부터 Ubuntu 터미널에서 같은 방법으로 진행한다.</w:t>
-      </w:r>
-    </w:p>
-    <w:p>
-      <w:pPr>
-        <w:pStyle w:val="aa"/>
-        <w:ind w:leftChars="0"/>
-        <w:rPr>
-          <w:rFonts w:ascii="맑은 고딕" w:eastAsia="맑은 고딕" w:hAnsi="맑은 고딕"/>
-          <w:color w:val="000000"/>
-        </w:rPr>
-      </w:pPr>
-    </w:p>
-    <w:p>
-      <w:pPr>
-        <w:pStyle w:val="21"/>
-        <w:spacing w:before="120"/>
-        <w:ind w:left="236"/>
-        <w:rPr>
-          <w:rFonts w:ascii="맑은 고딕" w:eastAsia="맑은 고딕" w:hAnsi="맑은 고딕"/>
-          <w:color w:val="000000"/>
-        </w:rPr>
-      </w:pPr>
-      <w:r>
-        <w:rPr>
-          <w:rFonts w:ascii="맑은 고딕" w:eastAsia="맑은 고딕" w:hAnsi="맑은 고딕" w:hint="eastAsia"/>
-          <w:color w:val="000000"/>
-        </w:rPr>
-        <w:t xml:space="preserve">2.2 사전 환경 구축</w:t>
-      </w:r>
-    </w:p>
-    <w:p>
-      <w:pPr>
-        <w:pStyle w:val="aa"/>
-        <w:numPr>
-          <w:ilvl w:val="0"/>
-          <w:numId w:val="6"/>
-        </w:numPr>
-        <w:ind w:leftChars="0"/>
-        <w:jc w:val="left"/>
-        <w:rPr>
-          <w:rFonts w:ascii="맑은 고딕" w:eastAsia="맑은 고딕" w:hAnsi="맑은 고딕"/>
-          <w:color w:val="000000"/>
-        </w:rPr>
-      </w:pPr>
-      <w:r>
-        <w:rPr>
-          <w:rFonts w:ascii="맑은 고딕" w:eastAsia="맑은 고딕" w:hAnsi="맑은 고딕" w:hint="eastAsia"/>
-          <w:color w:val="000000"/>
-        </w:rPr>
-        <w:t xml:space="preserve">Docker Engine, NVIDIA 드라이버, NVIDIA Container Toolkit 설치</w:t>
-      </w:r>
-    </w:p>
-    <w:p>
-      <w:pPr>
-        <w:pStyle w:val="aa"/>
-        <w:numPr>
-          <w:ilvl w:val="0"/>
-          <w:numId w:val="6"/>
-        </w:numPr>
-        <w:ind w:leftChars="0"/>
-        <w:jc w:val="left"/>
-        <w:rPr>
-          <w:rFonts w:ascii="맑은 고딕" w:eastAsia="맑은 고딕" w:hAnsi="맑은 고딕"/>
-          <w:color w:val="000000"/>
-        </w:rPr>
-      </w:pPr>
-      <w:r>
-        <w:rPr>
-          <w:rFonts w:ascii="맑은 고딕" w:eastAsia="맑은 고딕" w:hAnsi="맑은 고딕" w:hint="eastAsia"/>
-          <w:color w:val="000000"/>
-        </w:rPr>
-        <w:t xml:space="preserve">이미 설치된 항목은 각 단계의 확인 명령만 실행한다.</w:t>
-      </w:r>
-    </w:p>
-    <w:p>
-      <w:pPr>
-        <w:pStyle w:val="aa"/>
-        <w:ind w:leftChars="0"/>
-        <w:rPr>
-          <w:rFonts w:ascii="맑은 고딕" w:eastAsia="맑은 고딕" w:hAnsi="맑은 고딕"/>
-          <w:color w:val="000000"/>
-        </w:rPr>
-      </w:pPr>
-    </w:p>
-    <w:p>
-      <w:pPr>
-        <w:pStyle w:val="aa"/>
-        <w:keepNext/>
-        <w:numPr>
-          <w:ilvl w:val="0"/>
-          <w:numId w:val="103"/>
-        </w:numPr>
-        <w:ind w:leftChars="0"/>
-        <w:jc w:val="left"/>
-        <w:rPr>
-          <w:rFonts w:ascii="맑은 고딕" w:eastAsia="맑은 고딕" w:hAnsi="맑은 고딕"/>
-          <w:color w:val="000000"/>
-        </w:rPr>
-      </w:pPr>
-      <w:r>
-        <w:rPr>
-          <w:rFonts w:ascii="맑은 고딕" w:eastAsia="맑은 고딕" w:hAnsi="맑은 고딕" w:hint="eastAsia"/>
-          <w:color w:val="000000"/>
-        </w:rPr>
-        <w:t xml:space="preserve">Docker Engine 설치</w:t>
+        <w:t xml:space="preserve">납품 구성물 (OutdoorRMP_delivery 폴더)</w:t>
       </w:r>
     </w:p>
     <w:tbl>
@@ -561,29 +207,11 @@
           </w:tcPr>
           <w:p>
             <w:pPr>
-              <w:pStyle w:val="aa"/>
-              <w:ind w:leftChars="0" w:left="0"/>
-              <w:jc w:val="left"/>
-              <w:rPr>
-                <w:rFonts w:ascii="맑은 고딕" w:eastAsia="맑은 고딕" w:hAnsi="맑은 고딕"/>
-                <w:color w:val="000000"/>
-              </w:rPr>
-            </w:pPr>
-            <w:r>
-              <w:rPr>
-                <w:rFonts w:ascii="맑은 고딕" w:eastAsia="맑은 고딕" w:hAnsi="맑은 고딕" w:hint="eastAsia"/>
-                <w:color w:val="000000"/>
-              </w:rPr>
-              <w:t xml:space="preserve">// Docker 공식 설치 스크립트로 설치</w:t>
-            </w:r>
-          </w:p>
-          <w:p>
-            <w:pPr>
               <w:pStyle w:val="12"/>
               <w:jc w:val="left"/>
             </w:pPr>
             <w:r>
-              <w:t xml:space="preserve">$ curl -fsSL https://get.docker.com -o get-docker.sh</w:t>
+              <w:t xml:space="preserve">OutdoorRMP_delivery</w:t>
             </w:r>
           </w:p>
           <w:p>
@@ -592,25 +220,7 @@
               <w:jc w:val="left"/>
             </w:pPr>
             <w:r>
-              <w:t xml:space="preserve">$ sudo sh get-docker.sh</w:t>
-            </w:r>
-          </w:p>
-          <w:p>
-            <w:pPr>
-              <w:pStyle w:val="aa"/>
-              <w:ind w:leftChars="0" w:left="0"/>
-              <w:jc w:val="left"/>
-              <w:rPr>
-                <w:rFonts w:ascii="맑은 고딕" w:eastAsia="맑은 고딕" w:hAnsi="맑은 고딕"/>
-                <w:color w:val="000000"/>
-              </w:rPr>
-            </w:pPr>
-            <w:r>
-              <w:rPr>
-                <w:rFonts w:ascii="맑은 고딕" w:eastAsia="맑은 고딕" w:hAnsi="맑은 고딕" w:hint="eastAsia"/>
-                <w:color w:val="000000"/>
-              </w:rPr>
-              <w:t xml:space="preserve">// 설치 확인</w:t>
+              <w:t xml:space="preserve">|-- manual</w:t>
             </w:r>
           </w:p>
           <w:p>
@@ -619,7 +229,7 @@
               <w:jc w:val="left"/>
             </w:pPr>
             <w:r>
-              <w:t xml:space="preserve">$ docker --version</w:t>
+              <w:t xml:space="preserve">|   |-- [OutdoorRMP]설치메뉴얼.docx               본 문서</w:t>
             </w:r>
           </w:p>
           <w:p>
@@ -628,12 +238,478 @@
               <w:jc w:val="left"/>
             </w:pPr>
             <w:r>
-              <w:t xml:space="preserve">$ docker compose version</w:t>
+              <w:t xml:space="preserve">|-- source</w:t>
+            </w:r>
+          </w:p>
+          <w:p>
+            <w:pPr>
+              <w:pStyle w:val="12"/>
+              <w:jc w:val="left"/>
+            </w:pPr>
+            <w:r>
+              <w:t xml:space="preserve">|   |-- OutdoorRMP                                전체 소스 코드 (GitHub main, 커밋 84dea0e)</w:t>
+            </w:r>
+          </w:p>
+          <w:p>
+            <w:pPr>
+              <w:pStyle w:val="12"/>
+              <w:jc w:val="left"/>
+            </w:pPr>
+            <w:r>
+              <w:t xml:space="preserve">|   |-- OutdoorRMP_main_84dea0e.zip               동일 소스 코드의 zip</w:t>
+            </w:r>
+          </w:p>
+          <w:p>
+            <w:pPr>
+              <w:pStyle w:val="12"/>
+              <w:jc w:val="left"/>
+            </w:pPr>
+            <w:r>
+              <w:t xml:space="preserve">|-- image</w:t>
+            </w:r>
+          </w:p>
+          <w:p>
+            <w:pPr>
+              <w:pStyle w:val="12"/>
+              <w:jc w:val="left"/>
+            </w:pPr>
+            <w:r>
+              <w:t xml:space="preserve">|   |-- outdoor-rmp_latest.tar.gz                 Docker 이미지 (docker save 로 저장, 3.8 GB)</w:t>
+            </w:r>
+          </w:p>
+          <w:p>
+            <w:pPr>
+              <w:pStyle w:val="12"/>
+              <w:jc w:val="left"/>
+            </w:pPr>
+            <w:r>
+              <w:t xml:space="preserve">|   |-- outdoor-rmp_latest.tar.gz.sha256          이미지 파일 체크섬</w:t>
+            </w:r>
+          </w:p>
+          <w:p>
+            <w:pPr>
+              <w:pStyle w:val="12"/>
+              <w:jc w:val="left"/>
+            </w:pPr>
+            <w:r>
+              <w:t xml:space="preserve">|-- dataset</w:t>
+            </w:r>
+          </w:p>
+          <w:p>
+            <w:pPr>
+              <w:pStyle w:val="12"/>
+              <w:jc w:val="left"/>
+            </w:pPr>
+            <w:r>
+              <w:t xml:space="preserve">|   |-- docker_full_data.tar                      데이터셋 (2000 샘플 x 5개 주파수, 13 GB)</w:t>
+            </w:r>
+          </w:p>
+          <w:p>
+            <w:pPr>
+              <w:pStyle w:val="12"/>
+              <w:jc w:val="left"/>
+            </w:pPr>
+            <w:r>
+              <w:t xml:space="preserve">|   |-- docker_checkpoints_1750_4750_5750.tar     체크포인트 (1750/4750/5750 MHz, 13개, 9.9 GB)</w:t>
+            </w:r>
+          </w:p>
+          <w:p>
+            <w:pPr>
+              <w:pStyle w:val="12"/>
+              <w:jc w:val="left"/>
+            </w:pPr>
+            <w:r>
+              <w:t xml:space="preserve">|   |-- docker_test_data_40samples.tar.gz         40 샘플 테스트 데이터 (110 MB)</w:t>
+            </w:r>
+          </w:p>
+          <w:p>
+            <w:pPr>
+              <w:pStyle w:val="12"/>
+              <w:jc w:val="left"/>
+            </w:pPr>
+            <w:r>
+              <w:t xml:space="preserve">|   |-- sha256sum.txt                             파일 검증용 체크섬</w:t>
             </w:r>
           </w:p>
         </w:tc>
       </w:tr>
     </w:tbl>
+    <w:p>
+      <w:pPr>
+        <w:pStyle w:val="aa"/>
+        <w:numPr>
+          <w:ilvl w:val="0"/>
+          <w:numId w:val="6"/>
+        </w:numPr>
+        <w:ind w:leftChars="0"/>
+        <w:jc w:val="left"/>
+        <w:rPr>
+          <w:rFonts w:ascii="맑은 고딕" w:eastAsia="맑은 고딕" w:hAnsi="맑은 고딕"/>
+          <w:color w:val="000000"/>
+        </w:rPr>
+      </w:pPr>
+      <w:r>
+        <w:rPr>
+          <w:rFonts w:ascii="맑은 고딕" w:eastAsia="맑은 고딕" w:hAnsi="맑은 고딕" w:hint="eastAsia"/>
+          <w:color w:val="000000"/>
+        </w:rPr>
+        <w:t xml:space="preserve">이하에서 &lt;납품 폴더&gt;는 OutdoorRMP_delivery 를 복사해 둔 경로를 뜻한다 (예: /home/user/OutdoorRMP_delivery).</w:t>
+      </w:r>
+    </w:p>
+    <w:p>
+      <w:pPr>
+        <w:pStyle w:val="aa"/>
+        <w:ind w:leftChars="0"/>
+        <w:rPr>
+          <w:rFonts w:ascii="맑은 고딕" w:eastAsia="맑은 고딕" w:hAnsi="맑은 고딕"/>
+          <w:color w:val="000000"/>
+        </w:rPr>
+      </w:pPr>
+    </w:p>
+    <w:p>
+      <w:pPr>
+        <w:pStyle w:val="10"/>
+        <w:numPr>
+          <w:ilvl w:val="0"/>
+          <w:numId w:val="8"/>
+        </w:numPr>
+        <w:rPr>
+          <w:rFonts w:ascii="맑은 고딕" w:eastAsia="맑은 고딕" w:hAnsi="맑은 고딕"/>
+          <w:szCs w:val="28"/>
+        </w:rPr>
+      </w:pPr>
+      <w:r>
+        <w:rPr>
+          <w:rFonts w:ascii="맑은 고딕" w:eastAsia="맑은 고딕" w:hAnsi="맑은 고딕" w:hint="eastAsia"/>
+          <w:szCs w:val="28"/>
+        </w:rPr>
+        <w:t xml:space="preserve"> 기본 요구 사항</w:t>
+      </w:r>
+    </w:p>
+    <w:p>
+      <w:pPr>
+        <w:pStyle w:val="21"/>
+        <w:spacing w:before="120"/>
+        <w:ind w:left="236"/>
+        <w:rPr>
+          <w:rFonts w:ascii="맑은 고딕" w:eastAsia="맑은 고딕" w:hAnsi="맑은 고딕"/>
+          <w:color w:val="000000"/>
+        </w:rPr>
+      </w:pPr>
+      <w:r>
+        <w:rPr>
+          <w:rFonts w:ascii="맑은 고딕" w:eastAsia="맑은 고딕" w:hAnsi="맑은 고딕" w:hint="eastAsia"/>
+          <w:color w:val="000000"/>
+        </w:rPr>
+        <w:t xml:space="preserve">2.1 설치 환경</w:t>
+      </w:r>
+    </w:p>
+    <w:p>
+      <w:pPr>
+        <w:pStyle w:val="aa"/>
+        <w:numPr>
+          <w:ilvl w:val="0"/>
+          <w:numId w:val="6"/>
+        </w:numPr>
+        <w:ind w:leftChars="0"/>
+        <w:jc w:val="left"/>
+        <w:rPr>
+          <w:rFonts w:ascii="맑은 고딕" w:eastAsia="맑은 고딕" w:hAnsi="맑은 고딕"/>
+          <w:color w:val="000000"/>
+        </w:rPr>
+      </w:pPr>
+      <w:r>
+        <w:rPr>
+          <w:rFonts w:ascii="맑은 고딕" w:eastAsia="맑은 고딕" w:hAnsi="맑은 고딕" w:hint="eastAsia"/>
+          <w:color w:val="000000"/>
+        </w:rPr>
+        <w:t xml:space="preserve">Linux OS (x86_64), NVIDIA GPU 및 NVIDIA 드라이버</w:t>
+      </w:r>
+    </w:p>
+    <w:p>
+      <w:pPr>
+        <w:pStyle w:val="aa"/>
+        <w:numPr>
+          <w:ilvl w:val="0"/>
+          <w:numId w:val="6"/>
+        </w:numPr>
+        <w:ind w:leftChars="0"/>
+        <w:jc w:val="left"/>
+        <w:rPr>
+          <w:rFonts w:ascii="맑은 고딕" w:eastAsia="맑은 고딕" w:hAnsi="맑은 고딕"/>
+          <w:color w:val="000000"/>
+        </w:rPr>
+      </w:pPr>
+      <w:r>
+        <w:rPr>
+          <w:rFonts w:ascii="맑은 고딕" w:eastAsia="맑은 고딕" w:hAnsi="맑은 고딕" w:hint="eastAsia"/>
+          <w:color w:val="000000"/>
+        </w:rPr>
+        <w:t xml:space="preserve">Docker Engine, Docker Compose v2, NVIDIA Container Toolkit</w:t>
+      </w:r>
+    </w:p>
+    <w:p>
+      <w:pPr>
+        <w:pStyle w:val="aa"/>
+        <w:numPr>
+          <w:ilvl w:val="0"/>
+          <w:numId w:val="6"/>
+        </w:numPr>
+        <w:ind w:leftChars="0"/>
+        <w:jc w:val="left"/>
+        <w:rPr>
+          <w:rFonts w:ascii="맑은 고딕" w:eastAsia="맑은 고딕" w:hAnsi="맑은 고딕"/>
+          <w:color w:val="000000"/>
+        </w:rPr>
+      </w:pPr>
+      <w:r>
+        <w:rPr>
+          <w:rFonts w:ascii="맑은 고딕" w:eastAsia="맑은 고딕" w:hAnsi="맑은 고딕" w:hint="eastAsia"/>
+          <w:color w:val="000000"/>
+        </w:rPr>
+        <w:t xml:space="preserve">TESTED OS: Ubuntu 20.04 LTS (Linux kernel 5.15)</w:t>
+      </w:r>
+    </w:p>
+    <w:p>
+      <w:pPr>
+        <w:pStyle w:val="aa"/>
+        <w:numPr>
+          <w:ilvl w:val="0"/>
+          <w:numId w:val="6"/>
+        </w:numPr>
+        <w:ind w:leftChars="0"/>
+        <w:jc w:val="left"/>
+        <w:rPr>
+          <w:rFonts w:ascii="맑은 고딕" w:eastAsia="맑은 고딕" w:hAnsi="맑은 고딕"/>
+          <w:color w:val="000000"/>
+        </w:rPr>
+      </w:pPr>
+      <w:r>
+        <w:rPr>
+          <w:rFonts w:ascii="맑은 고딕" w:eastAsia="맑은 고딕" w:hAnsi="맑은 고딕" w:hint="eastAsia"/>
+          <w:color w:val="000000"/>
+        </w:rPr>
+        <w:t xml:space="preserve">TESTED GPU: NVIDIA GeForce RTX 2080 Ti 11 GB (드라이버 570.172.08)</w:t>
+      </w:r>
+    </w:p>
+    <w:p>
+      <w:pPr>
+        <w:pStyle w:val="aa"/>
+        <w:numPr>
+          <w:ilvl w:val="0"/>
+          <w:numId w:val="6"/>
+        </w:numPr>
+        <w:ind w:leftChars="0"/>
+        <w:jc w:val="left"/>
+        <w:rPr>
+          <w:rFonts w:ascii="맑은 고딕" w:eastAsia="맑은 고딕" w:hAnsi="맑은 고딕"/>
+          <w:color w:val="000000"/>
+        </w:rPr>
+      </w:pPr>
+      <w:r>
+        <w:rPr>
+          <w:rFonts w:ascii="맑은 고딕" w:eastAsia="맑은 고딕" w:hAnsi="맑은 고딕" w:hint="eastAsia"/>
+          <w:color w:val="000000"/>
+        </w:rPr>
+        <w:t xml:space="preserve">TESTED Docker: Docker Engine 28.1.1, Docker Compose 2.35.1, NVIDIA Container Toolkit 1.18.0</w:t>
+      </w:r>
+    </w:p>
+    <w:p>
+      <w:pPr>
+        <w:pStyle w:val="aa"/>
+        <w:numPr>
+          <w:ilvl w:val="0"/>
+          <w:numId w:val="6"/>
+        </w:numPr>
+        <w:ind w:leftChars="0"/>
+        <w:jc w:val="left"/>
+        <w:rPr>
+          <w:rFonts w:ascii="맑은 고딕" w:eastAsia="맑은 고딕" w:hAnsi="맑은 고딕"/>
+          <w:color w:val="000000"/>
+        </w:rPr>
+      </w:pPr>
+      <w:r>
+        <w:rPr>
+          <w:rFonts w:ascii="맑은 고딕" w:eastAsia="맑은 고딕" w:hAnsi="맑은 고딕" w:hint="eastAsia"/>
+          <w:color w:val="000000"/>
+        </w:rPr>
+        <w:t xml:space="preserve">TESTED Windows: Windows 11 25H2 (빌드 26200), WSL 2 Ubuntu 26.04 LTS, Docker Desktop (Docker 29.4.3, Docker Compose 5.1.3), NVIDIA GeForce GTX 1050 (드라이버 560.94) - 2.3 참고, 40샘플 테스트 데이터로 학습과 평가 확인</w:t>
+      </w:r>
+    </w:p>
+    <w:p>
+      <w:pPr>
+        <w:pStyle w:val="aa"/>
+        <w:numPr>
+          <w:ilvl w:val="0"/>
+          <w:numId w:val="6"/>
+        </w:numPr>
+        <w:ind w:leftChars="0"/>
+        <w:jc w:val="left"/>
+        <w:rPr>
+          <w:rFonts w:ascii="맑은 고딕" w:eastAsia="맑은 고딕" w:hAnsi="맑은 고딕"/>
+          <w:color w:val="000000"/>
+        </w:rPr>
+      </w:pPr>
+      <w:r>
+        <w:rPr>
+          <w:rFonts w:ascii="맑은 고딕" w:eastAsia="맑은 고딕" w:hAnsi="맑은 고딕" w:hint="eastAsia"/>
+          <w:color w:val="000000"/>
+        </w:rPr>
+        <w:t xml:space="preserve">디스크 여유 공간: 데이터셋 13 GB, 체크포인트 10 GB (5개 주파수 전체 학습 시 17 GB), Docker 이미지 파일 3.8 GB, 불러온 이미지 약 12.5 GB (Docker Desktop 기준 DISK USAGE)</w:t>
+      </w:r>
+    </w:p>
+    <w:p>
+      <w:pPr>
+        <w:pStyle w:val="aa"/>
+        <w:ind w:leftChars="0"/>
+        <w:rPr>
+          <w:rFonts w:ascii="맑은 고딕" w:eastAsia="맑은 고딕" w:hAnsi="맑은 고딕"/>
+          <w:color w:val="000000"/>
+        </w:rPr>
+      </w:pPr>
+    </w:p>
+    <w:p>
+      <w:pPr>
+        <w:pStyle w:val="aa"/>
+        <w:ind w:leftChars="0"/>
+        <w:jc w:val="left"/>
+        <w:rPr>
+          <w:rFonts w:ascii="맑은 고딕" w:eastAsia="맑은 고딕" w:hAnsi="맑은 고딕"/>
+          <w:color w:val="000000"/>
+        </w:rPr>
+      </w:pPr>
+      <w:r>
+        <w:rPr>
+          <w:rFonts w:ascii="맑은 고딕" w:eastAsia="맑은 고딕" w:hAnsi="맑은 고딕" w:hint="eastAsia"/>
+          <w:color w:val="000000"/>
+        </w:rPr>
+        <w:t xml:space="preserve">※ 아래부터는 </w:t>
+      </w:r>
+      <w:r>
+        <w:rPr>
+          <w:rFonts w:ascii="맑은 고딕" w:eastAsia="맑은 고딕" w:hAnsi="맑은 고딕" w:hint="eastAsia"/>
+          <w:color w:val="000000"/>
+          <w:b/>
+          <w:bCs/>
+        </w:rPr>
+        <w:t xml:space="preserve">Ubuntu 20.04 LTS 기준</w:t>
+      </w:r>
+      <w:r>
+        <w:rPr>
+          <w:rFonts w:ascii="맑은 고딕" w:eastAsia="맑은 고딕" w:hAnsi="맑은 고딕" w:hint="eastAsia"/>
+          <w:color w:val="000000"/>
+        </w:rPr>
+        <w:t xml:space="preserve">에서 정리함</w:t>
+      </w:r>
+    </w:p>
+    <w:p>
+      <w:pPr>
+        <w:pStyle w:val="aa"/>
+        <w:ind w:leftChars="0"/>
+        <w:jc w:val="left"/>
+        <w:rPr>
+          <w:rFonts w:ascii="맑은 고딕" w:eastAsia="맑은 고딕" w:hAnsi="맑은 고딕"/>
+          <w:color w:val="000000"/>
+        </w:rPr>
+      </w:pPr>
+      <w:r>
+        <w:rPr>
+          <w:rFonts w:ascii="맑은 고딕" w:eastAsia="맑은 고딕" w:hAnsi="맑은 고딕" w:hint="eastAsia"/>
+          <w:color w:val="000000"/>
+        </w:rPr>
+        <w:t xml:space="preserve">(다른 Linux 배포판도 Docker와 NVIDIA Container Toolkit을 설치하면 같은 방법으로 사용 가능)</w:t>
+      </w:r>
+    </w:p>
+    <w:p>
+      <w:pPr>
+        <w:pStyle w:val="aa"/>
+        <w:ind w:leftChars="0"/>
+        <w:jc w:val="left"/>
+        <w:rPr>
+          <w:rFonts w:ascii="맑은 고딕" w:eastAsia="맑은 고딕" w:hAnsi="맑은 고딕"/>
+          <w:color w:val="000000"/>
+        </w:rPr>
+      </w:pPr>
+      <w:r>
+        <w:rPr>
+          <w:rFonts w:ascii="맑은 고딕" w:eastAsia="맑은 고딕" w:hAnsi="맑은 고딕" w:hint="eastAsia"/>
+          <w:color w:val="000000"/>
+        </w:rPr>
+        <w:t xml:space="preserve">Windows PC는 2.3과 같이 WSL 2와 Docker Desktop을 구성한 뒤 3.0부터 Ubuntu 터미널에서 같은 방법으로 진행한다.</w:t>
+      </w:r>
+    </w:p>
+    <w:p>
+      <w:pPr>
+        <w:pStyle w:val="aa"/>
+        <w:ind w:leftChars="0"/>
+        <w:rPr>
+          <w:rFonts w:ascii="맑은 고딕" w:eastAsia="맑은 고딕" w:hAnsi="맑은 고딕"/>
+          <w:color w:val="000000"/>
+        </w:rPr>
+      </w:pPr>
+    </w:p>
+    <w:p>
+      <w:pPr>
+        <w:pStyle w:val="21"/>
+        <w:spacing w:before="120"/>
+        <w:ind w:left="236"/>
+        <w:rPr>
+          <w:rFonts w:ascii="맑은 고딕" w:eastAsia="맑은 고딕" w:hAnsi="맑은 고딕"/>
+          <w:color w:val="000000"/>
+        </w:rPr>
+      </w:pPr>
+      <w:r>
+        <w:rPr>
+          <w:rFonts w:ascii="맑은 고딕" w:eastAsia="맑은 고딕" w:hAnsi="맑은 고딕" w:hint="eastAsia"/>
+          <w:color w:val="000000"/>
+        </w:rPr>
+        <w:t xml:space="preserve">2.2 사전 환경 구축</w:t>
+      </w:r>
+    </w:p>
+    <w:p>
+      <w:pPr>
+        <w:pStyle w:val="aa"/>
+        <w:numPr>
+          <w:ilvl w:val="0"/>
+          <w:numId w:val="6"/>
+        </w:numPr>
+        <w:ind w:leftChars="0"/>
+        <w:jc w:val="left"/>
+        <w:rPr>
+          <w:rFonts w:ascii="맑은 고딕" w:eastAsia="맑은 고딕" w:hAnsi="맑은 고딕"/>
+          <w:color w:val="000000"/>
+        </w:rPr>
+      </w:pPr>
+      <w:r>
+        <w:rPr>
+          <w:rFonts w:ascii="맑은 고딕" w:eastAsia="맑은 고딕" w:hAnsi="맑은 고딕" w:hint="eastAsia"/>
+          <w:color w:val="000000"/>
+        </w:rPr>
+        <w:t xml:space="preserve">Docker Engine, NVIDIA 드라이버, NVIDIA Container Toolkit 설치</w:t>
+      </w:r>
+    </w:p>
+    <w:p>
+      <w:pPr>
+        <w:pStyle w:val="aa"/>
+        <w:numPr>
+          <w:ilvl w:val="0"/>
+          <w:numId w:val="6"/>
+        </w:numPr>
+        <w:ind w:leftChars="0"/>
+        <w:jc w:val="left"/>
+        <w:rPr>
+          <w:rFonts w:ascii="맑은 고딕" w:eastAsia="맑은 고딕" w:hAnsi="맑은 고딕"/>
+          <w:color w:val="000000"/>
+        </w:rPr>
+      </w:pPr>
+      <w:r>
+        <w:rPr>
+          <w:rFonts w:ascii="맑은 고딕" w:eastAsia="맑은 고딕" w:hAnsi="맑은 고딕" w:hint="eastAsia"/>
+          <w:color w:val="000000"/>
+        </w:rPr>
+        <w:t xml:space="preserve">이미 설치된 항목은 각 단계의 확인 명령만 실행한다.</w:t>
+      </w:r>
+    </w:p>
     <w:p>
       <w:pPr>
         <w:pStyle w:val="aa"/>
@@ -664,7 +740,7 @@
           <w:rFonts w:ascii="맑은 고딕" w:eastAsia="맑은 고딕" w:hAnsi="맑은 고딕" w:hint="eastAsia"/>
           <w:color w:val="000000"/>
         </w:rPr>
-        <w:t xml:space="preserve">사용자 계정을 docker 그룹에 추가</w:t>
+        <w:t xml:space="preserve">Docker Engine 설치</w:t>
       </w:r>
     </w:p>
     <w:tbl>
@@ -688,15 +764,6 @@
           </w:tcPr>
           <w:p>
             <w:pPr>
-              <w:pStyle w:val="12"/>
-              <w:jc w:val="left"/>
-            </w:pPr>
-            <w:r>
-              <w:t xml:space="preserve">$ sudo usermod -aG docker $USER</w:t>
-            </w:r>
-          </w:p>
-          <w:p>
-            <w:pPr>
               <w:pStyle w:val="aa"/>
               <w:ind w:leftChars="0" w:left="0"/>
               <w:jc w:val="left"/>
@@ -710,7 +777,7 @@
                 <w:rFonts w:ascii="맑은 고딕" w:eastAsia="맑은 고딕" w:hAnsi="맑은 고딕" w:hint="eastAsia"/>
                 <w:color w:val="000000"/>
               </w:rPr>
-              <w:t xml:space="preserve">// 다시 로그인하면 적용됨 (현재 터미널에 바로 적용하려면 아래 명령 실행)</w:t>
+              <w:t xml:space="preserve">// Docker 공식 설치 스크립트로 설치</w:t>
             </w:r>
           </w:p>
           <w:p>
@@ -719,7 +786,16 @@
               <w:jc w:val="left"/>
             </w:pPr>
             <w:r>
-              <w:t xml:space="preserve">$ newgrp docker</w:t>
+              <w:t xml:space="preserve">$ curl -fsSL https://get.docker.com -o get-docker.sh</w:t>
+            </w:r>
+          </w:p>
+          <w:p>
+            <w:pPr>
+              <w:pStyle w:val="12"/>
+              <w:jc w:val="left"/>
+            </w:pPr>
+            <w:r>
+              <w:t xml:space="preserve">$ sudo sh get-docker.sh</w:t>
             </w:r>
           </w:p>
           <w:p>
@@ -737,7 +813,7 @@
                 <w:rFonts w:ascii="맑은 고딕" w:eastAsia="맑은 고딕" w:hAnsi="맑은 고딕" w:hint="eastAsia"/>
                 <w:color w:val="000000"/>
               </w:rPr>
-              <w:t xml:space="preserve">// sudo 없이 실행되면 성공</w:t>
+              <w:t xml:space="preserve">// 설치 확인</w:t>
             </w:r>
           </w:p>
           <w:p>
@@ -746,30 +822,21 @@
               <w:jc w:val="left"/>
             </w:pPr>
             <w:r>
-              <w:t xml:space="preserve">$ docker run --rm hello-world</w:t>
+              <w:t xml:space="preserve">$ docker --version</w:t>
+            </w:r>
+          </w:p>
+          <w:p>
+            <w:pPr>
+              <w:pStyle w:val="12"/>
+              <w:jc w:val="left"/>
+            </w:pPr>
+            <w:r>
+              <w:t xml:space="preserve">$ docker compose version</w:t>
             </w:r>
           </w:p>
         </w:tc>
       </w:tr>
     </w:tbl>
-    <w:p>
-      <w:pPr>
-        <w:pStyle w:val="aa"/>
-        <w:ind w:leftChars="0"/>
-        <w:jc w:val="left"/>
-        <w:rPr>
-          <w:rFonts w:ascii="맑은 고딕" w:eastAsia="맑은 고딕" w:hAnsi="맑은 고딕"/>
-          <w:color w:val="000000"/>
-        </w:rPr>
-      </w:pPr>
-      <w:r>
-        <w:rPr>
-          <w:rFonts w:ascii="맑은 고딕" w:eastAsia="맑은 고딕" w:hAnsi="맑은 고딕" w:hint="eastAsia"/>
-          <w:color w:val="000000"/>
-        </w:rPr>
-        <w:t xml:space="preserve">※ 이 단계를 생략하면 이후 모든 docker 명령 앞에 sudo를 붙여야 한다.</w:t>
-      </w:r>
-    </w:p>
     <w:p>
       <w:pPr>
         <w:pStyle w:val="aa"/>
@@ -800,7 +867,7 @@
           <w:rFonts w:ascii="맑은 고딕" w:eastAsia="맑은 고딕" w:hAnsi="맑은 고딕" w:hint="eastAsia"/>
           <w:color w:val="000000"/>
         </w:rPr>
-        <w:t xml:space="preserve">NVIDIA 드라이버 확인</w:t>
+        <w:t xml:space="preserve">사용자 계정을 docker 그룹에 추가</w:t>
       </w:r>
     </w:p>
     <w:tbl>
@@ -828,7 +895,7 @@
               <w:jc w:val="left"/>
             </w:pPr>
             <w:r>
-              <w:t xml:space="preserve">$ nvidia-smi</w:t>
+              <w:t xml:space="preserve">$ sudo usermod -aG docker $USER</w:t>
             </w:r>
           </w:p>
           <w:p>
@@ -846,7 +913,16 @@
                 <w:rFonts w:ascii="맑은 고딕" w:eastAsia="맑은 고딕" w:hAnsi="맑은 고딕" w:hint="eastAsia"/>
                 <w:color w:val="000000"/>
               </w:rPr>
-              <w:t xml:space="preserve">// GPU 이름과 Driver Version이 출력되어야 함</w:t>
+              <w:t xml:space="preserve">// 다시 로그인하면 적용됨 (현재 터미널에 바로 적용하려면 아래 명령 실행)</w:t>
+            </w:r>
+          </w:p>
+          <w:p>
+            <w:pPr>
+              <w:pStyle w:val="12"/>
+              <w:jc w:val="left"/>
+            </w:pPr>
+            <w:r>
+              <w:t xml:space="preserve">$ newgrp docker</w:t>
             </w:r>
           </w:p>
           <w:p>
@@ -864,12 +940,39 @@
                 <w:rFonts w:ascii="맑은 고딕" w:eastAsia="맑은 고딕" w:hAnsi="맑은 고딕" w:hint="eastAsia"/>
                 <w:color w:val="000000"/>
               </w:rPr>
-              <w:t xml:space="preserve">// CUDA 11.8 기반 이미지를 사용하므로 드라이버 520 이상 권장</w:t>
+              <w:t xml:space="preserve">// sudo 없이 실행되면 성공</w:t>
+            </w:r>
+          </w:p>
+          <w:p>
+            <w:pPr>
+              <w:pStyle w:val="12"/>
+              <w:jc w:val="left"/>
+            </w:pPr>
+            <w:r>
+              <w:t xml:space="preserve">$ docker run --rm hello-world</w:t>
             </w:r>
           </w:p>
         </w:tc>
       </w:tr>
     </w:tbl>
+    <w:p>
+      <w:pPr>
+        <w:pStyle w:val="aa"/>
+        <w:ind w:leftChars="0"/>
+        <w:jc w:val="left"/>
+        <w:rPr>
+          <w:rFonts w:ascii="맑은 고딕" w:eastAsia="맑은 고딕" w:hAnsi="맑은 고딕"/>
+          <w:color w:val="000000"/>
+        </w:rPr>
+      </w:pPr>
+      <w:r>
+        <w:rPr>
+          <w:rFonts w:ascii="맑은 고딕" w:eastAsia="맑은 고딕" w:hAnsi="맑은 고딕" w:hint="eastAsia"/>
+          <w:color w:val="000000"/>
+        </w:rPr>
+        <w:t xml:space="preserve">※ 이 단계를 생략하면 이후 모든 docker 명령 앞에 sudo를 붙여야 한다.</w:t>
+      </w:r>
+    </w:p>
     <w:p>
       <w:pPr>
         <w:pStyle w:val="aa"/>
@@ -900,7 +1003,7 @@
           <w:rFonts w:ascii="맑은 고딕" w:eastAsia="맑은 고딕" w:hAnsi="맑은 고딕" w:hint="eastAsia"/>
           <w:color w:val="000000"/>
         </w:rPr>
-        <w:t xml:space="preserve">NVIDIA Container Toolkit 설치</w:t>
+        <w:t xml:space="preserve">NVIDIA 드라이버 확인</w:t>
       </w:r>
     </w:p>
     <w:tbl>
@@ -924,6 +1027,15 @@
           </w:tcPr>
           <w:p>
             <w:pPr>
+              <w:pStyle w:val="12"/>
+              <w:jc w:val="left"/>
+            </w:pPr>
+            <w:r>
+              <w:t xml:space="preserve">$ nvidia-smi</w:t>
+            </w:r>
+          </w:p>
+          <w:p>
+            <w:pPr>
               <w:pStyle w:val="aa"/>
               <w:ind w:leftChars="0" w:left="0"/>
               <w:jc w:val="left"/>
@@ -937,25 +1049,7 @@
                 <w:rFonts w:ascii="맑은 고딕" w:eastAsia="맑은 고딕" w:hAnsi="맑은 고딕" w:hint="eastAsia"/>
                 <w:color w:val="000000"/>
               </w:rPr>
-              <w:t xml:space="preserve">// 패키지 저장소 등록</w:t>
-            </w:r>
-          </w:p>
-          <w:p>
-            <w:pPr>
-              <w:pStyle w:val="12"/>
-              <w:jc w:val="left"/>
-            </w:pPr>
-            <w:r>
-              <w:t xml:space="preserve">$ curl -fsSL https://nvidia.github.io/libnvidia-container/gpgkey | sudo gpg --dearmor -o /usr/share/keyrings/nvidia-container-toolkit-keyring.gpg</w:t>
-            </w:r>
-          </w:p>
-          <w:p>
-            <w:pPr>
-              <w:pStyle w:val="12"/>
-              <w:jc w:val="left"/>
-            </w:pPr>
-            <w:r>
-              <w:t xml:space="preserve">$ curl -s -L https://nvidia.github.io/libnvidia-container/stable/deb/nvidia-container-toolkit.list | sed 's#deb https://#deb [signed-by=/usr/share/keyrings/nvidia-container-toolkit-keyring.gpg] https://#g' | sudo tee /etc/apt/sources.list.d/nvidia-container-toolkit.list</w:t>
+              <w:t xml:space="preserve">// GPU 이름과 Driver Version이 출력되어야 함</w:t>
             </w:r>
           </w:p>
           <w:p>
@@ -973,101 +1067,7 @@
                 <w:rFonts w:ascii="맑은 고딕" w:eastAsia="맑은 고딕" w:hAnsi="맑은 고딕" w:hint="eastAsia"/>
                 <w:color w:val="000000"/>
               </w:rPr>
-              <w:t xml:space="preserve">// 설치 및 Docker 설정</w:t>
-            </w:r>
-          </w:p>
-          <w:p>
-            <w:pPr>
-              <w:pStyle w:val="12"/>
-              <w:jc w:val="left"/>
-            </w:pPr>
-            <w:r>
-              <w:t xml:space="preserve">$ sudo apt-get update</w:t>
-            </w:r>
-          </w:p>
-          <w:p>
-            <w:pPr>
-              <w:pStyle w:val="12"/>
-              <w:jc w:val="left"/>
-            </w:pPr>
-            <w:r>
-              <w:t xml:space="preserve">$ sudo apt-get install -y nvidia-container-toolkit</w:t>
-            </w:r>
-          </w:p>
-          <w:p>
-            <w:pPr>
-              <w:pStyle w:val="12"/>
-              <w:jc w:val="left"/>
-            </w:pPr>
-            <w:r>
-              <w:t xml:space="preserve">$ sudo nvidia-ctk runtime configure --runtime=docker</w:t>
-            </w:r>
-          </w:p>
-          <w:p>
-            <w:pPr>
-              <w:pStyle w:val="12"/>
-              <w:jc w:val="left"/>
-            </w:pPr>
-            <w:r>
-              <w:t xml:space="preserve">$ sudo systemctl restart docker</w:t>
-            </w:r>
-          </w:p>
-          <w:p>
-            <w:pPr>
-              <w:pStyle w:val="aa"/>
-              <w:ind w:leftChars="0" w:left="0"/>
-              <w:jc w:val="left"/>
-              <w:rPr>
-                <w:rFonts w:ascii="맑은 고딕" w:eastAsia="맑은 고딕" w:hAnsi="맑은 고딕"/>
-                <w:color w:val="000000"/>
-              </w:rPr>
-            </w:pPr>
-            <w:r>
-              <w:rPr>
-                <w:rFonts w:ascii="맑은 고딕" w:eastAsia="맑은 고딕" w:hAnsi="맑은 고딕" w:hint="eastAsia"/>
-                <w:color w:val="000000"/>
-              </w:rPr>
-              <w:t xml:space="preserve">// 컨테이너에서 GPU 확인</w:t>
-            </w:r>
-          </w:p>
-          <w:p>
-            <w:pPr>
-              <w:pStyle w:val="12"/>
-              <w:jc w:val="left"/>
-            </w:pPr>
-            <w:r>
-              <w:t xml:space="preserve">$ docker run --rm --gpus all nvidia/cuda:11.8.0-base-ubuntu22.04 nvidia-smi</w:t>
-            </w:r>
-          </w:p>
-          <w:p>
-            <w:pPr>
-              <w:pStyle w:val="aa"/>
-              <w:ind w:leftChars="0" w:left="0"/>
-              <w:jc w:val="left"/>
-              <w:rPr>
-                <w:rFonts w:ascii="맑은 고딕" w:eastAsia="맑은 고딕" w:hAnsi="맑은 고딕"/>
-                <w:color w:val="000000"/>
-              </w:rPr>
-            </w:pPr>
-          </w:p>
-          <w:p>
-            <w:pPr>
-              <w:pStyle w:val="aa"/>
-              <w:ind w:leftChars="0" w:left="0"/>
-              <w:jc w:val="left"/>
-              <w:rPr>
-                <w:rFonts w:ascii="맑은 고딕" w:eastAsia="맑은 고딕" w:hAnsi="맑은 고딕"/>
-                <w:color w:val="000000"/>
-              </w:rPr>
-            </w:pPr>
-            <w:r>
-              <w:rPr>
-                <w:rFonts w:ascii="맑은 고딕" w:eastAsia="맑은 고딕" w:hAnsi="맑은 고딕" w:hint="eastAsia"/>
-                <w:color w:val="000000"/>
-                <w:b/>
-                <w:bCs/>
-              </w:rPr>
-              <w:t xml:space="preserve">위 명령에서 nvidia-smi 결과가 출력되어야만 다음 과정으로 진행 가능.</w:t>
+              <w:t xml:space="preserve">// CUDA 11.8 기반 이미지를 사용하므로 드라이버 520 이상 권장</w:t>
             </w:r>
           </w:p>
         </w:tc>
@@ -1077,79 +1077,6 @@
       <w:pPr>
         <w:pStyle w:val="aa"/>
         <w:ind w:leftChars="0"/>
-        <w:rPr>
-          <w:rFonts w:ascii="맑은 고딕" w:eastAsia="맑은 고딕" w:hAnsi="맑은 고딕"/>
-          <w:color w:val="000000"/>
-        </w:rPr>
-      </w:pPr>
-    </w:p>
-    <w:p>
-      <w:pPr>
-        <w:pStyle w:val="21"/>
-        <w:spacing w:before="120"/>
-        <w:ind w:left="236"/>
-        <w:rPr>
-          <w:rFonts w:ascii="맑은 고딕" w:eastAsia="맑은 고딕" w:hAnsi="맑은 고딕"/>
-          <w:color w:val="000000"/>
-        </w:rPr>
-      </w:pPr>
-      <w:r>
-        <w:rPr>
-          <w:rFonts w:ascii="맑은 고딕" w:eastAsia="맑은 고딕" w:hAnsi="맑은 고딕" w:hint="eastAsia"/>
-          <w:color w:val="000000"/>
-        </w:rPr>
-        <w:t xml:space="preserve">2.3 Windows 환경 구축 (WSL 2 + Docker Desktop)</w:t>
-      </w:r>
-    </w:p>
-    <w:p>
-      <w:pPr>
-        <w:pStyle w:val="aa"/>
-        <w:numPr>
-          <w:ilvl w:val="0"/>
-          <w:numId w:val="6"/>
-        </w:numPr>
-        <w:ind w:leftChars="0"/>
-        <w:jc w:val="left"/>
-        <w:rPr>
-          <w:rFonts w:ascii="맑은 고딕" w:eastAsia="맑은 고딕" w:hAnsi="맑은 고딕"/>
-          <w:color w:val="000000"/>
-        </w:rPr>
-      </w:pPr>
-      <w:r>
-        <w:rPr>
-          <w:rFonts w:ascii="맑은 고딕" w:eastAsia="맑은 고딕" w:hAnsi="맑은 고딕" w:hint="eastAsia"/>
-          <w:color w:val="000000"/>
-        </w:rPr>
-        <w:t xml:space="preserve">Windows에서는 Docker Engine 대신 Docker Desktop을 설치하고, WSL 2의 Ubuntu 터미널에서 모든 명령을 실행한다.</w:t>
-      </w:r>
-    </w:p>
-    <w:p>
-      <w:pPr>
-        <w:pStyle w:val="aa"/>
-        <w:numPr>
-          <w:ilvl w:val="0"/>
-          <w:numId w:val="6"/>
-        </w:numPr>
-        <w:ind w:leftChars="0"/>
-        <w:jc w:val="left"/>
-        <w:rPr>
-          <w:rFonts w:ascii="맑은 고딕" w:eastAsia="맑은 고딕" w:hAnsi="맑은 고딕"/>
-          <w:color w:val="000000"/>
-        </w:rPr>
-      </w:pPr>
-      <w:r>
-        <w:rPr>
-          <w:rFonts w:ascii="맑은 고딕" w:eastAsia="맑은 고딕" w:hAnsi="맑은 고딕" w:hint="eastAsia"/>
-          <w:color w:val="000000"/>
-        </w:rPr>
-        <w:t xml:space="preserve">NVIDIA Container Toolkit은 Docker Desktop에 포함되어 있으므로 별도로 설치하지 않는다. 2.2의 docker 그룹 추가도 필요 없다.</w:t>
-      </w:r>
-    </w:p>
-    <w:p>
-      <w:pPr>
-        <w:pStyle w:val="aa"/>
-        <w:ind w:leftChars="0"/>
-        <w:jc w:val="left"/>
         <w:rPr>
           <w:rFonts w:ascii="맑은 고딕" w:eastAsia="맑은 고딕" w:hAnsi="맑은 고딕"/>
           <w:color w:val="000000"/>
@@ -1162,7 +1089,7 @@
         <w:keepNext/>
         <w:numPr>
           <w:ilvl w:val="0"/>
-          <w:numId w:val="110"/>
+          <w:numId w:val="103"/>
         </w:numPr>
         <w:ind w:leftChars="0"/>
         <w:jc w:val="left"/>
@@ -1176,7 +1103,7 @@
           <w:rFonts w:ascii="맑은 고딕" w:eastAsia="맑은 고딕" w:hAnsi="맑은 고딕" w:hint="eastAsia"/>
           <w:color w:val="000000"/>
         </w:rPr>
-        <w:t xml:space="preserve">WSL 2와 Ubuntu 설치</w:t>
+        <w:t xml:space="preserve">NVIDIA Container Toolkit 설치</w:t>
       </w:r>
     </w:p>
     <w:tbl>
@@ -1213,7 +1140,7 @@
                 <w:rFonts w:ascii="맑은 고딕" w:eastAsia="맑은 고딕" w:hAnsi="맑은 고딕" w:hint="eastAsia"/>
                 <w:color w:val="000000"/>
               </w:rPr>
-              <w:t xml:space="preserve">// PowerShell(관리자 권한)에서 실행</w:t>
+              <w:t xml:space="preserve">// 패키지 저장소 등록</w:t>
             </w:r>
           </w:p>
           <w:p>
@@ -1222,7 +1149,16 @@
               <w:jc w:val="left"/>
             </w:pPr>
             <w:r>
-              <w:t xml:space="preserve">&gt; wsl --install -d Ubuntu</w:t>
+              <w:t xml:space="preserve">$ curl -fsSL https://nvidia.github.io/libnvidia-container/gpgkey | sudo gpg --dearmor -o /usr/share/keyrings/nvidia-container-toolkit-keyring.gpg</w:t>
+            </w:r>
+          </w:p>
+          <w:p>
+            <w:pPr>
+              <w:pStyle w:val="12"/>
+              <w:jc w:val="left"/>
+            </w:pPr>
+            <w:r>
+              <w:t xml:space="preserve">$ curl -s -L https://nvidia.github.io/libnvidia-container/stable/deb/nvidia-container-toolkit.list | sed 's#deb https://#deb [signed-by=/usr/share/keyrings/nvidia-container-toolkit-keyring.gpg] https://#g' | sudo tee /etc/apt/sources.list.d/nvidia-container-toolkit.list</w:t>
             </w:r>
           </w:p>
           <w:p>
@@ -1240,7 +1176,43 @@
                 <w:rFonts w:ascii="맑은 고딕" w:eastAsia="맑은 고딕" w:hAnsi="맑은 고딕" w:hint="eastAsia"/>
                 <w:color w:val="000000"/>
               </w:rPr>
-              <w:t xml:space="preserve">// 재부팅 후 Ubuntu 창이 열리면 사용자 이름과 비밀번호를 설정함</w:t>
+              <w:t xml:space="preserve">// 설치 및 Docker 설정</w:t>
+            </w:r>
+          </w:p>
+          <w:p>
+            <w:pPr>
+              <w:pStyle w:val="12"/>
+              <w:jc w:val="left"/>
+            </w:pPr>
+            <w:r>
+              <w:t xml:space="preserve">$ sudo apt-get update</w:t>
+            </w:r>
+          </w:p>
+          <w:p>
+            <w:pPr>
+              <w:pStyle w:val="12"/>
+              <w:jc w:val="left"/>
+            </w:pPr>
+            <w:r>
+              <w:t xml:space="preserve">$ sudo apt-get install -y nvidia-container-toolkit</w:t>
+            </w:r>
+          </w:p>
+          <w:p>
+            <w:pPr>
+              <w:pStyle w:val="12"/>
+              <w:jc w:val="left"/>
+            </w:pPr>
+            <w:r>
+              <w:t xml:space="preserve">$ sudo nvidia-ctk runtime configure --runtime=docker</w:t>
+            </w:r>
+          </w:p>
+          <w:p>
+            <w:pPr>
+              <w:pStyle w:val="12"/>
+              <w:jc w:val="left"/>
+            </w:pPr>
+            <w:r>
+              <w:t xml:space="preserve">$ sudo systemctl restart docker</w:t>
             </w:r>
           </w:p>
           <w:p>
@@ -1258,7 +1230,7 @@
                 <w:rFonts w:ascii="맑은 고딕" w:eastAsia="맑은 고딕" w:hAnsi="맑은 고딕" w:hint="eastAsia"/>
                 <w:color w:val="000000"/>
               </w:rPr>
-              <w:t xml:space="preserve">// WSL 버전 확인 (VERSION 열이 2 이어야 함)</w:t>
+              <w:t xml:space="preserve">// 컨테이너에서 GPU 확인</w:t>
             </w:r>
           </w:p>
           <w:p>
@@ -1267,12 +1239,115 @@
               <w:jc w:val="left"/>
             </w:pPr>
             <w:r>
-              <w:t xml:space="preserve">&gt; wsl -l -v</w:t>
+              <w:t xml:space="preserve">$ docker run --rm --gpus all nvidia/cuda:11.8.0-base-ubuntu22.04 nvidia-smi</w:t>
+            </w:r>
+          </w:p>
+          <w:p>
+            <w:pPr>
+              <w:pStyle w:val="aa"/>
+              <w:ind w:leftChars="0" w:left="0"/>
+              <w:jc w:val="left"/>
+              <w:rPr>
+                <w:rFonts w:ascii="맑은 고딕" w:eastAsia="맑은 고딕" w:hAnsi="맑은 고딕"/>
+                <w:color w:val="000000"/>
+              </w:rPr>
+            </w:pPr>
+          </w:p>
+          <w:p>
+            <w:pPr>
+              <w:pStyle w:val="aa"/>
+              <w:ind w:leftChars="0" w:left="0"/>
+              <w:jc w:val="left"/>
+              <w:rPr>
+                <w:rFonts w:ascii="맑은 고딕" w:eastAsia="맑은 고딕" w:hAnsi="맑은 고딕"/>
+                <w:color w:val="000000"/>
+              </w:rPr>
+            </w:pPr>
+            <w:r>
+              <w:rPr>
+                <w:rFonts w:ascii="맑은 고딕" w:eastAsia="맑은 고딕" w:hAnsi="맑은 고딕" w:hint="eastAsia"/>
+                <w:color w:val="000000"/>
+                <w:b/>
+                <w:bCs/>
+              </w:rPr>
+              <w:t xml:space="preserve">위 명령에서 nvidia-smi 결과가 출력되어야만 다음 과정으로 진행 가능.</w:t>
             </w:r>
           </w:p>
         </w:tc>
       </w:tr>
     </w:tbl>
+    <w:p>
+      <w:pPr>
+        <w:pStyle w:val="aa"/>
+        <w:ind w:leftChars="0"/>
+        <w:rPr>
+          <w:rFonts w:ascii="맑은 고딕" w:eastAsia="맑은 고딕" w:hAnsi="맑은 고딕"/>
+          <w:color w:val="000000"/>
+        </w:rPr>
+      </w:pPr>
+    </w:p>
+    <w:p>
+      <w:pPr>
+        <w:pStyle w:val="21"/>
+        <w:spacing w:before="120"/>
+        <w:ind w:left="236"/>
+        <w:rPr>
+          <w:rFonts w:ascii="맑은 고딕" w:eastAsia="맑은 고딕" w:hAnsi="맑은 고딕"/>
+          <w:color w:val="000000"/>
+        </w:rPr>
+      </w:pPr>
+      <w:r>
+        <w:rPr>
+          <w:rFonts w:ascii="맑은 고딕" w:eastAsia="맑은 고딕" w:hAnsi="맑은 고딕" w:hint="eastAsia"/>
+          <w:color w:val="000000"/>
+        </w:rPr>
+        <w:t xml:space="preserve">2.3 Windows 환경 구축 (WSL 2 + Docker Desktop)</w:t>
+      </w:r>
+    </w:p>
+    <w:p>
+      <w:pPr>
+        <w:pStyle w:val="aa"/>
+        <w:numPr>
+          <w:ilvl w:val="0"/>
+          <w:numId w:val="6"/>
+        </w:numPr>
+        <w:ind w:leftChars="0"/>
+        <w:jc w:val="left"/>
+        <w:rPr>
+          <w:rFonts w:ascii="맑은 고딕" w:eastAsia="맑은 고딕" w:hAnsi="맑은 고딕"/>
+          <w:color w:val="000000"/>
+        </w:rPr>
+      </w:pPr>
+      <w:r>
+        <w:rPr>
+          <w:rFonts w:ascii="맑은 고딕" w:eastAsia="맑은 고딕" w:hAnsi="맑은 고딕" w:hint="eastAsia"/>
+          <w:color w:val="000000"/>
+        </w:rPr>
+        <w:t xml:space="preserve">Windows에서는 Docker Engine 대신 Docker Desktop을 설치하고, WSL 2의 Ubuntu 터미널에서 모든 명령을 실행한다.</w:t>
+      </w:r>
+    </w:p>
+    <w:p>
+      <w:pPr>
+        <w:pStyle w:val="aa"/>
+        <w:numPr>
+          <w:ilvl w:val="0"/>
+          <w:numId w:val="6"/>
+        </w:numPr>
+        <w:ind w:leftChars="0"/>
+        <w:jc w:val="left"/>
+        <w:rPr>
+          <w:rFonts w:ascii="맑은 고딕" w:eastAsia="맑은 고딕" w:hAnsi="맑은 고딕"/>
+          <w:color w:val="000000"/>
+        </w:rPr>
+      </w:pPr>
+      <w:r>
+        <w:rPr>
+          <w:rFonts w:ascii="맑은 고딕" w:eastAsia="맑은 고딕" w:hAnsi="맑은 고딕" w:hint="eastAsia"/>
+          <w:color w:val="000000"/>
+        </w:rPr>
+        <w:t xml:space="preserve">NVIDIA Container Toolkit은 Docker Desktop에 포함되어 있으므로 별도로 설치하지 않는다. 2.2의 docker 그룹 추가도 필요 없다.</w:t>
+      </w:r>
+    </w:p>
     <w:p>
       <w:pPr>
         <w:pStyle w:val="aa"/>
@@ -1304,7 +1379,7 @@
           <w:rFonts w:ascii="맑은 고딕" w:eastAsia="맑은 고딕" w:hAnsi="맑은 고딕" w:hint="eastAsia"/>
           <w:color w:val="000000"/>
         </w:rPr>
-        <w:t xml:space="preserve">NVIDIA 드라이버 확인</w:t>
+        <w:t xml:space="preserve">WSL 2와 Ubuntu 설치</w:t>
       </w:r>
     </w:p>
     <w:tbl>
@@ -1341,7 +1416,16 @@
                 <w:rFonts w:ascii="맑은 고딕" w:eastAsia="맑은 고딕" w:hAnsi="맑은 고딕" w:hint="eastAsia"/>
                 <w:color w:val="000000"/>
               </w:rPr>
-              <w:t xml:space="preserve">// Windows용 NVIDIA 드라이버만 설치하며, WSL 안에는 드라이버를 설치하지 않음</w:t>
+              <w:t xml:space="preserve">// PowerShell(관리자 권한)에서 실행</w:t>
+            </w:r>
+          </w:p>
+          <w:p>
+            <w:pPr>
+              <w:pStyle w:val="12"/>
+              <w:jc w:val="left"/>
+            </w:pPr>
+            <w:r>
+              <w:t xml:space="preserve">&gt; wsl --install -d Ubuntu</w:t>
             </w:r>
           </w:p>
           <w:p>
@@ -1359,7 +1443,25 @@
                 <w:rFonts w:ascii="맑은 고딕" w:eastAsia="맑은 고딕" w:hAnsi="맑은 고딕" w:hint="eastAsia"/>
                 <w:color w:val="000000"/>
               </w:rPr>
-              <w:t xml:space="preserve">// PowerShell에서 실행</w:t>
+              <w:t xml:space="preserve">// 재부팅 후 Ubuntu 창이 열리면 사용자 이름과 비밀번호를 설정함</w:t>
+            </w:r>
+          </w:p>
+          <w:p>
+            <w:pPr>
+              <w:pStyle w:val="aa"/>
+              <w:ind w:leftChars="0" w:left="0"/>
+              <w:jc w:val="left"/>
+              <w:rPr>
+                <w:rFonts w:ascii="맑은 고딕" w:eastAsia="맑은 고딕" w:hAnsi="맑은 고딕"/>
+                <w:color w:val="000000"/>
+              </w:rPr>
+            </w:pPr>
+            <w:r>
+              <w:rPr>
+                <w:rFonts w:ascii="맑은 고딕" w:eastAsia="맑은 고딕" w:hAnsi="맑은 고딕" w:hint="eastAsia"/>
+                <w:color w:val="000000"/>
+              </w:rPr>
+              <w:t xml:space="preserve">// WSL 버전 확인 (VERSION 열이 2 이어야 함)</w:t>
             </w:r>
           </w:p>
           <w:p>
@@ -1368,7 +1470,7 @@
               <w:jc w:val="left"/>
             </w:pPr>
             <w:r>
-              <w:t xml:space="preserve">&gt; nvidia-smi</w:t>
+              <w:t xml:space="preserve">&gt; wsl -l -v</w:t>
             </w:r>
           </w:p>
         </w:tc>
@@ -1405,7 +1507,7 @@
           <w:rFonts w:ascii="맑은 고딕" w:eastAsia="맑은 고딕" w:hAnsi="맑은 고딕" w:hint="eastAsia"/>
           <w:color w:val="000000"/>
         </w:rPr>
-        <w:t xml:space="preserve">Docker Desktop 설치 및 WSL 연동</w:t>
+        <w:t xml:space="preserve">NVIDIA 드라이버 확인</w:t>
       </w:r>
     </w:p>
     <w:tbl>
@@ -1442,7 +1544,7 @@
                 <w:rFonts w:ascii="맑은 고딕" w:eastAsia="맑은 고딕" w:hAnsi="맑은 고딕" w:hint="eastAsia"/>
                 <w:color w:val="000000"/>
               </w:rPr>
-              <w:t xml:space="preserve">// https://www.docker.com/products/docker-desktop 에서 설치 (WSL 2 backend 사용)</w:t>
+              <w:t xml:space="preserve">// Windows용 NVIDIA 드라이버만 설치하며, WSL 안에는 드라이버를 설치하지 않음</w:t>
             </w:r>
           </w:p>
           <w:p>
@@ -1460,25 +1562,7 @@
                 <w:rFonts w:ascii="맑은 고딕" w:eastAsia="맑은 고딕" w:hAnsi="맑은 고딕" w:hint="eastAsia"/>
                 <w:color w:val="000000"/>
               </w:rPr>
-              <w:t xml:space="preserve">// Docker Desktop 실행 후 Settings &gt; Resources &gt; WSL integration 에서 Ubuntu 를 켜고 Apply &amp; restart</w:t>
-            </w:r>
-          </w:p>
-          <w:p>
-            <w:pPr>
-              <w:pStyle w:val="aa"/>
-              <w:ind w:leftChars="0" w:left="0"/>
-              <w:jc w:val="left"/>
-              <w:rPr>
-                <w:rFonts w:ascii="맑은 고딕" w:eastAsia="맑은 고딕" w:hAnsi="맑은 고딕"/>
-                <w:color w:val="000000"/>
-              </w:rPr>
-            </w:pPr>
-            <w:r>
-              <w:rPr>
-                <w:rFonts w:ascii="맑은 고딕" w:eastAsia="맑은 고딕" w:hAnsi="맑은 고딕" w:hint="eastAsia"/>
-                <w:color w:val="000000"/>
-              </w:rPr>
-              <w:t xml:space="preserve">// Ubuntu 터미널에서 확인</w:t>
+              <w:t xml:space="preserve">// PowerShell에서 실행</w:t>
             </w:r>
           </w:p>
           <w:p>
@@ -1487,66 +1571,12 @@
               <w:jc w:val="left"/>
             </w:pPr>
             <w:r>
-              <w:t xml:space="preserve">$ docker --version</w:t>
-            </w:r>
-          </w:p>
-          <w:p>
-            <w:pPr>
-              <w:pStyle w:val="12"/>
-              <w:jc w:val="left"/>
-            </w:pPr>
-            <w:r>
-              <w:t xml:space="preserve">$ docker compose version</w:t>
-            </w:r>
-          </w:p>
-          <w:p>
-            <w:pPr>
-              <w:pStyle w:val="aa"/>
-              <w:ind w:leftChars="0" w:left="0"/>
-              <w:jc w:val="left"/>
-              <w:rPr>
-                <w:rFonts w:ascii="맑은 고딕" w:eastAsia="맑은 고딕" w:hAnsi="맑은 고딕"/>
-                <w:color w:val="000000"/>
-              </w:rPr>
-            </w:pPr>
-            <w:r>
-              <w:rPr>
-                <w:rFonts w:ascii="맑은 고딕" w:eastAsia="맑은 고딕" w:hAnsi="맑은 고딕" w:hint="eastAsia"/>
-                <w:color w:val="000000"/>
-              </w:rPr>
-              <w:t xml:space="preserve">// 컨테이너에서 GPU 확인</w:t>
-            </w:r>
-          </w:p>
-          <w:p>
-            <w:pPr>
-              <w:pStyle w:val="12"/>
-              <w:jc w:val="left"/>
-            </w:pPr>
-            <w:r>
-              <w:t xml:space="preserve">$ docker run --rm --gpus all nvidia/cuda:11.8.0-base-ubuntu22.04 nvidia-smi</w:t>
+              <w:t xml:space="preserve">&gt; nvidia-smi</w:t>
             </w:r>
           </w:p>
         </w:tc>
       </w:tr>
     </w:tbl>
-    <w:p>
-      <w:pPr>
-        <w:pStyle w:val="aa"/>
-        <w:ind w:leftChars="0"/>
-        <w:jc w:val="left"/>
-        <w:rPr>
-          <w:rFonts w:ascii="맑은 고딕" w:eastAsia="맑은 고딕" w:hAnsi="맑은 고딕"/>
-          <w:color w:val="000000"/>
-        </w:rPr>
-      </w:pPr>
-      <w:r>
-        <w:rPr>
-          <w:rFonts w:ascii="맑은 고딕" w:eastAsia="맑은 고딕" w:hAnsi="맑은 고딕" w:hint="eastAsia"/>
-          <w:color w:val="000000"/>
-        </w:rPr>
-        <w:t xml:space="preserve">※ Ubuntu 터미널에서 The command 'docker' could not be found in this WSL 2 distro 가 출력되면 WSL integration이 꺼진 상태이다. Docker Desktop 설정에서 켠 뒤 Ubuntu 터미널을 다시 연다.</w:t>
-      </w:r>
-    </w:p>
     <w:p>
       <w:pPr>
         <w:pStyle w:val="aa"/>
@@ -1578,29 +1608,7 @@
           <w:rFonts w:ascii="맑은 고딕" w:eastAsia="맑은 고딕" w:hAnsi="맑은 고딕" w:hint="eastAsia"/>
           <w:color w:val="000000"/>
         </w:rPr>
-        <w:t xml:space="preserve">작업 위치와 파일 복사</w:t>
-      </w:r>
-    </w:p>
-    <w:p>
-      <w:pPr>
-        <w:pStyle w:val="aa"/>
-        <w:numPr>
-          <w:ilvl w:val="0"/>
-          <w:numId w:val="6"/>
-        </w:numPr>
-        <w:ind w:leftChars="0"/>
-        <w:jc w:val="left"/>
-        <w:rPr>
-          <w:rFonts w:ascii="맑은 고딕" w:eastAsia="맑은 고딕" w:hAnsi="맑은 고딕"/>
-          <w:color w:val="000000"/>
-        </w:rPr>
-      </w:pPr>
-      <w:r>
-        <w:rPr>
-          <w:rFonts w:ascii="맑은 고딕" w:eastAsia="맑은 고딕" w:hAnsi="맑은 고딕" w:hint="eastAsia"/>
-          <w:color w:val="000000"/>
-        </w:rPr>
-        <w:t xml:space="preserve">소스 코드, 데이터셋, 체크포인트는 WSL 홈 디렉토리(예: /home/&lt;user&gt;/OutdoorRMP) 아래에 둔다. /mnt/c 아래의 Windows 경로는 파일 접근이 느리다.</w:t>
+        <w:t xml:space="preserve">Docker Desktop 설치 및 WSL 연동</w:t>
       </w:r>
     </w:p>
     <w:tbl>
@@ -1637,16 +1645,7 @@
                 <w:rFonts w:ascii="맑은 고딕" w:eastAsia="맑은 고딕" w:hAnsi="맑은 고딕" w:hint="eastAsia"/>
                 <w:color w:val="000000"/>
               </w:rPr>
-              <w:t xml:space="preserve">// Windows에 내려받은 파일을 WSL 홈으로 복사</w:t>
-            </w:r>
-          </w:p>
-          <w:p>
-            <w:pPr>
-              <w:pStyle w:val="12"/>
-              <w:jc w:val="left"/>
-            </w:pPr>
-            <w:r>
-              <w:t xml:space="preserve">$ cp /mnt/c/Users/&lt;Windows 사용자&gt;/Downloads/&lt;파일명&gt; ~/</w:t>
+              <w:t xml:space="preserve">// https://www.docker.com/products/docker-desktop 에서 설치 (WSL 2 backend 사용)</w:t>
             </w:r>
           </w:p>
           <w:p>
@@ -1664,7 +1663,7 @@
                 <w:rFonts w:ascii="맑은 고딕" w:eastAsia="맑은 고딕" w:hAnsi="맑은 고딕" w:hint="eastAsia"/>
                 <w:color w:val="000000"/>
               </w:rPr>
-              <w:t xml:space="preserve">// 또는 Windows 탐색기 주소창에 \\wsl$\Ubuntu\home\&lt;user&gt; 를 입력하여 복사</w:t>
+              <w:t xml:space="preserve">// Docker Desktop 실행 후 Settings &gt; Resources &gt; WSL integration 에서 Ubuntu 를 켜고 Apply &amp; restart</w:t>
             </w:r>
           </w:p>
           <w:p>
@@ -1682,7 +1681,7 @@
                 <w:rFonts w:ascii="맑은 고딕" w:eastAsia="맑은 고딕" w:hAnsi="맑은 고딕" w:hint="eastAsia"/>
                 <w:color w:val="000000"/>
               </w:rPr>
-              <w:t xml:space="preserve">// Ubuntu 터미널을 닫았다가 다시 열 때 (PowerShell에서 wsl 입력 또는 시작 메뉴의 Ubuntu 실행)</w:t>
+              <w:t xml:space="preserve">// Ubuntu 터미널에서 확인</w:t>
             </w:r>
           </w:p>
           <w:p>
@@ -1691,7 +1690,7 @@
               <w:jc w:val="left"/>
             </w:pPr>
             <w:r>
-              <w:t xml:space="preserve">&gt; wsl</w:t>
+              <w:t xml:space="preserve">$ docker --version</w:t>
             </w:r>
           </w:p>
           <w:p>
@@ -1700,12 +1699,91 @@
               <w:jc w:val="left"/>
             </w:pPr>
             <w:r>
-              <w:t xml:space="preserve">$ cd ~/OutdoorRMP</w:t>
+              <w:t xml:space="preserve">$ docker compose version</w:t>
+            </w:r>
+          </w:p>
+          <w:p>
+            <w:pPr>
+              <w:pStyle w:val="aa"/>
+              <w:ind w:leftChars="0" w:left="0"/>
+              <w:jc w:val="left"/>
+              <w:rPr>
+                <w:rFonts w:ascii="맑은 고딕" w:eastAsia="맑은 고딕" w:hAnsi="맑은 고딕"/>
+                <w:color w:val="000000"/>
+              </w:rPr>
+            </w:pPr>
+            <w:r>
+              <w:rPr>
+                <w:rFonts w:ascii="맑은 고딕" w:eastAsia="맑은 고딕" w:hAnsi="맑은 고딕" w:hint="eastAsia"/>
+                <w:color w:val="000000"/>
+              </w:rPr>
+              <w:t xml:space="preserve">// 컨테이너에서 GPU 확인</w:t>
+            </w:r>
+          </w:p>
+          <w:p>
+            <w:pPr>
+              <w:pStyle w:val="12"/>
+              <w:jc w:val="left"/>
+            </w:pPr>
+            <w:r>
+              <w:t xml:space="preserve">$ docker run --rm --gpus all nvidia/cuda:11.8.0-base-ubuntu22.04 nvidia-smi</w:t>
             </w:r>
           </w:p>
         </w:tc>
       </w:tr>
     </w:tbl>
+    <w:p>
+      <w:pPr>
+        <w:pStyle w:val="aa"/>
+        <w:ind w:leftChars="0"/>
+        <w:jc w:val="left"/>
+        <w:rPr>
+          <w:rFonts w:ascii="맑은 고딕" w:eastAsia="맑은 고딕" w:hAnsi="맑은 고딕"/>
+          <w:color w:val="000000"/>
+        </w:rPr>
+      </w:pPr>
+      <w:r>
+        <w:rPr>
+          <w:rFonts w:ascii="맑은 고딕" w:eastAsia="맑은 고딕" w:hAnsi="맑은 고딕" w:hint="eastAsia"/>
+          <w:color w:val="000000"/>
+        </w:rPr>
+        <w:t xml:space="preserve">※ Ubuntu 터미널에서 The command 'docker' could not be found in this WSL 2 distro 가 출력되면 WSL integration이 꺼진 상태이다. Docker Desktop 설정에서 켠 뒤 Ubuntu 터미널을 다시 연다.</w:t>
+      </w:r>
+    </w:p>
+    <w:p>
+      <w:pPr>
+        <w:pStyle w:val="aa"/>
+        <w:ind w:leftChars="0"/>
+        <w:jc w:val="left"/>
+        <w:rPr>
+          <w:rFonts w:ascii="맑은 고딕" w:eastAsia="맑은 고딕" w:hAnsi="맑은 고딕"/>
+          <w:color w:val="000000"/>
+        </w:rPr>
+      </w:pPr>
+    </w:p>
+    <w:p>
+      <w:pPr>
+        <w:pStyle w:val="aa"/>
+        <w:keepNext/>
+        <w:numPr>
+          <w:ilvl w:val="0"/>
+          <w:numId w:val="110"/>
+        </w:numPr>
+        <w:ind w:leftChars="0"/>
+        <w:jc w:val="left"/>
+        <w:rPr>
+          <w:rFonts w:ascii="맑은 고딕" w:eastAsia="맑은 고딕" w:hAnsi="맑은 고딕"/>
+          <w:color w:val="000000"/>
+        </w:rPr>
+      </w:pPr>
+      <w:r>
+        <w:rPr>
+          <w:rFonts w:ascii="맑은 고딕" w:eastAsia="맑은 고딕" w:hAnsi="맑은 고딕" w:hint="eastAsia"/>
+          <w:color w:val="000000"/>
+        </w:rPr>
+        <w:t xml:space="preserve">작업 위치와 파일 복사</w:t>
+      </w:r>
+    </w:p>
     <w:p>
       <w:pPr>
         <w:pStyle w:val="aa"/>
@@ -1725,61 +1803,7 @@
           <w:rFonts w:ascii="맑은 고딕" w:eastAsia="맑은 고딕" w:hAnsi="맑은 고딕" w:hint="eastAsia"/>
           <w:color w:val="000000"/>
         </w:rPr>
-        <w:t xml:space="preserve">이후 3.0 설치 STEP 1부터 Ubuntu 터미널에서 같은 명령으로 진행한다.</w:t>
-      </w:r>
-    </w:p>
-    <w:p>
-      <w:pPr>
-        <w:pStyle w:val="aa"/>
-        <w:ind w:leftChars="0"/>
-        <w:jc w:val="left"/>
-        <w:rPr>
-          <w:rFonts w:ascii="맑은 고딕" w:eastAsia="맑은 고딕" w:hAnsi="맑은 고딕"/>
-          <w:color w:val="000000"/>
-        </w:rPr>
-      </w:pPr>
-    </w:p>
-    <w:p>
-      <w:pPr>
-        <w:pStyle w:val="10"/>
-        <w:numPr>
-          <w:ilvl w:val="0"/>
-          <w:numId w:val="8"/>
-        </w:numPr>
-        <w:rPr>
-          <w:rFonts w:ascii="맑은 고딕" w:eastAsia="맑은 고딕" w:hAnsi="맑은 고딕"/>
-          <w:szCs w:val="28"/>
-        </w:rPr>
-      </w:pPr>
-      <w:r>
-        <w:rPr>
-          <w:rFonts w:ascii="맑은 고딕" w:eastAsia="맑은 고딕" w:hAnsi="맑은 고딕" w:hint="eastAsia"/>
-          <w:szCs w:val="28"/>
-        </w:rPr>
-        <w:t xml:space="preserve"> 설치 STEP 1 - 소스 코드 다운로드 및 Docker 이미지 생성</w:t>
-      </w:r>
-    </w:p>
-    <w:p>
-      <w:pPr>
-        <w:pStyle w:val="aa"/>
-        <w:keepNext/>
-        <w:numPr>
-          <w:ilvl w:val="0"/>
-          <w:numId w:val="104"/>
-        </w:numPr>
-        <w:ind w:leftChars="0"/>
-        <w:jc w:val="left"/>
-        <w:rPr>
-          <w:rFonts w:ascii="맑은 고딕" w:eastAsia="맑은 고딕" w:hAnsi="맑은 고딕"/>
-          <w:color w:val="000000"/>
-        </w:rPr>
-      </w:pPr>
-      <w:r>
-        <w:rPr>
-          <w:rFonts w:ascii="맑은 고딕" w:eastAsia="맑은 고딕" w:hAnsi="맑은 고딕" w:hint="eastAsia"/>
-          <w:color w:val="000000"/>
-        </w:rPr>
-        <w:t xml:space="preserve">소스 코드 다운로드</w:t>
+        <w:t xml:space="preserve">소스 코드, 데이터셋, 체크포인트는 WSL 홈 디렉토리(예: /home/&lt;user&gt;/OutdoorRMP) 아래에 둔다. /mnt/c 아래의 Windows 경로는 파일 접근이 느리다.</w:t>
       </w:r>
     </w:p>
     <w:tbl>
@@ -1816,7 +1840,7 @@
                 <w:rFonts w:ascii="맑은 고딕" w:eastAsia="맑은 고딕" w:hAnsi="맑은 고딕" w:hint="eastAsia"/>
                 <w:color w:val="000000"/>
               </w:rPr>
-              <w:t xml:space="preserve">// 설치 위치로 이동 (e.g., $ cd ~) 후 아래 수행</w:t>
+              <w:t xml:space="preserve">// Windows에 내려받은 파일을 WSL 홈으로 복사</w:t>
             </w:r>
           </w:p>
           <w:p>
@@ -1825,7 +1849,43 @@
               <w:jc w:val="left"/>
             </w:pPr>
             <w:r>
-              <w:t xml:space="preserve">$ git clone https://github.com/james4510/OutdoorRMP.git</w:t>
+              <w:t xml:space="preserve">$ cp /mnt/c/Users/&lt;Windows 사용자&gt;/Downloads/&lt;파일명&gt; ~/</w:t>
+            </w:r>
+          </w:p>
+          <w:p>
+            <w:pPr>
+              <w:pStyle w:val="aa"/>
+              <w:ind w:leftChars="0" w:left="0"/>
+              <w:jc w:val="left"/>
+              <w:rPr>
+                <w:rFonts w:ascii="맑은 고딕" w:eastAsia="맑은 고딕" w:hAnsi="맑은 고딕"/>
+                <w:color w:val="000000"/>
+              </w:rPr>
+            </w:pPr>
+            <w:r>
+              <w:rPr>
+                <w:rFonts w:ascii="맑은 고딕" w:eastAsia="맑은 고딕" w:hAnsi="맑은 고딕" w:hint="eastAsia"/>
+                <w:color w:val="000000"/>
+              </w:rPr>
+              <w:t xml:space="preserve">// 또는 Windows 탐색기 주소창에 \\wsl$\Ubuntu\home\&lt;user&gt; 를 입력하여 복사</w:t>
+            </w:r>
+          </w:p>
+          <w:p>
+            <w:pPr>
+              <w:pStyle w:val="aa"/>
+              <w:ind w:leftChars="0" w:left="0"/>
+              <w:jc w:val="left"/>
+              <w:rPr>
+                <w:rFonts w:ascii="맑은 고딕" w:eastAsia="맑은 고딕" w:hAnsi="맑은 고딕"/>
+                <w:color w:val="000000"/>
+              </w:rPr>
+            </w:pPr>
+            <w:r>
+              <w:rPr>
+                <w:rFonts w:ascii="맑은 고딕" w:eastAsia="맑은 고딕" w:hAnsi="맑은 고딕" w:hint="eastAsia"/>
+                <w:color w:val="000000"/>
+              </w:rPr>
+              <w:t xml:space="preserve">// Ubuntu 터미널을 닫았다가 다시 열 때 (PowerShell에서 wsl 입력 또는 시작 메뉴의 Ubuntu 실행)</w:t>
             </w:r>
           </w:p>
           <w:p>
@@ -1834,7 +1894,16 @@
               <w:jc w:val="left"/>
             </w:pPr>
             <w:r>
-              <w:t xml:space="preserve">$ cd OutdoorRMP</w:t>
+              <w:t xml:space="preserve">&gt; wsl</w:t>
+            </w:r>
+          </w:p>
+          <w:p>
+            <w:pPr>
+              <w:pStyle w:val="12"/>
+              <w:jc w:val="left"/>
+            </w:pPr>
+            <w:r>
+              <w:t xml:space="preserve">$ cd ~/OutdoorRMP</w:t>
             </w:r>
           </w:p>
         </w:tc>
@@ -1843,20 +1912,9 @@
     <w:p>
       <w:pPr>
         <w:pStyle w:val="aa"/>
-        <w:ind w:leftChars="0"/>
-        <w:rPr>
-          <w:rFonts w:ascii="맑은 고딕" w:eastAsia="맑은 고딕" w:hAnsi="맑은 고딕"/>
-          <w:color w:val="000000"/>
-        </w:rPr>
-      </w:pPr>
-    </w:p>
-    <w:p>
-      <w:pPr>
-        <w:pStyle w:val="aa"/>
-        <w:keepNext/>
         <w:numPr>
           <w:ilvl w:val="0"/>
-          <w:numId w:val="12"/>
+          <w:numId w:val="6"/>
         </w:numPr>
         <w:ind w:leftChars="0"/>
         <w:jc w:val="left"/>
@@ -1870,270 +1928,39 @@
           <w:rFonts w:ascii="맑은 고딕" w:eastAsia="맑은 고딕" w:hAnsi="맑은 고딕" w:hint="eastAsia"/>
           <w:color w:val="000000"/>
         </w:rPr>
-        <w:t xml:space="preserve">위와 같이 할 경우 아래의 모습으로 directory가 생성됨</w:t>
+        <w:t xml:space="preserve">이후 3.0 설치 STEP 1부터 Ubuntu 터미널에서 같은 명령으로 진행한다.</w:t>
       </w:r>
     </w:p>
-    <w:tbl>
-      <w:tblPr>
-        <w:tblStyle w:val="af"/>
-        <w:tblW w:w="0" w:type="auto"/>
-        <w:tblInd w:w="400" w:type="dxa"/>
-        <w:tblLook w:val="04A0" w:firstRow="1" w:lastRow="0" w:firstColumn="1" w:lastColumn="0" w:noHBand="0" w:noVBand="1"/>
-      </w:tblPr>
-      <w:tblGrid>
-        <w:gridCol w:w="8546"/>
-      </w:tblGrid>
-      <w:tr>
-        <w:trPr>
-          <w:cantSplit/>
-        </w:trPr>
-        <w:tc>
-          <w:tcPr>
-            <w:tcW w:w="8928" w:type="dxa"/>
-          </w:tcPr>
-          <w:p>
-            <w:pPr>
-              <w:wordWrap/>
-              <w:adjustRightInd w:val="0"/>
-              <w:spacing w:line="240" w:lineRule="exact"/>
-              <w:jc w:val="left"/>
-              <w:rPr>
-                <w:rFonts w:ascii="Courier New" w:eastAsiaTheme="minorHAnsi" w:hAnsi="Courier New" w:cs="Courier New"/>
-                <w:kern w:val="0"/>
-                <w:szCs w:val="20"/>
-              </w:rPr>
-            </w:pPr>
-            <w:r>
-              <w:rPr>
-                <w:rFonts w:ascii="Courier New" w:eastAsiaTheme="minorHAnsi" w:hAnsi="Courier New" w:cs="Courier New"/>
-                <w:kern w:val="0"/>
-                <w:szCs w:val="20"/>
-              </w:rPr>
-              <w:t xml:space="preserve">OutdoorRMP                 설치 root directory</w:t>
-            </w:r>
-          </w:p>
-          <w:p>
-            <w:pPr>
-              <w:wordWrap/>
-              <w:adjustRightInd w:val="0"/>
-              <w:spacing w:line="240" w:lineRule="exact"/>
-              <w:jc w:val="left"/>
-              <w:rPr>
-                <w:rFonts w:ascii="Courier New" w:eastAsiaTheme="minorHAnsi" w:hAnsi="Courier New" w:cs="Courier New"/>
-                <w:kern w:val="0"/>
-                <w:szCs w:val="20"/>
-              </w:rPr>
-            </w:pPr>
-            <w:r>
-              <w:rPr>
-                <w:rFonts w:ascii="Courier New" w:eastAsiaTheme="minorHAnsi" w:hAnsi="Courier New" w:cs="Courier New"/>
-                <w:kern w:val="0"/>
-                <w:szCs w:val="20"/>
-              </w:rPr>
-              <w:t xml:space="preserve">|-- Dockerfile             Docker 이미지 정의</w:t>
-            </w:r>
-          </w:p>
-          <w:p>
-            <w:pPr>
-              <w:wordWrap/>
-              <w:adjustRightInd w:val="0"/>
-              <w:spacing w:line="240" w:lineRule="exact"/>
-              <w:jc w:val="left"/>
-              <w:rPr>
-                <w:rFonts w:ascii="Courier New" w:eastAsiaTheme="minorHAnsi" w:hAnsi="Courier New" w:cs="Courier New"/>
-                <w:kern w:val="0"/>
-                <w:szCs w:val="20"/>
-              </w:rPr>
-            </w:pPr>
-            <w:r>
-              <w:rPr>
-                <w:rFonts w:ascii="Courier New" w:eastAsiaTheme="minorHAnsi" w:hAnsi="Courier New" w:cs="Courier New"/>
-                <w:kern w:val="0"/>
-                <w:szCs w:val="20"/>
-              </w:rPr>
-              <w:t xml:space="preserve">|-- docker-compose.yml     컨테이너 실행 설정 (GPU: rmp, CPU: rmp-cpu)</w:t>
-            </w:r>
-          </w:p>
-          <w:p>
-            <w:pPr>
-              <w:wordWrap/>
-              <w:adjustRightInd w:val="0"/>
-              <w:spacing w:line="240" w:lineRule="exact"/>
-              <w:jc w:val="left"/>
-              <w:rPr>
-                <w:rFonts w:ascii="Courier New" w:eastAsiaTheme="minorHAnsi" w:hAnsi="Courier New" w:cs="Courier New"/>
-                <w:kern w:val="0"/>
-                <w:szCs w:val="20"/>
-              </w:rPr>
-            </w:pPr>
-            <w:r>
-              <w:rPr>
-                <w:rFonts w:ascii="Courier New" w:eastAsiaTheme="minorHAnsi" w:hAnsi="Courier New" w:cs="Courier New"/>
-                <w:kern w:val="0"/>
-                <w:szCs w:val="20"/>
-              </w:rPr>
-              <w:t xml:space="preserve">|-- docker</w:t>
-            </w:r>
-          </w:p>
-          <w:p>
-            <w:pPr>
-              <w:wordWrap/>
-              <w:adjustRightInd w:val="0"/>
-              <w:spacing w:line="240" w:lineRule="exact"/>
-              <w:jc w:val="left"/>
-              <w:rPr>
-                <w:rFonts w:ascii="Courier New" w:eastAsiaTheme="minorHAnsi" w:hAnsi="Courier New" w:cs="Courier New"/>
-                <w:kern w:val="0"/>
-                <w:szCs w:val="20"/>
-              </w:rPr>
-            </w:pPr>
-            <w:r>
-              <w:rPr>
-                <w:rFonts w:ascii="Courier New" w:eastAsiaTheme="minorHAnsi" w:hAnsi="Courier New" w:cs="Courier New"/>
-                <w:kern w:val="0"/>
-                <w:szCs w:val="20"/>
-              </w:rPr>
-              <w:t xml:space="preserve">|   |-- requirements.txt   이미지에 추가로 설치되는 Python 패키지</w:t>
-            </w:r>
-          </w:p>
-          <w:p>
-            <w:pPr>
-              <w:wordWrap/>
-              <w:adjustRightInd w:val="0"/>
-              <w:spacing w:line="240" w:lineRule="exact"/>
-              <w:jc w:val="left"/>
-              <w:rPr>
-                <w:rFonts w:ascii="Courier New" w:eastAsiaTheme="minorHAnsi" w:hAnsi="Courier New" w:cs="Courier New"/>
-                <w:kern w:val="0"/>
-                <w:szCs w:val="20"/>
-              </w:rPr>
-            </w:pPr>
-            <w:r>
-              <w:rPr>
-                <w:rFonts w:ascii="Courier New" w:eastAsiaTheme="minorHAnsi" w:hAnsi="Courier New" w:cs="Courier New"/>
-                <w:kern w:val="0"/>
-                <w:szCs w:val="20"/>
-              </w:rPr>
-              <w:t xml:space="preserve">|   |-- setup_env.sh       실행 환경 설정 파일(.env) 생성</w:t>
-            </w:r>
-          </w:p>
-          <w:p>
-            <w:pPr>
-              <w:wordWrap/>
-              <w:adjustRightInd w:val="0"/>
-              <w:spacing w:line="240" w:lineRule="exact"/>
-              <w:jc w:val="left"/>
-              <w:rPr>
-                <w:rFonts w:ascii="Courier New" w:eastAsiaTheme="minorHAnsi" w:hAnsi="Courier New" w:cs="Courier New"/>
-                <w:kern w:val="0"/>
-                <w:szCs w:val="20"/>
-              </w:rPr>
-            </w:pPr>
-            <w:r>
-              <w:rPr>
-                <w:rFonts w:ascii="Courier New" w:eastAsiaTheme="minorHAnsi" w:hAnsi="Courier New" w:cs="Courier New"/>
-                <w:kern w:val="0"/>
-                <w:szCs w:val="20"/>
-              </w:rPr>
-              <w:t xml:space="preserve">|-- docs                   설치 매뉴얼</w:t>
-            </w:r>
-          </w:p>
-          <w:p>
-            <w:pPr>
-              <w:wordWrap/>
-              <w:adjustRightInd w:val="0"/>
-              <w:spacing w:line="240" w:lineRule="exact"/>
-              <w:jc w:val="left"/>
-              <w:rPr>
-                <w:rFonts w:ascii="Courier New" w:eastAsiaTheme="minorHAnsi" w:hAnsi="Courier New" w:cs="Courier New"/>
-                <w:kern w:val="0"/>
-                <w:szCs w:val="20"/>
-              </w:rPr>
-            </w:pPr>
-            <w:r>
-              <w:rPr>
-                <w:rFonts w:ascii="Courier New" w:eastAsiaTheme="minorHAnsi" w:hAnsi="Courier New" w:cs="Courier New"/>
-                <w:kern w:val="0"/>
-                <w:szCs w:val="20"/>
-              </w:rPr>
-              <w:t xml:space="preserve">|-- ikeee                  데이터셋, 모델, 학습 코드</w:t>
-            </w:r>
-          </w:p>
-          <w:p>
-            <w:pPr>
-              <w:wordWrap/>
-              <w:adjustRightInd w:val="0"/>
-              <w:spacing w:line="240" w:lineRule="exact"/>
-              <w:jc w:val="left"/>
-              <w:rPr>
-                <w:rFonts w:ascii="Courier New" w:eastAsiaTheme="minorHAnsi" w:hAnsi="Courier New" w:cs="Courier New"/>
-                <w:kern w:val="0"/>
-                <w:szCs w:val="20"/>
-              </w:rPr>
-            </w:pPr>
-            <w:r>
-              <w:rPr>
-                <w:rFonts w:ascii="Courier New" w:eastAsiaTheme="minorHAnsi" w:hAnsi="Courier New" w:cs="Courier New"/>
-                <w:kern w:val="0"/>
-                <w:szCs w:val="20"/>
-              </w:rPr>
-              <w:t xml:space="preserve">|-- scripts                평가, 그림 생성, 설치 확인(check_setup.py) 스크립트</w:t>
-            </w:r>
-          </w:p>
-          <w:p>
-            <w:pPr>
-              <w:wordWrap/>
-              <w:adjustRightInd w:val="0"/>
-              <w:spacing w:line="240" w:lineRule="exact"/>
-              <w:jc w:val="left"/>
-              <w:rPr>
-                <w:rFonts w:ascii="Courier New" w:eastAsiaTheme="minorHAnsi" w:hAnsi="Courier New" w:cs="Courier New"/>
-                <w:kern w:val="0"/>
-                <w:szCs w:val="20"/>
-              </w:rPr>
-            </w:pPr>
-            <w:r>
-              <w:rPr>
-                <w:rFonts w:ascii="Courier New" w:eastAsiaTheme="minorHAnsi" w:hAnsi="Courier New" w:cs="Courier New"/>
-                <w:kern w:val="0"/>
-                <w:szCs w:val="20"/>
-              </w:rPr>
-              <w:t xml:space="preserve">|-- results                논문 결과 (CSV, 그림)</w:t>
-            </w:r>
-          </w:p>
-          <w:p>
-            <w:pPr>
-              <w:wordWrap/>
-              <w:adjustRightInd w:val="0"/>
-              <w:spacing w:line="240" w:lineRule="exact"/>
-              <w:jc w:val="left"/>
-              <w:rPr>
-                <w:rFonts w:ascii="Courier New" w:eastAsiaTheme="minorHAnsi" w:hAnsi="Courier New" w:cs="Courier New"/>
-                <w:kern w:val="0"/>
-                <w:szCs w:val="20"/>
-              </w:rPr>
-            </w:pPr>
-            <w:r>
-              <w:rPr>
-                <w:rFonts w:ascii="Courier New" w:eastAsiaTheme="minorHAnsi" w:hAnsi="Courier New" w:cs="Courier New"/>
-                <w:kern w:val="0"/>
-                <w:szCs w:val="20"/>
-              </w:rPr>
-              <w:t xml:space="preserve">|-- README.md, README.ko.md</w:t>
-            </w:r>
-          </w:p>
-        </w:tc>
-      </w:tr>
-    </w:tbl>
     <w:p>
       <w:pPr>
         <w:pStyle w:val="aa"/>
         <w:ind w:leftChars="0"/>
+        <w:jc w:val="left"/>
         <w:rPr>
           <w:rFonts w:ascii="맑은 고딕" w:eastAsia="맑은 고딕" w:hAnsi="맑은 고딕"/>
           <w:color w:val="000000"/>
         </w:rPr>
       </w:pPr>
+    </w:p>
+    <w:p>
+      <w:pPr>
+        <w:pStyle w:val="10"/>
+        <w:numPr>
+          <w:ilvl w:val="0"/>
+          <w:numId w:val="8"/>
+        </w:numPr>
+        <w:rPr>
+          <w:rFonts w:ascii="맑은 고딕" w:eastAsia="맑은 고딕" w:hAnsi="맑은 고딕"/>
+          <w:szCs w:val="28"/>
+        </w:rPr>
+      </w:pPr>
+      <w:r>
+        <w:rPr>
+          <w:rFonts w:ascii="맑은 고딕" w:eastAsia="맑은 고딕" w:hAnsi="맑은 고딕" w:hint="eastAsia"/>
+          <w:szCs w:val="28"/>
+        </w:rPr>
+        <w:t xml:space="preserve"> 설치 STEP 1 - 소스 코드 배치 및 Docker 이미지 준비</w:t>
+      </w:r>
     </w:p>
     <w:p>
       <w:pPr>
@@ -2155,7 +1982,7 @@
           <w:rFonts w:ascii="맑은 고딕" w:eastAsia="맑은 고딕" w:hAnsi="맑은 고딕" w:hint="eastAsia"/>
           <w:color w:val="000000"/>
         </w:rPr>
-        <w:t xml:space="preserve">Docker 이미지 생성</w:t>
+        <w:t xml:space="preserve">소스 코드 배치</w:t>
       </w:r>
     </w:p>
     <w:tbl>
@@ -2192,7 +2019,25 @@
                 <w:rFonts w:ascii="맑은 고딕" w:eastAsia="맑은 고딕" w:hAnsi="맑은 고딕" w:hint="eastAsia"/>
                 <w:color w:val="000000"/>
               </w:rPr>
-              <w:t xml:space="preserve">// OutdoorRMP directory에서 실행</w:t>
+              <w:t xml:space="preserve">// 납품 폴더의 소스 코드를 설치 위치(예: 홈 디렉토리)로 복사</w:t>
+            </w:r>
+          </w:p>
+          <w:p>
+            <w:pPr>
+              <w:pStyle w:val="12"/>
+              <w:jc w:val="left"/>
+            </w:pPr>
+            <w:r>
+              <w:t xml:space="preserve">$ cp -r &lt;납품 폴더&gt;/source/OutdoorRMP ~/</w:t>
+            </w:r>
+          </w:p>
+          <w:p>
+            <w:pPr>
+              <w:pStyle w:val="12"/>
+              <w:jc w:val="left"/>
+            </w:pPr>
+            <w:r>
+              <w:t xml:space="preserve">$ cd ~/OutdoorRMP</w:t>
             </w:r>
           </w:p>
           <w:p>
@@ -2210,7 +2055,7 @@
                 <w:rFonts w:ascii="맑은 고딕" w:eastAsia="맑은 고딕" w:hAnsi="맑은 고딕" w:hint="eastAsia"/>
                 <w:color w:val="000000"/>
               </w:rPr>
-              <w:t xml:space="preserve">// 처음 실행 시 베이스 이미지(약 4 GB)를 다운로드하므로 시간이 소요됨</w:t>
+              <w:t xml:space="preserve">// 또는 GitHub에서 받기 (인터넷 연결 필요, 납품 소스와 같은 내용)</w:t>
             </w:r>
           </w:p>
           <w:p>
@@ -2219,25 +2064,7 @@
               <w:jc w:val="left"/>
             </w:pPr>
             <w:r>
-              <w:t xml:space="preserve">$ docker compose build</w:t>
-            </w:r>
-          </w:p>
-          <w:p>
-            <w:pPr>
-              <w:pStyle w:val="aa"/>
-              <w:ind w:leftChars="0" w:left="0"/>
-              <w:jc w:val="left"/>
-              <w:rPr>
-                <w:rFonts w:ascii="맑은 고딕" w:eastAsia="맑은 고딕" w:hAnsi="맑은 고딕"/>
-                <w:color w:val="000000"/>
-              </w:rPr>
-            </w:pPr>
-            <w:r>
-              <w:rPr>
-                <w:rFonts w:ascii="맑은 고딕" w:eastAsia="맑은 고딕" w:hAnsi="맑은 고딕" w:hint="eastAsia"/>
-                <w:color w:val="000000"/>
-              </w:rPr>
-              <w:t xml:space="preserve">// 생성된 이미지 확인 (REPOSITORY outdoor-rmp, TAG latest 이미지가 출력되면 성공)</w:t>
+              <w:t xml:space="preserve">$ git clone https://github.com/james4510/OutdoorRMP.git</w:t>
             </w:r>
           </w:p>
           <w:p>
@@ -2246,7 +2073,7 @@
               <w:jc w:val="left"/>
             </w:pPr>
             <w:r>
-              <w:t xml:space="preserve">$ docker images outdoor-rmp</w:t>
+              <w:t xml:space="preserve">$ cd OutdoorRMP</w:t>
             </w:r>
           </w:p>
         </w:tc>
@@ -2261,26 +2088,6 @@
           <w:color w:val="000000"/>
         </w:rPr>
       </w:pPr>
-    </w:p>
-    <w:p>
-      <w:pPr>
-        <w:pStyle w:val="10"/>
-        <w:numPr>
-          <w:ilvl w:val="0"/>
-          <w:numId w:val="8"/>
-        </w:numPr>
-        <w:rPr>
-          <w:rFonts w:ascii="맑은 고딕" w:eastAsia="맑은 고딕" w:hAnsi="맑은 고딕"/>
-          <w:szCs w:val="28"/>
-        </w:rPr>
-      </w:pPr>
-      <w:r>
-        <w:rPr>
-          <w:rFonts w:ascii="맑은 고딕" w:eastAsia="맑은 고딕" w:hAnsi="맑은 고딕" w:hint="eastAsia"/>
-          <w:szCs w:val="28"/>
-        </w:rPr>
-        <w:t xml:space="preserve"> 설치 STEP 2 - 데이터셋 및 체크포인트 배치</w:t>
-      </w:r>
     </w:p>
     <w:p>
       <w:pPr>
@@ -2288,7 +2095,7 @@
         <w:keepNext/>
         <w:numPr>
           <w:ilvl w:val="0"/>
-          <w:numId w:val="105"/>
+          <w:numId w:val="12"/>
         </w:numPr>
         <w:ind w:leftChars="0"/>
         <w:jc w:val="left"/>
@@ -2302,30 +2109,7 @@
           <w:rFonts w:ascii="맑은 고딕" w:eastAsia="맑은 고딕" w:hAnsi="맑은 고딕" w:hint="eastAsia"/>
           <w:color w:val="000000"/>
         </w:rPr>
-        <w:t xml:space="preserve">데이터셋 배치</w:t>
-      </w:r>
-    </w:p>
-    <w:p>
-      <w:pPr>
-        <w:pStyle w:val="aa"/>
-        <w:keepNext/>
-        <w:numPr>
-          <w:ilvl w:val="0"/>
-          <w:numId w:val="6"/>
-        </w:numPr>
-        <w:ind w:leftChars="0"/>
-        <w:jc w:val="left"/>
-        <w:rPr>
-          <w:rFonts w:ascii="맑은 고딕" w:eastAsia="맑은 고딕" w:hAnsi="맑은 고딕"/>
-          <w:color w:val="000000"/>
-        </w:rPr>
-      </w:pPr>
-      <w:r>
-        <w:rPr>
-          <w:rFonts w:ascii="맑은 고딕" w:eastAsia="맑은 고딕" w:hAnsi="맑은 고딕" w:hint="eastAsia"/>
-          <w:color w:val="000000"/>
-        </w:rPr>
-        <w:t xml:space="preserve">데이터셋은 저장소에 포함되지 않으므로 별도로 전달받아 OutdoorRMP/data 에 둔다.</w:t>
+        <w:t xml:space="preserve">위와 같이 할 경우 아래의 모습으로 directory가 생성됨</w:t>
       </w:r>
     </w:p>
     <w:tbl>
@@ -2364,7 +2148,7 @@
                 <w:kern w:val="0"/>
                 <w:szCs w:val="20"/>
               </w:rPr>
-              <w:t xml:space="preserve">OutdoorRMP</w:t>
+              <w:t xml:space="preserve">OutdoorRMP                 설치 root directory</w:t>
             </w:r>
           </w:p>
           <w:p>
@@ -2385,7 +2169,7 @@
                 <w:kern w:val="0"/>
                 <w:szCs w:val="20"/>
               </w:rPr>
-              <w:t xml:space="preserve">|-- data</w:t>
+              <w:t xml:space="preserve">|-- Dockerfile             Docker 이미지 정의</w:t>
             </w:r>
           </w:p>
           <w:p>
@@ -2406,7 +2190,7 @@
                 <w:kern w:val="0"/>
                 <w:szCs w:val="20"/>
               </w:rPr>
-              <w:t xml:space="preserve">|   |-- stations_position.txt           샘플별 송신기 3개 위치 (2000줄)</w:t>
+              <w:t xml:space="preserve">|-- docker-compose.yml     컨테이너 실행 설정 (GPU: rmp, CPU: rmp-cpu)</w:t>
             </w:r>
           </w:p>
           <w:p>
@@ -2427,7 +2211,7 @@
                 <w:kern w:val="0"/>
                 <w:szCs w:val="20"/>
               </w:rPr>
-              <w:t xml:space="preserve">|   |-- buildings_position</w:t>
+              <w:t xml:space="preserve">|-- docker</w:t>
             </w:r>
           </w:p>
           <w:p>
@@ -2448,7 +2232,7 @@
                 <w:kern w:val="0"/>
                 <w:szCs w:val="20"/>
               </w:rPr>
-              <w:t xml:space="preserve">|   |   |-- buildings_{n}.mat           건물 배치 (n = 1 ~ 2000)</w:t>
+              <w:t xml:space="preserve">|   |-- requirements.txt   이미지에 추가로 설치되는 Python 패키지</w:t>
             </w:r>
           </w:p>
           <w:p>
@@ -2469,7 +2253,7 @@
                 <w:kern w:val="0"/>
                 <w:szCs w:val="20"/>
               </w:rPr>
-              <w:t xml:space="preserve">|   |-- receivedpower_1750MHz_mat</w:t>
+              <w:t xml:space="preserve">|   |-- setup_env.sh       실행 환경 설정 파일(.env) 생성</w:t>
             </w:r>
           </w:p>
           <w:p>
@@ -2490,7 +2274,7 @@
                 <w:kern w:val="0"/>
                 <w:szCs w:val="20"/>
               </w:rPr>
-              <w:t xml:space="preserve">|   |   |-- TOTAL_REC_1750MHz_{n}.mat   수신 전력 맵</w:t>
+              <w:t xml:space="preserve">|-- docs                   설치 매뉴얼</w:t>
             </w:r>
           </w:p>
           <w:p>
@@ -2511,7 +2295,7 @@
                 <w:kern w:val="0"/>
                 <w:szCs w:val="20"/>
               </w:rPr>
-              <w:t xml:space="preserve">|   |-- receivedpower_2750MHz_mat</w:t>
+              <w:t xml:space="preserve">|-- ikeee                  데이터셋, 모델, 학습 코드</w:t>
             </w:r>
           </w:p>
           <w:p>
@@ -2532,7 +2316,7 @@
                 <w:kern w:val="0"/>
                 <w:szCs w:val="20"/>
               </w:rPr>
-              <w:t xml:space="preserve">|   |-- receivedpower_3750MHz_mat</w:t>
+              <w:t xml:space="preserve">|-- scripts                평가, 그림 생성, 설치 확인(check_setup.py) 스크립트</w:t>
             </w:r>
           </w:p>
           <w:p>
@@ -2553,7 +2337,7 @@
                 <w:kern w:val="0"/>
                 <w:szCs w:val="20"/>
               </w:rPr>
-              <w:t xml:space="preserve">|   |-- receivedpower_4750MHz_mat</w:t>
+              <w:t xml:space="preserve">|-- results                논문 결과 (CSV, 그림)</w:t>
             </w:r>
           </w:p>
           <w:p>
@@ -2574,19 +2358,29 @@
                 <w:kern w:val="0"/>
                 <w:szCs w:val="20"/>
               </w:rPr>
-              <w:t xml:space="preserve">|   |-- receivedpower_5750MHz_mat</w:t>
+              <w:t xml:space="preserve">|-- README.md, README.ko.md</w:t>
             </w:r>
           </w:p>
         </w:tc>
       </w:tr>
     </w:tbl>
+    <w:p>
+      <w:pPr>
+        <w:pStyle w:val="aa"/>
+        <w:ind w:leftChars="0"/>
+        <w:rPr>
+          <w:rFonts w:ascii="맑은 고딕" w:eastAsia="맑은 고딕" w:hAnsi="맑은 고딕"/>
+          <w:color w:val="000000"/>
+        </w:rPr>
+      </w:pPr>
+    </w:p>
     <w:p>
       <w:pPr>
         <w:pStyle w:val="aa"/>
         <w:keepNext/>
         <w:numPr>
           <w:ilvl w:val="0"/>
-          <w:numId w:val="12"/>
+          <w:numId w:val="104"/>
         </w:numPr>
         <w:ind w:leftChars="0"/>
         <w:jc w:val="left"/>
@@ -2600,26 +2394,15 @@
           <w:rFonts w:ascii="맑은 고딕" w:eastAsia="맑은 고딕" w:hAnsi="맑은 고딕" w:hint="eastAsia"/>
           <w:color w:val="000000"/>
         </w:rPr>
-        <w:t xml:space="preserve">다른 위치에 있는 데이터셋은 3)에서 경로를 지정한다.</w:t>
+        <w:t xml:space="preserve">Docker 이미지 준비</w:t>
       </w:r>
     </w:p>
     <w:p>
       <w:pPr>
         <w:pStyle w:val="aa"/>
-        <w:ind w:leftChars="0"/>
-        <w:rPr>
-          <w:rFonts w:ascii="맑은 고딕" w:eastAsia="맑은 고딕" w:hAnsi="맑은 고딕"/>
-          <w:color w:val="000000"/>
-        </w:rPr>
-      </w:pPr>
-    </w:p>
-    <w:p>
-      <w:pPr>
-        <w:pStyle w:val="aa"/>
-        <w:keepNext/>
         <w:numPr>
           <w:ilvl w:val="0"/>
-          <w:numId w:val="105"/>
+          <w:numId w:val="6"/>
         </w:numPr>
         <w:ind w:leftChars="0"/>
         <w:jc w:val="left"/>
@@ -2633,271 +2416,27 @@
           <w:rFonts w:ascii="맑은 고딕" w:eastAsia="맑은 고딕" w:hAnsi="맑은 고딕" w:hint="eastAsia"/>
           <w:color w:val="000000"/>
         </w:rPr>
-        <w:t xml:space="preserve">체크포인트 배치 (평가 시 필요, 학습만 할 경우 생략)</w:t>
+        <w:t xml:space="preserve">방법 A와 B 중 하나만 수행한다. 납품 이미지를 불러오는 방법 A를 권장한다.</w:t>
       </w:r>
     </w:p>
-    <w:tbl>
-      <w:tblPr>
-        <w:tblStyle w:val="af"/>
-        <w:tblW w:w="0" w:type="auto"/>
-        <w:tblInd w:w="400" w:type="dxa"/>
-        <w:tblLook w:val="04A0" w:firstRow="1" w:lastRow="0" w:firstColumn="1" w:lastColumn="0" w:noHBand="0" w:noVBand="1"/>
-      </w:tblPr>
-      <w:tblGrid>
-        <w:gridCol w:w="8546"/>
-      </w:tblGrid>
-      <w:tr>
-        <w:trPr>
-          <w:cantSplit/>
-        </w:trPr>
-        <w:tc>
-          <w:tcPr>
-            <w:tcW w:w="8928" w:type="dxa"/>
-          </w:tcPr>
-          <w:p>
-            <w:pPr>
-              <w:wordWrap/>
-              <w:adjustRightInd w:val="0"/>
-              <w:spacing w:line="240" w:lineRule="exact"/>
-              <w:jc w:val="left"/>
-              <w:rPr>
-                <w:rFonts w:ascii="Courier New" w:eastAsiaTheme="minorHAnsi" w:hAnsi="Courier New" w:cs="Courier New"/>
-                <w:kern w:val="0"/>
-                <w:szCs w:val="20"/>
-              </w:rPr>
-            </w:pPr>
-            <w:r>
-              <w:rPr>
-                <w:rFonts w:ascii="Courier New" w:eastAsiaTheme="minorHAnsi" w:hAnsi="Courier New" w:cs="Courier New"/>
-                <w:kern w:val="0"/>
-                <w:szCs w:val="20"/>
-              </w:rPr>
-              <w:t xml:space="preserve">OutdoorRMP</w:t>
-            </w:r>
-          </w:p>
-          <w:p>
-            <w:pPr>
-              <w:wordWrap/>
-              <w:adjustRightInd w:val="0"/>
-              <w:spacing w:line="240" w:lineRule="exact"/>
-              <w:jc w:val="left"/>
-              <w:rPr>
-                <w:rFonts w:ascii="Courier New" w:eastAsiaTheme="minorHAnsi" w:hAnsi="Courier New" w:cs="Courier New"/>
-                <w:kern w:val="0"/>
-                <w:szCs w:val="20"/>
-              </w:rPr>
-            </w:pPr>
-            <w:r>
-              <w:rPr>
-                <w:rFonts w:ascii="Courier New" w:eastAsiaTheme="minorHAnsi" w:hAnsi="Courier New" w:cs="Courier New"/>
-                <w:kern w:val="0"/>
-                <w:szCs w:val="20"/>
-              </w:rPr>
-              <w:t xml:space="preserve">|-- model_checkpoints</w:t>
-            </w:r>
-          </w:p>
-          <w:p>
-            <w:pPr>
-              <w:wordWrap/>
-              <w:adjustRightInd w:val="0"/>
-              <w:spacing w:line="240" w:lineRule="exact"/>
-              <w:jc w:val="left"/>
-              <w:rPr>
-                <w:rFonts w:ascii="Courier New" w:eastAsiaTheme="minorHAnsi" w:hAnsi="Courier New" w:cs="Courier New"/>
-                <w:kern w:val="0"/>
-                <w:szCs w:val="20"/>
-              </w:rPr>
-            </w:pPr>
-            <w:r>
-              <w:rPr>
-                <w:rFonts w:ascii="Courier New" w:eastAsiaTheme="minorHAnsi" w:hAnsi="Courier New" w:cs="Courier New"/>
-                <w:kern w:val="0"/>
-                <w:szCs w:val="20"/>
-              </w:rPr>
-              <w:t xml:space="preserve">|   |-- checkpoints_radiounet_small_{freq}/best.pth</w:t>
-            </w:r>
-          </w:p>
-          <w:p>
-            <w:pPr>
-              <w:wordWrap/>
-              <w:adjustRightInd w:val="0"/>
-              <w:spacing w:line="240" w:lineRule="exact"/>
-              <w:jc w:val="left"/>
-              <w:rPr>
-                <w:rFonts w:ascii="Courier New" w:eastAsiaTheme="minorHAnsi" w:hAnsi="Courier New" w:cs="Courier New"/>
-                <w:kern w:val="0"/>
-                <w:szCs w:val="20"/>
-              </w:rPr>
-            </w:pPr>
-            <w:r>
-              <w:rPr>
-                <w:rFonts w:ascii="Courier New" w:eastAsiaTheme="minorHAnsi" w:hAnsi="Courier New" w:cs="Courier New"/>
-                <w:kern w:val="0"/>
-                <w:szCs w:val="20"/>
-              </w:rPr>
-              <w:t xml:space="preserve">|   |-- checkpoints_radiounet_medium_{freq}/best.pth</w:t>
-            </w:r>
-          </w:p>
-          <w:p>
-            <w:pPr>
-              <w:wordWrap/>
-              <w:adjustRightInd w:val="0"/>
-              <w:spacing w:line="240" w:lineRule="exact"/>
-              <w:jc w:val="left"/>
-              <w:rPr>
-                <w:rFonts w:ascii="Courier New" w:eastAsiaTheme="minorHAnsi" w:hAnsi="Courier New" w:cs="Courier New"/>
-                <w:kern w:val="0"/>
-                <w:szCs w:val="20"/>
-              </w:rPr>
-            </w:pPr>
-            <w:r>
-              <w:rPr>
-                <w:rFonts w:ascii="Courier New" w:eastAsiaTheme="minorHAnsi" w:hAnsi="Courier New" w:cs="Courier New"/>
-                <w:kern w:val="0"/>
-                <w:szCs w:val="20"/>
-              </w:rPr>
-              <w:t xml:space="preserve">|   |-- checkpoints_transpathnet_small_{freq}/best.pth</w:t>
-            </w:r>
-          </w:p>
-          <w:p>
-            <w:pPr>
-              <w:wordWrap/>
-              <w:adjustRightInd w:val="0"/>
-              <w:spacing w:line="240" w:lineRule="exact"/>
-              <w:jc w:val="left"/>
-              <w:rPr>
-                <w:rFonts w:ascii="Courier New" w:eastAsiaTheme="minorHAnsi" w:hAnsi="Courier New" w:cs="Courier New"/>
-                <w:kern w:val="0"/>
-                <w:szCs w:val="20"/>
-              </w:rPr>
-            </w:pPr>
-            <w:r>
-              <w:rPr>
-                <w:rFonts w:ascii="Courier New" w:eastAsiaTheme="minorHAnsi" w:hAnsi="Courier New" w:cs="Courier New"/>
-                <w:kern w:val="0"/>
-                <w:szCs w:val="20"/>
-              </w:rPr>
-              <w:t xml:space="preserve">|   |-- checkpoints_transpathnet_base_{freq}/best.pth</w:t>
-            </w:r>
-          </w:p>
-          <w:p>
-            <w:pPr>
-              <w:wordWrap/>
-              <w:adjustRightInd w:val="0"/>
-              <w:spacing w:line="240" w:lineRule="exact"/>
-              <w:jc w:val="left"/>
-              <w:rPr>
-                <w:rFonts w:ascii="Courier New" w:eastAsiaTheme="minorHAnsi" w:hAnsi="Courier New" w:cs="Courier New"/>
-                <w:kern w:val="0"/>
-                <w:szCs w:val="20"/>
-              </w:rPr>
-            </w:pPr>
-            <w:r>
-              <w:rPr>
-                <w:rFonts w:ascii="Courier New" w:eastAsiaTheme="minorHAnsi" w:hAnsi="Courier New" w:cs="Courier New"/>
-                <w:kern w:val="0"/>
-                <w:szCs w:val="20"/>
-              </w:rPr>
-              <w:t xml:space="preserve">|   |-- checkpoints_radiounet_small_4750_v2/best.pth</w:t>
-            </w:r>
-          </w:p>
-          <w:p>
-            <w:pPr>
-              <w:wordWrap/>
-              <w:adjustRightInd w:val="0"/>
-              <w:spacing w:line="240" w:lineRule="exact"/>
-              <w:jc w:val="left"/>
-              <w:rPr>
-                <w:rFonts w:ascii="Courier New" w:eastAsiaTheme="minorHAnsi" w:hAnsi="Courier New" w:cs="Courier New"/>
-                <w:kern w:val="0"/>
-                <w:szCs w:val="20"/>
-              </w:rPr>
-            </w:pPr>
-            <w:r>
-              <w:rPr>
-                <w:rFonts w:ascii="Courier New" w:eastAsiaTheme="minorHAnsi" w:hAnsi="Courier New" w:cs="Courier New"/>
-                <w:kern w:val="0"/>
-                <w:szCs w:val="20"/>
-              </w:rPr>
-              <w:t xml:space="preserve"/>
-            </w:r>
-          </w:p>
-          <w:p>
-            <w:pPr>
-              <w:wordWrap/>
-              <w:adjustRightInd w:val="0"/>
-              <w:spacing w:line="240" w:lineRule="exact"/>
-              <w:jc w:val="left"/>
-              <w:rPr>
-                <w:rFonts w:ascii="Courier New" w:eastAsiaTheme="minorHAnsi" w:hAnsi="Courier New" w:cs="Courier New"/>
-                <w:kern w:val="0"/>
-                <w:szCs w:val="20"/>
-              </w:rPr>
-            </w:pPr>
-            <w:r>
-              <w:rPr>
-                <w:rFonts w:ascii="Courier New" w:eastAsiaTheme="minorHAnsi" w:hAnsi="Courier New" w:cs="Courier New"/>
-                <w:kern w:val="0"/>
-                <w:szCs w:val="20"/>
-              </w:rPr>
-              <w:t xml:space="preserve">{freq}: 1750, 2750, 3750, 4750, 5750</w:t>
-            </w:r>
-          </w:p>
-          <w:p>
-            <w:pPr>
-              <w:wordWrap/>
-              <w:adjustRightInd w:val="0"/>
-              <w:spacing w:line="240" w:lineRule="exact"/>
-              <w:jc w:val="left"/>
-              <w:rPr>
-                <w:rFonts w:ascii="Courier New" w:eastAsiaTheme="minorHAnsi" w:hAnsi="Courier New" w:cs="Courier New"/>
-                <w:kern w:val="0"/>
-                <w:szCs w:val="20"/>
-              </w:rPr>
-            </w:pPr>
-            <w:r>
-              <w:rPr>
-                <w:rFonts w:ascii="Courier New" w:eastAsiaTheme="minorHAnsi" w:hAnsi="Courier New" w:cs="Courier New"/>
-                <w:kern w:val="0"/>
-                <w:szCs w:val="20"/>
-              </w:rPr>
-              <w:t xml:space="preserve">_v2: 있으면 4750 MHz RadioUNet-S 평가에 사용</w:t>
-            </w:r>
-          </w:p>
-        </w:tc>
-      </w:tr>
-    </w:tbl>
     <w:p>
       <w:pPr>
         <w:pStyle w:val="aa"/>
         <w:ind w:leftChars="0"/>
+        <w:jc w:val="left"/>
         <w:rPr>
           <w:rFonts w:ascii="맑은 고딕" w:eastAsia="맑은 고딕" w:hAnsi="맑은 고딕"/>
           <w:color w:val="000000"/>
         </w:rPr>
       </w:pPr>
-    </w:p>
-    <w:p>
-      <w:pPr>
-        <w:pStyle w:val="aa"/>
-        <w:keepNext/>
-        <w:numPr>
-          <w:ilvl w:val="0"/>
-          <w:numId w:val="105"/>
-        </w:numPr>
-        <w:ind w:leftChars="0"/>
-        <w:jc w:val="left"/>
-        <w:rPr>
-          <w:rFonts w:ascii="맑은 고딕" w:eastAsia="맑은 고딕" w:hAnsi="맑은 고딕"/>
-          <w:color w:val="000000"/>
-        </w:rPr>
-      </w:pPr>
       <w:r>
         <w:rPr>
           <w:rFonts w:ascii="맑은 고딕" w:eastAsia="맑은 고딕" w:hAnsi="맑은 고딕" w:hint="eastAsia"/>
           <w:color w:val="000000"/>
-        </w:rPr>
-        <w:t xml:space="preserve">실행 환경 설정 파일(.env) 생성</w:t>
+          <w:b/>
+          <w:bCs/>
+        </w:rPr>
+        <w:t xml:space="preserve">방법 A: 납품 이미지 불러오기</w:t>
       </w:r>
     </w:p>
     <w:tbl>
@@ -2934,7 +2473,7 @@
                 <w:rFonts w:ascii="맑은 고딕" w:eastAsia="맑은 고딕" w:hAnsi="맑은 고딕" w:hint="eastAsia"/>
                 <w:color w:val="000000"/>
               </w:rPr>
-              <w:t xml:space="preserve">// 데이터셋과 체크포인트가 OutdoorRMP 안에 있는 경우</w:t>
+              <w:t xml:space="preserve">// 이미지 파일 검증 (OK 가 출력되어야 함)</w:t>
             </w:r>
           </w:p>
           <w:p>
@@ -2943,7 +2482,7 @@
               <w:jc w:val="left"/>
             </w:pPr>
             <w:r>
-              <w:t xml:space="preserve">$ bash docker/setup_env.sh</w:t>
+              <w:t xml:space="preserve">$ cd &lt;납품 폴더&gt;/image &amp;&amp; sha256sum -c outdoor-rmp_latest.tar.gz.sha256 &amp;&amp; cd -</w:t>
             </w:r>
           </w:p>
           <w:p>
@@ -2961,7 +2500,7 @@
                 <w:rFonts w:ascii="맑은 고딕" w:eastAsia="맑은 고딕" w:hAnsi="맑은 고딕" w:hint="eastAsia"/>
                 <w:color w:val="000000"/>
               </w:rPr>
-              <w:t xml:space="preserve">// 다른 위치에 있는 경우 경로 지정</w:t>
+              <w:t xml:space="preserve">// 이미지 불러오기 (수 분 소요)</w:t>
             </w:r>
           </w:p>
           <w:p>
@@ -2970,7 +2509,7 @@
               <w:jc w:val="left"/>
             </w:pPr>
             <w:r>
-              <w:t xml:space="preserve">$ bash docker/setup_env.sh /path/to/data /path/to/model_checkpoints</w:t>
+              <w:t xml:space="preserve">$ docker load -i &lt;납품 폴더&gt;/image/outdoor-rmp_latest.tar.gz</w:t>
             </w:r>
           </w:p>
           <w:p>
@@ -2988,162 +2527,16 @@
                 <w:rFonts w:ascii="맑은 고딕" w:eastAsia="맑은 고딕" w:hAnsi="맑은 고딕" w:hint="eastAsia"/>
                 <w:color w:val="000000"/>
               </w:rPr>
-              <w:t xml:space="preserve">// 생성 결과 예시</w:t>
-            </w:r>
-          </w:p>
-          <w:p>
-            <w:pPr>
-              <w:pStyle w:val="HTML"/>
-              <w:pBdr>
-                <w:top w:val="single" w:sz="6" w:space="6" w:color="CCCCCC"/>
-                <w:left w:val="single" w:sz="6" w:space="6" w:color="CCCCCC"/>
-                <w:bottom w:val="single" w:sz="6" w:space="6" w:color="CCCCCC"/>
-                <w:right w:val="single" w:sz="6" w:space="6" w:color="CCCCCC"/>
-              </w:pBdr>
-              <w:shd w:val="clear" w:color="auto" w:fill="F8F8F8"/>
-              <w:spacing w:line="239" w:lineRule="atLeast"/>
-              <w:jc w:val="left"/>
-              <w:rPr>
-                <w:rFonts w:ascii="Consolas" w:hAnsi="Consolas" w:cs="Consolas"/>
-                <w:color w:val="000000"/>
-                <w:spacing w:val="4"/>
-                <w:sz w:val="20"/>
-                <w:szCs w:val="20"/>
-              </w:rPr>
-            </w:pPr>
-            <w:r>
-              <w:rPr>
-                <w:rFonts w:ascii="Consolas" w:hAnsi="Consolas" w:cs="Consolas"/>
-                <w:color w:val="000000"/>
-                <w:spacing w:val="4"/>
-                <w:sz w:val="20"/>
-                <w:szCs w:val="20"/>
-              </w:rPr>
-              <w:t xml:space="preserve">Created /home/user/OutdoorRMP/.env</w:t>
-            </w:r>
-          </w:p>
-          <w:p>
-            <w:pPr>
-              <w:pStyle w:val="HTML"/>
-              <w:pBdr>
-                <w:top w:val="single" w:sz="6" w:space="6" w:color="CCCCCC"/>
-                <w:left w:val="single" w:sz="6" w:space="6" w:color="CCCCCC"/>
-                <w:bottom w:val="single" w:sz="6" w:space="6" w:color="CCCCCC"/>
-                <w:right w:val="single" w:sz="6" w:space="6" w:color="CCCCCC"/>
-              </w:pBdr>
-              <w:shd w:val="clear" w:color="auto" w:fill="F8F8F8"/>
-              <w:spacing w:line="239" w:lineRule="atLeast"/>
-              <w:jc w:val="left"/>
-              <w:rPr>
-                <w:rFonts w:ascii="Consolas" w:hAnsi="Consolas" w:cs="Consolas"/>
-                <w:color w:val="000000"/>
-                <w:spacing w:val="4"/>
-                <w:sz w:val="20"/>
-                <w:szCs w:val="20"/>
-              </w:rPr>
-            </w:pPr>
-            <w:r>
-              <w:rPr>
-                <w:rFonts w:ascii="Consolas" w:hAnsi="Consolas" w:cs="Consolas"/>
-                <w:color w:val="000000"/>
-                <w:spacing w:val="4"/>
-                <w:sz w:val="20"/>
-                <w:szCs w:val="20"/>
-              </w:rPr>
-              <w:t xml:space="preserve">HOST_UID=1000</w:t>
-            </w:r>
-          </w:p>
-          <w:p>
-            <w:pPr>
-              <w:pStyle w:val="HTML"/>
-              <w:pBdr>
-                <w:top w:val="single" w:sz="6" w:space="6" w:color="CCCCCC"/>
-                <w:left w:val="single" w:sz="6" w:space="6" w:color="CCCCCC"/>
-                <w:bottom w:val="single" w:sz="6" w:space="6" w:color="CCCCCC"/>
-                <w:right w:val="single" w:sz="6" w:space="6" w:color="CCCCCC"/>
-              </w:pBdr>
-              <w:shd w:val="clear" w:color="auto" w:fill="F8F8F8"/>
-              <w:spacing w:line="239" w:lineRule="atLeast"/>
-              <w:jc w:val="left"/>
-              <w:rPr>
-                <w:rFonts w:ascii="Consolas" w:hAnsi="Consolas" w:cs="Consolas"/>
-                <w:color w:val="000000"/>
-                <w:spacing w:val="4"/>
-                <w:sz w:val="20"/>
-                <w:szCs w:val="20"/>
-              </w:rPr>
-            </w:pPr>
-            <w:r>
-              <w:rPr>
-                <w:rFonts w:ascii="Consolas" w:hAnsi="Consolas" w:cs="Consolas"/>
-                <w:color w:val="000000"/>
-                <w:spacing w:val="4"/>
-                <w:sz w:val="20"/>
-                <w:szCs w:val="20"/>
-              </w:rPr>
-              <w:t xml:space="preserve">HOST_GID=1000</w:t>
-            </w:r>
-          </w:p>
-          <w:p>
-            <w:pPr>
-              <w:pStyle w:val="HTML"/>
-              <w:pBdr>
-                <w:top w:val="single" w:sz="6" w:space="6" w:color="CCCCCC"/>
-                <w:left w:val="single" w:sz="6" w:space="6" w:color="CCCCCC"/>
-                <w:bottom w:val="single" w:sz="6" w:space="6" w:color="CCCCCC"/>
-                <w:right w:val="single" w:sz="6" w:space="6" w:color="CCCCCC"/>
-              </w:pBdr>
-              <w:shd w:val="clear" w:color="auto" w:fill="F8F8F8"/>
-              <w:spacing w:line="239" w:lineRule="atLeast"/>
-              <w:jc w:val="left"/>
-              <w:rPr>
-                <w:rFonts w:ascii="Consolas" w:hAnsi="Consolas" w:cs="Consolas"/>
-                <w:color w:val="000000"/>
-                <w:spacing w:val="4"/>
-                <w:sz w:val="20"/>
-                <w:szCs w:val="20"/>
-              </w:rPr>
-            </w:pPr>
-            <w:r>
-              <w:rPr>
-                <w:rFonts w:ascii="Consolas" w:hAnsi="Consolas" w:cs="Consolas"/>
-                <w:color w:val="000000"/>
-                <w:spacing w:val="4"/>
-                <w:sz w:val="20"/>
-                <w:szCs w:val="20"/>
-              </w:rPr>
-              <w:t xml:space="preserve">DATA_DIR=/home/user/OutdoorRMP/data</w:t>
-            </w:r>
-          </w:p>
-          <w:p>
-            <w:pPr>
-              <w:pStyle w:val="HTML"/>
-              <w:pBdr>
-                <w:top w:val="single" w:sz="6" w:space="6" w:color="CCCCCC"/>
-                <w:left w:val="single" w:sz="6" w:space="6" w:color="CCCCCC"/>
-                <w:bottom w:val="single" w:sz="6" w:space="6" w:color="CCCCCC"/>
-                <w:right w:val="single" w:sz="6" w:space="6" w:color="CCCCCC"/>
-              </w:pBdr>
-              <w:shd w:val="clear" w:color="auto" w:fill="F8F8F8"/>
-              <w:spacing w:line="239" w:lineRule="atLeast"/>
-              <w:jc w:val="left"/>
-              <w:rPr>
-                <w:rFonts w:ascii="Consolas" w:hAnsi="Consolas" w:cs="Consolas"/>
-                <w:color w:val="000000"/>
-                <w:spacing w:val="4"/>
-                <w:sz w:val="20"/>
-                <w:szCs w:val="20"/>
-              </w:rPr>
-            </w:pPr>
-            <w:r>
-              <w:rPr>
-                <w:rFonts w:ascii="Consolas" w:hAnsi="Consolas" w:cs="Consolas"/>
-                <w:color w:val="000000"/>
-                <w:spacing w:val="4"/>
-                <w:sz w:val="20"/>
-                <w:szCs w:val="20"/>
-              </w:rPr>
-              <w:t xml:space="preserve">CKPT_DIR=/home/user/OutdoorRMP/model_checkpoints</w:t>
+              <w:t xml:space="preserve">// 확인 (REPOSITORY outdoor-rmp, TAG latest 이미지가 출력되면 성공)</w:t>
+            </w:r>
+          </w:p>
+          <w:p>
+            <w:pPr>
+              <w:pStyle w:val="12"/>
+              <w:jc w:val="left"/>
+            </w:pPr>
+            <w:r>
+              <w:t xml:space="preserve">$ docker images outdoor-rmp</w:t>
             </w:r>
           </w:p>
         </w:tc>
@@ -3163,41 +2556,10 @@
         <w:rPr>
           <w:rFonts w:ascii="맑은 고딕" w:eastAsia="맑은 고딕" w:hAnsi="맑은 고딕" w:hint="eastAsia"/>
           <w:color w:val="000000"/>
-        </w:rPr>
-        <w:t xml:space="preserve">※ HOST_UID, HOST_GID는 컨테이너가 만든 결과 파일의 소유자를 현재 사용자로 맞추는 값이다.</w:t>
-      </w:r>
-    </w:p>
-    <w:p>
-      <w:pPr>
-        <w:pStyle w:val="aa"/>
-        <w:ind w:leftChars="0"/>
-        <w:rPr>
-          <w:rFonts w:ascii="맑은 고딕" w:eastAsia="맑은 고딕" w:hAnsi="맑은 고딕"/>
-          <w:color w:val="000000"/>
-        </w:rPr>
-      </w:pPr>
-    </w:p>
-    <w:p>
-      <w:pPr>
-        <w:pStyle w:val="aa"/>
-        <w:keepNext/>
-        <w:numPr>
-          <w:ilvl w:val="0"/>
-          <w:numId w:val="105"/>
-        </w:numPr>
-        <w:ind w:leftChars="0"/>
-        <w:jc w:val="left"/>
-        <w:rPr>
-          <w:rFonts w:ascii="맑은 고딕" w:eastAsia="맑은 고딕" w:hAnsi="맑은 고딕"/>
-          <w:color w:val="000000"/>
-        </w:rPr>
-      </w:pPr>
-      <w:r>
-        <w:rPr>
-          <w:rFonts w:ascii="맑은 고딕" w:eastAsia="맑은 고딕" w:hAnsi="맑은 고딕" w:hint="eastAsia"/>
-          <w:color w:val="000000"/>
-        </w:rPr>
-        <w:t xml:space="preserve">설치 확인</w:t>
+          <w:b/>
+          <w:bCs/>
+        </w:rPr>
+        <w:t xml:space="preserve">방법 B: 소스 코드에서 직접 생성</w:t>
       </w:r>
     </w:p>
     <w:tbl>
@@ -3221,573 +2583,6 @@
           </w:tcPr>
           <w:p>
             <w:pPr>
-              <w:pStyle w:val="12"/>
-              <w:jc w:val="left"/>
-            </w:pPr>
-            <w:r>
-              <w:t xml:space="preserve">$ docker compose run --rm rmp python scripts/check_setup.py</w:t>
-            </w:r>
-          </w:p>
-          <w:p>
-            <w:pPr>
-              <w:pStyle w:val="HTML"/>
-              <w:pBdr>
-                <w:top w:val="single" w:sz="6" w:space="6" w:color="CCCCCC"/>
-                <w:left w:val="single" w:sz="6" w:space="6" w:color="CCCCCC"/>
-                <w:bottom w:val="single" w:sz="6" w:space="6" w:color="CCCCCC"/>
-                <w:right w:val="single" w:sz="6" w:space="6" w:color="CCCCCC"/>
-              </w:pBdr>
-              <w:shd w:val="clear" w:color="auto" w:fill="F8F8F8"/>
-              <w:spacing w:line="239" w:lineRule="atLeast"/>
-              <w:jc w:val="left"/>
-              <w:rPr>
-                <w:rFonts w:ascii="Consolas" w:hAnsi="Consolas" w:cs="Consolas"/>
-                <w:color w:val="000000"/>
-                <w:spacing w:val="4"/>
-                <w:sz w:val="20"/>
-                <w:szCs w:val="20"/>
-              </w:rPr>
-            </w:pPr>
-            <w:r>
-              <w:rPr>
-                <w:rFonts w:ascii="Consolas" w:hAnsi="Consolas" w:cs="Consolas"/>
-                <w:color w:val="000000"/>
-                <w:spacing w:val="4"/>
-                <w:sz w:val="20"/>
-                <w:szCs w:val="20"/>
-              </w:rPr>
-              <w:t xml:space="preserve">[1/5] Python packages</w:t>
-            </w:r>
-          </w:p>
-          <w:p>
-            <w:pPr>
-              <w:pStyle w:val="HTML"/>
-              <w:pBdr>
-                <w:top w:val="single" w:sz="6" w:space="6" w:color="CCCCCC"/>
-                <w:left w:val="single" w:sz="6" w:space="6" w:color="CCCCCC"/>
-                <w:bottom w:val="single" w:sz="6" w:space="6" w:color="CCCCCC"/>
-                <w:right w:val="single" w:sz="6" w:space="6" w:color="CCCCCC"/>
-              </w:pBdr>
-              <w:shd w:val="clear" w:color="auto" w:fill="F8F8F8"/>
-              <w:spacing w:line="239" w:lineRule="atLeast"/>
-              <w:jc w:val="left"/>
-              <w:rPr>
-                <w:rFonts w:ascii="Consolas" w:hAnsi="Consolas" w:cs="Consolas"/>
-                <w:color w:val="000000"/>
-                <w:spacing w:val="4"/>
-                <w:sz w:val="20"/>
-                <w:szCs w:val="20"/>
-              </w:rPr>
-            </w:pPr>
-            <w:r>
-              <w:rPr>
-                <w:rFonts w:ascii="Consolas" w:hAnsi="Consolas" w:cs="Consolas"/>
-                <w:color w:val="000000"/>
-                <w:spacing w:val="4"/>
-                <w:sz w:val="20"/>
-                <w:szCs w:val="20"/>
-              </w:rPr>
-              <w:t xml:space="preserve">  OK       torch ...</w:t>
-            </w:r>
-          </w:p>
-          <w:p>
-            <w:pPr>
-              <w:pStyle w:val="HTML"/>
-              <w:pBdr>
-                <w:top w:val="single" w:sz="6" w:space="6" w:color="CCCCCC"/>
-                <w:left w:val="single" w:sz="6" w:space="6" w:color="CCCCCC"/>
-                <w:bottom w:val="single" w:sz="6" w:space="6" w:color="CCCCCC"/>
-                <w:right w:val="single" w:sz="6" w:space="6" w:color="CCCCCC"/>
-              </w:pBdr>
-              <w:shd w:val="clear" w:color="auto" w:fill="F8F8F8"/>
-              <w:spacing w:line="239" w:lineRule="atLeast"/>
-              <w:jc w:val="left"/>
-              <w:rPr>
-                <w:rFonts w:ascii="Consolas" w:hAnsi="Consolas" w:cs="Consolas"/>
-                <w:color w:val="000000"/>
-                <w:spacing w:val="4"/>
-                <w:sz w:val="20"/>
-                <w:szCs w:val="20"/>
-              </w:rPr>
-            </w:pPr>
-            <w:r>
-              <w:rPr>
-                <w:rFonts w:ascii="Consolas" w:hAnsi="Consolas" w:cs="Consolas"/>
-                <w:color w:val="000000"/>
-                <w:spacing w:val="4"/>
-                <w:sz w:val="20"/>
-                <w:szCs w:val="20"/>
-              </w:rPr>
-              <w:t xml:space="preserve">...</w:t>
-            </w:r>
-          </w:p>
-          <w:p>
-            <w:pPr>
-              <w:pStyle w:val="HTML"/>
-              <w:pBdr>
-                <w:top w:val="single" w:sz="6" w:space="6" w:color="CCCCCC"/>
-                <w:left w:val="single" w:sz="6" w:space="6" w:color="CCCCCC"/>
-                <w:bottom w:val="single" w:sz="6" w:space="6" w:color="CCCCCC"/>
-                <w:right w:val="single" w:sz="6" w:space="6" w:color="CCCCCC"/>
-              </w:pBdr>
-              <w:shd w:val="clear" w:color="auto" w:fill="F8F8F8"/>
-              <w:spacing w:line="239" w:lineRule="atLeast"/>
-              <w:jc w:val="left"/>
-              <w:rPr>
-                <w:rFonts w:ascii="Consolas" w:hAnsi="Consolas" w:cs="Consolas"/>
-                <w:color w:val="000000"/>
-                <w:spacing w:val="4"/>
-                <w:sz w:val="20"/>
-                <w:szCs w:val="20"/>
-              </w:rPr>
-            </w:pPr>
-            <w:r>
-              <w:rPr>
-                <w:rFonts w:ascii="Consolas" w:hAnsi="Consolas" w:cs="Consolas"/>
-                <w:color w:val="000000"/>
-                <w:spacing w:val="4"/>
-                <w:sz w:val="20"/>
-                <w:szCs w:val="20"/>
-              </w:rPr>
-              <w:t xml:space="preserve">[2/5] GPU</w:t>
-            </w:r>
-          </w:p>
-          <w:p>
-            <w:pPr>
-              <w:pStyle w:val="HTML"/>
-              <w:pBdr>
-                <w:top w:val="single" w:sz="6" w:space="6" w:color="CCCCCC"/>
-                <w:left w:val="single" w:sz="6" w:space="6" w:color="CCCCCC"/>
-                <w:bottom w:val="single" w:sz="6" w:space="6" w:color="CCCCCC"/>
-                <w:right w:val="single" w:sz="6" w:space="6" w:color="CCCCCC"/>
-              </w:pBdr>
-              <w:shd w:val="clear" w:color="auto" w:fill="F8F8F8"/>
-              <w:spacing w:line="239" w:lineRule="atLeast"/>
-              <w:jc w:val="left"/>
-              <w:rPr>
-                <w:rFonts w:ascii="Consolas" w:hAnsi="Consolas" w:cs="Consolas"/>
-                <w:color w:val="000000"/>
-                <w:spacing w:val="4"/>
-                <w:sz w:val="20"/>
-                <w:szCs w:val="20"/>
-              </w:rPr>
-            </w:pPr>
-            <w:r>
-              <w:rPr>
-                <w:rFonts w:ascii="Consolas" w:hAnsi="Consolas" w:cs="Consolas"/>
-                <w:color w:val="000000"/>
-                <w:spacing w:val="4"/>
-                <w:sz w:val="20"/>
-                <w:szCs w:val="20"/>
-              </w:rPr>
-              <w:t xml:space="preserve">  OK       cuda:0  NVIDIA GeForce RTX 2080 Ti</w:t>
-            </w:r>
-          </w:p>
-          <w:p>
-            <w:pPr>
-              <w:pStyle w:val="HTML"/>
-              <w:pBdr>
-                <w:top w:val="single" w:sz="6" w:space="6" w:color="CCCCCC"/>
-                <w:left w:val="single" w:sz="6" w:space="6" w:color="CCCCCC"/>
-                <w:bottom w:val="single" w:sz="6" w:space="6" w:color="CCCCCC"/>
-                <w:right w:val="single" w:sz="6" w:space="6" w:color="CCCCCC"/>
-              </w:pBdr>
-              <w:shd w:val="clear" w:color="auto" w:fill="F8F8F8"/>
-              <w:spacing w:line="239" w:lineRule="atLeast"/>
-              <w:jc w:val="left"/>
-              <w:rPr>
-                <w:rFonts w:ascii="Consolas" w:hAnsi="Consolas" w:cs="Consolas"/>
-                <w:color w:val="000000"/>
-                <w:spacing w:val="4"/>
-                <w:sz w:val="20"/>
-                <w:szCs w:val="20"/>
-              </w:rPr>
-            </w:pPr>
-            <w:r>
-              <w:rPr>
-                <w:rFonts w:ascii="Consolas" w:hAnsi="Consolas" w:cs="Consolas"/>
-                <w:color w:val="000000"/>
-                <w:spacing w:val="4"/>
-                <w:sz w:val="20"/>
-                <w:szCs w:val="20"/>
-              </w:rPr>
-              <w:t xml:space="preserve">[3/5] Project code (ikeee)</w:t>
-            </w:r>
-          </w:p>
-          <w:p>
-            <w:pPr>
-              <w:pStyle w:val="HTML"/>
-              <w:pBdr>
-                <w:top w:val="single" w:sz="6" w:space="6" w:color="CCCCCC"/>
-                <w:left w:val="single" w:sz="6" w:space="6" w:color="CCCCCC"/>
-                <w:bottom w:val="single" w:sz="6" w:space="6" w:color="CCCCCC"/>
-                <w:right w:val="single" w:sz="6" w:space="6" w:color="CCCCCC"/>
-              </w:pBdr>
-              <w:shd w:val="clear" w:color="auto" w:fill="F8F8F8"/>
-              <w:spacing w:line="239" w:lineRule="atLeast"/>
-              <w:jc w:val="left"/>
-              <w:rPr>
-                <w:rFonts w:ascii="Consolas" w:hAnsi="Consolas" w:cs="Consolas"/>
-                <w:color w:val="000000"/>
-                <w:spacing w:val="4"/>
-                <w:sz w:val="20"/>
-                <w:szCs w:val="20"/>
-              </w:rPr>
-            </w:pPr>
-            <w:r>
-              <w:rPr>
-                <w:rFonts w:ascii="Consolas" w:hAnsi="Consolas" w:cs="Consolas"/>
-                <w:color w:val="000000"/>
-                <w:spacing w:val="4"/>
-                <w:sz w:val="20"/>
-                <w:szCs w:val="20"/>
-              </w:rPr>
-              <w:t xml:space="preserve">  OK       ikeee.bratlab_dataset, ikeee.model</w:t>
-            </w:r>
-          </w:p>
-          <w:p>
-            <w:pPr>
-              <w:pStyle w:val="HTML"/>
-              <w:pBdr>
-                <w:top w:val="single" w:sz="6" w:space="6" w:color="CCCCCC"/>
-                <w:left w:val="single" w:sz="6" w:space="6" w:color="CCCCCC"/>
-                <w:bottom w:val="single" w:sz="6" w:space="6" w:color="CCCCCC"/>
-                <w:right w:val="single" w:sz="6" w:space="6" w:color="CCCCCC"/>
-              </w:pBdr>
-              <w:shd w:val="clear" w:color="auto" w:fill="F8F8F8"/>
-              <w:spacing w:line="239" w:lineRule="atLeast"/>
-              <w:jc w:val="left"/>
-              <w:rPr>
-                <w:rFonts w:ascii="Consolas" w:hAnsi="Consolas" w:cs="Consolas"/>
-                <w:color w:val="000000"/>
-                <w:spacing w:val="4"/>
-                <w:sz w:val="20"/>
-                <w:szCs w:val="20"/>
-              </w:rPr>
-            </w:pPr>
-            <w:r>
-              <w:rPr>
-                <w:rFonts w:ascii="Consolas" w:hAnsi="Consolas" w:cs="Consolas"/>
-                <w:color w:val="000000"/>
-                <w:spacing w:val="4"/>
-                <w:sz w:val="20"/>
-                <w:szCs w:val="20"/>
-              </w:rPr>
-              <w:t xml:space="preserve">[4/5] Dataset: /workspace/data</w:t>
-            </w:r>
-          </w:p>
-          <w:p>
-            <w:pPr>
-              <w:pStyle w:val="HTML"/>
-              <w:pBdr>
-                <w:top w:val="single" w:sz="6" w:space="6" w:color="CCCCCC"/>
-                <w:left w:val="single" w:sz="6" w:space="6" w:color="CCCCCC"/>
-                <w:bottom w:val="single" w:sz="6" w:space="6" w:color="CCCCCC"/>
-                <w:right w:val="single" w:sz="6" w:space="6" w:color="CCCCCC"/>
-              </w:pBdr>
-              <w:shd w:val="clear" w:color="auto" w:fill="F8F8F8"/>
-              <w:spacing w:line="239" w:lineRule="atLeast"/>
-              <w:jc w:val="left"/>
-              <w:rPr>
-                <w:rFonts w:ascii="Consolas" w:hAnsi="Consolas" w:cs="Consolas"/>
-                <w:color w:val="000000"/>
-                <w:spacing w:val="4"/>
-                <w:sz w:val="20"/>
-                <w:szCs w:val="20"/>
-              </w:rPr>
-            </w:pPr>
-            <w:r>
-              <w:rPr>
-                <w:rFonts w:ascii="Consolas" w:hAnsi="Consolas" w:cs="Consolas"/>
-                <w:color w:val="000000"/>
-                <w:spacing w:val="4"/>
-                <w:sz w:val="20"/>
-                <w:szCs w:val="20"/>
-              </w:rPr>
-              <w:t xml:space="preserve">  OK       stations_position.txt (2000 samples)</w:t>
-            </w:r>
-          </w:p>
-          <w:p>
-            <w:pPr>
-              <w:pStyle w:val="HTML"/>
-              <w:pBdr>
-                <w:top w:val="single" w:sz="6" w:space="6" w:color="CCCCCC"/>
-                <w:left w:val="single" w:sz="6" w:space="6" w:color="CCCCCC"/>
-                <w:bottom w:val="single" w:sz="6" w:space="6" w:color="CCCCCC"/>
-                <w:right w:val="single" w:sz="6" w:space="6" w:color="CCCCCC"/>
-              </w:pBdr>
-              <w:shd w:val="clear" w:color="auto" w:fill="F8F8F8"/>
-              <w:spacing w:line="239" w:lineRule="atLeast"/>
-              <w:jc w:val="left"/>
-              <w:rPr>
-                <w:rFonts w:ascii="Consolas" w:hAnsi="Consolas" w:cs="Consolas"/>
-                <w:color w:val="000000"/>
-                <w:spacing w:val="4"/>
-                <w:sz w:val="20"/>
-                <w:szCs w:val="20"/>
-              </w:rPr>
-            </w:pPr>
-            <w:r>
-              <w:rPr>
-                <w:rFonts w:ascii="Consolas" w:hAnsi="Consolas" w:cs="Consolas"/>
-                <w:color w:val="000000"/>
-                <w:spacing w:val="4"/>
-                <w:sz w:val="20"/>
-                <w:szCs w:val="20"/>
-              </w:rPr>
-              <w:t xml:space="preserve">  OK       buildings_position (2000 files)</w:t>
-            </w:r>
-          </w:p>
-          <w:p>
-            <w:pPr>
-              <w:pStyle w:val="HTML"/>
-              <w:pBdr>
-                <w:top w:val="single" w:sz="6" w:space="6" w:color="CCCCCC"/>
-                <w:left w:val="single" w:sz="6" w:space="6" w:color="CCCCCC"/>
-                <w:bottom w:val="single" w:sz="6" w:space="6" w:color="CCCCCC"/>
-                <w:right w:val="single" w:sz="6" w:space="6" w:color="CCCCCC"/>
-              </w:pBdr>
-              <w:shd w:val="clear" w:color="auto" w:fill="F8F8F8"/>
-              <w:spacing w:line="239" w:lineRule="atLeast"/>
-              <w:jc w:val="left"/>
-              <w:rPr>
-                <w:rFonts w:ascii="Consolas" w:hAnsi="Consolas" w:cs="Consolas"/>
-                <w:color w:val="000000"/>
-                <w:spacing w:val="4"/>
-                <w:sz w:val="20"/>
-                <w:szCs w:val="20"/>
-              </w:rPr>
-            </w:pPr>
-            <w:r>
-              <w:rPr>
-                <w:rFonts w:ascii="Consolas" w:hAnsi="Consolas" w:cs="Consolas"/>
-                <w:color w:val="000000"/>
-                <w:spacing w:val="4"/>
-                <w:sz w:val="20"/>
-                <w:szCs w:val="20"/>
-              </w:rPr>
-              <w:t xml:space="preserve">  OK       receivedpower_1750MHz_mat (2000 files)</w:t>
-            </w:r>
-          </w:p>
-          <w:p>
-            <w:pPr>
-              <w:pStyle w:val="HTML"/>
-              <w:pBdr>
-                <w:top w:val="single" w:sz="6" w:space="6" w:color="CCCCCC"/>
-                <w:left w:val="single" w:sz="6" w:space="6" w:color="CCCCCC"/>
-                <w:bottom w:val="single" w:sz="6" w:space="6" w:color="CCCCCC"/>
-                <w:right w:val="single" w:sz="6" w:space="6" w:color="CCCCCC"/>
-              </w:pBdr>
-              <w:shd w:val="clear" w:color="auto" w:fill="F8F8F8"/>
-              <w:spacing w:line="239" w:lineRule="atLeast"/>
-              <w:jc w:val="left"/>
-              <w:rPr>
-                <w:rFonts w:ascii="Consolas" w:hAnsi="Consolas" w:cs="Consolas"/>
-                <w:color w:val="000000"/>
-                <w:spacing w:val="4"/>
-                <w:sz w:val="20"/>
-                <w:szCs w:val="20"/>
-              </w:rPr>
-            </w:pPr>
-            <w:r>
-              <w:rPr>
-                <w:rFonts w:ascii="Consolas" w:hAnsi="Consolas" w:cs="Consolas"/>
-                <w:color w:val="000000"/>
-                <w:spacing w:val="4"/>
-                <w:sz w:val="20"/>
-                <w:szCs w:val="20"/>
-              </w:rPr>
-              <w:t xml:space="preserve">...</w:t>
-            </w:r>
-          </w:p>
-          <w:p>
-            <w:pPr>
-              <w:pStyle w:val="HTML"/>
-              <w:pBdr>
-                <w:top w:val="single" w:sz="6" w:space="6" w:color="CCCCCC"/>
-                <w:left w:val="single" w:sz="6" w:space="6" w:color="CCCCCC"/>
-                <w:bottom w:val="single" w:sz="6" w:space="6" w:color="CCCCCC"/>
-                <w:right w:val="single" w:sz="6" w:space="6" w:color="CCCCCC"/>
-              </w:pBdr>
-              <w:shd w:val="clear" w:color="auto" w:fill="F8F8F8"/>
-              <w:spacing w:line="239" w:lineRule="atLeast"/>
-              <w:jc w:val="left"/>
-              <w:rPr>
-                <w:rFonts w:ascii="Consolas" w:hAnsi="Consolas" w:cs="Consolas"/>
-                <w:color w:val="000000"/>
-                <w:spacing w:val="4"/>
-                <w:sz w:val="20"/>
-                <w:szCs w:val="20"/>
-              </w:rPr>
-            </w:pPr>
-            <w:r>
-              <w:rPr>
-                <w:rFonts w:ascii="Consolas" w:hAnsi="Consolas" w:cs="Consolas"/>
-                <w:color w:val="000000"/>
-                <w:spacing w:val="4"/>
-                <w:sz w:val="20"/>
-                <w:szCs w:val="20"/>
-              </w:rPr>
-              <w:t xml:space="preserve">[5/5] Checkpoints: /workspace/model_checkpoints</w:t>
-            </w:r>
-          </w:p>
-          <w:p>
-            <w:pPr>
-              <w:pStyle w:val="HTML"/>
-              <w:pBdr>
-                <w:top w:val="single" w:sz="6" w:space="6" w:color="CCCCCC"/>
-                <w:left w:val="single" w:sz="6" w:space="6" w:color="CCCCCC"/>
-                <w:bottom w:val="single" w:sz="6" w:space="6" w:color="CCCCCC"/>
-                <w:right w:val="single" w:sz="6" w:space="6" w:color="CCCCCC"/>
-              </w:pBdr>
-              <w:shd w:val="clear" w:color="auto" w:fill="F8F8F8"/>
-              <w:spacing w:line="239" w:lineRule="atLeast"/>
-              <w:jc w:val="left"/>
-              <w:rPr>
-                <w:rFonts w:ascii="Consolas" w:hAnsi="Consolas" w:cs="Consolas"/>
-                <w:color w:val="000000"/>
-                <w:spacing w:val="4"/>
-                <w:sz w:val="20"/>
-                <w:szCs w:val="20"/>
-              </w:rPr>
-            </w:pPr>
-            <w:r>
-              <w:rPr>
-                <w:rFonts w:ascii="Consolas" w:hAnsi="Consolas" w:cs="Consolas"/>
-                <w:color w:val="000000"/>
-                <w:spacing w:val="4"/>
-                <w:sz w:val="20"/>
-                <w:szCs w:val="20"/>
-              </w:rPr>
-              <w:t xml:space="preserve">  model                    1750   2750   3750   4750   5750</w:t>
-            </w:r>
-          </w:p>
-          <w:p>
-            <w:pPr>
-              <w:pStyle w:val="HTML"/>
-              <w:pBdr>
-                <w:top w:val="single" w:sz="6" w:space="6" w:color="CCCCCC"/>
-                <w:left w:val="single" w:sz="6" w:space="6" w:color="CCCCCC"/>
-                <w:bottom w:val="single" w:sz="6" w:space="6" w:color="CCCCCC"/>
-                <w:right w:val="single" w:sz="6" w:space="6" w:color="CCCCCC"/>
-              </w:pBdr>
-              <w:shd w:val="clear" w:color="auto" w:fill="F8F8F8"/>
-              <w:spacing w:line="239" w:lineRule="atLeast"/>
-              <w:jc w:val="left"/>
-              <w:rPr>
-                <w:rFonts w:ascii="Consolas" w:hAnsi="Consolas" w:cs="Consolas"/>
-                <w:color w:val="000000"/>
-                <w:spacing w:val="4"/>
-                <w:sz w:val="20"/>
-                <w:szCs w:val="20"/>
-              </w:rPr>
-            </w:pPr>
-            <w:r>
-              <w:rPr>
-                <w:rFonts w:ascii="Consolas" w:hAnsi="Consolas" w:cs="Consolas"/>
-                <w:color w:val="000000"/>
-                <w:spacing w:val="4"/>
-                <w:sz w:val="20"/>
-                <w:szCs w:val="20"/>
-              </w:rPr>
-              <w:t xml:space="preserve">  radiounet_small             O      O      O      O      O</w:t>
-            </w:r>
-          </w:p>
-          <w:p>
-            <w:pPr>
-              <w:pStyle w:val="HTML"/>
-              <w:pBdr>
-                <w:top w:val="single" w:sz="6" w:space="6" w:color="CCCCCC"/>
-                <w:left w:val="single" w:sz="6" w:space="6" w:color="CCCCCC"/>
-                <w:bottom w:val="single" w:sz="6" w:space="6" w:color="CCCCCC"/>
-                <w:right w:val="single" w:sz="6" w:space="6" w:color="CCCCCC"/>
-              </w:pBdr>
-              <w:shd w:val="clear" w:color="auto" w:fill="F8F8F8"/>
-              <w:spacing w:line="239" w:lineRule="atLeast"/>
-              <w:jc w:val="left"/>
-              <w:rPr>
-                <w:rFonts w:ascii="Consolas" w:hAnsi="Consolas" w:cs="Consolas"/>
-                <w:color w:val="000000"/>
-                <w:spacing w:val="4"/>
-                <w:sz w:val="20"/>
-                <w:szCs w:val="20"/>
-              </w:rPr>
-            </w:pPr>
-            <w:r>
-              <w:rPr>
-                <w:rFonts w:ascii="Consolas" w:hAnsi="Consolas" w:cs="Consolas"/>
-                <w:color w:val="000000"/>
-                <w:spacing w:val="4"/>
-                <w:sz w:val="20"/>
-                <w:szCs w:val="20"/>
-              </w:rPr>
-              <w:t xml:space="preserve">...</w:t>
-            </w:r>
-          </w:p>
-          <w:p>
-            <w:pPr>
-              <w:pStyle w:val="HTML"/>
-              <w:pBdr>
-                <w:top w:val="single" w:sz="6" w:space="6" w:color="CCCCCC"/>
-                <w:left w:val="single" w:sz="6" w:space="6" w:color="CCCCCC"/>
-                <w:bottom w:val="single" w:sz="6" w:space="6" w:color="CCCCCC"/>
-                <w:right w:val="single" w:sz="6" w:space="6" w:color="CCCCCC"/>
-              </w:pBdr>
-              <w:shd w:val="clear" w:color="auto" w:fill="F8F8F8"/>
-              <w:spacing w:line="239" w:lineRule="atLeast"/>
-              <w:jc w:val="left"/>
-              <w:rPr>
-                <w:rFonts w:ascii="Consolas" w:hAnsi="Consolas" w:cs="Consolas"/>
-                <w:color w:val="000000"/>
-                <w:spacing w:val="4"/>
-                <w:sz w:val="20"/>
-                <w:szCs w:val="20"/>
-              </w:rPr>
-            </w:pPr>
-            <w:r>
-              <w:rPr>
-                <w:rFonts w:ascii="Consolas" w:hAnsi="Consolas" w:cs="Consolas"/>
-                <w:color w:val="000000"/>
-                <w:spacing w:val="4"/>
-                <w:sz w:val="20"/>
-                <w:szCs w:val="20"/>
-              </w:rPr>
-              <w:t xml:space="preserve"/>
-            </w:r>
-          </w:p>
-          <w:p>
-            <w:pPr>
-              <w:pStyle w:val="HTML"/>
-              <w:pBdr>
-                <w:top w:val="single" w:sz="6" w:space="6" w:color="CCCCCC"/>
-                <w:left w:val="single" w:sz="6" w:space="6" w:color="CCCCCC"/>
-                <w:bottom w:val="single" w:sz="6" w:space="6" w:color="CCCCCC"/>
-                <w:right w:val="single" w:sz="6" w:space="6" w:color="CCCCCC"/>
-              </w:pBdr>
-              <w:shd w:val="clear" w:color="auto" w:fill="F8F8F8"/>
-              <w:spacing w:line="239" w:lineRule="atLeast"/>
-              <w:jc w:val="left"/>
-              <w:rPr>
-                <w:rFonts w:ascii="Consolas" w:hAnsi="Consolas" w:cs="Consolas"/>
-                <w:color w:val="000000"/>
-                <w:spacing w:val="4"/>
-                <w:sz w:val="20"/>
-                <w:szCs w:val="20"/>
-              </w:rPr>
-            </w:pPr>
-            <w:r>
-              <w:rPr>
-                <w:rFonts w:ascii="Consolas" w:hAnsi="Consolas" w:cs="Consolas"/>
-                <w:color w:val="000000"/>
-                <w:spacing w:val="4"/>
-                <w:sz w:val="20"/>
-                <w:szCs w:val="20"/>
-              </w:rPr>
-              <w:t xml:space="preserve">Result: OK</w:t>
-            </w:r>
-          </w:p>
-          <w:p>
-            <w:pPr>
               <w:pStyle w:val="aa"/>
               <w:ind w:leftChars="0" w:left="0"/>
               <w:jc w:val="left"/>
@@ -3796,6 +2591,13 @@
                 <w:color w:val="000000"/>
               </w:rPr>
             </w:pPr>
+            <w:r>
+              <w:rPr>
+                <w:rFonts w:ascii="맑은 고딕" w:eastAsia="맑은 고딕" w:hAnsi="맑은 고딕" w:hint="eastAsia"/>
+                <w:color w:val="000000"/>
+              </w:rPr>
+              <w:t xml:space="preserve">// OutdoorRMP directory에서 실행 (인터넷 연결 필요)</w:t>
+            </w:r>
           </w:p>
           <w:p>
             <w:pPr>
@@ -3811,30 +2613,26 @@
               <w:rPr>
                 <w:rFonts w:ascii="맑은 고딕" w:eastAsia="맑은 고딕" w:hAnsi="맑은 고딕" w:hint="eastAsia"/>
                 <w:color w:val="000000"/>
-                <w:b/>
-                <w:bCs/>
-              </w:rPr>
-              <w:t xml:space="preserve">위 확인에서 Result: OK가 출력되어야만 다음 과정으로 진행 가능.</w:t>
-            </w:r>
-          </w:p>
-          <w:p>
-            <w:pPr>
-              <w:pStyle w:val="aa"/>
-              <w:ind w:leftChars="0" w:left="0"/>
-              <w:jc w:val="left"/>
-              <w:rPr>
-                <w:rFonts w:ascii="맑은 고딕" w:eastAsia="맑은 고딕" w:hAnsi="맑은 고딕"/>
-                <w:color w:val="000000"/>
-              </w:rPr>
-            </w:pPr>
-            <w:r>
-              <w:rPr>
-                <w:rFonts w:ascii="맑은 고딕" w:eastAsia="맑은 고딕" w:hAnsi="맑은 고딕" w:hint="eastAsia"/>
-                <w:color w:val="000000"/>
-                <w:b/>
-                <w:bCs/>
-              </w:rPr>
-              <w:t xml:space="preserve">- MISSING 또는 FAIL 항목이 있으면 해당 경로와 파일을 확인한다.</w:t>
+              </w:rPr>
+              <w:t xml:space="preserve">// 베이스 이미지(약 4 GB)를 다운로드하므로 시간이 소요됨</w:t>
+            </w:r>
+          </w:p>
+          <w:p>
+            <w:pPr>
+              <w:pStyle w:val="12"/>
+              <w:jc w:val="left"/>
+            </w:pPr>
+            <w:r>
+              <w:t xml:space="preserve">$ docker compose build</w:t>
+            </w:r>
+          </w:p>
+          <w:p>
+            <w:pPr>
+              <w:pStyle w:val="12"/>
+              <w:jc w:val="left"/>
+            </w:pPr>
+            <w:r>
+              <w:t xml:space="preserve">$ docker images outdoor-rmp</w:t>
             </w:r>
           </w:p>
         </w:tc>
@@ -3844,12 +2642,31 @@
       <w:pPr>
         <w:pStyle w:val="aa"/>
         <w:ind w:leftChars="0"/>
-        <w:jc w:val="left"/>
         <w:rPr>
           <w:rFonts w:ascii="맑은 고딕" w:eastAsia="맑은 고딕" w:hAnsi="맑은 고딕"/>
           <w:color w:val="000000"/>
         </w:rPr>
       </w:pPr>
+    </w:p>
+    <w:p>
+      <w:pPr>
+        <w:pStyle w:val="10"/>
+        <w:numPr>
+          <w:ilvl w:val="0"/>
+          <w:numId w:val="8"/>
+        </w:numPr>
+        <w:rPr>
+          <w:rFonts w:ascii="맑은 고딕" w:eastAsia="맑은 고딕" w:hAnsi="맑은 고딕"/>
+          <w:szCs w:val="28"/>
+        </w:rPr>
+      </w:pPr>
+      <w:r>
+        <w:rPr>
+          <w:rFonts w:ascii="맑은 고딕" w:eastAsia="맑은 고딕" w:hAnsi="맑은 고딕" w:hint="eastAsia"/>
+          <w:szCs w:val="28"/>
+        </w:rPr>
+        <w:t xml:space="preserve"> 설치 STEP 2 - 데이터셋 및 체크포인트 배치</w:t>
+      </w:r>
     </w:p>
     <w:p>
       <w:pPr>
@@ -3871,12 +2688,13 @@
           <w:rFonts w:ascii="맑은 고딕" w:eastAsia="맑은 고딕" w:hAnsi="맑은 고딕" w:hint="eastAsia"/>
           <w:color w:val="000000"/>
         </w:rPr>
-        <w:t xml:space="preserve">테스트 데이터로 동작 확인 (선택)</w:t>
+        <w:t xml:space="preserve">데이터셋 배치</w:t>
       </w:r>
     </w:p>
     <w:p>
       <w:pPr>
         <w:pStyle w:val="aa"/>
+        <w:keepNext/>
         <w:numPr>
           <w:ilvl w:val="0"/>
           <w:numId w:val="6"/>
@@ -3893,7 +2711,7 @@
           <w:rFonts w:ascii="맑은 고딕" w:eastAsia="맑은 고딕" w:hAnsi="맑은 고딕" w:hint="eastAsia"/>
           <w:color w:val="000000"/>
         </w:rPr>
-        <w:t xml:space="preserve">전체 데이터셋을 받기 전에 40샘플 테스트 데이터(docker_test_data_40samples.tar.gz)로 학습과 평가가 동작하는지 확인할 수 있다.</w:t>
+        <w:t xml:space="preserve">데이터셋은 저장소에 포함되지 않으므로 납품 폴더의 dataset/docker_full_data.tar 를 풀어 OutdoorRMP/data 에 둔다.</w:t>
       </w:r>
     </w:p>
     <w:tbl>
@@ -3930,7 +2748,7 @@
                 <w:rFonts w:ascii="맑은 고딕" w:eastAsia="맑은 고딕" w:hAnsi="맑은 고딕" w:hint="eastAsia"/>
                 <w:color w:val="000000"/>
               </w:rPr>
-              <w:t xml:space="preserve">// 테스트 데이터 압축 해제 (OutdoorRMP/data 가 생성됨) 후 .env 생성</w:t>
+              <w:t xml:space="preserve">// 파일 검증</w:t>
             </w:r>
           </w:p>
           <w:p>
@@ -3939,16 +2757,7 @@
               <w:jc w:val="left"/>
             </w:pPr>
             <w:r>
-              <w:t xml:space="preserve">$ tar -xzf docker_test_data_40samples.tar.gz -C ~/OutdoorRMP</w:t>
-            </w:r>
-          </w:p>
-          <w:p>
-            <w:pPr>
-              <w:pStyle w:val="12"/>
-              <w:jc w:val="left"/>
-            </w:pPr>
-            <w:r>
-              <w:t xml:space="preserve">$ bash docker/setup_env.sh</w:t>
+              <w:t xml:space="preserve">$ cd &lt;납품 폴더&gt;/dataset &amp;&amp; sha256sum -c sha256sum.txt &amp;&amp; cd -</w:t>
             </w:r>
           </w:p>
           <w:p>
@@ -3966,7 +2775,7 @@
                 <w:rFonts w:ascii="맑은 고딕" w:eastAsia="맑은 고딕" w:hAnsi="맑은 고딕" w:hint="eastAsia"/>
                 <w:color w:val="000000"/>
               </w:rPr>
-              <w:t xml:space="preserve">// 설치 확인: 폴더마다 (40 files), 체크포인트는 모두 - 로 표시되면 정상</w:t>
+              <w:t xml:space="preserve">// OutdoorRMP/data 생성 (13 GB, 수 분 소요)</w:t>
             </w:r>
           </w:p>
           <w:p>
@@ -3975,25 +2784,7 @@
               <w:jc w:val="left"/>
             </w:pPr>
             <w:r>
-              <w:t xml:space="preserve">$ docker compose run --rm rmp python scripts/check_setup.py</w:t>
-            </w:r>
-          </w:p>
-          <w:p>
-            <w:pPr>
-              <w:pStyle w:val="aa"/>
-              <w:ind w:leftChars="0" w:left="0"/>
-              <w:jc w:val="left"/>
-              <w:rPr>
-                <w:rFonts w:ascii="맑은 고딕" w:eastAsia="맑은 고딕" w:hAnsi="맑은 고딕"/>
-                <w:color w:val="000000"/>
-              </w:rPr>
-            </w:pPr>
-            <w:r>
-              <w:rPr>
-                <w:rFonts w:ascii="맑은 고딕" w:eastAsia="맑은 고딕" w:hAnsi="맑은 고딕" w:hint="eastAsia"/>
-                <w:color w:val="000000"/>
-              </w:rPr>
-              <w:t xml:space="preserve">// 1 epoch 학습 (GPU 메모리가 작은 경우 --batch_size 2)</w:t>
+              <w:t xml:space="preserve">$ tar -xf &lt;납품 폴더&gt;/dataset/docker_full_data.tar -C ~/OutdoorRMP</w:t>
             </w:r>
           </w:p>
           <w:p>
@@ -4002,222 +2793,271 @@
               <w:jc w:val="left"/>
             </w:pPr>
             <w:r>
-              <w:t xml:space="preserve">$ docker compose run --rm rmp python -m ikeee.bratlab_train --mode train \</w:t>
-            </w:r>
-          </w:p>
-          <w:p>
-            <w:pPr>
-              <w:pStyle w:val="12"/>
-              <w:jc w:val="left"/>
-            </w:pPr>
-            <w:r>
-              <w:t xml:space="preserve">    --root data --freq 4750 --model radiounet --size small \</w:t>
-            </w:r>
-          </w:p>
-          <w:p>
-            <w:pPr>
-              <w:pStyle w:val="12"/>
-              <w:jc w:val="left"/>
-            </w:pPr>
-            <w:r>
-              <w:t xml:space="preserve">    --batch_size 4 --amp --epochs 1 --num_workers 2 \</w:t>
-            </w:r>
-          </w:p>
-          <w:p>
-            <w:pPr>
-              <w:pStyle w:val="12"/>
-              <w:jc w:val="left"/>
-            </w:pPr>
-            <w:r>
-              <w:t xml:space="preserve">    --save_dir model_checkpoints/checkpoints_test_radiounet_small_4750</w:t>
-            </w:r>
-          </w:p>
-          <w:p>
-            <w:pPr>
-              <w:pStyle w:val="aa"/>
-              <w:ind w:leftChars="0" w:left="0"/>
-              <w:jc w:val="left"/>
-              <w:rPr>
-                <w:rFonts w:ascii="맑은 고딕" w:eastAsia="맑은 고딕" w:hAnsi="맑은 고딕"/>
-                <w:color w:val="000000"/>
-              </w:rPr>
-            </w:pPr>
-            <w:r>
-              <w:rPr>
-                <w:rFonts w:ascii="맑은 고딕" w:eastAsia="맑은 고딕" w:hAnsi="맑은 고딕" w:hint="eastAsia"/>
-                <w:color w:val="000000"/>
-              </w:rPr>
-              <w:t xml:space="preserve">// 학습한 체크포인트로 평가</w:t>
-            </w:r>
-          </w:p>
-          <w:p>
-            <w:pPr>
-              <w:pStyle w:val="12"/>
-              <w:jc w:val="left"/>
-            </w:pPr>
-            <w:r>
-              <w:t xml:space="preserve">$ docker compose run --rm rmp python -m ikeee.bratlab_train --mode eval \</w:t>
-            </w:r>
-          </w:p>
-          <w:p>
-            <w:pPr>
-              <w:pStyle w:val="12"/>
-              <w:jc w:val="left"/>
-            </w:pPr>
-            <w:r>
-              <w:t xml:space="preserve">    --root data --freq 4750 --model radiounet --size small \</w:t>
-            </w:r>
-          </w:p>
-          <w:p>
-            <w:pPr>
-              <w:pStyle w:val="12"/>
-              <w:jc w:val="left"/>
-            </w:pPr>
-            <w:r>
-              <w:t xml:space="preserve">    --ckpt model_checkpoints/checkpoints_test_radiounet_small_4750/best.pth \</w:t>
-            </w:r>
-          </w:p>
-          <w:p>
-            <w:pPr>
-              <w:pStyle w:val="12"/>
-              <w:jc w:val="left"/>
-            </w:pPr>
-            <w:r>
-              <w:t xml:space="preserve">    --result_dir runs/eval_test_radiounet_small_4750</w:t>
-            </w:r>
-          </w:p>
-          <w:p>
-            <w:pPr>
-              <w:pStyle w:val="aa"/>
-              <w:ind w:leftChars="0" w:left="0"/>
-              <w:jc w:val="left"/>
-              <w:rPr>
-                <w:rFonts w:ascii="맑은 고딕" w:eastAsia="맑은 고딕" w:hAnsi="맑은 고딕"/>
-                <w:color w:val="000000"/>
-              </w:rPr>
-            </w:pPr>
-            <w:r>
-              <w:rPr>
-                <w:rFonts w:ascii="맑은 고딕" w:eastAsia="맑은 고딕" w:hAnsi="맑은 고딕" w:hint="eastAsia"/>
-                <w:color w:val="000000"/>
-              </w:rPr>
-              <w:t xml:space="preserve">// 끝에 Test RMSE, MAE, Bias, SSIM 표가 출력되면 정상 (1 epoch 학습이므로 오차 값은 큼)</w:t>
+              <w:t xml:space="preserve">$ ls ~/OutdoorRMP/data</w:t>
             </w:r>
           </w:p>
         </w:tc>
       </w:tr>
     </w:tbl>
-    <w:p>
-      <w:pPr>
-        <w:pStyle w:val="aa"/>
-        <w:ind w:leftChars="0"/>
-        <w:jc w:val="left"/>
-        <w:rPr>
-          <w:rFonts w:ascii="맑은 고딕" w:eastAsia="맑은 고딕" w:hAnsi="맑은 고딕"/>
-          <w:color w:val="000000"/>
-        </w:rPr>
-      </w:pPr>
-      <w:r>
-        <w:rPr>
-          <w:rFonts w:ascii="맑은 고딕" w:eastAsia="맑은 고딕" w:hAnsi="맑은 고딕" w:hint="eastAsia"/>
-          <w:color w:val="000000"/>
-        </w:rPr>
-        <w:t xml:space="preserve">※ 확인이 끝나면 data 폴더를 전체 데이터셋으로 교체하고 .env를 다시 생성한다. 테스트용 체크포인트(checkpoints_test_*)와 runs/ 폴더는 삭제해도 된다.</w:t>
-      </w:r>
-    </w:p>
-    <w:p>
-      <w:pPr>
-        <w:pStyle w:val="aa"/>
-        <w:ind w:leftChars="0"/>
-        <w:rPr>
-          <w:rFonts w:ascii="맑은 고딕" w:eastAsia="맑은 고딕" w:hAnsi="맑은 고딕"/>
-          <w:color w:val="000000"/>
-        </w:rPr>
-      </w:pPr>
-    </w:p>
-    <w:p>
-      <w:pPr>
-        <w:pStyle w:val="aa"/>
-        <w:ind w:leftChars="0"/>
-        <w:jc w:val="left"/>
-        <w:rPr>
-          <w:rFonts w:ascii="맑은 고딕" w:eastAsia="맑은 고딕" w:hAnsi="맑은 고딕"/>
-          <w:color w:val="000000"/>
-        </w:rPr>
-      </w:pPr>
-      <w:r>
-        <w:rPr>
-          <w:rFonts w:ascii="맑은 고딕" w:eastAsia="맑은 고딕" w:hAnsi="맑은 고딕" w:hint="eastAsia"/>
-          <w:color w:val="000000"/>
-        </w:rPr>
-        <w:t xml:space="preserve">// 설치 완료</w:t>
-      </w:r>
-    </w:p>
-    <w:p>
-      <w:pPr>
-        <w:pStyle w:val="aa"/>
-        <w:ind w:leftChars="0"/>
-        <w:rPr>
-          <w:rFonts w:ascii="맑은 고딕" w:eastAsia="맑은 고딕" w:hAnsi="맑은 고딕"/>
-          <w:color w:val="000000"/>
-        </w:rPr>
-      </w:pPr>
-    </w:p>
-    <w:p>
-      <w:pPr>
-        <w:pStyle w:val="10"/>
-        <w:numPr>
-          <w:ilvl w:val="0"/>
-          <w:numId w:val="8"/>
-        </w:numPr>
-        <w:rPr>
-          <w:rFonts w:ascii="맑은 고딕" w:eastAsia="맑은 고딕" w:hAnsi="맑은 고딕"/>
-          <w:szCs w:val="28"/>
-        </w:rPr>
-      </w:pPr>
-      <w:r>
-        <w:rPr>
-          <w:rFonts w:ascii="맑은 고딕" w:eastAsia="맑은 고딕" w:hAnsi="맑은 고딕" w:hint="eastAsia"/>
-          <w:szCs w:val="28"/>
-        </w:rPr>
-        <w:t xml:space="preserve"> 실행 방법</w:t>
-      </w:r>
-    </w:p>
-    <w:p>
-      <w:pPr>
-        <w:pStyle w:val="aa"/>
-        <w:ind w:leftChars="0"/>
-        <w:jc w:val="left"/>
-        <w:rPr>
-          <w:rFonts w:ascii="맑은 고딕" w:eastAsia="맑은 고딕" w:hAnsi="맑은 고딕"/>
-          <w:color w:val="000000"/>
-        </w:rPr>
-      </w:pPr>
-      <w:r>
-        <w:rPr>
-          <w:rFonts w:ascii="맑은 고딕" w:eastAsia="맑은 고딕" w:hAnsi="맑은 고딕" w:hint="eastAsia"/>
-          <w:color w:val="000000"/>
-        </w:rPr>
-        <w:t xml:space="preserve">※ 모든 명령은 OutdoorRMP directory에서 실행하며, 결과 파일은 OutdoorRMP 아래에 저장된다.</w:t>
-      </w:r>
-    </w:p>
-    <w:p>
-      <w:pPr>
-        <w:pStyle w:val="aa"/>
-        <w:ind w:leftChars="0"/>
-        <w:rPr>
-          <w:rFonts w:ascii="맑은 고딕" w:eastAsia="맑은 고딕" w:hAnsi="맑은 고딕"/>
-          <w:color w:val="000000"/>
-        </w:rPr>
-      </w:pPr>
-    </w:p>
+    <w:tbl>
+      <w:tblPr>
+        <w:tblStyle w:val="af"/>
+        <w:tblW w:w="0" w:type="auto"/>
+        <w:tblInd w:w="400" w:type="dxa"/>
+        <w:tblLook w:val="04A0" w:firstRow="1" w:lastRow="0" w:firstColumn="1" w:lastColumn="0" w:noHBand="0" w:noVBand="1"/>
+      </w:tblPr>
+      <w:tblGrid>
+        <w:gridCol w:w="8546"/>
+      </w:tblGrid>
+      <w:tr>
+        <w:trPr>
+          <w:cantSplit/>
+        </w:trPr>
+        <w:tc>
+          <w:tcPr>
+            <w:tcW w:w="8928" w:type="dxa"/>
+          </w:tcPr>
+          <w:p>
+            <w:pPr>
+              <w:wordWrap/>
+              <w:adjustRightInd w:val="0"/>
+              <w:spacing w:line="240" w:lineRule="exact"/>
+              <w:jc w:val="left"/>
+              <w:rPr>
+                <w:rFonts w:ascii="Courier New" w:eastAsiaTheme="minorHAnsi" w:hAnsi="Courier New" w:cs="Courier New"/>
+                <w:kern w:val="0"/>
+                <w:szCs w:val="20"/>
+              </w:rPr>
+            </w:pPr>
+            <w:r>
+              <w:rPr>
+                <w:rFonts w:ascii="Courier New" w:eastAsiaTheme="minorHAnsi" w:hAnsi="Courier New" w:cs="Courier New"/>
+                <w:kern w:val="0"/>
+                <w:szCs w:val="20"/>
+              </w:rPr>
+              <w:t xml:space="preserve">OutdoorRMP</w:t>
+            </w:r>
+          </w:p>
+          <w:p>
+            <w:pPr>
+              <w:wordWrap/>
+              <w:adjustRightInd w:val="0"/>
+              <w:spacing w:line="240" w:lineRule="exact"/>
+              <w:jc w:val="left"/>
+              <w:rPr>
+                <w:rFonts w:ascii="Courier New" w:eastAsiaTheme="minorHAnsi" w:hAnsi="Courier New" w:cs="Courier New"/>
+                <w:kern w:val="0"/>
+                <w:szCs w:val="20"/>
+              </w:rPr>
+            </w:pPr>
+            <w:r>
+              <w:rPr>
+                <w:rFonts w:ascii="Courier New" w:eastAsiaTheme="minorHAnsi" w:hAnsi="Courier New" w:cs="Courier New"/>
+                <w:kern w:val="0"/>
+                <w:szCs w:val="20"/>
+              </w:rPr>
+              <w:t xml:space="preserve">|-- data</w:t>
+            </w:r>
+          </w:p>
+          <w:p>
+            <w:pPr>
+              <w:wordWrap/>
+              <w:adjustRightInd w:val="0"/>
+              <w:spacing w:line="240" w:lineRule="exact"/>
+              <w:jc w:val="left"/>
+              <w:rPr>
+                <w:rFonts w:ascii="Courier New" w:eastAsiaTheme="minorHAnsi" w:hAnsi="Courier New" w:cs="Courier New"/>
+                <w:kern w:val="0"/>
+                <w:szCs w:val="20"/>
+              </w:rPr>
+            </w:pPr>
+            <w:r>
+              <w:rPr>
+                <w:rFonts w:ascii="Courier New" w:eastAsiaTheme="minorHAnsi" w:hAnsi="Courier New" w:cs="Courier New"/>
+                <w:kern w:val="0"/>
+                <w:szCs w:val="20"/>
+              </w:rPr>
+              <w:t xml:space="preserve">|   |-- stations_position.txt           샘플별 송신기 3개 위치 (2000줄)</w:t>
+            </w:r>
+          </w:p>
+          <w:p>
+            <w:pPr>
+              <w:wordWrap/>
+              <w:adjustRightInd w:val="0"/>
+              <w:spacing w:line="240" w:lineRule="exact"/>
+              <w:jc w:val="left"/>
+              <w:rPr>
+                <w:rFonts w:ascii="Courier New" w:eastAsiaTheme="minorHAnsi" w:hAnsi="Courier New" w:cs="Courier New"/>
+                <w:kern w:val="0"/>
+                <w:szCs w:val="20"/>
+              </w:rPr>
+            </w:pPr>
+            <w:r>
+              <w:rPr>
+                <w:rFonts w:ascii="Courier New" w:eastAsiaTheme="minorHAnsi" w:hAnsi="Courier New" w:cs="Courier New"/>
+                <w:kern w:val="0"/>
+                <w:szCs w:val="20"/>
+              </w:rPr>
+              <w:t xml:space="preserve">|   |-- buildings_position</w:t>
+            </w:r>
+          </w:p>
+          <w:p>
+            <w:pPr>
+              <w:wordWrap/>
+              <w:adjustRightInd w:val="0"/>
+              <w:spacing w:line="240" w:lineRule="exact"/>
+              <w:jc w:val="left"/>
+              <w:rPr>
+                <w:rFonts w:ascii="Courier New" w:eastAsiaTheme="minorHAnsi" w:hAnsi="Courier New" w:cs="Courier New"/>
+                <w:kern w:val="0"/>
+                <w:szCs w:val="20"/>
+              </w:rPr>
+            </w:pPr>
+            <w:r>
+              <w:rPr>
+                <w:rFonts w:ascii="Courier New" w:eastAsiaTheme="minorHAnsi" w:hAnsi="Courier New" w:cs="Courier New"/>
+                <w:kern w:val="0"/>
+                <w:szCs w:val="20"/>
+              </w:rPr>
+              <w:t xml:space="preserve">|   |   |-- buildings_{n}.mat           건물 배치 (n = 1 ~ 2000)</w:t>
+            </w:r>
+          </w:p>
+          <w:p>
+            <w:pPr>
+              <w:wordWrap/>
+              <w:adjustRightInd w:val="0"/>
+              <w:spacing w:line="240" w:lineRule="exact"/>
+              <w:jc w:val="left"/>
+              <w:rPr>
+                <w:rFonts w:ascii="Courier New" w:eastAsiaTheme="minorHAnsi" w:hAnsi="Courier New" w:cs="Courier New"/>
+                <w:kern w:val="0"/>
+                <w:szCs w:val="20"/>
+              </w:rPr>
+            </w:pPr>
+            <w:r>
+              <w:rPr>
+                <w:rFonts w:ascii="Courier New" w:eastAsiaTheme="minorHAnsi" w:hAnsi="Courier New" w:cs="Courier New"/>
+                <w:kern w:val="0"/>
+                <w:szCs w:val="20"/>
+              </w:rPr>
+              <w:t xml:space="preserve">|   |-- receivedpower_1750MHz_mat</w:t>
+            </w:r>
+          </w:p>
+          <w:p>
+            <w:pPr>
+              <w:wordWrap/>
+              <w:adjustRightInd w:val="0"/>
+              <w:spacing w:line="240" w:lineRule="exact"/>
+              <w:jc w:val="left"/>
+              <w:rPr>
+                <w:rFonts w:ascii="Courier New" w:eastAsiaTheme="minorHAnsi" w:hAnsi="Courier New" w:cs="Courier New"/>
+                <w:kern w:val="0"/>
+                <w:szCs w:val="20"/>
+              </w:rPr>
+            </w:pPr>
+            <w:r>
+              <w:rPr>
+                <w:rFonts w:ascii="Courier New" w:eastAsiaTheme="minorHAnsi" w:hAnsi="Courier New" w:cs="Courier New"/>
+                <w:kern w:val="0"/>
+                <w:szCs w:val="20"/>
+              </w:rPr>
+              <w:t xml:space="preserve">|   |   |-- TOTAL_REC_1750MHz_{n}.mat   수신 전력 맵</w:t>
+            </w:r>
+          </w:p>
+          <w:p>
+            <w:pPr>
+              <w:wordWrap/>
+              <w:adjustRightInd w:val="0"/>
+              <w:spacing w:line="240" w:lineRule="exact"/>
+              <w:jc w:val="left"/>
+              <w:rPr>
+                <w:rFonts w:ascii="Courier New" w:eastAsiaTheme="minorHAnsi" w:hAnsi="Courier New" w:cs="Courier New"/>
+                <w:kern w:val="0"/>
+                <w:szCs w:val="20"/>
+              </w:rPr>
+            </w:pPr>
+            <w:r>
+              <w:rPr>
+                <w:rFonts w:ascii="Courier New" w:eastAsiaTheme="minorHAnsi" w:hAnsi="Courier New" w:cs="Courier New"/>
+                <w:kern w:val="0"/>
+                <w:szCs w:val="20"/>
+              </w:rPr>
+              <w:t xml:space="preserve">|   |-- receivedpower_2750MHz_mat</w:t>
+            </w:r>
+          </w:p>
+          <w:p>
+            <w:pPr>
+              <w:wordWrap/>
+              <w:adjustRightInd w:val="0"/>
+              <w:spacing w:line="240" w:lineRule="exact"/>
+              <w:jc w:val="left"/>
+              <w:rPr>
+                <w:rFonts w:ascii="Courier New" w:eastAsiaTheme="minorHAnsi" w:hAnsi="Courier New" w:cs="Courier New"/>
+                <w:kern w:val="0"/>
+                <w:szCs w:val="20"/>
+              </w:rPr>
+            </w:pPr>
+            <w:r>
+              <w:rPr>
+                <w:rFonts w:ascii="Courier New" w:eastAsiaTheme="minorHAnsi" w:hAnsi="Courier New" w:cs="Courier New"/>
+                <w:kern w:val="0"/>
+                <w:szCs w:val="20"/>
+              </w:rPr>
+              <w:t xml:space="preserve">|   |-- receivedpower_3750MHz_mat</w:t>
+            </w:r>
+          </w:p>
+          <w:p>
+            <w:pPr>
+              <w:wordWrap/>
+              <w:adjustRightInd w:val="0"/>
+              <w:spacing w:line="240" w:lineRule="exact"/>
+              <w:jc w:val="left"/>
+              <w:rPr>
+                <w:rFonts w:ascii="Courier New" w:eastAsiaTheme="minorHAnsi" w:hAnsi="Courier New" w:cs="Courier New"/>
+                <w:kern w:val="0"/>
+                <w:szCs w:val="20"/>
+              </w:rPr>
+            </w:pPr>
+            <w:r>
+              <w:rPr>
+                <w:rFonts w:ascii="Courier New" w:eastAsiaTheme="minorHAnsi" w:hAnsi="Courier New" w:cs="Courier New"/>
+                <w:kern w:val="0"/>
+                <w:szCs w:val="20"/>
+              </w:rPr>
+              <w:t xml:space="preserve">|   |-- receivedpower_4750MHz_mat</w:t>
+            </w:r>
+          </w:p>
+          <w:p>
+            <w:pPr>
+              <w:wordWrap/>
+              <w:adjustRightInd w:val="0"/>
+              <w:spacing w:line="240" w:lineRule="exact"/>
+              <w:jc w:val="left"/>
+              <w:rPr>
+                <w:rFonts w:ascii="Courier New" w:eastAsiaTheme="minorHAnsi" w:hAnsi="Courier New" w:cs="Courier New"/>
+                <w:kern w:val="0"/>
+                <w:szCs w:val="20"/>
+              </w:rPr>
+            </w:pPr>
+            <w:r>
+              <w:rPr>
+                <w:rFonts w:ascii="Courier New" w:eastAsiaTheme="minorHAnsi" w:hAnsi="Courier New" w:cs="Courier New"/>
+                <w:kern w:val="0"/>
+                <w:szCs w:val="20"/>
+              </w:rPr>
+              <w:t xml:space="preserve">|   |-- receivedpower_5750MHz_mat</w:t>
+            </w:r>
+          </w:p>
+        </w:tc>
+      </w:tr>
+    </w:tbl>
     <w:p>
       <w:pPr>
         <w:pStyle w:val="aa"/>
         <w:keepNext/>
         <w:numPr>
           <w:ilvl w:val="0"/>
-          <w:numId w:val="106"/>
+          <w:numId w:val="12"/>
         </w:numPr>
         <w:ind w:leftChars="0"/>
         <w:jc w:val="left"/>
@@ -4230,10 +3070,63 @@
         <w:rPr>
           <w:rFonts w:ascii="맑은 고딕" w:eastAsia="맑은 고딕" w:hAnsi="맑은 고딕" w:hint="eastAsia"/>
           <w:color w:val="000000"/>
-          <w:b/>
-          <w:bCs/>
-        </w:rPr>
-        <w:t xml:space="preserve">대표 결과 재현 (1750, 4750, 5750 MHz)</w:t>
+        </w:rPr>
+        <w:t xml:space="preserve">다른 위치에 있는 데이터셋은 3)에서 경로를 지정한다.</w:t>
+      </w:r>
+    </w:p>
+    <w:p>
+      <w:pPr>
+        <w:pStyle w:val="aa"/>
+        <w:ind w:leftChars="0"/>
+        <w:rPr>
+          <w:rFonts w:ascii="맑은 고딕" w:eastAsia="맑은 고딕" w:hAnsi="맑은 고딕"/>
+          <w:color w:val="000000"/>
+        </w:rPr>
+      </w:pPr>
+    </w:p>
+    <w:p>
+      <w:pPr>
+        <w:pStyle w:val="aa"/>
+        <w:keepNext/>
+        <w:numPr>
+          <w:ilvl w:val="0"/>
+          <w:numId w:val="105"/>
+        </w:numPr>
+        <w:ind w:leftChars="0"/>
+        <w:jc w:val="left"/>
+        <w:rPr>
+          <w:rFonts w:ascii="맑은 고딕" w:eastAsia="맑은 고딕" w:hAnsi="맑은 고딕"/>
+          <w:color w:val="000000"/>
+        </w:rPr>
+      </w:pPr>
+      <w:r>
+        <w:rPr>
+          <w:rFonts w:ascii="맑은 고딕" w:eastAsia="맑은 고딕" w:hAnsi="맑은 고딕" w:hint="eastAsia"/>
+          <w:color w:val="000000"/>
+        </w:rPr>
+        <w:t xml:space="preserve">체크포인트 배치 (평가와 대표 결과 재현에 필요, 학습만 할 경우 생략)</w:t>
+      </w:r>
+    </w:p>
+    <w:p>
+      <w:pPr>
+        <w:pStyle w:val="aa"/>
+        <w:numPr>
+          <w:ilvl w:val="0"/>
+          <w:numId w:val="6"/>
+        </w:numPr>
+        <w:ind w:leftChars="0"/>
+        <w:jc w:val="left"/>
+        <w:rPr>
+          <w:rFonts w:ascii="맑은 고딕" w:eastAsia="맑은 고딕" w:hAnsi="맑은 고딕"/>
+          <w:color w:val="000000"/>
+        </w:rPr>
+      </w:pPr>
+      <w:r>
+        <w:rPr>
+          <w:rFonts w:ascii="맑은 고딕" w:eastAsia="맑은 고딕" w:hAnsi="맑은 고딕" w:hint="eastAsia"/>
+          <w:color w:val="000000"/>
+        </w:rPr>
+        <w:t xml:space="preserve">납품 체크포인트는 대표 결과 재현에 쓰는 1750, 4750, 5750 MHz 의 4개 모델(13개 best.pth)이다. 2750, 3750 MHz 체크포인트는 포함하지 않으며 5.0의 학습으로 생성할 수 있다.</w:t>
       </w:r>
     </w:p>
     <w:tbl>
@@ -4257,15 +3150,6 @@
           </w:tcPr>
           <w:p>
             <w:pPr>
-              <w:pStyle w:val="12"/>
-              <w:jc w:val="left"/>
-            </w:pPr>
-            <w:r>
-              <w:t xml:space="preserve">$ docker compose run --rm rmp bash scripts/run_1750_4750_5750_shared_pipeline.sh</w:t>
-            </w:r>
-          </w:p>
-          <w:p>
-            <w:pPr>
               <w:pStyle w:val="aa"/>
               <w:ind w:leftChars="0" w:left="0"/>
               <w:jc w:val="left"/>
@@ -4279,7 +3163,7 @@
                 <w:rFonts w:ascii="맑은 고딕" w:eastAsia="맑은 고딕" w:hAnsi="맑은 고딕" w:hint="eastAsia"/>
                 <w:color w:val="000000"/>
               </w:rPr>
-              <w:t xml:space="preserve">// 결과 확인</w:t>
+              <w:t xml:space="preserve">// OutdoorRMP/model_checkpoints 아래에 배치</w:t>
             </w:r>
           </w:p>
           <w:p>
@@ -4288,7 +3172,374 @@
               <w:jc w:val="left"/>
             </w:pPr>
             <w:r>
-              <w:t xml:space="preserve">$ ls results_1750_4750_5750_regenerated</w:t>
+              <w:t xml:space="preserve">$ tar -xf &lt;납품 폴더&gt;/dataset/docker_checkpoints_1750_4750_5750.tar -C ~/OutdoorRMP</w:t>
+            </w:r>
+          </w:p>
+          <w:p>
+            <w:pPr>
+              <w:pStyle w:val="12"/>
+              <w:jc w:val="left"/>
+            </w:pPr>
+            <w:r>
+              <w:t xml:space="preserve">$ ls ~/OutdoorRMP/model_checkpoints</w:t>
+            </w:r>
+          </w:p>
+        </w:tc>
+      </w:tr>
+    </w:tbl>
+    <w:tbl>
+      <w:tblPr>
+        <w:tblStyle w:val="af"/>
+        <w:tblW w:w="0" w:type="auto"/>
+        <w:tblInd w:w="400" w:type="dxa"/>
+        <w:tblLook w:val="04A0" w:firstRow="1" w:lastRow="0" w:firstColumn="1" w:lastColumn="0" w:noHBand="0" w:noVBand="1"/>
+      </w:tblPr>
+      <w:tblGrid>
+        <w:gridCol w:w="8546"/>
+      </w:tblGrid>
+      <w:tr>
+        <w:trPr>
+          <w:cantSplit/>
+        </w:trPr>
+        <w:tc>
+          <w:tcPr>
+            <w:tcW w:w="8928" w:type="dxa"/>
+          </w:tcPr>
+          <w:p>
+            <w:pPr>
+              <w:wordWrap/>
+              <w:adjustRightInd w:val="0"/>
+              <w:spacing w:line="240" w:lineRule="exact"/>
+              <w:jc w:val="left"/>
+              <w:rPr>
+                <w:rFonts w:ascii="Courier New" w:eastAsiaTheme="minorHAnsi" w:hAnsi="Courier New" w:cs="Courier New"/>
+                <w:kern w:val="0"/>
+                <w:szCs w:val="20"/>
+              </w:rPr>
+            </w:pPr>
+            <w:r>
+              <w:rPr>
+                <w:rFonts w:ascii="Courier New" w:eastAsiaTheme="minorHAnsi" w:hAnsi="Courier New" w:cs="Courier New"/>
+                <w:kern w:val="0"/>
+                <w:szCs w:val="20"/>
+              </w:rPr>
+              <w:t xml:space="preserve">OutdoorRMP</w:t>
+            </w:r>
+          </w:p>
+          <w:p>
+            <w:pPr>
+              <w:wordWrap/>
+              <w:adjustRightInd w:val="0"/>
+              <w:spacing w:line="240" w:lineRule="exact"/>
+              <w:jc w:val="left"/>
+              <w:rPr>
+                <w:rFonts w:ascii="Courier New" w:eastAsiaTheme="minorHAnsi" w:hAnsi="Courier New" w:cs="Courier New"/>
+                <w:kern w:val="0"/>
+                <w:szCs w:val="20"/>
+              </w:rPr>
+            </w:pPr>
+            <w:r>
+              <w:rPr>
+                <w:rFonts w:ascii="Courier New" w:eastAsiaTheme="minorHAnsi" w:hAnsi="Courier New" w:cs="Courier New"/>
+                <w:kern w:val="0"/>
+                <w:szCs w:val="20"/>
+              </w:rPr>
+              <w:t xml:space="preserve">|-- model_checkpoints</w:t>
+            </w:r>
+          </w:p>
+          <w:p>
+            <w:pPr>
+              <w:wordWrap/>
+              <w:adjustRightInd w:val="0"/>
+              <w:spacing w:line="240" w:lineRule="exact"/>
+              <w:jc w:val="left"/>
+              <w:rPr>
+                <w:rFonts w:ascii="Courier New" w:eastAsiaTheme="minorHAnsi" w:hAnsi="Courier New" w:cs="Courier New"/>
+                <w:kern w:val="0"/>
+                <w:szCs w:val="20"/>
+              </w:rPr>
+            </w:pPr>
+            <w:r>
+              <w:rPr>
+                <w:rFonts w:ascii="Courier New" w:eastAsiaTheme="minorHAnsi" w:hAnsi="Courier New" w:cs="Courier New"/>
+                <w:kern w:val="0"/>
+                <w:szCs w:val="20"/>
+              </w:rPr>
+              <w:t xml:space="preserve">|   |-- checkpoints_radiounet_small_{freq}/best.pth</w:t>
+            </w:r>
+          </w:p>
+          <w:p>
+            <w:pPr>
+              <w:wordWrap/>
+              <w:adjustRightInd w:val="0"/>
+              <w:spacing w:line="240" w:lineRule="exact"/>
+              <w:jc w:val="left"/>
+              <w:rPr>
+                <w:rFonts w:ascii="Courier New" w:eastAsiaTheme="minorHAnsi" w:hAnsi="Courier New" w:cs="Courier New"/>
+                <w:kern w:val="0"/>
+                <w:szCs w:val="20"/>
+              </w:rPr>
+            </w:pPr>
+            <w:r>
+              <w:rPr>
+                <w:rFonts w:ascii="Courier New" w:eastAsiaTheme="minorHAnsi" w:hAnsi="Courier New" w:cs="Courier New"/>
+                <w:kern w:val="0"/>
+                <w:szCs w:val="20"/>
+              </w:rPr>
+              <w:t xml:space="preserve">|   |-- checkpoints_radiounet_medium_{freq}/best.pth</w:t>
+            </w:r>
+          </w:p>
+          <w:p>
+            <w:pPr>
+              <w:wordWrap/>
+              <w:adjustRightInd w:val="0"/>
+              <w:spacing w:line="240" w:lineRule="exact"/>
+              <w:jc w:val="left"/>
+              <w:rPr>
+                <w:rFonts w:ascii="Courier New" w:eastAsiaTheme="minorHAnsi" w:hAnsi="Courier New" w:cs="Courier New"/>
+                <w:kern w:val="0"/>
+                <w:szCs w:val="20"/>
+              </w:rPr>
+            </w:pPr>
+            <w:r>
+              <w:rPr>
+                <w:rFonts w:ascii="Courier New" w:eastAsiaTheme="minorHAnsi" w:hAnsi="Courier New" w:cs="Courier New"/>
+                <w:kern w:val="0"/>
+                <w:szCs w:val="20"/>
+              </w:rPr>
+              <w:t xml:space="preserve">|   |-- checkpoints_transpathnet_small_{freq}/best.pth</w:t>
+            </w:r>
+          </w:p>
+          <w:p>
+            <w:pPr>
+              <w:wordWrap/>
+              <w:adjustRightInd w:val="0"/>
+              <w:spacing w:line="240" w:lineRule="exact"/>
+              <w:jc w:val="left"/>
+              <w:rPr>
+                <w:rFonts w:ascii="Courier New" w:eastAsiaTheme="minorHAnsi" w:hAnsi="Courier New" w:cs="Courier New"/>
+                <w:kern w:val="0"/>
+                <w:szCs w:val="20"/>
+              </w:rPr>
+            </w:pPr>
+            <w:r>
+              <w:rPr>
+                <w:rFonts w:ascii="Courier New" w:eastAsiaTheme="minorHAnsi" w:hAnsi="Courier New" w:cs="Courier New"/>
+                <w:kern w:val="0"/>
+                <w:szCs w:val="20"/>
+              </w:rPr>
+              <w:t xml:space="preserve">|   |-- checkpoints_transpathnet_base_{freq}/best.pth</w:t>
+            </w:r>
+          </w:p>
+          <w:p>
+            <w:pPr>
+              <w:wordWrap/>
+              <w:adjustRightInd w:val="0"/>
+              <w:spacing w:line="240" w:lineRule="exact"/>
+              <w:jc w:val="left"/>
+              <w:rPr>
+                <w:rFonts w:ascii="Courier New" w:eastAsiaTheme="minorHAnsi" w:hAnsi="Courier New" w:cs="Courier New"/>
+                <w:kern w:val="0"/>
+                <w:szCs w:val="20"/>
+              </w:rPr>
+            </w:pPr>
+            <w:r>
+              <w:rPr>
+                <w:rFonts w:ascii="Courier New" w:eastAsiaTheme="minorHAnsi" w:hAnsi="Courier New" w:cs="Courier New"/>
+                <w:kern w:val="0"/>
+                <w:szCs w:val="20"/>
+              </w:rPr>
+              <w:t xml:space="preserve">|   |-- checkpoints_radiounet_small_4750_v2/best.pth</w:t>
+            </w:r>
+          </w:p>
+          <w:p>
+            <w:pPr>
+              <w:wordWrap/>
+              <w:adjustRightInd w:val="0"/>
+              <w:spacing w:line="240" w:lineRule="exact"/>
+              <w:jc w:val="left"/>
+              <w:rPr>
+                <w:rFonts w:ascii="Courier New" w:eastAsiaTheme="minorHAnsi" w:hAnsi="Courier New" w:cs="Courier New"/>
+                <w:kern w:val="0"/>
+                <w:szCs w:val="20"/>
+              </w:rPr>
+            </w:pPr>
+            <w:r>
+              <w:rPr>
+                <w:rFonts w:ascii="Courier New" w:eastAsiaTheme="minorHAnsi" w:hAnsi="Courier New" w:cs="Courier New"/>
+                <w:kern w:val="0"/>
+                <w:szCs w:val="20"/>
+              </w:rPr>
+              <w:t xml:space="preserve"/>
+            </w:r>
+          </w:p>
+          <w:p>
+            <w:pPr>
+              <w:wordWrap/>
+              <w:adjustRightInd w:val="0"/>
+              <w:spacing w:line="240" w:lineRule="exact"/>
+              <w:jc w:val="left"/>
+              <w:rPr>
+                <w:rFonts w:ascii="Courier New" w:eastAsiaTheme="minorHAnsi" w:hAnsi="Courier New" w:cs="Courier New"/>
+                <w:kern w:val="0"/>
+                <w:szCs w:val="20"/>
+              </w:rPr>
+            </w:pPr>
+            <w:r>
+              <w:rPr>
+                <w:rFonts w:ascii="Courier New" w:eastAsiaTheme="minorHAnsi" w:hAnsi="Courier New" w:cs="Courier New"/>
+                <w:kern w:val="0"/>
+                <w:szCs w:val="20"/>
+              </w:rPr>
+              <w:t xml:space="preserve">{freq}: 1750, 2750, 3750, 4750, 5750</w:t>
+            </w:r>
+          </w:p>
+          <w:p>
+            <w:pPr>
+              <w:wordWrap/>
+              <w:adjustRightInd w:val="0"/>
+              <w:spacing w:line="240" w:lineRule="exact"/>
+              <w:jc w:val="left"/>
+              <w:rPr>
+                <w:rFonts w:ascii="Courier New" w:eastAsiaTheme="minorHAnsi" w:hAnsi="Courier New" w:cs="Courier New"/>
+                <w:kern w:val="0"/>
+                <w:szCs w:val="20"/>
+              </w:rPr>
+            </w:pPr>
+            <w:r>
+              <w:rPr>
+                <w:rFonts w:ascii="Courier New" w:eastAsiaTheme="minorHAnsi" w:hAnsi="Courier New" w:cs="Courier New"/>
+                <w:kern w:val="0"/>
+                <w:szCs w:val="20"/>
+              </w:rPr>
+              <w:t xml:space="preserve">_v2: 있으면 4750 MHz RadioUNet-S 평가에 사용</w:t>
+            </w:r>
+          </w:p>
+        </w:tc>
+      </w:tr>
+    </w:tbl>
+    <w:p>
+      <w:pPr>
+        <w:pStyle w:val="aa"/>
+        <w:ind w:leftChars="0"/>
+        <w:rPr>
+          <w:rFonts w:ascii="맑은 고딕" w:eastAsia="맑은 고딕" w:hAnsi="맑은 고딕"/>
+          <w:color w:val="000000"/>
+        </w:rPr>
+      </w:pPr>
+    </w:p>
+    <w:p>
+      <w:pPr>
+        <w:pStyle w:val="aa"/>
+        <w:keepNext/>
+        <w:numPr>
+          <w:ilvl w:val="0"/>
+          <w:numId w:val="105"/>
+        </w:numPr>
+        <w:ind w:leftChars="0"/>
+        <w:jc w:val="left"/>
+        <w:rPr>
+          <w:rFonts w:ascii="맑은 고딕" w:eastAsia="맑은 고딕" w:hAnsi="맑은 고딕"/>
+          <w:color w:val="000000"/>
+        </w:rPr>
+      </w:pPr>
+      <w:r>
+        <w:rPr>
+          <w:rFonts w:ascii="맑은 고딕" w:eastAsia="맑은 고딕" w:hAnsi="맑은 고딕" w:hint="eastAsia"/>
+          <w:color w:val="000000"/>
+        </w:rPr>
+        <w:t xml:space="preserve">실행 환경 설정 파일(.env) 생성</w:t>
+      </w:r>
+    </w:p>
+    <w:tbl>
+      <w:tblPr>
+        <w:tblStyle w:val="af"/>
+        <w:tblW w:w="0" w:type="auto"/>
+        <w:tblInd w:w="400" w:type="dxa"/>
+        <w:tblLook w:val="04A0" w:firstRow="1" w:lastRow="0" w:firstColumn="1" w:lastColumn="0" w:noHBand="0" w:noVBand="1"/>
+      </w:tblPr>
+      <w:tblGrid>
+        <w:gridCol w:w="8546"/>
+      </w:tblGrid>
+      <w:tr>
+        <w:trPr>
+          <w:cantSplit/>
+        </w:trPr>
+        <w:tc>
+          <w:tcPr>
+            <w:tcW w:w="8928" w:type="dxa"/>
+            <w:shd w:val="clear" w:color="auto" w:fill="F2F2F2" w:themeFill="background1" w:themeFillShade="F2"/>
+          </w:tcPr>
+          <w:p>
+            <w:pPr>
+              <w:pStyle w:val="aa"/>
+              <w:ind w:leftChars="0" w:left="0"/>
+              <w:jc w:val="left"/>
+              <w:rPr>
+                <w:rFonts w:ascii="맑은 고딕" w:eastAsia="맑은 고딕" w:hAnsi="맑은 고딕"/>
+                <w:color w:val="000000"/>
+              </w:rPr>
+            </w:pPr>
+            <w:r>
+              <w:rPr>
+                <w:rFonts w:ascii="맑은 고딕" w:eastAsia="맑은 고딕" w:hAnsi="맑은 고딕" w:hint="eastAsia"/>
+                <w:color w:val="000000"/>
+              </w:rPr>
+              <w:t xml:space="preserve">// 데이터셋과 체크포인트가 OutdoorRMP 안에 있는 경우</w:t>
+            </w:r>
+          </w:p>
+          <w:p>
+            <w:pPr>
+              <w:pStyle w:val="12"/>
+              <w:jc w:val="left"/>
+            </w:pPr>
+            <w:r>
+              <w:t xml:space="preserve">$ bash docker/setup_env.sh</w:t>
+            </w:r>
+          </w:p>
+          <w:p>
+            <w:pPr>
+              <w:pStyle w:val="aa"/>
+              <w:ind w:leftChars="0" w:left="0"/>
+              <w:jc w:val="left"/>
+              <w:rPr>
+                <w:rFonts w:ascii="맑은 고딕" w:eastAsia="맑은 고딕" w:hAnsi="맑은 고딕"/>
+                <w:color w:val="000000"/>
+              </w:rPr>
+            </w:pPr>
+            <w:r>
+              <w:rPr>
+                <w:rFonts w:ascii="맑은 고딕" w:eastAsia="맑은 고딕" w:hAnsi="맑은 고딕" w:hint="eastAsia"/>
+                <w:color w:val="000000"/>
+              </w:rPr>
+              <w:t xml:space="preserve">// 다른 위치에 있는 경우 경로 지정</w:t>
+            </w:r>
+          </w:p>
+          <w:p>
+            <w:pPr>
+              <w:pStyle w:val="12"/>
+              <w:jc w:val="left"/>
+            </w:pPr>
+            <w:r>
+              <w:t xml:space="preserve">$ bash docker/setup_env.sh /path/to/data /path/to/model_checkpoints</w:t>
+            </w:r>
+          </w:p>
+          <w:p>
+            <w:pPr>
+              <w:pStyle w:val="aa"/>
+              <w:ind w:leftChars="0" w:left="0"/>
+              <w:jc w:val="left"/>
+              <w:rPr>
+                <w:rFonts w:ascii="맑은 고딕" w:eastAsia="맑은 고딕" w:hAnsi="맑은 고딕"/>
+                <w:color w:val="000000"/>
+              </w:rPr>
+            </w:pPr>
+            <w:r>
+              <w:rPr>
+                <w:rFonts w:ascii="맑은 고딕" w:eastAsia="맑은 고딕" w:hAnsi="맑은 고딕" w:hint="eastAsia"/>
+                <w:color w:val="000000"/>
+              </w:rPr>
+              <w:t xml:space="preserve">// 생성 결과 예시</w:t>
             </w:r>
           </w:p>
           <w:p>
@@ -4319,12 +3570,861 @@
                 <w:sz w:val="20"/>
                 <w:szCs w:val="20"/>
               </w:rPr>
-              <w:t xml:space="preserve">boundary_cdf  metrics  miss_cdf  qualitative</w:t>
+              <w:t xml:space="preserve">Created /home/user/OutdoorRMP/.env</w:t>
+            </w:r>
+          </w:p>
+          <w:p>
+            <w:pPr>
+              <w:pStyle w:val="HTML"/>
+              <w:pBdr>
+                <w:top w:val="single" w:sz="6" w:space="6" w:color="CCCCCC"/>
+                <w:left w:val="single" w:sz="6" w:space="6" w:color="CCCCCC"/>
+                <w:bottom w:val="single" w:sz="6" w:space="6" w:color="CCCCCC"/>
+                <w:right w:val="single" w:sz="6" w:space="6" w:color="CCCCCC"/>
+              </w:pBdr>
+              <w:shd w:val="clear" w:color="auto" w:fill="F8F8F8"/>
+              <w:spacing w:line="239" w:lineRule="atLeast"/>
+              <w:jc w:val="left"/>
+              <w:rPr>
+                <w:rFonts w:ascii="Consolas" w:hAnsi="Consolas" w:cs="Consolas"/>
+                <w:color w:val="000000"/>
+                <w:spacing w:val="4"/>
+                <w:sz w:val="20"/>
+                <w:szCs w:val="20"/>
+              </w:rPr>
+            </w:pPr>
+            <w:r>
+              <w:rPr>
+                <w:rFonts w:ascii="Consolas" w:hAnsi="Consolas" w:cs="Consolas"/>
+                <w:color w:val="000000"/>
+                <w:spacing w:val="4"/>
+                <w:sz w:val="20"/>
+                <w:szCs w:val="20"/>
+              </w:rPr>
+              <w:t xml:space="preserve">HOST_UID=1000</w:t>
+            </w:r>
+          </w:p>
+          <w:p>
+            <w:pPr>
+              <w:pStyle w:val="HTML"/>
+              <w:pBdr>
+                <w:top w:val="single" w:sz="6" w:space="6" w:color="CCCCCC"/>
+                <w:left w:val="single" w:sz="6" w:space="6" w:color="CCCCCC"/>
+                <w:bottom w:val="single" w:sz="6" w:space="6" w:color="CCCCCC"/>
+                <w:right w:val="single" w:sz="6" w:space="6" w:color="CCCCCC"/>
+              </w:pBdr>
+              <w:shd w:val="clear" w:color="auto" w:fill="F8F8F8"/>
+              <w:spacing w:line="239" w:lineRule="atLeast"/>
+              <w:jc w:val="left"/>
+              <w:rPr>
+                <w:rFonts w:ascii="Consolas" w:hAnsi="Consolas" w:cs="Consolas"/>
+                <w:color w:val="000000"/>
+                <w:spacing w:val="4"/>
+                <w:sz w:val="20"/>
+                <w:szCs w:val="20"/>
+              </w:rPr>
+            </w:pPr>
+            <w:r>
+              <w:rPr>
+                <w:rFonts w:ascii="Consolas" w:hAnsi="Consolas" w:cs="Consolas"/>
+                <w:color w:val="000000"/>
+                <w:spacing w:val="4"/>
+                <w:sz w:val="20"/>
+                <w:szCs w:val="20"/>
+              </w:rPr>
+              <w:t xml:space="preserve">HOST_GID=1000</w:t>
+            </w:r>
+          </w:p>
+          <w:p>
+            <w:pPr>
+              <w:pStyle w:val="HTML"/>
+              <w:pBdr>
+                <w:top w:val="single" w:sz="6" w:space="6" w:color="CCCCCC"/>
+                <w:left w:val="single" w:sz="6" w:space="6" w:color="CCCCCC"/>
+                <w:bottom w:val="single" w:sz="6" w:space="6" w:color="CCCCCC"/>
+                <w:right w:val="single" w:sz="6" w:space="6" w:color="CCCCCC"/>
+              </w:pBdr>
+              <w:shd w:val="clear" w:color="auto" w:fill="F8F8F8"/>
+              <w:spacing w:line="239" w:lineRule="atLeast"/>
+              <w:jc w:val="left"/>
+              <w:rPr>
+                <w:rFonts w:ascii="Consolas" w:hAnsi="Consolas" w:cs="Consolas"/>
+                <w:color w:val="000000"/>
+                <w:spacing w:val="4"/>
+                <w:sz w:val="20"/>
+                <w:szCs w:val="20"/>
+              </w:rPr>
+            </w:pPr>
+            <w:r>
+              <w:rPr>
+                <w:rFonts w:ascii="Consolas" w:hAnsi="Consolas" w:cs="Consolas"/>
+                <w:color w:val="000000"/>
+                <w:spacing w:val="4"/>
+                <w:sz w:val="20"/>
+                <w:szCs w:val="20"/>
+              </w:rPr>
+              <w:t xml:space="preserve">DATA_DIR=/home/user/OutdoorRMP/data</w:t>
+            </w:r>
+          </w:p>
+          <w:p>
+            <w:pPr>
+              <w:pStyle w:val="HTML"/>
+              <w:pBdr>
+                <w:top w:val="single" w:sz="6" w:space="6" w:color="CCCCCC"/>
+                <w:left w:val="single" w:sz="6" w:space="6" w:color="CCCCCC"/>
+                <w:bottom w:val="single" w:sz="6" w:space="6" w:color="CCCCCC"/>
+                <w:right w:val="single" w:sz="6" w:space="6" w:color="CCCCCC"/>
+              </w:pBdr>
+              <w:shd w:val="clear" w:color="auto" w:fill="F8F8F8"/>
+              <w:spacing w:line="239" w:lineRule="atLeast"/>
+              <w:jc w:val="left"/>
+              <w:rPr>
+                <w:rFonts w:ascii="Consolas" w:hAnsi="Consolas" w:cs="Consolas"/>
+                <w:color w:val="000000"/>
+                <w:spacing w:val="4"/>
+                <w:sz w:val="20"/>
+                <w:szCs w:val="20"/>
+              </w:rPr>
+            </w:pPr>
+            <w:r>
+              <w:rPr>
+                <w:rFonts w:ascii="Consolas" w:hAnsi="Consolas" w:cs="Consolas"/>
+                <w:color w:val="000000"/>
+                <w:spacing w:val="4"/>
+                <w:sz w:val="20"/>
+                <w:szCs w:val="20"/>
+              </w:rPr>
+              <w:t xml:space="preserve">CKPT_DIR=/home/user/OutdoorRMP/model_checkpoints</w:t>
             </w:r>
           </w:p>
         </w:tc>
       </w:tr>
     </w:tbl>
+    <w:p>
+      <w:pPr>
+        <w:pStyle w:val="aa"/>
+        <w:ind w:leftChars="0"/>
+        <w:jc w:val="left"/>
+        <w:rPr>
+          <w:rFonts w:ascii="맑은 고딕" w:eastAsia="맑은 고딕" w:hAnsi="맑은 고딕"/>
+          <w:color w:val="000000"/>
+        </w:rPr>
+      </w:pPr>
+      <w:r>
+        <w:rPr>
+          <w:rFonts w:ascii="맑은 고딕" w:eastAsia="맑은 고딕" w:hAnsi="맑은 고딕" w:hint="eastAsia"/>
+          <w:color w:val="000000"/>
+        </w:rPr>
+        <w:t xml:space="preserve">※ HOST_UID, HOST_GID는 컨테이너가 만든 결과 파일의 소유자를 현재 사용자로 맞추는 값이다.</w:t>
+      </w:r>
+    </w:p>
+    <w:p>
+      <w:pPr>
+        <w:pStyle w:val="aa"/>
+        <w:ind w:leftChars="0"/>
+        <w:rPr>
+          <w:rFonts w:ascii="맑은 고딕" w:eastAsia="맑은 고딕" w:hAnsi="맑은 고딕"/>
+          <w:color w:val="000000"/>
+        </w:rPr>
+      </w:pPr>
+    </w:p>
+    <w:p>
+      <w:pPr>
+        <w:pStyle w:val="aa"/>
+        <w:keepNext/>
+        <w:numPr>
+          <w:ilvl w:val="0"/>
+          <w:numId w:val="105"/>
+        </w:numPr>
+        <w:ind w:leftChars="0"/>
+        <w:jc w:val="left"/>
+        <w:rPr>
+          <w:rFonts w:ascii="맑은 고딕" w:eastAsia="맑은 고딕" w:hAnsi="맑은 고딕"/>
+          <w:color w:val="000000"/>
+        </w:rPr>
+      </w:pPr>
+      <w:r>
+        <w:rPr>
+          <w:rFonts w:ascii="맑은 고딕" w:eastAsia="맑은 고딕" w:hAnsi="맑은 고딕" w:hint="eastAsia"/>
+          <w:color w:val="000000"/>
+        </w:rPr>
+        <w:t xml:space="preserve">설치 확인</w:t>
+      </w:r>
+    </w:p>
+    <w:tbl>
+      <w:tblPr>
+        <w:tblStyle w:val="af"/>
+        <w:tblW w:w="0" w:type="auto"/>
+        <w:tblInd w:w="400" w:type="dxa"/>
+        <w:tblLook w:val="04A0" w:firstRow="1" w:lastRow="0" w:firstColumn="1" w:lastColumn="0" w:noHBand="0" w:noVBand="1"/>
+      </w:tblPr>
+      <w:tblGrid>
+        <w:gridCol w:w="8546"/>
+      </w:tblGrid>
+      <w:tr>
+        <w:trPr>
+          <w:cantSplit/>
+        </w:trPr>
+        <w:tc>
+          <w:tcPr>
+            <w:tcW w:w="8928" w:type="dxa"/>
+            <w:shd w:val="clear" w:color="auto" w:fill="F2F2F2" w:themeFill="background1" w:themeFillShade="F2"/>
+          </w:tcPr>
+          <w:p>
+            <w:pPr>
+              <w:pStyle w:val="12"/>
+              <w:jc w:val="left"/>
+            </w:pPr>
+            <w:r>
+              <w:t xml:space="preserve">$ docker compose run --rm rmp python scripts/check_setup.py</w:t>
+            </w:r>
+          </w:p>
+          <w:p>
+            <w:pPr>
+              <w:pStyle w:val="HTML"/>
+              <w:pBdr>
+                <w:top w:val="single" w:sz="6" w:space="6" w:color="CCCCCC"/>
+                <w:left w:val="single" w:sz="6" w:space="6" w:color="CCCCCC"/>
+                <w:bottom w:val="single" w:sz="6" w:space="6" w:color="CCCCCC"/>
+                <w:right w:val="single" w:sz="6" w:space="6" w:color="CCCCCC"/>
+              </w:pBdr>
+              <w:shd w:val="clear" w:color="auto" w:fill="F8F8F8"/>
+              <w:spacing w:line="239" w:lineRule="atLeast"/>
+              <w:jc w:val="left"/>
+              <w:rPr>
+                <w:rFonts w:ascii="Consolas" w:hAnsi="Consolas" w:cs="Consolas"/>
+                <w:color w:val="000000"/>
+                <w:spacing w:val="4"/>
+                <w:sz w:val="20"/>
+                <w:szCs w:val="20"/>
+              </w:rPr>
+            </w:pPr>
+            <w:r>
+              <w:rPr>
+                <w:rFonts w:ascii="Consolas" w:hAnsi="Consolas" w:cs="Consolas"/>
+                <w:color w:val="000000"/>
+                <w:spacing w:val="4"/>
+                <w:sz w:val="20"/>
+                <w:szCs w:val="20"/>
+              </w:rPr>
+              <w:t xml:space="preserve">[1/5] Python packages</w:t>
+            </w:r>
+          </w:p>
+          <w:p>
+            <w:pPr>
+              <w:pStyle w:val="HTML"/>
+              <w:pBdr>
+                <w:top w:val="single" w:sz="6" w:space="6" w:color="CCCCCC"/>
+                <w:left w:val="single" w:sz="6" w:space="6" w:color="CCCCCC"/>
+                <w:bottom w:val="single" w:sz="6" w:space="6" w:color="CCCCCC"/>
+                <w:right w:val="single" w:sz="6" w:space="6" w:color="CCCCCC"/>
+              </w:pBdr>
+              <w:shd w:val="clear" w:color="auto" w:fill="F8F8F8"/>
+              <w:spacing w:line="239" w:lineRule="atLeast"/>
+              <w:jc w:val="left"/>
+              <w:rPr>
+                <w:rFonts w:ascii="Consolas" w:hAnsi="Consolas" w:cs="Consolas"/>
+                <w:color w:val="000000"/>
+                <w:spacing w:val="4"/>
+                <w:sz w:val="20"/>
+                <w:szCs w:val="20"/>
+              </w:rPr>
+            </w:pPr>
+            <w:r>
+              <w:rPr>
+                <w:rFonts w:ascii="Consolas" w:hAnsi="Consolas" w:cs="Consolas"/>
+                <w:color w:val="000000"/>
+                <w:spacing w:val="4"/>
+                <w:sz w:val="20"/>
+                <w:szCs w:val="20"/>
+              </w:rPr>
+              <w:t xml:space="preserve">  OK       torch ...</w:t>
+            </w:r>
+          </w:p>
+          <w:p>
+            <w:pPr>
+              <w:pStyle w:val="HTML"/>
+              <w:pBdr>
+                <w:top w:val="single" w:sz="6" w:space="6" w:color="CCCCCC"/>
+                <w:left w:val="single" w:sz="6" w:space="6" w:color="CCCCCC"/>
+                <w:bottom w:val="single" w:sz="6" w:space="6" w:color="CCCCCC"/>
+                <w:right w:val="single" w:sz="6" w:space="6" w:color="CCCCCC"/>
+              </w:pBdr>
+              <w:shd w:val="clear" w:color="auto" w:fill="F8F8F8"/>
+              <w:spacing w:line="239" w:lineRule="atLeast"/>
+              <w:jc w:val="left"/>
+              <w:rPr>
+                <w:rFonts w:ascii="Consolas" w:hAnsi="Consolas" w:cs="Consolas"/>
+                <w:color w:val="000000"/>
+                <w:spacing w:val="4"/>
+                <w:sz w:val="20"/>
+                <w:szCs w:val="20"/>
+              </w:rPr>
+            </w:pPr>
+            <w:r>
+              <w:rPr>
+                <w:rFonts w:ascii="Consolas" w:hAnsi="Consolas" w:cs="Consolas"/>
+                <w:color w:val="000000"/>
+                <w:spacing w:val="4"/>
+                <w:sz w:val="20"/>
+                <w:szCs w:val="20"/>
+              </w:rPr>
+              <w:t xml:space="preserve">...</w:t>
+            </w:r>
+          </w:p>
+          <w:p>
+            <w:pPr>
+              <w:pStyle w:val="HTML"/>
+              <w:pBdr>
+                <w:top w:val="single" w:sz="6" w:space="6" w:color="CCCCCC"/>
+                <w:left w:val="single" w:sz="6" w:space="6" w:color="CCCCCC"/>
+                <w:bottom w:val="single" w:sz="6" w:space="6" w:color="CCCCCC"/>
+                <w:right w:val="single" w:sz="6" w:space="6" w:color="CCCCCC"/>
+              </w:pBdr>
+              <w:shd w:val="clear" w:color="auto" w:fill="F8F8F8"/>
+              <w:spacing w:line="239" w:lineRule="atLeast"/>
+              <w:jc w:val="left"/>
+              <w:rPr>
+                <w:rFonts w:ascii="Consolas" w:hAnsi="Consolas" w:cs="Consolas"/>
+                <w:color w:val="000000"/>
+                <w:spacing w:val="4"/>
+                <w:sz w:val="20"/>
+                <w:szCs w:val="20"/>
+              </w:rPr>
+            </w:pPr>
+            <w:r>
+              <w:rPr>
+                <w:rFonts w:ascii="Consolas" w:hAnsi="Consolas" w:cs="Consolas"/>
+                <w:color w:val="000000"/>
+                <w:spacing w:val="4"/>
+                <w:sz w:val="20"/>
+                <w:szCs w:val="20"/>
+              </w:rPr>
+              <w:t xml:space="preserve">[2/5] GPU</w:t>
+            </w:r>
+          </w:p>
+          <w:p>
+            <w:pPr>
+              <w:pStyle w:val="HTML"/>
+              <w:pBdr>
+                <w:top w:val="single" w:sz="6" w:space="6" w:color="CCCCCC"/>
+                <w:left w:val="single" w:sz="6" w:space="6" w:color="CCCCCC"/>
+                <w:bottom w:val="single" w:sz="6" w:space="6" w:color="CCCCCC"/>
+                <w:right w:val="single" w:sz="6" w:space="6" w:color="CCCCCC"/>
+              </w:pBdr>
+              <w:shd w:val="clear" w:color="auto" w:fill="F8F8F8"/>
+              <w:spacing w:line="239" w:lineRule="atLeast"/>
+              <w:jc w:val="left"/>
+              <w:rPr>
+                <w:rFonts w:ascii="Consolas" w:hAnsi="Consolas" w:cs="Consolas"/>
+                <w:color w:val="000000"/>
+                <w:spacing w:val="4"/>
+                <w:sz w:val="20"/>
+                <w:szCs w:val="20"/>
+              </w:rPr>
+            </w:pPr>
+            <w:r>
+              <w:rPr>
+                <w:rFonts w:ascii="Consolas" w:hAnsi="Consolas" w:cs="Consolas"/>
+                <w:color w:val="000000"/>
+                <w:spacing w:val="4"/>
+                <w:sz w:val="20"/>
+                <w:szCs w:val="20"/>
+              </w:rPr>
+              <w:t xml:space="preserve">  OK       cuda:0  NVIDIA GeForce RTX 2080 Ti</w:t>
+            </w:r>
+          </w:p>
+          <w:p>
+            <w:pPr>
+              <w:pStyle w:val="HTML"/>
+              <w:pBdr>
+                <w:top w:val="single" w:sz="6" w:space="6" w:color="CCCCCC"/>
+                <w:left w:val="single" w:sz="6" w:space="6" w:color="CCCCCC"/>
+                <w:bottom w:val="single" w:sz="6" w:space="6" w:color="CCCCCC"/>
+                <w:right w:val="single" w:sz="6" w:space="6" w:color="CCCCCC"/>
+              </w:pBdr>
+              <w:shd w:val="clear" w:color="auto" w:fill="F8F8F8"/>
+              <w:spacing w:line="239" w:lineRule="atLeast"/>
+              <w:jc w:val="left"/>
+              <w:rPr>
+                <w:rFonts w:ascii="Consolas" w:hAnsi="Consolas" w:cs="Consolas"/>
+                <w:color w:val="000000"/>
+                <w:spacing w:val="4"/>
+                <w:sz w:val="20"/>
+                <w:szCs w:val="20"/>
+              </w:rPr>
+            </w:pPr>
+            <w:r>
+              <w:rPr>
+                <w:rFonts w:ascii="Consolas" w:hAnsi="Consolas" w:cs="Consolas"/>
+                <w:color w:val="000000"/>
+                <w:spacing w:val="4"/>
+                <w:sz w:val="20"/>
+                <w:szCs w:val="20"/>
+              </w:rPr>
+              <w:t xml:space="preserve">[3/5] Project code (ikeee)</w:t>
+            </w:r>
+          </w:p>
+          <w:p>
+            <w:pPr>
+              <w:pStyle w:val="HTML"/>
+              <w:pBdr>
+                <w:top w:val="single" w:sz="6" w:space="6" w:color="CCCCCC"/>
+                <w:left w:val="single" w:sz="6" w:space="6" w:color="CCCCCC"/>
+                <w:bottom w:val="single" w:sz="6" w:space="6" w:color="CCCCCC"/>
+                <w:right w:val="single" w:sz="6" w:space="6" w:color="CCCCCC"/>
+              </w:pBdr>
+              <w:shd w:val="clear" w:color="auto" w:fill="F8F8F8"/>
+              <w:spacing w:line="239" w:lineRule="atLeast"/>
+              <w:jc w:val="left"/>
+              <w:rPr>
+                <w:rFonts w:ascii="Consolas" w:hAnsi="Consolas" w:cs="Consolas"/>
+                <w:color w:val="000000"/>
+                <w:spacing w:val="4"/>
+                <w:sz w:val="20"/>
+                <w:szCs w:val="20"/>
+              </w:rPr>
+            </w:pPr>
+            <w:r>
+              <w:rPr>
+                <w:rFonts w:ascii="Consolas" w:hAnsi="Consolas" w:cs="Consolas"/>
+                <w:color w:val="000000"/>
+                <w:spacing w:val="4"/>
+                <w:sz w:val="20"/>
+                <w:szCs w:val="20"/>
+              </w:rPr>
+              <w:t xml:space="preserve">  OK       ikeee.bratlab_dataset, ikeee.model</w:t>
+            </w:r>
+          </w:p>
+          <w:p>
+            <w:pPr>
+              <w:pStyle w:val="HTML"/>
+              <w:pBdr>
+                <w:top w:val="single" w:sz="6" w:space="6" w:color="CCCCCC"/>
+                <w:left w:val="single" w:sz="6" w:space="6" w:color="CCCCCC"/>
+                <w:bottom w:val="single" w:sz="6" w:space="6" w:color="CCCCCC"/>
+                <w:right w:val="single" w:sz="6" w:space="6" w:color="CCCCCC"/>
+              </w:pBdr>
+              <w:shd w:val="clear" w:color="auto" w:fill="F8F8F8"/>
+              <w:spacing w:line="239" w:lineRule="atLeast"/>
+              <w:jc w:val="left"/>
+              <w:rPr>
+                <w:rFonts w:ascii="Consolas" w:hAnsi="Consolas" w:cs="Consolas"/>
+                <w:color w:val="000000"/>
+                <w:spacing w:val="4"/>
+                <w:sz w:val="20"/>
+                <w:szCs w:val="20"/>
+              </w:rPr>
+            </w:pPr>
+            <w:r>
+              <w:rPr>
+                <w:rFonts w:ascii="Consolas" w:hAnsi="Consolas" w:cs="Consolas"/>
+                <w:color w:val="000000"/>
+                <w:spacing w:val="4"/>
+                <w:sz w:val="20"/>
+                <w:szCs w:val="20"/>
+              </w:rPr>
+              <w:t xml:space="preserve">[4/5] Dataset: /workspace/data</w:t>
+            </w:r>
+          </w:p>
+          <w:p>
+            <w:pPr>
+              <w:pStyle w:val="HTML"/>
+              <w:pBdr>
+                <w:top w:val="single" w:sz="6" w:space="6" w:color="CCCCCC"/>
+                <w:left w:val="single" w:sz="6" w:space="6" w:color="CCCCCC"/>
+                <w:bottom w:val="single" w:sz="6" w:space="6" w:color="CCCCCC"/>
+                <w:right w:val="single" w:sz="6" w:space="6" w:color="CCCCCC"/>
+              </w:pBdr>
+              <w:shd w:val="clear" w:color="auto" w:fill="F8F8F8"/>
+              <w:spacing w:line="239" w:lineRule="atLeast"/>
+              <w:jc w:val="left"/>
+              <w:rPr>
+                <w:rFonts w:ascii="Consolas" w:hAnsi="Consolas" w:cs="Consolas"/>
+                <w:color w:val="000000"/>
+                <w:spacing w:val="4"/>
+                <w:sz w:val="20"/>
+                <w:szCs w:val="20"/>
+              </w:rPr>
+            </w:pPr>
+            <w:r>
+              <w:rPr>
+                <w:rFonts w:ascii="Consolas" w:hAnsi="Consolas" w:cs="Consolas"/>
+                <w:color w:val="000000"/>
+                <w:spacing w:val="4"/>
+                <w:sz w:val="20"/>
+                <w:szCs w:val="20"/>
+              </w:rPr>
+              <w:t xml:space="preserve">  OK       stations_position.txt (2000 samples)</w:t>
+            </w:r>
+          </w:p>
+          <w:p>
+            <w:pPr>
+              <w:pStyle w:val="HTML"/>
+              <w:pBdr>
+                <w:top w:val="single" w:sz="6" w:space="6" w:color="CCCCCC"/>
+                <w:left w:val="single" w:sz="6" w:space="6" w:color="CCCCCC"/>
+                <w:bottom w:val="single" w:sz="6" w:space="6" w:color="CCCCCC"/>
+                <w:right w:val="single" w:sz="6" w:space="6" w:color="CCCCCC"/>
+              </w:pBdr>
+              <w:shd w:val="clear" w:color="auto" w:fill="F8F8F8"/>
+              <w:spacing w:line="239" w:lineRule="atLeast"/>
+              <w:jc w:val="left"/>
+              <w:rPr>
+                <w:rFonts w:ascii="Consolas" w:hAnsi="Consolas" w:cs="Consolas"/>
+                <w:color w:val="000000"/>
+                <w:spacing w:val="4"/>
+                <w:sz w:val="20"/>
+                <w:szCs w:val="20"/>
+              </w:rPr>
+            </w:pPr>
+            <w:r>
+              <w:rPr>
+                <w:rFonts w:ascii="Consolas" w:hAnsi="Consolas" w:cs="Consolas"/>
+                <w:color w:val="000000"/>
+                <w:spacing w:val="4"/>
+                <w:sz w:val="20"/>
+                <w:szCs w:val="20"/>
+              </w:rPr>
+              <w:t xml:space="preserve">  OK       buildings_position (2000 files)</w:t>
+            </w:r>
+          </w:p>
+          <w:p>
+            <w:pPr>
+              <w:pStyle w:val="HTML"/>
+              <w:pBdr>
+                <w:top w:val="single" w:sz="6" w:space="6" w:color="CCCCCC"/>
+                <w:left w:val="single" w:sz="6" w:space="6" w:color="CCCCCC"/>
+                <w:bottom w:val="single" w:sz="6" w:space="6" w:color="CCCCCC"/>
+                <w:right w:val="single" w:sz="6" w:space="6" w:color="CCCCCC"/>
+              </w:pBdr>
+              <w:shd w:val="clear" w:color="auto" w:fill="F8F8F8"/>
+              <w:spacing w:line="239" w:lineRule="atLeast"/>
+              <w:jc w:val="left"/>
+              <w:rPr>
+                <w:rFonts w:ascii="Consolas" w:hAnsi="Consolas" w:cs="Consolas"/>
+                <w:color w:val="000000"/>
+                <w:spacing w:val="4"/>
+                <w:sz w:val="20"/>
+                <w:szCs w:val="20"/>
+              </w:rPr>
+            </w:pPr>
+            <w:r>
+              <w:rPr>
+                <w:rFonts w:ascii="Consolas" w:hAnsi="Consolas" w:cs="Consolas"/>
+                <w:color w:val="000000"/>
+                <w:spacing w:val="4"/>
+                <w:sz w:val="20"/>
+                <w:szCs w:val="20"/>
+              </w:rPr>
+              <w:t xml:space="preserve">  OK       receivedpower_1750MHz_mat (2000 files)</w:t>
+            </w:r>
+          </w:p>
+          <w:p>
+            <w:pPr>
+              <w:pStyle w:val="HTML"/>
+              <w:pBdr>
+                <w:top w:val="single" w:sz="6" w:space="6" w:color="CCCCCC"/>
+                <w:left w:val="single" w:sz="6" w:space="6" w:color="CCCCCC"/>
+                <w:bottom w:val="single" w:sz="6" w:space="6" w:color="CCCCCC"/>
+                <w:right w:val="single" w:sz="6" w:space="6" w:color="CCCCCC"/>
+              </w:pBdr>
+              <w:shd w:val="clear" w:color="auto" w:fill="F8F8F8"/>
+              <w:spacing w:line="239" w:lineRule="atLeast"/>
+              <w:jc w:val="left"/>
+              <w:rPr>
+                <w:rFonts w:ascii="Consolas" w:hAnsi="Consolas" w:cs="Consolas"/>
+                <w:color w:val="000000"/>
+                <w:spacing w:val="4"/>
+                <w:sz w:val="20"/>
+                <w:szCs w:val="20"/>
+              </w:rPr>
+            </w:pPr>
+            <w:r>
+              <w:rPr>
+                <w:rFonts w:ascii="Consolas" w:hAnsi="Consolas" w:cs="Consolas"/>
+                <w:color w:val="000000"/>
+                <w:spacing w:val="4"/>
+                <w:sz w:val="20"/>
+                <w:szCs w:val="20"/>
+              </w:rPr>
+              <w:t xml:space="preserve">...</w:t>
+            </w:r>
+          </w:p>
+          <w:p>
+            <w:pPr>
+              <w:pStyle w:val="HTML"/>
+              <w:pBdr>
+                <w:top w:val="single" w:sz="6" w:space="6" w:color="CCCCCC"/>
+                <w:left w:val="single" w:sz="6" w:space="6" w:color="CCCCCC"/>
+                <w:bottom w:val="single" w:sz="6" w:space="6" w:color="CCCCCC"/>
+                <w:right w:val="single" w:sz="6" w:space="6" w:color="CCCCCC"/>
+              </w:pBdr>
+              <w:shd w:val="clear" w:color="auto" w:fill="F8F8F8"/>
+              <w:spacing w:line="239" w:lineRule="atLeast"/>
+              <w:jc w:val="left"/>
+              <w:rPr>
+                <w:rFonts w:ascii="Consolas" w:hAnsi="Consolas" w:cs="Consolas"/>
+                <w:color w:val="000000"/>
+                <w:spacing w:val="4"/>
+                <w:sz w:val="20"/>
+                <w:szCs w:val="20"/>
+              </w:rPr>
+            </w:pPr>
+            <w:r>
+              <w:rPr>
+                <w:rFonts w:ascii="Consolas" w:hAnsi="Consolas" w:cs="Consolas"/>
+                <w:color w:val="000000"/>
+                <w:spacing w:val="4"/>
+                <w:sz w:val="20"/>
+                <w:szCs w:val="20"/>
+              </w:rPr>
+              <w:t xml:space="preserve">[5/5] Checkpoints: /workspace/model_checkpoints</w:t>
+            </w:r>
+          </w:p>
+          <w:p>
+            <w:pPr>
+              <w:pStyle w:val="HTML"/>
+              <w:pBdr>
+                <w:top w:val="single" w:sz="6" w:space="6" w:color="CCCCCC"/>
+                <w:left w:val="single" w:sz="6" w:space="6" w:color="CCCCCC"/>
+                <w:bottom w:val="single" w:sz="6" w:space="6" w:color="CCCCCC"/>
+                <w:right w:val="single" w:sz="6" w:space="6" w:color="CCCCCC"/>
+              </w:pBdr>
+              <w:shd w:val="clear" w:color="auto" w:fill="F8F8F8"/>
+              <w:spacing w:line="239" w:lineRule="atLeast"/>
+              <w:jc w:val="left"/>
+              <w:rPr>
+                <w:rFonts w:ascii="Consolas" w:hAnsi="Consolas" w:cs="Consolas"/>
+                <w:color w:val="000000"/>
+                <w:spacing w:val="4"/>
+                <w:sz w:val="20"/>
+                <w:szCs w:val="20"/>
+              </w:rPr>
+            </w:pPr>
+            <w:r>
+              <w:rPr>
+                <w:rFonts w:ascii="Consolas" w:hAnsi="Consolas" w:cs="Consolas"/>
+                <w:color w:val="000000"/>
+                <w:spacing w:val="4"/>
+                <w:sz w:val="20"/>
+                <w:szCs w:val="20"/>
+              </w:rPr>
+              <w:t xml:space="preserve">  model                    1750   2750   3750   4750   5750</w:t>
+            </w:r>
+          </w:p>
+          <w:p>
+            <w:pPr>
+              <w:pStyle w:val="HTML"/>
+              <w:pBdr>
+                <w:top w:val="single" w:sz="6" w:space="6" w:color="CCCCCC"/>
+                <w:left w:val="single" w:sz="6" w:space="6" w:color="CCCCCC"/>
+                <w:bottom w:val="single" w:sz="6" w:space="6" w:color="CCCCCC"/>
+                <w:right w:val="single" w:sz="6" w:space="6" w:color="CCCCCC"/>
+              </w:pBdr>
+              <w:shd w:val="clear" w:color="auto" w:fill="F8F8F8"/>
+              <w:spacing w:line="239" w:lineRule="atLeast"/>
+              <w:jc w:val="left"/>
+              <w:rPr>
+                <w:rFonts w:ascii="Consolas" w:hAnsi="Consolas" w:cs="Consolas"/>
+                <w:color w:val="000000"/>
+                <w:spacing w:val="4"/>
+                <w:sz w:val="20"/>
+                <w:szCs w:val="20"/>
+              </w:rPr>
+            </w:pPr>
+            <w:r>
+              <w:rPr>
+                <w:rFonts w:ascii="Consolas" w:hAnsi="Consolas" w:cs="Consolas"/>
+                <w:color w:val="000000"/>
+                <w:spacing w:val="4"/>
+                <w:sz w:val="20"/>
+                <w:szCs w:val="20"/>
+              </w:rPr>
+              <w:t xml:space="preserve">  radiounet_small             O      -      -      O      O</w:t>
+            </w:r>
+          </w:p>
+          <w:p>
+            <w:pPr>
+              <w:pStyle w:val="HTML"/>
+              <w:pBdr>
+                <w:top w:val="single" w:sz="6" w:space="6" w:color="CCCCCC"/>
+                <w:left w:val="single" w:sz="6" w:space="6" w:color="CCCCCC"/>
+                <w:bottom w:val="single" w:sz="6" w:space="6" w:color="CCCCCC"/>
+                <w:right w:val="single" w:sz="6" w:space="6" w:color="CCCCCC"/>
+              </w:pBdr>
+              <w:shd w:val="clear" w:color="auto" w:fill="F8F8F8"/>
+              <w:spacing w:line="239" w:lineRule="atLeast"/>
+              <w:jc w:val="left"/>
+              <w:rPr>
+                <w:rFonts w:ascii="Consolas" w:hAnsi="Consolas" w:cs="Consolas"/>
+                <w:color w:val="000000"/>
+                <w:spacing w:val="4"/>
+                <w:sz w:val="20"/>
+                <w:szCs w:val="20"/>
+              </w:rPr>
+            </w:pPr>
+            <w:r>
+              <w:rPr>
+                <w:rFonts w:ascii="Consolas" w:hAnsi="Consolas" w:cs="Consolas"/>
+                <w:color w:val="000000"/>
+                <w:spacing w:val="4"/>
+                <w:sz w:val="20"/>
+                <w:szCs w:val="20"/>
+              </w:rPr>
+              <w:t xml:space="preserve">...</w:t>
+            </w:r>
+          </w:p>
+          <w:p>
+            <w:pPr>
+              <w:pStyle w:val="HTML"/>
+              <w:pBdr>
+                <w:top w:val="single" w:sz="6" w:space="6" w:color="CCCCCC"/>
+                <w:left w:val="single" w:sz="6" w:space="6" w:color="CCCCCC"/>
+                <w:bottom w:val="single" w:sz="6" w:space="6" w:color="CCCCCC"/>
+                <w:right w:val="single" w:sz="6" w:space="6" w:color="CCCCCC"/>
+              </w:pBdr>
+              <w:shd w:val="clear" w:color="auto" w:fill="F8F8F8"/>
+              <w:spacing w:line="239" w:lineRule="atLeast"/>
+              <w:jc w:val="left"/>
+              <w:rPr>
+                <w:rFonts w:ascii="Consolas" w:hAnsi="Consolas" w:cs="Consolas"/>
+                <w:color w:val="000000"/>
+                <w:spacing w:val="4"/>
+                <w:sz w:val="20"/>
+                <w:szCs w:val="20"/>
+              </w:rPr>
+            </w:pPr>
+            <w:r>
+              <w:rPr>
+                <w:rFonts w:ascii="Consolas" w:hAnsi="Consolas" w:cs="Consolas"/>
+                <w:color w:val="000000"/>
+                <w:spacing w:val="4"/>
+                <w:sz w:val="20"/>
+                <w:szCs w:val="20"/>
+              </w:rPr>
+              <w:t xml:space="preserve"/>
+            </w:r>
+          </w:p>
+          <w:p>
+            <w:pPr>
+              <w:pStyle w:val="HTML"/>
+              <w:pBdr>
+                <w:top w:val="single" w:sz="6" w:space="6" w:color="CCCCCC"/>
+                <w:left w:val="single" w:sz="6" w:space="6" w:color="CCCCCC"/>
+                <w:bottom w:val="single" w:sz="6" w:space="6" w:color="CCCCCC"/>
+                <w:right w:val="single" w:sz="6" w:space="6" w:color="CCCCCC"/>
+              </w:pBdr>
+              <w:shd w:val="clear" w:color="auto" w:fill="F8F8F8"/>
+              <w:spacing w:line="239" w:lineRule="atLeast"/>
+              <w:jc w:val="left"/>
+              <w:rPr>
+                <w:rFonts w:ascii="Consolas" w:hAnsi="Consolas" w:cs="Consolas"/>
+                <w:color w:val="000000"/>
+                <w:spacing w:val="4"/>
+                <w:sz w:val="20"/>
+                <w:szCs w:val="20"/>
+              </w:rPr>
+            </w:pPr>
+            <w:r>
+              <w:rPr>
+                <w:rFonts w:ascii="Consolas" w:hAnsi="Consolas" w:cs="Consolas"/>
+                <w:color w:val="000000"/>
+                <w:spacing w:val="4"/>
+                <w:sz w:val="20"/>
+                <w:szCs w:val="20"/>
+              </w:rPr>
+              <w:t xml:space="preserve">Result: OK</w:t>
+            </w:r>
+          </w:p>
+          <w:p>
+            <w:pPr>
+              <w:pStyle w:val="aa"/>
+              <w:ind w:leftChars="0" w:left="0"/>
+              <w:jc w:val="left"/>
+              <w:rPr>
+                <w:rFonts w:ascii="맑은 고딕" w:eastAsia="맑은 고딕" w:hAnsi="맑은 고딕"/>
+                <w:color w:val="000000"/>
+              </w:rPr>
+            </w:pPr>
+          </w:p>
+          <w:p>
+            <w:pPr>
+              <w:pStyle w:val="aa"/>
+              <w:ind w:leftChars="0" w:left="0"/>
+              <w:jc w:val="left"/>
+              <w:rPr>
+                <w:rFonts w:ascii="맑은 고딕" w:eastAsia="맑은 고딕" w:hAnsi="맑은 고딕"/>
+                <w:color w:val="000000"/>
+              </w:rPr>
+            </w:pPr>
+            <w:r>
+              <w:rPr>
+                <w:rFonts w:ascii="맑은 고딕" w:eastAsia="맑은 고딕" w:hAnsi="맑은 고딕" w:hint="eastAsia"/>
+                <w:color w:val="000000"/>
+                <w:b/>
+                <w:bCs/>
+              </w:rPr>
+              <w:t xml:space="preserve">위 확인에서 Result: OK가 출력되어야만 다음 과정으로 진행 가능.</w:t>
+            </w:r>
+          </w:p>
+          <w:p>
+            <w:pPr>
+              <w:pStyle w:val="aa"/>
+              <w:ind w:leftChars="0" w:left="0"/>
+              <w:jc w:val="left"/>
+              <w:rPr>
+                <w:rFonts w:ascii="맑은 고딕" w:eastAsia="맑은 고딕" w:hAnsi="맑은 고딕"/>
+                <w:color w:val="000000"/>
+              </w:rPr>
+            </w:pPr>
+            <w:r>
+              <w:rPr>
+                <w:rFonts w:ascii="맑은 고딕" w:eastAsia="맑은 고딕" w:hAnsi="맑은 고딕" w:hint="eastAsia"/>
+                <w:color w:val="000000"/>
+                <w:b/>
+                <w:bCs/>
+              </w:rPr>
+              <w:t xml:space="preserve">- MISSING 또는 FAIL 항목이 있으면 해당 경로와 파일을 확인한다. 납품 체크포인트 기준으로는 1750, 4750, 5750 열만 O 이다.</w:t>
+            </w:r>
+          </w:p>
+        </w:tc>
+      </w:tr>
+    </w:tbl>
+    <w:p>
+      <w:pPr>
+        <w:pStyle w:val="aa"/>
+        <w:ind w:leftChars="0"/>
+        <w:jc w:val="left"/>
+        <w:rPr>
+          <w:rFonts w:ascii="맑은 고딕" w:eastAsia="맑은 고딕" w:hAnsi="맑은 고딕"/>
+          <w:color w:val="000000"/>
+        </w:rPr>
+      </w:pPr>
+    </w:p>
+    <w:p>
+      <w:pPr>
+        <w:pStyle w:val="aa"/>
+        <w:keepNext/>
+        <w:numPr>
+          <w:ilvl w:val="0"/>
+          <w:numId w:val="105"/>
+        </w:numPr>
+        <w:ind w:leftChars="0"/>
+        <w:jc w:val="left"/>
+        <w:rPr>
+          <w:rFonts w:ascii="맑은 고딕" w:eastAsia="맑은 고딕" w:hAnsi="맑은 고딕"/>
+          <w:color w:val="000000"/>
+        </w:rPr>
+      </w:pPr>
+      <w:r>
+        <w:rPr>
+          <w:rFonts w:ascii="맑은 고딕" w:eastAsia="맑은 고딕" w:hAnsi="맑은 고딕" w:hint="eastAsia"/>
+          <w:color w:val="000000"/>
+        </w:rPr>
+        <w:t xml:space="preserve">테스트 데이터로 동작 확인 (선택)</w:t>
+      </w:r>
+    </w:p>
     <w:p>
       <w:pPr>
         <w:pStyle w:val="aa"/>
@@ -4344,9 +4444,438 @@
           <w:rFonts w:ascii="맑은 고딕" w:eastAsia="맑은 고딕" w:hAnsi="맑은 고딕" w:hint="eastAsia"/>
           <w:color w:val="000000"/>
         </w:rPr>
-        <w:t xml:space="preserve">metrics: 고정 임계값(-70, -65, -60 dBm)별 Precision, Recall, IoU, F1-score, RMSE (CSV, heatmap)</w:t>
+        <w:t xml:space="preserve">전체 데이터셋을 받기 전에 40샘플 테스트 데이터(docker_test_data_40samples.tar.gz)로 학습과 평가가 동작하는지 확인할 수 있다.</w:t>
       </w:r>
     </w:p>
+    <w:tbl>
+      <w:tblPr>
+        <w:tblStyle w:val="af"/>
+        <w:tblW w:w="0" w:type="auto"/>
+        <w:tblInd w:w="400" w:type="dxa"/>
+        <w:tblLook w:val="04A0" w:firstRow="1" w:lastRow="0" w:firstColumn="1" w:lastColumn="0" w:noHBand="0" w:noVBand="1"/>
+      </w:tblPr>
+      <w:tblGrid>
+        <w:gridCol w:w="8546"/>
+      </w:tblGrid>
+      <w:tr>
+        <w:trPr>
+          <w:cantSplit/>
+        </w:trPr>
+        <w:tc>
+          <w:tcPr>
+            <w:tcW w:w="8928" w:type="dxa"/>
+            <w:shd w:val="clear" w:color="auto" w:fill="F2F2F2" w:themeFill="background1" w:themeFillShade="F2"/>
+          </w:tcPr>
+          <w:p>
+            <w:pPr>
+              <w:pStyle w:val="aa"/>
+              <w:ind w:leftChars="0" w:left="0"/>
+              <w:jc w:val="left"/>
+              <w:rPr>
+                <w:rFonts w:ascii="맑은 고딕" w:eastAsia="맑은 고딕" w:hAnsi="맑은 고딕"/>
+                <w:color w:val="000000"/>
+              </w:rPr>
+            </w:pPr>
+            <w:r>
+              <w:rPr>
+                <w:rFonts w:ascii="맑은 고딕" w:eastAsia="맑은 고딕" w:hAnsi="맑은 고딕" w:hint="eastAsia"/>
+                <w:color w:val="000000"/>
+              </w:rPr>
+              <w:t xml:space="preserve">// 테스트 데이터 압축 해제 (OutdoorRMP/data 가 생성됨) 후 .env 생성</w:t>
+            </w:r>
+          </w:p>
+          <w:p>
+            <w:pPr>
+              <w:pStyle w:val="12"/>
+              <w:jc w:val="left"/>
+            </w:pPr>
+            <w:r>
+              <w:t xml:space="preserve">$ tar -xzf docker_test_data_40samples.tar.gz -C ~/OutdoorRMP</w:t>
+            </w:r>
+          </w:p>
+          <w:p>
+            <w:pPr>
+              <w:pStyle w:val="12"/>
+              <w:jc w:val="left"/>
+            </w:pPr>
+            <w:r>
+              <w:t xml:space="preserve">$ bash docker/setup_env.sh</w:t>
+            </w:r>
+          </w:p>
+          <w:p>
+            <w:pPr>
+              <w:pStyle w:val="aa"/>
+              <w:ind w:leftChars="0" w:left="0"/>
+              <w:jc w:val="left"/>
+              <w:rPr>
+                <w:rFonts w:ascii="맑은 고딕" w:eastAsia="맑은 고딕" w:hAnsi="맑은 고딕"/>
+                <w:color w:val="000000"/>
+              </w:rPr>
+            </w:pPr>
+            <w:r>
+              <w:rPr>
+                <w:rFonts w:ascii="맑은 고딕" w:eastAsia="맑은 고딕" w:hAnsi="맑은 고딕" w:hint="eastAsia"/>
+                <w:color w:val="000000"/>
+              </w:rPr>
+              <w:t xml:space="preserve">// 설치 확인: 폴더마다 (40 files), 체크포인트는 모두 - 로 표시되면 정상</w:t>
+            </w:r>
+          </w:p>
+          <w:p>
+            <w:pPr>
+              <w:pStyle w:val="12"/>
+              <w:jc w:val="left"/>
+            </w:pPr>
+            <w:r>
+              <w:t xml:space="preserve">$ docker compose run --rm rmp python scripts/check_setup.py</w:t>
+            </w:r>
+          </w:p>
+          <w:p>
+            <w:pPr>
+              <w:pStyle w:val="aa"/>
+              <w:ind w:leftChars="0" w:left="0"/>
+              <w:jc w:val="left"/>
+              <w:rPr>
+                <w:rFonts w:ascii="맑은 고딕" w:eastAsia="맑은 고딕" w:hAnsi="맑은 고딕"/>
+                <w:color w:val="000000"/>
+              </w:rPr>
+            </w:pPr>
+            <w:r>
+              <w:rPr>
+                <w:rFonts w:ascii="맑은 고딕" w:eastAsia="맑은 고딕" w:hAnsi="맑은 고딕" w:hint="eastAsia"/>
+                <w:color w:val="000000"/>
+              </w:rPr>
+              <w:t xml:space="preserve">// 1 epoch 학습 (GPU 메모리가 작은 경우 --batch_size 2)</w:t>
+            </w:r>
+          </w:p>
+          <w:p>
+            <w:pPr>
+              <w:pStyle w:val="12"/>
+              <w:jc w:val="left"/>
+            </w:pPr>
+            <w:r>
+              <w:t xml:space="preserve">$ docker compose run --rm rmp python -m ikeee.bratlab_train --mode train \</w:t>
+            </w:r>
+          </w:p>
+          <w:p>
+            <w:pPr>
+              <w:pStyle w:val="12"/>
+              <w:jc w:val="left"/>
+            </w:pPr>
+            <w:r>
+              <w:t xml:space="preserve">    --root data --freq 4750 --model radiounet --size small \</w:t>
+            </w:r>
+          </w:p>
+          <w:p>
+            <w:pPr>
+              <w:pStyle w:val="12"/>
+              <w:jc w:val="left"/>
+            </w:pPr>
+            <w:r>
+              <w:t xml:space="preserve">    --batch_size 4 --amp --epochs 1 --num_workers 2 \</w:t>
+            </w:r>
+          </w:p>
+          <w:p>
+            <w:pPr>
+              <w:pStyle w:val="12"/>
+              <w:jc w:val="left"/>
+            </w:pPr>
+            <w:r>
+              <w:t xml:space="preserve">    --save_dir model_checkpoints/checkpoints_test_radiounet_small_4750</w:t>
+            </w:r>
+          </w:p>
+          <w:p>
+            <w:pPr>
+              <w:pStyle w:val="aa"/>
+              <w:ind w:leftChars="0" w:left="0"/>
+              <w:jc w:val="left"/>
+              <w:rPr>
+                <w:rFonts w:ascii="맑은 고딕" w:eastAsia="맑은 고딕" w:hAnsi="맑은 고딕"/>
+                <w:color w:val="000000"/>
+              </w:rPr>
+            </w:pPr>
+            <w:r>
+              <w:rPr>
+                <w:rFonts w:ascii="맑은 고딕" w:eastAsia="맑은 고딕" w:hAnsi="맑은 고딕" w:hint="eastAsia"/>
+                <w:color w:val="000000"/>
+              </w:rPr>
+              <w:t xml:space="preserve">// 학습한 체크포인트로 평가</w:t>
+            </w:r>
+          </w:p>
+          <w:p>
+            <w:pPr>
+              <w:pStyle w:val="12"/>
+              <w:jc w:val="left"/>
+            </w:pPr>
+            <w:r>
+              <w:t xml:space="preserve">$ docker compose run --rm rmp python -m ikeee.bratlab_train --mode eval \</w:t>
+            </w:r>
+          </w:p>
+          <w:p>
+            <w:pPr>
+              <w:pStyle w:val="12"/>
+              <w:jc w:val="left"/>
+            </w:pPr>
+            <w:r>
+              <w:t xml:space="preserve">    --root data --freq 4750 --model radiounet --size small \</w:t>
+            </w:r>
+          </w:p>
+          <w:p>
+            <w:pPr>
+              <w:pStyle w:val="12"/>
+              <w:jc w:val="left"/>
+            </w:pPr>
+            <w:r>
+              <w:t xml:space="preserve">    --ckpt model_checkpoints/checkpoints_test_radiounet_small_4750/best.pth \</w:t>
+            </w:r>
+          </w:p>
+          <w:p>
+            <w:pPr>
+              <w:pStyle w:val="12"/>
+              <w:jc w:val="left"/>
+            </w:pPr>
+            <w:r>
+              <w:t xml:space="preserve">    --result_dir runs/eval_test_radiounet_small_4750</w:t>
+            </w:r>
+          </w:p>
+          <w:p>
+            <w:pPr>
+              <w:pStyle w:val="aa"/>
+              <w:ind w:leftChars="0" w:left="0"/>
+              <w:jc w:val="left"/>
+              <w:rPr>
+                <w:rFonts w:ascii="맑은 고딕" w:eastAsia="맑은 고딕" w:hAnsi="맑은 고딕"/>
+                <w:color w:val="000000"/>
+              </w:rPr>
+            </w:pPr>
+            <w:r>
+              <w:rPr>
+                <w:rFonts w:ascii="맑은 고딕" w:eastAsia="맑은 고딕" w:hAnsi="맑은 고딕" w:hint="eastAsia"/>
+                <w:color w:val="000000"/>
+              </w:rPr>
+              <w:t xml:space="preserve">// 끝에 Test RMSE, MAE, Bias, SSIM 표가 출력되면 정상 (1 epoch 학습이므로 오차 값은 큼)</w:t>
+            </w:r>
+          </w:p>
+        </w:tc>
+      </w:tr>
+    </w:tbl>
+    <w:p>
+      <w:pPr>
+        <w:pStyle w:val="aa"/>
+        <w:ind w:leftChars="0"/>
+        <w:jc w:val="left"/>
+        <w:rPr>
+          <w:rFonts w:ascii="맑은 고딕" w:eastAsia="맑은 고딕" w:hAnsi="맑은 고딕"/>
+          <w:color w:val="000000"/>
+        </w:rPr>
+      </w:pPr>
+      <w:r>
+        <w:rPr>
+          <w:rFonts w:ascii="맑은 고딕" w:eastAsia="맑은 고딕" w:hAnsi="맑은 고딕" w:hint="eastAsia"/>
+          <w:color w:val="000000"/>
+        </w:rPr>
+        <w:t xml:space="preserve">※ 확인이 끝나면 data 폴더를 전체 데이터셋으로 교체하고 .env를 다시 생성한다. 테스트용 체크포인트(checkpoints_test_*)와 runs/ 폴더는 삭제해도 된다.</w:t>
+      </w:r>
+    </w:p>
+    <w:p>
+      <w:pPr>
+        <w:pStyle w:val="aa"/>
+        <w:ind w:leftChars="0"/>
+        <w:rPr>
+          <w:rFonts w:ascii="맑은 고딕" w:eastAsia="맑은 고딕" w:hAnsi="맑은 고딕"/>
+          <w:color w:val="000000"/>
+        </w:rPr>
+      </w:pPr>
+    </w:p>
+    <w:p>
+      <w:pPr>
+        <w:pStyle w:val="aa"/>
+        <w:ind w:leftChars="0"/>
+        <w:jc w:val="left"/>
+        <w:rPr>
+          <w:rFonts w:ascii="맑은 고딕" w:eastAsia="맑은 고딕" w:hAnsi="맑은 고딕"/>
+          <w:color w:val="000000"/>
+        </w:rPr>
+      </w:pPr>
+      <w:r>
+        <w:rPr>
+          <w:rFonts w:ascii="맑은 고딕" w:eastAsia="맑은 고딕" w:hAnsi="맑은 고딕" w:hint="eastAsia"/>
+          <w:color w:val="000000"/>
+        </w:rPr>
+        <w:t xml:space="preserve">// 설치 완료</w:t>
+      </w:r>
+    </w:p>
+    <w:p>
+      <w:pPr>
+        <w:pStyle w:val="aa"/>
+        <w:ind w:leftChars="0"/>
+        <w:rPr>
+          <w:rFonts w:ascii="맑은 고딕" w:eastAsia="맑은 고딕" w:hAnsi="맑은 고딕"/>
+          <w:color w:val="000000"/>
+        </w:rPr>
+      </w:pPr>
+    </w:p>
+    <w:p>
+      <w:pPr>
+        <w:pStyle w:val="10"/>
+        <w:numPr>
+          <w:ilvl w:val="0"/>
+          <w:numId w:val="8"/>
+        </w:numPr>
+        <w:rPr>
+          <w:rFonts w:ascii="맑은 고딕" w:eastAsia="맑은 고딕" w:hAnsi="맑은 고딕"/>
+          <w:szCs w:val="28"/>
+        </w:rPr>
+      </w:pPr>
+      <w:r>
+        <w:rPr>
+          <w:rFonts w:ascii="맑은 고딕" w:eastAsia="맑은 고딕" w:hAnsi="맑은 고딕" w:hint="eastAsia"/>
+          <w:szCs w:val="28"/>
+        </w:rPr>
+        <w:t xml:space="preserve"> 실행 방법</w:t>
+      </w:r>
+    </w:p>
+    <w:p>
+      <w:pPr>
+        <w:pStyle w:val="aa"/>
+        <w:ind w:leftChars="0"/>
+        <w:jc w:val="left"/>
+        <w:rPr>
+          <w:rFonts w:ascii="맑은 고딕" w:eastAsia="맑은 고딕" w:hAnsi="맑은 고딕"/>
+          <w:color w:val="000000"/>
+        </w:rPr>
+      </w:pPr>
+      <w:r>
+        <w:rPr>
+          <w:rFonts w:ascii="맑은 고딕" w:eastAsia="맑은 고딕" w:hAnsi="맑은 고딕" w:hint="eastAsia"/>
+          <w:color w:val="000000"/>
+        </w:rPr>
+        <w:t xml:space="preserve">※ 모든 명령은 OutdoorRMP directory에서 실행하며, 결과 파일은 OutdoorRMP 아래에 저장된다.</w:t>
+      </w:r>
+    </w:p>
+    <w:p>
+      <w:pPr>
+        <w:pStyle w:val="aa"/>
+        <w:ind w:leftChars="0"/>
+        <w:rPr>
+          <w:rFonts w:ascii="맑은 고딕" w:eastAsia="맑은 고딕" w:hAnsi="맑은 고딕"/>
+          <w:color w:val="000000"/>
+        </w:rPr>
+      </w:pPr>
+    </w:p>
+    <w:p>
+      <w:pPr>
+        <w:pStyle w:val="aa"/>
+        <w:keepNext/>
+        <w:numPr>
+          <w:ilvl w:val="0"/>
+          <w:numId w:val="106"/>
+        </w:numPr>
+        <w:ind w:leftChars="0"/>
+        <w:jc w:val="left"/>
+        <w:rPr>
+          <w:rFonts w:ascii="맑은 고딕" w:eastAsia="맑은 고딕" w:hAnsi="맑은 고딕"/>
+          <w:color w:val="000000"/>
+        </w:rPr>
+      </w:pPr>
+      <w:r>
+        <w:rPr>
+          <w:rFonts w:ascii="맑은 고딕" w:eastAsia="맑은 고딕" w:hAnsi="맑은 고딕" w:hint="eastAsia"/>
+          <w:color w:val="000000"/>
+          <w:b/>
+          <w:bCs/>
+        </w:rPr>
+        <w:t xml:space="preserve">대표 결과 재현 (1750, 4750, 5750 MHz)</w:t>
+      </w:r>
+    </w:p>
+    <w:tbl>
+      <w:tblPr>
+        <w:tblStyle w:val="af"/>
+        <w:tblW w:w="0" w:type="auto"/>
+        <w:tblInd w:w="400" w:type="dxa"/>
+        <w:tblLook w:val="04A0" w:firstRow="1" w:lastRow="0" w:firstColumn="1" w:lastColumn="0" w:noHBand="0" w:noVBand="1"/>
+      </w:tblPr>
+      <w:tblGrid>
+        <w:gridCol w:w="8546"/>
+      </w:tblGrid>
+      <w:tr>
+        <w:trPr>
+          <w:cantSplit/>
+        </w:trPr>
+        <w:tc>
+          <w:tcPr>
+            <w:tcW w:w="8928" w:type="dxa"/>
+            <w:shd w:val="clear" w:color="auto" w:fill="F2F2F2" w:themeFill="background1" w:themeFillShade="F2"/>
+          </w:tcPr>
+          <w:p>
+            <w:pPr>
+              <w:pStyle w:val="12"/>
+              <w:jc w:val="left"/>
+            </w:pPr>
+            <w:r>
+              <w:t xml:space="preserve">$ docker compose run --rm rmp bash scripts/run_1750_4750_5750_shared_pipeline.sh 2&gt;&amp;1 | tee pipeline.log</w:t>
+            </w:r>
+          </w:p>
+          <w:p>
+            <w:pPr>
+              <w:pStyle w:val="aa"/>
+              <w:ind w:leftChars="0" w:left="0"/>
+              <w:jc w:val="left"/>
+              <w:rPr>
+                <w:rFonts w:ascii="맑은 고딕" w:eastAsia="맑은 고딕" w:hAnsi="맑은 고딕"/>
+                <w:color w:val="000000"/>
+              </w:rPr>
+            </w:pPr>
+            <w:r>
+              <w:rPr>
+                <w:rFonts w:ascii="맑은 고딕" w:eastAsia="맑은 고딕" w:hAnsi="맑은 고딕" w:hint="eastAsia"/>
+                <w:color w:val="000000"/>
+              </w:rPr>
+              <w:t xml:space="preserve">// 결과 확인</w:t>
+            </w:r>
+          </w:p>
+          <w:p>
+            <w:pPr>
+              <w:pStyle w:val="12"/>
+              <w:jc w:val="left"/>
+            </w:pPr>
+            <w:r>
+              <w:t xml:space="preserve">$ ls results_1750_4750_5750_regenerated</w:t>
+            </w:r>
+          </w:p>
+          <w:p>
+            <w:pPr>
+              <w:pStyle w:val="HTML"/>
+              <w:pBdr>
+                <w:top w:val="single" w:sz="6" w:space="6" w:color="CCCCCC"/>
+                <w:left w:val="single" w:sz="6" w:space="6" w:color="CCCCCC"/>
+                <w:bottom w:val="single" w:sz="6" w:space="6" w:color="CCCCCC"/>
+                <w:right w:val="single" w:sz="6" w:space="6" w:color="CCCCCC"/>
+              </w:pBdr>
+              <w:shd w:val="clear" w:color="auto" w:fill="F8F8F8"/>
+              <w:spacing w:line="239" w:lineRule="atLeast"/>
+              <w:jc w:val="left"/>
+              <w:rPr>
+                <w:rFonts w:ascii="Consolas" w:hAnsi="Consolas" w:cs="Consolas"/>
+                <w:color w:val="000000"/>
+                <w:spacing w:val="4"/>
+                <w:sz w:val="20"/>
+                <w:szCs w:val="20"/>
+              </w:rPr>
+            </w:pPr>
+            <w:r>
+              <w:rPr>
+                <w:rFonts w:ascii="Consolas" w:hAnsi="Consolas" w:cs="Consolas"/>
+                <w:color w:val="000000"/>
+                <w:spacing w:val="4"/>
+                <w:sz w:val="20"/>
+                <w:szCs w:val="20"/>
+              </w:rPr>
+              <w:t xml:space="preserve">boundary_cdf  metrics  miss_cdf  qualitative</w:t>
+            </w:r>
+          </w:p>
+        </w:tc>
+      </w:tr>
+    </w:tbl>
     <w:p>
       <w:pPr>
         <w:pStyle w:val="aa"/>
@@ -4366,7 +4895,7 @@
           <w:rFonts w:ascii="맑은 고딕" w:eastAsia="맑은 고딕" w:hAnsi="맑은 고딕" w:hint="eastAsia"/>
           <w:color w:val="000000"/>
         </w:rPr>
-        <w:t xml:space="preserve">miss_cdf: 샘플별 miss rate CDF</w:t>
+        <w:t xml:space="preserve">metrics: 고정 임계값(-70, -65, -60 dBm)별 Precision, Recall, IoU, F1-score, RMSE (CSV, heatmap)</w:t>
       </w:r>
     </w:p>
     <w:p>
@@ -4388,7 +4917,7 @@
           <w:rFonts w:ascii="맑은 고딕" w:eastAsia="맑은 고딕" w:hAnsi="맑은 고딕" w:hint="eastAsia"/>
           <w:color w:val="000000"/>
         </w:rPr>
-        <w:t xml:space="preserve">boundary_cdf: 경계 영역(|GT RSS - 임계값| &lt;= 10 dB)의 오차 및 miss rate CDF</w:t>
+        <w:t xml:space="preserve">miss_cdf: 샘플별 miss rate CDF</w:t>
       </w:r>
     </w:p>
     <w:p>
@@ -4410,9 +4939,129 @@
           <w:rFonts w:ascii="맑은 고딕" w:eastAsia="맑은 고딕" w:hAnsi="맑은 고딕" w:hint="eastAsia"/>
           <w:color w:val="000000"/>
         </w:rPr>
+        <w:t xml:space="preserve">boundary_cdf: 경계 영역(|GT RSS - 임계값| &lt;= 10 dB)의 오차 및 miss rate CDF</w:t>
+      </w:r>
+    </w:p>
+    <w:p>
+      <w:pPr>
+        <w:pStyle w:val="aa"/>
+        <w:numPr>
+          <w:ilvl w:val="0"/>
+          <w:numId w:val="6"/>
+        </w:numPr>
+        <w:ind w:leftChars="0"/>
+        <w:jc w:val="left"/>
+        <w:rPr>
+          <w:rFonts w:ascii="맑은 고딕" w:eastAsia="맑은 고딕" w:hAnsi="맑은 고딕"/>
+          <w:color w:val="000000"/>
+        </w:rPr>
+      </w:pPr>
+      <w:r>
+        <w:rPr>
+          <w:rFonts w:ascii="맑은 고딕" w:eastAsia="맑은 고딕" w:hAnsi="맑은 고딕" w:hint="eastAsia"/>
+          <w:color w:val="000000"/>
+        </w:rPr>
         <w:t xml:space="preserve">qualitative: 세 주파수 공통 샘플의 음영 영역 검출 결과와 오차 맵</w:t>
       </w:r>
     </w:p>
+    <w:p>
+      <w:pPr>
+        <w:pStyle w:val="aa"/>
+        <w:numPr>
+          <w:ilvl w:val="0"/>
+          <w:numId w:val="6"/>
+        </w:numPr>
+        <w:ind w:leftChars="0"/>
+        <w:jc w:val="left"/>
+        <w:rPr>
+          <w:rFonts w:ascii="맑은 고딕" w:eastAsia="맑은 고딕" w:hAnsi="맑은 고딕"/>
+          <w:color w:val="000000"/>
+        </w:rPr>
+      </w:pPr>
+      <w:r>
+        <w:rPr>
+          <w:rFonts w:ascii="맑은 고딕" w:eastAsia="맑은 고딕" w:hAnsi="맑은 고딕" w:hint="eastAsia"/>
+          <w:color w:val="000000"/>
+        </w:rPr>
+        <w:t xml:space="preserve">results/representative_1750_4750_5750 에 같은 구성의 논문 결과가 들어 있으므로, 재현 결과의 CSV 값을 비교해 확인한다.</w:t>
+      </w:r>
+    </w:p>
+    <w:tbl>
+      <w:tblPr>
+        <w:tblStyle w:val="af"/>
+        <w:tblW w:w="0" w:type="auto"/>
+        <w:tblInd w:w="400" w:type="dxa"/>
+        <w:tblLook w:val="04A0" w:firstRow="1" w:lastRow="0" w:firstColumn="1" w:lastColumn="0" w:noHBand="0" w:noVBand="1"/>
+      </w:tblPr>
+      <w:tblGrid>
+        <w:gridCol w:w="8546"/>
+      </w:tblGrid>
+      <w:tr>
+        <w:trPr>
+          <w:cantSplit/>
+        </w:trPr>
+        <w:tc>
+          <w:tcPr>
+            <w:tcW w:w="8928" w:type="dxa"/>
+            <w:shd w:val="clear" w:color="auto" w:fill="F2F2F2" w:themeFill="background1" w:themeFillShade="F2"/>
+          </w:tcPr>
+          <w:p>
+            <w:pPr>
+              <w:pStyle w:val="aa"/>
+              <w:ind w:leftChars="0" w:left="0"/>
+              <w:jc w:val="left"/>
+              <w:rPr>
+                <w:rFonts w:ascii="맑은 고딕" w:eastAsia="맑은 고딕" w:hAnsi="맑은 고딕"/>
+                <w:color w:val="000000"/>
+              </w:rPr>
+            </w:pPr>
+            <w:r>
+              <w:rPr>
+                <w:rFonts w:ascii="맑은 고딕" w:eastAsia="맑은 고딕" w:hAnsi="맑은 고딕" w:hint="eastAsia"/>
+                <w:color w:val="000000"/>
+              </w:rPr>
+              <w:t xml:space="preserve">// 재현 결과에는 seed 열이 하나 더 있으므로 첫 열을 제외하고 비교</w:t>
+            </w:r>
+          </w:p>
+          <w:p>
+            <w:pPr>
+              <w:pStyle w:val="12"/>
+              <w:jc w:val="left"/>
+            </w:pPr>
+            <w:r>
+              <w:t xml:space="preserve">$ diff &lt;(cut -d, -f2- results_1750_4750_5750_regenerated/metrics/summary_metrics_fixed_threshold.csv) \</w:t>
+            </w:r>
+          </w:p>
+          <w:p>
+            <w:pPr>
+              <w:pStyle w:val="12"/>
+              <w:jc w:val="left"/>
+            </w:pPr>
+            <w:r>
+              <w:t xml:space="preserve">       results/representative_1750_4750_5750/metrics/summary_metrics_fixed_threshold.csv</w:t>
+            </w:r>
+          </w:p>
+          <w:p>
+            <w:pPr>
+              <w:pStyle w:val="aa"/>
+              <w:ind w:leftChars="0" w:left="0"/>
+              <w:jc w:val="left"/>
+              <w:rPr>
+                <w:rFonts w:ascii="맑은 고딕" w:eastAsia="맑은 고딕" w:hAnsi="맑은 고딕"/>
+                <w:color w:val="000000"/>
+              </w:rPr>
+            </w:pPr>
+            <w:r>
+              <w:rPr>
+                <w:rFonts w:ascii="맑은 고딕" w:eastAsia="맑은 고딕" w:hAnsi="맑은 고딕" w:hint="eastAsia"/>
+                <w:color w:val="000000"/>
+              </w:rPr>
+              <w:t xml:space="preserve">// 출력이 없으면 동일. GPU 종류에 따라 TransPathNet 행의 소수점 6째 자리 이하가 다를 수 있음 (RadioUNet 행은 동일)</w:t>
+            </w:r>
+          </w:p>
+        </w:tc>
+      </w:tr>
+    </w:tbl>
     <w:p>
       <w:pPr>
         <w:pStyle w:val="aa"/>
@@ -6973,6 +7622,92 @@
           </w:p>
         </w:tc>
       </w:tr>
+      <w:tr>
+        <w:trPr>
+          <w:cantSplit/>
+        </w:trPr>
+        <w:tc>
+          <w:tcPr>
+            <w:tcW w:w="3000" w:type="dxa"/>
+            <w:vAlign w:val="center"/>
+          </w:tcPr>
+          <w:p>
+            <w:pPr>
+              <w:pStyle w:val="aa"/>
+              <w:keepNext/>
+              <w:ind w:leftChars="0" w:left="0"/>
+              <w:jc w:val="left"/>
+              <w:rPr>
+                <w:rFonts w:ascii="맑은 고딕" w:eastAsia="맑은 고딕" w:hAnsi="맑은 고딕"/>
+                <w:color w:val="000000"/>
+                <w:sz w:val="18"/>
+              </w:rPr>
+            </w:pPr>
+            <w:r>
+              <w:rPr>
+                <w:rFonts w:ascii="맑은 고딕" w:eastAsia="맑은 고딕" w:hAnsi="맑은 고딕" w:hint="eastAsia"/>
+                <w:color w:val="000000"/>
+                <w:sz w:val="18"/>
+              </w:rPr>
+              <w:t xml:space="preserve">FileNotFoundError: Missing checkpoint: /workspace/model_checkpoints/...</w:t>
+            </w:r>
+          </w:p>
+        </w:tc>
+        <w:tc>
+          <w:tcPr>
+            <w:tcW w:w="2500" w:type="dxa"/>
+            <w:vAlign w:val="center"/>
+          </w:tcPr>
+          <w:p>
+            <w:pPr>
+              <w:pStyle w:val="aa"/>
+              <w:keepNext/>
+              <w:ind w:leftChars="0" w:left="0"/>
+              <w:jc w:val="left"/>
+              <w:rPr>
+                <w:rFonts w:ascii="맑은 고딕" w:eastAsia="맑은 고딕" w:hAnsi="맑은 고딕"/>
+                <w:color w:val="000000"/>
+                <w:sz w:val="18"/>
+              </w:rPr>
+            </w:pPr>
+            <w:r>
+              <w:rPr>
+                <w:rFonts w:ascii="맑은 고딕" w:eastAsia="맑은 고딕" w:hAnsi="맑은 고딕" w:hint="eastAsia"/>
+                <w:color w:val="000000"/>
+                <w:sz w:val="18"/>
+              </w:rPr>
+              <w:t xml:space="preserve">체크포인트 미배치 또는 경로 오류</w:t>
+            </w:r>
+          </w:p>
+        </w:tc>
+        <w:tc>
+          <w:tcPr>
+            <w:tcW w:w="3046" w:type="dxa"/>
+            <w:vAlign w:val="center"/>
+          </w:tcPr>
+          <w:p>
+            <w:pPr>
+              <w:pStyle w:val="aa"/>
+              <w:keepNext/>
+              <w:ind w:leftChars="0" w:left="0"/>
+              <w:jc w:val="left"/>
+              <w:rPr>
+                <w:rFonts w:ascii="맑은 고딕" w:eastAsia="맑은 고딕" w:hAnsi="맑은 고딕"/>
+                <w:color w:val="000000"/>
+                <w:sz w:val="18"/>
+              </w:rPr>
+            </w:pPr>
+            <w:r>
+              <w:rPr>
+                <w:rFonts w:ascii="맑은 고딕" w:eastAsia="맑은 고딕" w:hAnsi="맑은 고딕" w:hint="eastAsia"/>
+                <w:color w:val="000000"/>
+                <w:sz w:val="18"/>
+              </w:rPr>
+              <w:t xml:space="preserve">4.0의 2) 수행 후 check_setup.py 로 확인</w:t>
+            </w:r>
+          </w:p>
+        </w:tc>
+      </w:tr>
     </w:tbl>
     <w:p>
       <w:pPr>
@@ -7001,7 +7736,7 @@
           <w:rFonts w:ascii="맑은 고딕" w:eastAsia="맑은 고딕" w:hAnsi="맑은 고딕" w:hint="eastAsia"/>
           <w:szCs w:val="28"/>
         </w:rPr>
-        <w:t xml:space="preserve"> 부록 - 오프라인 설치</w:t>
+        <w:t xml:space="preserve"> 부록 - Docker 이미지 파일 만들기</w:t>
       </w:r>
     </w:p>
     <w:p>
@@ -7023,7 +7758,7 @@
           <w:rFonts w:ascii="맑은 고딕" w:eastAsia="맑은 고딕" w:hAnsi="맑은 고딕" w:hint="eastAsia"/>
           <w:color w:val="000000"/>
         </w:rPr>
-        <w:t xml:space="preserve">인터넷이 연결되지 않은 PC에 설치할 때는 Docker 이미지를 파일로 옮긴다.</w:t>
+        <w:t xml:space="preserve">납품 폴더의 image/outdoor-rmp_latest.tar.gz 는 아래 방법으로 만든 것이다. 이미지를 수정했거나 다른 PC로 옮길 때 같은 방법을 사용한다.</w:t>
       </w:r>
     </w:p>
     <w:p>
@@ -7045,7 +7780,7 @@
           <w:rFonts w:ascii="맑은 고딕" w:eastAsia="맑은 고딕" w:hAnsi="맑은 고딕" w:hint="eastAsia"/>
           <w:color w:val="000000"/>
         </w:rPr>
-        <w:t xml:space="preserve">설치 대상 PC에는 Docker Engine, NVIDIA 드라이버, NVIDIA Container Toolkit이 설치되어 있어야 한다.</w:t>
+        <w:t xml:space="preserve">설치 대상 PC에는 2.2 (Windows는 2.3)의 사전 환경이 구축되어 있어야 한다.</w:t>
       </w:r>
     </w:p>
     <w:p>
@@ -7078,7 +7813,7 @@
           <w:rFonts w:ascii="맑은 고딕" w:eastAsia="맑은 고딕" w:hAnsi="맑은 고딕" w:hint="eastAsia"/>
           <w:color w:val="000000"/>
         </w:rPr>
-        <w:t xml:space="preserve">인터넷이 되는 PC에서 이미지 저장</w:t>
+        <w:t xml:space="preserve">이미지 파일 저장 (이미지가 있는 PC)</w:t>
       </w:r>
     </w:p>
     <w:tbl>
@@ -7102,6 +7837,24 @@
           </w:tcPr>
           <w:p>
             <w:pPr>
+              <w:pStyle w:val="aa"/>
+              <w:ind w:leftChars="0" w:left="0"/>
+              <w:jc w:val="left"/>
+              <w:rPr>
+                <w:rFonts w:ascii="맑은 고딕" w:eastAsia="맑은 고딕" w:hAnsi="맑은 고딕"/>
+                <w:color w:val="000000"/>
+              </w:rPr>
+            </w:pPr>
+            <w:r>
+              <w:rPr>
+                <w:rFonts w:ascii="맑은 고딕" w:eastAsia="맑은 고딕" w:hAnsi="맑은 고딕" w:hint="eastAsia"/>
+                <w:color w:val="000000"/>
+              </w:rPr>
+              <w:t xml:space="preserve">// 이미지가 없으면 먼저 생성</w:t>
+            </w:r>
+          </w:p>
+          <w:p>
+            <w:pPr>
               <w:pStyle w:val="12"/>
               <w:jc w:val="left"/>
             </w:pPr>
@@ -7111,11 +7864,38 @@
           </w:p>
           <w:p>
             <w:pPr>
+              <w:pStyle w:val="aa"/>
+              <w:ind w:leftChars="0" w:left="0"/>
+              <w:jc w:val="left"/>
+              <w:rPr>
+                <w:rFonts w:ascii="맑은 고딕" w:eastAsia="맑은 고딕" w:hAnsi="맑은 고딕"/>
+                <w:color w:val="000000"/>
+              </w:rPr>
+            </w:pPr>
+            <w:r>
+              <w:rPr>
+                <w:rFonts w:ascii="맑은 고딕" w:eastAsia="맑은 고딕" w:hAnsi="맑은 고딕" w:hint="eastAsia"/>
+                <w:color w:val="000000"/>
+              </w:rPr>
+              <w:t xml:space="preserve">// 파일로 저장 (수 분 소요) 및 체크섬 기록</w:t>
+            </w:r>
+          </w:p>
+          <w:p>
+            <w:pPr>
               <w:pStyle w:val="12"/>
               <w:jc w:val="left"/>
             </w:pPr>
             <w:r>
               <w:t xml:space="preserve">$ docker save outdoor-rmp:latest | gzip &gt; outdoor-rmp_latest.tar.gz</w:t>
+            </w:r>
+          </w:p>
+          <w:p>
+            <w:pPr>
+              <w:pStyle w:val="12"/>
+              <w:jc w:val="left"/>
+            </w:pPr>
+            <w:r>
+              <w:t xml:space="preserve">$ sha256sum outdoor-rmp_latest.tar.gz &gt; outdoor-rmp_latest.tar.gz.sha256</w:t>
             </w:r>
           </w:p>
         </w:tc>
@@ -7264,7 +8044,7 @@
           <w:rFonts w:ascii="맑은 고딕" w:eastAsia="맑은 고딕" w:hAnsi="맑은 고딕" w:hint="eastAsia"/>
           <w:color w:val="000000"/>
         </w:rPr>
-        <w:t xml:space="preserve">※ 이미지를 불러온 후에는 docker compose build를 생략하고 4.0 설치 STEP 2부터 진행한다.</w:t>
+        <w:t xml:space="preserve">※ 이미지를 불러온 후에는 docker compose build 를 생략하고 4.0 설치 STEP 2부터 진행한다 (3.0의 방법 A와 같다).</w:t>
       </w:r>
     </w:p>
     <w:sectPr>

--- a/docs/[OutdoorRMP]설치메뉴얼.docx
+++ b/docs/[OutdoorRMP]설치메뉴얼.docx
@@ -247,7 +247,7 @@
               <w:jc w:val="left"/>
             </w:pPr>
             <w:r>
-              <w:t xml:space="preserve">|   |-- OutdoorRMP                                전체 소스 코드 (GitHub main, 커밋 84dea0e)</w:t>
+              <w:t xml:space="preserve">|   |-- OutdoorRMP                                전체 소스 코드 (GitHub james4510/OutdoorRMP main 과 동일)</w:t>
             </w:r>
           </w:p>
           <w:p>
@@ -256,7 +256,7 @@
               <w:jc w:val="left"/>
             </w:pPr>
             <w:r>
-              <w:t xml:space="preserve">|   |-- OutdoorRMP_main_84dea0e.zip               동일 소스 코드의 zip</w:t>
+              <w:t xml:space="preserve">|   |-- OutdoorRMP_main_&lt;커밋&gt;.zip                동일 소스 코드의 zip</w:t>
             </w:r>
           </w:p>
           <w:p>
